--- a/Defense.docx
+++ b/Defense.docx
@@ -1,301 +1,1523 @@
 
 <file path=word/document.xml><?xml version="1.0" encoding="utf-8"?>
-<w:document xmlns:wpc="http://schemas.microsoft.com/office/word/2010/wordprocessingCanvas" xmlns:cx="http://schemas.microsoft.com/office/drawing/2014/chartex" xmlns:cx1="http://schemas.microsoft.com/office/drawing/2015/9/8/chartex" xmlns:cx2="http://schemas.microsoft.com/office/drawing/2015/10/21/chartex" xmlns:cx3="http://schemas.microsoft.com/office/drawing/2016/5/9/chartex" xmlns:cx4="http://schemas.microsoft.com/office/drawing/2016/5/10/chartex" xmlns:cx5="http://schemas.microsoft.com/office/drawing/2016/5/11/chartex" xmlns:cx6="http://schemas.microsoft.com/office/drawing/2016/5/12/chartex" xmlns:cx7="http://schemas.microsoft.com/office/drawing/2016/5/13/chartex" xmlns:cx8="http://schemas.microsoft.com/office/drawing/2016/5/14/chartex" xmlns:mc="http://schemas.openxmlformats.org/markup-compatibility/2006" xmlns:m="http://schemas.openxmlformats.org/officeDocument/2006/math" xmlns:aink="http://schemas.microsoft.com/office/drawing/2016/ink" xmlns:am3d="http://schemas.microsoft.com/office/drawing/2017/model3d" xmlns:oel="http://schemas.microsoft.com/office/2019/extlst" xmlns:r="http://schemas.openxmlformats.org/officeDocument/2006/relationships" xmlns:wp14="http://schemas.microsoft.com/office/word/2010/wordprocessingDrawing" xmlns:wp="http://schemas.openxmlformats.org/drawingml/2006/wordprocessingDrawing" xmlns:wpg="http://schemas.microsoft.com/office/word/2010/wordprocessingGroup" xmlns:wpi="http://schemas.microsoft.com/office/word/2010/wordprocessingInk" xmlns:wps="http://schemas.microsoft.com/office/word/2010/wordprocessingShape" xmlns:o="urn:schemas-microsoft-com:office:office" xmlns:v="urn:schemas-microsoft-com:vml" xmlns:w10="urn:schemas-microsoft-com:office:word" xmlns:w="http://schemas.openxmlformats.org/wordprocessingml/2006/main" xmlns:w14="http://schemas.microsoft.com/office/word/2010/wordml" xmlns:w15="http://schemas.microsoft.com/office/word/2012/wordml" xmlns:w16cex="http://schemas.microsoft.com/office/word/2018/wordml/cex" xmlns:w16cid="http://schemas.microsoft.com/office/word/2016/wordml/cid" xmlns:w16="http://schemas.microsoft.com/office/word/2018/wordml" xmlns:w16sdtdh="http://schemas.microsoft.com/office/word/2020/wordml/sdtdatahash" xmlns:w16sdtfl="http://schemas.microsoft.com/office/word/2024/wordml/sdtformatlock" xmlns:w16se="http://schemas.microsoft.com/office/word/2015/wordml/symex" xmlns:w16du="http://schemas.microsoft.com/office/word/2023/wordml/word16du" xmlns:wne="http://schemas.microsoft.com/office/word/2006/wordml" mc:Ignorable="w14 w15 w16se w16cid w16 w16cex w16sdtdh w16sdtfl w16du wp14">
+<w:document xmlns:wpc="http://schemas.microsoft.com/office/word/2010/wordprocessingCanvas" xmlns:cx="http://schemas.microsoft.com/office/drawing/2014/chartex" xmlns:cx1="http://schemas.microsoft.com/office/drawing/2015/9/8/chartex" xmlns:cx2="http://schemas.microsoft.com/office/drawing/2015/10/21/chartex" xmlns:cx3="http://schemas.microsoft.com/office/drawing/2016/5/9/chartex" xmlns:cx4="http://schemas.microsoft.com/office/drawing/2016/5/10/chartex" xmlns:cx5="http://schemas.microsoft.com/office/drawing/2016/5/11/chartex" xmlns:cx6="http://schemas.microsoft.com/office/drawing/2016/5/12/chartex" xmlns:cx7="http://schemas.microsoft.com/office/drawing/2016/5/13/chartex" xmlns:cx8="http://schemas.microsoft.com/office/drawing/2016/5/14/chartex" xmlns:mc="http://schemas.openxmlformats.org/markup-compatibility/2006" xmlns:aink="http://schemas.microsoft.com/office/drawing/2016/ink" xmlns:am3d="http://schemas.microsoft.com/office/drawing/2017/model3d" xmlns:o="urn:schemas-microsoft-com:office:office" xmlns:oel="http://schemas.microsoft.com/office/2019/extlst" xmlns:r="http://schemas.openxmlformats.org/officeDocument/2006/relationships" xmlns:m="http://schemas.openxmlformats.org/officeDocument/2006/math" xmlns:v="urn:schemas-microsoft-com:vml" xmlns:wp14="http://schemas.microsoft.com/office/word/2010/wordprocessingDrawing" xmlns:wp="http://schemas.openxmlformats.org/drawingml/2006/wordprocessingDrawing" xmlns:w10="urn:schemas-microsoft-com:office:word" xmlns:w="http://schemas.openxmlformats.org/wordprocessingml/2006/main" xmlns:w14="http://schemas.microsoft.com/office/word/2010/wordml" xmlns:w15="http://schemas.microsoft.com/office/word/2012/wordml" xmlns:w16cex="http://schemas.microsoft.com/office/word/2018/wordml/cex" xmlns:w16cid="http://schemas.microsoft.com/office/word/2016/wordml/cid" xmlns:w16="http://schemas.microsoft.com/office/word/2018/wordml" xmlns:w16du="http://schemas.microsoft.com/office/word/2023/wordml/word16du" xmlns:w16sdtdh="http://schemas.microsoft.com/office/word/2020/wordml/sdtdatahash" xmlns:w16sdtfl="http://schemas.microsoft.com/office/word/2024/wordml/sdtformatlock" xmlns:w16se="http://schemas.microsoft.com/office/word/2015/wordml/symex" xmlns:wpg="http://schemas.microsoft.com/office/word/2010/wordprocessingGroup" xmlns:wpi="http://schemas.microsoft.com/office/word/2010/wordprocessingInk" xmlns:wne="http://schemas.microsoft.com/office/word/2006/wordml" xmlns:wps="http://schemas.microsoft.com/office/word/2010/wordprocessingShape" mc:Ignorable="w14 w15 w16se w16cid w16 w16cex w16sdtdh w16sdtfl w16du wp14">
   <w:body>
     <w:p>
       <w:pPr>
-        <w:rPr>
-          <w:rFonts w:ascii="Times New Roman" w:hAnsi="Times New Roman" w:cs="Times New Roman"/>
-        </w:rPr>
-      </w:pPr>
-      <w:r>
-        <w:rPr>
-          <w:rFonts w:ascii="Times New Roman" w:hAnsi="Times New Roman" w:cs="Times New Roman"/>
-        </w:rPr>
-        <w:t xml:space="preserve">Summary: </w:t>
-      </w:r>
-    </w:p>
-    <w:p>
-      <w:pPr>
-        <w:rPr>
-          <w:rFonts w:ascii="Times New Roman" w:hAnsi="Times New Roman" w:cs="Times New Roman"/>
-        </w:rPr>
-      </w:pPr>
-      <w:r>
-        <w:rPr>
-          <w:rFonts w:ascii="Times New Roman" w:hAnsi="Times New Roman" w:cs="Times New Roman"/>
-        </w:rPr>
-        <w:t xml:space="preserve">Is the market pricing the </w:t>
-      </w:r>
-      <w:r>
-        <w:rPr>
-          <w:rFonts w:ascii="Times New Roman" w:hAnsi="Times New Roman" w:cs="Times New Roman"/>
-        </w:rPr>
-        <w:t>central bank’s</w:t>
-      </w:r>
-      <w:r>
-        <w:rPr>
-          <w:rFonts w:ascii="Times New Roman" w:hAnsi="Times New Roman" w:cs="Times New Roman"/>
-        </w:rPr>
-        <w:t xml:space="preserve"> own rule? To test this, this paper looks at every session dating back to 2010.</w:t>
-      </w:r>
-      <w:r>
-        <w:rPr>
-          <w:rFonts w:ascii="Times New Roman" w:hAnsi="Times New Roman" w:cs="Times New Roman"/>
-        </w:rPr>
-        <w:t xml:space="preserve"> The book samples from 01</w:t>
-      </w:r>
-      <w:r>
-        <w:rPr>
-          <w:rFonts w:ascii="Times New Roman" w:hAnsi="Times New Roman" w:cs="Times New Roman"/>
-        </w:rPr>
-        <w:t>/</w:t>
-      </w:r>
-      <w:r>
-        <w:rPr>
-          <w:rFonts w:ascii="Times New Roman" w:hAnsi="Times New Roman" w:cs="Times New Roman"/>
-        </w:rPr>
-        <w:t>13</w:t>
-      </w:r>
-      <w:r>
-        <w:rPr>
-          <w:rFonts w:ascii="Times New Roman" w:hAnsi="Times New Roman" w:cs="Times New Roman"/>
-        </w:rPr>
-        <w:t>/</w:t>
-      </w:r>
-      <w:r>
-        <w:rPr>
-          <w:rFonts w:ascii="Times New Roman" w:hAnsi="Times New Roman" w:cs="Times New Roman"/>
-        </w:rPr>
-        <w:t>2014 – 09</w:t>
-      </w:r>
-      <w:r>
-        <w:rPr>
-          <w:rFonts w:ascii="Times New Roman" w:hAnsi="Times New Roman" w:cs="Times New Roman"/>
-        </w:rPr>
-        <w:t>/</w:t>
-      </w:r>
-      <w:r>
-        <w:rPr>
-          <w:rFonts w:ascii="Times New Roman" w:hAnsi="Times New Roman" w:cs="Times New Roman"/>
-        </w:rPr>
-        <w:t>30</w:t>
-      </w:r>
-      <w:r>
-        <w:rPr>
-          <w:rFonts w:ascii="Times New Roman" w:hAnsi="Times New Roman" w:cs="Times New Roman"/>
-        </w:rPr>
-        <w:t>/</w:t>
-      </w:r>
-      <w:r>
-        <w:rPr>
-          <w:rFonts w:ascii="Times New Roman" w:hAnsi="Times New Roman" w:cs="Times New Roman"/>
-        </w:rPr>
-        <w:t xml:space="preserve">2026, 2,977 sessions. In that, there are 103 trades, by sleeve that’s: 19 USD outright, 16 GBP outright, 33 USD 2s10s, 23 GBP 2s10s, and 12 GBP – USD 2y. </w:t>
-      </w:r>
-    </w:p>
-    <w:p>
-      <w:pPr>
-        <w:rPr>
-          <w:rFonts w:ascii="Times New Roman" w:hAnsi="Times New Roman" w:cs="Times New Roman"/>
-        </w:rPr>
-      </w:pPr>
-      <w:r>
-        <w:rPr>
-          <w:rFonts w:ascii="Times New Roman" w:hAnsi="Times New Roman" w:cs="Times New Roman"/>
-        </w:rPr>
-        <w:t xml:space="preserve">The performance across the book is reflective of the paper’s conclusion which is put succinctly, that the results “”. The total portfolio has a gross Sharpe Ratio of -0.15, and after fees that drops further -0.62. If we focus in on the best performing sleeves, we see that GBP outright does return +0.72 Sharpe gross, and +0.49 net. </w:t>
-      </w:r>
-    </w:p>
-    <w:p>
-      <w:pPr>
-        <w:rPr>
-          <w:rFonts w:ascii="Times New Roman" w:hAnsi="Times New Roman" w:cs="Times New Roman"/>
-        </w:rPr>
-      </w:pPr>
-      <w:r>
-        <w:rPr>
-          <w:rFonts w:ascii="Times New Roman" w:hAnsi="Times New Roman" w:cs="Times New Roman"/>
-        </w:rPr>
-        <w:t xml:space="preserve">Taking the Fed as an example, </w:t>
-      </w:r>
-      <w:r>
-        <w:rPr>
-          <w:rFonts w:ascii="Times New Roman" w:hAnsi="Times New Roman" w:cs="Times New Roman"/>
-        </w:rPr>
-        <w:t xml:space="preserve">the </w:t>
-      </w:r>
-      <w:r>
-        <w:rPr>
-          <w:rFonts w:ascii="Times New Roman" w:hAnsi="Times New Roman" w:cs="Times New Roman"/>
-        </w:rPr>
-        <w:t xml:space="preserve">implied </w:t>
-      </w:r>
-      <w:r>
-        <w:rPr>
-          <w:rFonts w:ascii="Times New Roman" w:hAnsi="Times New Roman" w:cs="Times New Roman"/>
-        </w:rPr>
-        <w:t>path is drawn from the upcoming 8 meetings and solved using ZQ futures. This path is drawn in contrast the Fed’s own balanced approach rule joined to ALFRED vintages and their estimate of r*. The difference between these two paths meeting by meeting and using 2 years of trailing data is the signal for the portfolio.</w:t>
-      </w:r>
-    </w:p>
-    <w:p>
-      <w:pPr>
-        <w:rPr>
-          <w:rFonts w:ascii="Times New Roman" w:hAnsi="Times New Roman" w:cs="Times New Roman"/>
-        </w:rPr>
-      </w:pPr>
-      <w:r>
-        <w:rPr>
-          <w:rFonts w:ascii="Times New Roman" w:hAnsi="Times New Roman" w:cs="Times New Roman"/>
-        </w:rPr>
-        <w:t>Put more technically, the signal is the IC (Information Coefficient) of z against the next h sessions’ rate change, outside of the ELB (Effective Lower Bound).</w:t>
-      </w:r>
-    </w:p>
-    <w:p>
-      <w:pPr>
-        <w:rPr>
-          <w:rFonts w:ascii="Times New Roman" w:hAnsi="Times New Roman" w:cs="Times New Roman"/>
-        </w:rPr>
-      </w:pPr>
-      <w:r>
-        <w:rPr>
-          <w:rFonts w:ascii="Times New Roman" w:hAnsi="Times New Roman" w:cs="Times New Roman"/>
-        </w:rPr>
-        <w:t>The four findings of the paper are: the market prices the policy path persistently below the Fed’s own published balanced-approach rule, null at the book level and in USD, carry filter that skips entries whose expected quarter is below zero improves the book by 0.10 Sharpe Ratio, and lastly, roll maintenance is structural rather than incidental.</w:t>
-      </w:r>
-    </w:p>
-    <w:p>
-      <w:pPr>
-        <w:rPr>
-          <w:rFonts w:ascii="Times New Roman" w:hAnsi="Times New Roman" w:cs="Times New Roman"/>
-        </w:rPr>
-      </w:pPr>
-      <w:r>
-        <w:rPr>
-          <w:rFonts w:ascii="Times New Roman" w:hAnsi="Times New Roman" w:cs="Times New Roman"/>
-        </w:rPr>
-        <w:t xml:space="preserve">Why this question: </w:t>
-      </w:r>
-    </w:p>
-    <w:p>
-      <w:pPr>
-        <w:rPr>
-          <w:rFonts w:ascii="Times New Roman" w:hAnsi="Times New Roman" w:cs="Times New Roman"/>
-        </w:rPr>
-      </w:pPr>
-      <w:r>
-        <w:rPr>
-          <w:rFonts w:ascii="Times New Roman" w:hAnsi="Times New Roman" w:cs="Times New Roman"/>
-        </w:rPr>
-        <w:t>The implied policy path that we can draw from the market and using the Fed’s own methodologies allows a level of measurability to the project. Through the published Monetary Policy Report we have a strong grounded measure to build our foundation upon. This stands in contrast to other approaches that have ill-defined measures of success.</w:t>
-      </w:r>
-      <w:r>
-        <w:rPr>
-          <w:rFonts w:ascii="Times New Roman" w:hAnsi="Times New Roman" w:cs="Times New Roman"/>
-        </w:rPr>
-        <w:t xml:space="preserve"> Most claims involve a market mispricing which depends on a fair value model, this one does not.</w:t>
-      </w:r>
-    </w:p>
-    <w:p>
-      <w:pPr>
-        <w:rPr>
-          <w:rFonts w:ascii="Times New Roman" w:hAnsi="Times New Roman" w:cs="Times New Roman"/>
-        </w:rPr>
-      </w:pPr>
-      <w:r>
-        <w:rPr>
-          <w:rFonts w:ascii="Times New Roman" w:hAnsi="Times New Roman" w:cs="Times New Roman"/>
-        </w:rPr>
-        <w:t>In that, we have several definitions we use for the project. USD r* is the SEP longer-run median, and prior to it we use Taylor’s 2%. For GBP r*, we assumed a constant -1.6%, the average real Bank Rate from 2009-2026. This is a hindsight number, and it moves the bp gap, but not the z. Lastly, the trading rule is hysteresis (enter 1, exit 0), that is flat at the ELB. We tested several types: inverse-vol, shrunk covariance, 5% vol target, and no drawdown control.</w:t>
-      </w:r>
-    </w:p>
-    <w:p>
-      <w:pPr>
-        <w:rPr>
-          <w:rFonts w:ascii="Times New Roman" w:hAnsi="Times New Roman" w:cs="Times New Roman"/>
-        </w:rPr>
-      </w:pPr>
-      <w:r>
-        <w:rPr>
-          <w:rFonts w:ascii="Times New Roman" w:hAnsi="Times New Roman" w:cs="Times New Roman"/>
-        </w:rPr>
+        <w:pStyle w:val="Title"/>
+      </w:pPr>
+      <w:r>
+        <w:t>Does the market price the central bank’s own rule?</w:t>
+      </w:r>
+    </w:p>
+    <w:p>
+      <w:pPr>
+        <w:pStyle w:val="Subtitle"/>
+      </w:pPr>
+      <w:r>
+        <w:t>USD and GBP policy paths, 2014–2026</w:t>
+      </w:r>
+    </w:p>
+    <w:p>
+      <w:pPr>
+        <w:pStyle w:val="Heading1"/>
+      </w:pPr>
+      <w:r>
+        <w:t>Summary</w:t>
+      </w:r>
+    </w:p>
+    <w:p>
+      <w:pPr>
+        <w:rPr>
+          <w:rFonts w:ascii="Times New Roman" w:hAnsi="Times New Roman" w:cs="Times New Roman"/>
+        </w:rPr>
+      </w:pPr>
+      <w:r>
+        <w:rPr>
+          <w:rFonts w:ascii="Times New Roman" w:hAnsi="Times New Roman" w:cs="Times New Roman"/>
+        </w:rPr>
+        <w:t xml:space="preserve">Is the market pricing the central bank’s own rule? The market persistently prices the policy path below the central bank’s own rule, but even with this, the gap is not a tradable signal. Once that gap is standardized (z) it does not forecast rate changes within USD and is the wrong direction. In GBP, the story is different, it does forecast them, but the gains are concentrated into a specific window (2021 – 2023). </w:t>
+      </w:r>
+      <w:r>
+        <w:rPr>
+          <w:rFonts w:ascii="Times New Roman" w:hAnsi="Times New Roman" w:cs="Times New Roman"/>
+        </w:rPr>
+        <w:t>T</w:t>
+      </w:r>
+      <w:r>
+        <w:rPr>
+          <w:rFonts w:ascii="Times New Roman" w:hAnsi="Times New Roman" w:cs="Times New Roman"/>
+        </w:rPr>
+        <w:t>he book loses money</w:t>
+      </w:r>
+      <w:r>
+        <w:rPr>
+          <w:rFonts w:ascii="Times New Roman" w:hAnsi="Times New Roman" w:cs="Times New Roman"/>
+        </w:rPr>
+        <w:t xml:space="preserve"> before costs</w:t>
+      </w:r>
+      <w:r>
+        <w:rPr>
+          <w:rFonts w:ascii="Times New Roman" w:hAnsi="Times New Roman" w:cs="Times New Roman"/>
+        </w:rPr>
+        <w:t xml:space="preserve">, and about half of that </w:t>
+      </w:r>
+      <w:r>
+        <w:rPr>
+          <w:rFonts w:ascii="Times New Roman" w:hAnsi="Times New Roman" w:cs="Times New Roman"/>
+        </w:rPr>
+        <w:t xml:space="preserve">cost </w:t>
+      </w:r>
+      <w:r>
+        <w:rPr>
+          <w:rFonts w:ascii="Times New Roman" w:hAnsi="Times New Roman" w:cs="Times New Roman"/>
+        </w:rPr>
+        <w:t>comes from rolls and re-strikes.</w:t>
+      </w:r>
+    </w:p>
+    <w:p>
+      <w:pPr>
+        <w:rPr>
+          <w:rFonts w:ascii="Times New Roman" w:hAnsi="Times New Roman" w:cs="Times New Roman"/>
+        </w:rPr>
+      </w:pPr>
+      <w:r>
+        <w:rPr>
+          <w:rFonts w:ascii="Times New Roman" w:hAnsi="Times New Roman" w:cs="Times New Roman"/>
+        </w:rPr>
+        <w:t>Measurement for each currency was the implied path the market was pricing vs. what the rules said they would be. This difference was taken at the 4</w:t>
+      </w:r>
+      <w:r>
+        <w:rPr>
+          <w:rFonts w:ascii="Times New Roman" w:hAnsi="Times New Roman" w:cs="Times New Roman"/>
+          <w:vertAlign w:val="superscript"/>
+        </w:rPr>
+        <w:t>th</w:t>
+      </w:r>
+      <w:r>
+        <w:rPr>
+          <w:rFonts w:ascii="Times New Roman" w:hAnsi="Times New Roman" w:cs="Times New Roman"/>
+        </w:rPr>
+        <w:t xml:space="preserve"> meeting for each central bank and used a z score on a trailing 2-year window. </w:t>
+      </w:r>
+      <w:r>
+        <w:rPr>
+          <w:rFonts w:ascii="Times New Roman" w:hAnsi="Times New Roman" w:cs="Times New Roman"/>
+        </w:rPr>
+        <w:t>Z is scored by its rank IC against the policy-rate change over the next h sessions (5, 21, 63). All of these are after a year of history and outside the ELB.</w:t>
+      </w:r>
+    </w:p>
+    <w:p>
+      <w:pPr>
+        <w:rPr>
+          <w:rFonts w:ascii="Times New Roman" w:hAnsi="Times New Roman" w:cs="Times New Roman"/>
+        </w:rPr>
+      </w:pPr>
+      <w:r>
+        <w:rPr>
+          <w:rFonts w:ascii="Times New Roman" w:hAnsi="Times New Roman" w:cs="Times New Roman"/>
+        </w:rPr>
+        <w:t xml:space="preserve">The four findings of the paper are: </w:t>
+      </w:r>
+    </w:p>
+    <w:p>
+      <w:pPr>
+        <w:pStyle w:val="ListParagraph"/>
+        <w:numPr>
+          <w:ilvl w:val="0"/>
+          <w:numId w:val="1"/>
+        </w:numPr>
+        <w:rPr>
+          <w:rFonts w:ascii="Times New Roman" w:hAnsi="Times New Roman" w:cs="Times New Roman"/>
+        </w:rPr>
+      </w:pPr>
+      <w:r>
+        <w:rPr>
+          <w:rFonts w:ascii="Times New Roman" w:hAnsi="Times New Roman" w:cs="Times New Roman"/>
+        </w:rPr>
+        <w:t>The market prices the policy path persistently below the central bank’s own rule</w:t>
+      </w:r>
+    </w:p>
+    <w:p>
+      <w:pPr>
+        <w:pStyle w:val="ListParagraph"/>
+        <w:numPr>
+          <w:ilvl w:val="0"/>
+          <w:numId w:val="1"/>
+        </w:numPr>
+        <w:rPr>
+          <w:rFonts w:ascii="Times New Roman" w:hAnsi="Times New Roman" w:cs="Times New Roman"/>
+        </w:rPr>
+      </w:pPr>
+      <w:r>
+        <w:rPr>
+          <w:rFonts w:ascii="Times New Roman" w:hAnsi="Times New Roman" w:cs="Times New Roman"/>
+        </w:rPr>
+        <w:t xml:space="preserve">The gap does not forecast at the book level and in USD it </w:t>
+      </w:r>
+      <w:r>
+        <w:rPr>
+          <w:rFonts w:ascii="Times New Roman" w:hAnsi="Times New Roman" w:cs="Times New Roman"/>
+        </w:rPr>
+        <w:t>points the wrong way (</w:t>
+      </w:r>
+      <w:r>
+        <w:rPr>
+          <w:rFonts w:ascii="Times New Roman" w:hAnsi="Times New Roman" w:cs="Times New Roman"/>
+        </w:rPr>
+        <w:t>IC (</w:t>
+      </w:r>
+      <w:r>
+        <w:rPr>
+          <w:rFonts w:ascii="Times New Roman" w:hAnsi="Times New Roman" w:cs="Times New Roman"/>
+        </w:rPr>
+        <w:t>21) -0.12)</w:t>
+      </w:r>
+    </w:p>
+    <w:p>
+      <w:pPr>
+        <w:pStyle w:val="ListParagraph"/>
+        <w:numPr>
+          <w:ilvl w:val="0"/>
+          <w:numId w:val="1"/>
+        </w:numPr>
+        <w:rPr>
+          <w:rFonts w:ascii="Times New Roman" w:hAnsi="Times New Roman" w:cs="Times New Roman"/>
+        </w:rPr>
+      </w:pPr>
+      <w:r>
+        <w:rPr>
+          <w:rFonts w:ascii="Times New Roman" w:hAnsi="Times New Roman" w:cs="Times New Roman"/>
+        </w:rPr>
+        <w:t>A carry filter that skips entries would improve the net Sharpe Ratio by 0.10 (paired SE 0.05); the book still loses (-0.51), and the filter is off in the headline</w:t>
+      </w:r>
+    </w:p>
+    <w:p>
+      <w:pPr>
+        <w:pStyle w:val="ListParagraph"/>
+        <w:numPr>
+          <w:ilvl w:val="0"/>
+          <w:numId w:val="1"/>
+        </w:numPr>
+        <w:rPr>
+          <w:rFonts w:ascii="Times New Roman" w:hAnsi="Times New Roman" w:cs="Times New Roman"/>
+        </w:rPr>
+      </w:pPr>
+      <w:r>
+        <w:rPr>
+          <w:rFonts w:ascii="Times New Roman" w:hAnsi="Times New Roman" w:cs="Times New Roman"/>
+        </w:rPr>
+        <w:t>Roll maintenance is 46% of the cost and rolls alone are 33%</w:t>
+      </w:r>
+      <w:r>
+        <w:rPr>
+          <w:rFonts w:ascii="Times New Roman" w:hAnsi="Times New Roman" w:cs="Times New Roman"/>
+        </w:rPr>
+        <w:t xml:space="preserve"> which are forced by trading the 4</w:t>
+      </w:r>
+      <w:r>
+        <w:rPr>
+          <w:rFonts w:ascii="Times New Roman" w:hAnsi="Times New Roman" w:cs="Times New Roman"/>
+          <w:vertAlign w:val="superscript"/>
+        </w:rPr>
+        <w:t>th</w:t>
+      </w:r>
+      <w:r>
+        <w:rPr>
+          <w:rFonts w:ascii="Times New Roman" w:hAnsi="Times New Roman" w:cs="Times New Roman"/>
+        </w:rPr>
+        <w:t xml:space="preserve"> meeting ahead</w:t>
+      </w:r>
+    </w:p>
+    <w:p>
+      <w:pPr>
+        <w:pStyle w:val="Heading2"/>
+        <w:rPr>
+          <w:color w:val="auto"/>
+        </w:rPr>
+      </w:pPr>
+      <w:r>
+        <w:rPr>
+          <w:color w:val="auto"/>
+        </w:rPr>
+        <w:t>The headline numbers</w:t>
+      </w:r>
+    </w:p>
+    <w:p>
+      <w:pPr>
+        <w:pStyle w:val="ListParagraph"/>
+        <w:numPr>
+          <w:ilvl w:val="0"/>
+          <w:numId w:val="3"/>
+        </w:numPr>
+        <w:rPr>
+          <w:rFonts w:ascii="Times New Roman" w:hAnsi="Times New Roman" w:cs="Times New Roman"/>
+        </w:rPr>
+      </w:pPr>
+      <w:r>
+        <w:rPr>
+          <w:rFonts w:ascii="Times New Roman" w:hAnsi="Times New Roman" w:cs="Times New Roman"/>
+        </w:rPr>
+        <w:t>Sample:</w:t>
+      </w:r>
+      <w:r>
+        <w:rPr>
+          <w:rFonts w:ascii="Times New Roman" w:hAnsi="Times New Roman" w:cs="Times New Roman"/>
+        </w:rPr>
+        <w:t xml:space="preserve"> 1/13/2014 to 10/01/2026, 2,978 sessions with 104 trades</w:t>
+      </w:r>
+    </w:p>
+    <w:p>
+      <w:pPr>
+        <w:pStyle w:val="ListParagraph"/>
+        <w:numPr>
+          <w:ilvl w:val="0"/>
+          <w:numId w:val="3"/>
+        </w:numPr>
+        <w:rPr>
+          <w:rFonts w:ascii="Times New Roman" w:hAnsi="Times New Roman" w:cs="Times New Roman"/>
+        </w:rPr>
+      </w:pPr>
+      <w:r>
+        <w:rPr>
+          <w:rFonts w:ascii="Times New Roman" w:hAnsi="Times New Roman" w:cs="Times New Roman"/>
+        </w:rPr>
+        <w:t>Book:</w:t>
+      </w:r>
+      <w:r>
+        <w:rPr>
+          <w:rFonts w:ascii="Times New Roman" w:hAnsi="Times New Roman" w:cs="Times New Roman"/>
+        </w:rPr>
+        <w:t xml:space="preserve"> Sharpe Ratio -0.14, net of costs -0.60. -3.19% of capital per year</w:t>
+      </w:r>
+    </w:p>
+    <w:p>
+      <w:pPr>
+        <w:pStyle w:val="ListParagraph"/>
+        <w:numPr>
+          <w:ilvl w:val="0"/>
+          <w:numId w:val="3"/>
+        </w:numPr>
+        <w:rPr>
+          <w:rFonts w:ascii="Times New Roman" w:hAnsi="Times New Roman" w:cs="Times New Roman"/>
+        </w:rPr>
+      </w:pPr>
+      <w:r>
+        <w:rPr>
+          <w:rFonts w:ascii="Times New Roman" w:hAnsi="Times New Roman" w:cs="Times New Roman"/>
+        </w:rPr>
+        <w:t>GBP Outright:</w:t>
+      </w:r>
+      <w:r>
+        <w:rPr>
+          <w:rFonts w:ascii="Times New Roman" w:hAnsi="Times New Roman" w:cs="Times New Roman"/>
+        </w:rPr>
+        <w:t xml:space="preserve"> net </w:t>
+      </w:r>
+      <w:r>
+        <w:rPr>
+          <w:rFonts w:ascii="Times New Roman" w:hAnsi="Times New Roman" w:cs="Times New Roman"/>
+        </w:rPr>
+        <w:t>+</w:t>
+      </w:r>
+      <w:r>
+        <w:rPr>
+          <w:rFonts w:ascii="Times New Roman" w:hAnsi="Times New Roman" w:cs="Times New Roman"/>
+        </w:rPr>
+        <w:t xml:space="preserve">0.50, but </w:t>
+      </w:r>
+      <w:r>
+        <w:rPr>
+          <w:rFonts w:ascii="Times New Roman" w:hAnsi="Times New Roman" w:cs="Times New Roman"/>
+        </w:rPr>
+        <w:t>+</w:t>
+      </w:r>
+      <w:r>
+        <w:rPr>
+          <w:rFonts w:ascii="Times New Roman" w:hAnsi="Times New Roman" w:cs="Times New Roman"/>
+        </w:rPr>
+        <w:t>0.04 excluding the best period (2022 – 2023)</w:t>
+      </w:r>
+    </w:p>
+    <w:p>
+      <w:pPr>
+        <w:pStyle w:val="ListParagraph"/>
+        <w:numPr>
+          <w:ilvl w:val="0"/>
+          <w:numId w:val="3"/>
+        </w:numPr>
+        <w:rPr>
+          <w:rFonts w:ascii="Times New Roman" w:hAnsi="Times New Roman" w:cs="Times New Roman"/>
+        </w:rPr>
+      </w:pPr>
+      <w:r>
+        <w:rPr>
+          <w:rFonts w:ascii="Times New Roman" w:hAnsi="Times New Roman" w:cs="Times New Roman"/>
+        </w:rPr>
+        <w:t>Costs: 2.47% of capital per year with 46% of that coming from maintenance</w:t>
+      </w:r>
+    </w:p>
+    <w:p>
+      <w:pPr>
+        <w:pStyle w:val="Heading1"/>
+      </w:pPr>
+      <w:r>
+        <w:t>Why this question</w:t>
+      </w:r>
+    </w:p>
+    <w:p>
+      <w:pPr>
+        <w:rPr>
+          <w:rFonts w:ascii="Times New Roman" w:hAnsi="Times New Roman" w:cs="Times New Roman"/>
+        </w:rPr>
+      </w:pPr>
+      <w:r>
+        <w:rPr>
+          <w:rFonts w:ascii="Times New Roman" w:hAnsi="Times New Roman" w:cs="Times New Roman"/>
+        </w:rPr>
+        <w:t>The paper</w:t>
+      </w:r>
+      <w:r>
+        <w:rPr>
+          <w:rFonts w:ascii="Times New Roman" w:hAnsi="Times New Roman" w:cs="Times New Roman"/>
+        </w:rPr>
+        <w:t xml:space="preserve"> draw</w:t>
+      </w:r>
+      <w:r>
+        <w:rPr>
+          <w:rFonts w:ascii="Times New Roman" w:hAnsi="Times New Roman" w:cs="Times New Roman"/>
+        </w:rPr>
+        <w:t>s</w:t>
+      </w:r>
+      <w:r>
+        <w:rPr>
+          <w:rFonts w:ascii="Times New Roman" w:hAnsi="Times New Roman" w:cs="Times New Roman"/>
+        </w:rPr>
+        <w:t xml:space="preserve"> from the market the implied policy path and use</w:t>
+      </w:r>
+      <w:r>
+        <w:rPr>
+          <w:rFonts w:ascii="Times New Roman" w:hAnsi="Times New Roman" w:cs="Times New Roman"/>
+        </w:rPr>
+        <w:t>s</w:t>
+      </w:r>
+      <w:r>
+        <w:rPr>
+          <w:rFonts w:ascii="Times New Roman" w:hAnsi="Times New Roman" w:cs="Times New Roman"/>
+        </w:rPr>
+        <w:t xml:space="preserve"> </w:t>
+      </w:r>
+      <w:r>
+        <w:rPr>
+          <w:rFonts w:ascii="Times New Roman" w:hAnsi="Times New Roman" w:cs="Times New Roman"/>
+        </w:rPr>
+        <w:t>one of the rules the Fed publishes in its Monetary Policy Report</w:t>
+      </w:r>
+      <w:r>
+        <w:rPr>
+          <w:rFonts w:ascii="Times New Roman" w:hAnsi="Times New Roman" w:cs="Times New Roman"/>
+        </w:rPr>
+        <w:t>.</w:t>
+      </w:r>
+      <w:r>
+        <w:rPr>
+          <w:rFonts w:ascii="Times New Roman" w:hAnsi="Times New Roman" w:cs="Times New Roman"/>
+        </w:rPr>
+        <w:t xml:space="preserve"> </w:t>
+      </w:r>
+      <w:r>
+        <w:rPr>
+          <w:rFonts w:ascii="Times New Roman" w:hAnsi="Times New Roman" w:cs="Times New Roman"/>
+        </w:rPr>
+        <w:t xml:space="preserve">This paper’s model is derived from </w:t>
+      </w:r>
+      <w:r>
+        <w:rPr>
+          <w:rFonts w:ascii="Times New Roman" w:hAnsi="Times New Roman" w:cs="Times New Roman"/>
+        </w:rPr>
+        <w:t>this rule and creates a strong foundation.</w:t>
+      </w:r>
+    </w:p>
+    <w:p>
+      <w:pPr>
+        <w:rPr>
+          <w:rFonts w:ascii="Times New Roman" w:hAnsi="Times New Roman" w:cs="Times New Roman"/>
+        </w:rPr>
+      </w:pPr>
+      <w:r>
+        <w:rPr>
+          <w:rFonts w:ascii="Times New Roman" w:hAnsi="Times New Roman" w:cs="Times New Roman"/>
+        </w:rPr>
+        <w:t xml:space="preserve">There is significant value in testing a rule of this nature. If the market ignored a rule the Fed itself publishes, that would say something about how much the rule guides policy. The answer runs the other way: the gap closes because the Fed moves toward the market. </w:t>
+      </w:r>
+    </w:p>
+    <w:p>
+      <w:pPr>
+        <w:pStyle w:val="Heading1"/>
+      </w:pPr>
+      <w:r>
+        <w:lastRenderedPageBreak/>
         <w:t>Definitions</w:t>
       </w:r>
     </w:p>
-    <w:p>
-      <w:pPr>
-        <w:rPr>
-          <w:rFonts w:ascii="Times New Roman" w:hAnsi="Times New Roman" w:cs="Times New Roman"/>
-        </w:rPr>
-      </w:pPr>
-      <w:r>
-        <w:rPr>
-          <w:rFonts w:ascii="Times New Roman" w:hAnsi="Times New Roman" w:cs="Times New Roman"/>
-        </w:rPr>
-        <w:t xml:space="preserve">Construction: </w:t>
-      </w:r>
-      <w:r>
-        <w:rPr>
-          <w:rFonts w:ascii="Times New Roman" w:hAnsi="Times New Roman" w:cs="Times New Roman"/>
-        </w:rPr>
-        <w:t xml:space="preserve">Each ZQ contract settles to the arithmetic average of every calendar day of its delivery month. Due to this, each contract month is one linear equation in the regime rates equal to the share of the month’s days. In the interest of efficiency, these contracts are priced across months and regimes using joint least squares. However, an issue arises in how information is </w:t>
-      </w:r>
-      <w:r>
-        <w:rPr>
-          <w:rFonts w:ascii="Times New Roman" w:hAnsi="Times New Roman" w:cs="Times New Roman"/>
+    <w:tbl>
+      <w:tblPr>
+        <w:tblStyle w:val="TableGrid"/>
+        <w:tblW w:w="0" w:type="auto"/>
+        <w:tblLook w:val="04A0" w:firstRow="1" w:lastRow="0" w:firstColumn="1" w:lastColumn="0" w:noHBand="0" w:noVBand="1"/>
+      </w:tblPr>
+      <w:tblGrid>
+        <w:gridCol w:w="2155"/>
+        <w:gridCol w:w="7195"/>
+      </w:tblGrid>
+      <w:tr>
+        <w:trPr>
+          <w:cantSplit/>
+        </w:trPr>
+        <w:tc>
+          <w:tcPr>
+            <w:tcW w:w="2155" w:type="dxa"/>
+            <w:shd w:val="clear" w:color="auto" w:fill="E7E6E6"/>
+          </w:tcPr>
+          <w:p>
+            <w:pPr>
+              <w:keepNext/>
+              <w:jc w:val="center"/>
+              <w:rPr>
+                <w:rFonts w:ascii="Times New Roman" w:hAnsi="Times New Roman" w:cs="Times New Roman"/>
+              </w:rPr>
+            </w:pPr>
+            <w:r>
+              <w:rPr>
+                <w:rFonts w:ascii="Times New Roman" w:hAnsi="Times New Roman" w:cs="Times New Roman"/>
+                <w:b/>
+              </w:rPr>
+              <w:t>Term</w:t>
+            </w:r>
+          </w:p>
+        </w:tc>
+        <w:tc>
+          <w:tcPr>
+            <w:tcW w:w="7195" w:type="dxa"/>
+            <w:shd w:val="clear" w:color="auto" w:fill="E7E6E6"/>
+          </w:tcPr>
+          <w:p>
+            <w:pPr>
+              <w:keepNext/>
+              <w:jc w:val="center"/>
+              <w:rPr>
+                <w:rFonts w:ascii="Times New Roman" w:hAnsi="Times New Roman" w:cs="Times New Roman"/>
+              </w:rPr>
+            </w:pPr>
+            <w:r>
+              <w:rPr>
+                <w:rFonts w:ascii="Times New Roman" w:hAnsi="Times New Roman" w:cs="Times New Roman"/>
+                <w:b/>
+              </w:rPr>
+              <w:t>Definition</w:t>
+            </w:r>
+          </w:p>
+        </w:tc>
+      </w:tr>
+      <w:tr>
+        <w:trPr>
+          <w:cantSplit/>
+        </w:trPr>
+        <w:tc>
+          <w:tcPr>
+            <w:tcW w:w="2155" w:type="dxa"/>
+          </w:tcPr>
+          <w:p>
+            <w:pPr>
+              <w:keepNext/>
+              <w:rPr>
+                <w:rFonts w:ascii="Times New Roman" w:hAnsi="Times New Roman" w:cs="Times New Roman"/>
+              </w:rPr>
+            </w:pPr>
+            <w:r>
+              <w:rPr>
+                <w:rFonts w:ascii="Times New Roman" w:hAnsi="Times New Roman" w:cs="Times New Roman"/>
+              </w:rPr>
+              <w:t>USD r*</w:t>
+            </w:r>
+          </w:p>
+        </w:tc>
+        <w:tc>
+          <w:tcPr>
+            <w:tcW w:w="7195" w:type="dxa"/>
+          </w:tcPr>
+          <w:p>
+            <w:pPr>
+              <w:keepNext/>
+              <w:rPr>
+                <w:rFonts w:ascii="Times New Roman" w:hAnsi="Times New Roman" w:cs="Times New Roman"/>
+              </w:rPr>
+            </w:pPr>
+            <w:r>
+              <w:rPr>
+                <w:rFonts w:ascii="Times New Roman" w:hAnsi="Times New Roman" w:cs="Times New Roman"/>
+              </w:rPr>
+              <w:t>SEP (</w:t>
+            </w:r>
+            <w:r>
+              <w:rPr>
+                <w:rFonts w:ascii="Times New Roman" w:hAnsi="Times New Roman" w:cs="Times New Roman"/>
+              </w:rPr>
+              <w:t>Summary</w:t>
+            </w:r>
+            <w:r>
+              <w:rPr>
+                <w:rFonts w:ascii="Times New Roman" w:hAnsi="Times New Roman" w:cs="Times New Roman"/>
+              </w:rPr>
+              <w:t xml:space="preserve"> of Economic Projections) longer run median; Taylor’s 2% before the first SEP (226 Sessions)</w:t>
+            </w:r>
+          </w:p>
+        </w:tc>
+      </w:tr>
+      <w:tr>
+        <w:trPr>
+          <w:cantSplit/>
+        </w:trPr>
+        <w:tc>
+          <w:tcPr>
+            <w:tcW w:w="2155" w:type="dxa"/>
+          </w:tcPr>
+          <w:p>
+            <w:pPr>
+              <w:keepNext/>
+              <w:rPr>
+                <w:rFonts w:ascii="Times New Roman" w:hAnsi="Times New Roman" w:cs="Times New Roman"/>
+              </w:rPr>
+            </w:pPr>
+            <w:r>
+              <w:rPr>
+                <w:rFonts w:ascii="Times New Roman" w:hAnsi="Times New Roman" w:cs="Times New Roman"/>
+              </w:rPr>
+              <w:t>GBP r*</w:t>
+            </w:r>
+          </w:p>
+        </w:tc>
+        <w:tc>
+          <w:tcPr>
+            <w:tcW w:w="7195" w:type="dxa"/>
+          </w:tcPr>
+          <w:p>
+            <w:pPr>
+              <w:keepNext/>
+              <w:rPr>
+                <w:rFonts w:ascii="Times New Roman" w:hAnsi="Times New Roman" w:cs="Times New Roman"/>
+              </w:rPr>
+            </w:pPr>
+            <w:r>
+              <w:rPr>
+                <w:rFonts w:ascii="Times New Roman" w:hAnsi="Times New Roman" w:cs="Times New Roman"/>
+              </w:rPr>
+              <w:t>Constant -1.6% which is the average real Bank Rate from 2009 – 2026</w:t>
+            </w:r>
+            <w:r>
+              <w:rPr>
+                <w:rFonts w:ascii="Times New Roman" w:hAnsi="Times New Roman" w:cs="Times New Roman"/>
+              </w:rPr>
+              <w:t>. This is a hindsight number; however, it moves the bp gap and mostly leaves z unchanged</w:t>
+            </w:r>
+          </w:p>
+        </w:tc>
+      </w:tr>
+      <w:tr>
+        <w:trPr>
+          <w:cantSplit/>
+        </w:trPr>
+        <w:tc>
+          <w:tcPr>
+            <w:tcW w:w="2155" w:type="dxa"/>
+          </w:tcPr>
+          <w:p>
+            <w:pPr>
+              <w:keepNext/>
+              <w:rPr>
+                <w:rFonts w:ascii="Times New Roman" w:hAnsi="Times New Roman" w:cs="Times New Roman"/>
+              </w:rPr>
+            </w:pPr>
+            <w:r>
+              <w:rPr>
+                <w:rFonts w:ascii="Times New Roman" w:hAnsi="Times New Roman" w:cs="Times New Roman"/>
+              </w:rPr>
+              <w:t>z</w:t>
+            </w:r>
+          </w:p>
+        </w:tc>
+        <w:tc>
+          <w:tcPr>
+            <w:tcW w:w="7195" w:type="dxa"/>
+          </w:tcPr>
+          <w:p>
+            <w:pPr>
+              <w:keepNext/>
+              <w:rPr>
+                <w:rFonts w:ascii="Times New Roman" w:hAnsi="Times New Roman" w:cs="Times New Roman"/>
+              </w:rPr>
+            </w:pPr>
+            <w:r>
+              <w:rPr>
+                <w:rFonts w:ascii="Times New Roman" w:hAnsi="Times New Roman" w:cs="Times New Roman"/>
+              </w:rPr>
+              <w:t>The gap (market minus rule) at the 4</w:t>
+            </w:r>
+            <w:r>
+              <w:rPr>
+                <w:rFonts w:ascii="Times New Roman" w:hAnsi="Times New Roman" w:cs="Times New Roman"/>
+                <w:vertAlign w:val="superscript"/>
+              </w:rPr>
+              <w:t>th</w:t>
+            </w:r>
+            <w:r>
+              <w:rPr>
+                <w:rFonts w:ascii="Times New Roman" w:hAnsi="Times New Roman" w:cs="Times New Roman"/>
+              </w:rPr>
+              <w:t xml:space="preserve"> meeting ahead, standardized against its trailing 2-year window</w:t>
+            </w:r>
+            <w:r>
+              <w:rPr>
+                <w:rFonts w:ascii="Times New Roman" w:hAnsi="Times New Roman" w:cs="Times New Roman"/>
+              </w:rPr>
+              <w:t xml:space="preserve"> after 1 year of history</w:t>
+            </w:r>
+          </w:p>
+        </w:tc>
+      </w:tr>
+      <w:tr>
+        <w:trPr>
+          <w:cantSplit/>
+        </w:trPr>
+        <w:tc>
+          <w:tcPr>
+            <w:tcW w:w="2155" w:type="dxa"/>
+          </w:tcPr>
+          <w:p>
+            <w:pPr>
+              <w:keepNext/>
+              <w:rPr>
+                <w:rFonts w:ascii="Times New Roman" w:hAnsi="Times New Roman" w:cs="Times New Roman"/>
+              </w:rPr>
+            </w:pPr>
+            <w:r>
+              <w:rPr>
+                <w:rFonts w:ascii="Times New Roman" w:hAnsi="Times New Roman" w:cs="Times New Roman"/>
+              </w:rPr>
+              <w:t>IC</w:t>
+            </w:r>
+          </w:p>
+        </w:tc>
+        <w:tc>
+          <w:tcPr>
+            <w:tcW w:w="7195" w:type="dxa"/>
+          </w:tcPr>
+          <w:p>
+            <w:pPr>
+              <w:keepNext/>
+              <w:rPr>
+                <w:rFonts w:ascii="Times New Roman" w:hAnsi="Times New Roman" w:cs="Times New Roman"/>
+              </w:rPr>
+            </w:pPr>
+            <w:r>
+              <w:rPr>
+                <w:rFonts w:ascii="Times New Roman" w:hAnsi="Times New Roman" w:cs="Times New Roman"/>
+              </w:rPr>
+              <w:t>Rank correlation of z with the rate change over the next h sessions (5, 21, 63) outside the ELB State</w:t>
+            </w:r>
+          </w:p>
+        </w:tc>
+      </w:tr>
+      <w:tr>
+        <w:trPr>
+          <w:cantSplit/>
+        </w:trPr>
+        <w:tc>
+          <w:tcPr>
+            <w:tcW w:w="2155" w:type="dxa"/>
+          </w:tcPr>
+          <w:p>
+            <w:pPr>
+              <w:keepNext/>
+              <w:rPr>
+                <w:rFonts w:ascii="Times New Roman" w:hAnsi="Times New Roman" w:cs="Times New Roman"/>
+              </w:rPr>
+            </w:pPr>
+            <w:r>
+              <w:rPr>
+                <w:rFonts w:ascii="Times New Roman" w:hAnsi="Times New Roman" w:cs="Times New Roman"/>
+              </w:rPr>
+              <w:t>ELB State</w:t>
+            </w:r>
+          </w:p>
+        </w:tc>
+        <w:tc>
+          <w:tcPr>
+            <w:tcW w:w="7195" w:type="dxa"/>
+          </w:tcPr>
+          <w:p>
+            <w:pPr>
+              <w:keepNext/>
+              <w:rPr>
+                <w:rFonts w:ascii="Times New Roman" w:hAnsi="Times New Roman" w:cs="Times New Roman"/>
+              </w:rPr>
+            </w:pPr>
+            <w:r>
+              <w:rPr>
+                <w:rFonts w:ascii="Times New Roman" w:hAnsi="Times New Roman" w:cs="Times New Roman"/>
+              </w:rPr>
+              <w:t>Policy rate and rule both at the floor, book is flat there</w:t>
+            </w:r>
+          </w:p>
+        </w:tc>
+      </w:tr>
+      <w:tr>
+        <w:trPr>
+          <w:cantSplit/>
+        </w:trPr>
+        <w:tc>
+          <w:tcPr>
+            <w:tcW w:w="2155" w:type="dxa"/>
+          </w:tcPr>
+          <w:p>
+            <w:pPr>
+              <w:keepNext/>
+              <w:rPr>
+                <w:rFonts w:ascii="Times New Roman" w:hAnsi="Times New Roman" w:cs="Times New Roman"/>
+              </w:rPr>
+            </w:pPr>
+            <w:r>
+              <w:rPr>
+                <w:rFonts w:ascii="Times New Roman" w:hAnsi="Times New Roman" w:cs="Times New Roman"/>
+              </w:rPr>
+              <w:t>Hysteresis Rule</w:t>
+            </w:r>
+          </w:p>
+        </w:tc>
+        <w:tc>
+          <w:tcPr>
+            <w:tcW w:w="7195" w:type="dxa"/>
+          </w:tcPr>
+          <w:p>
+            <w:pPr>
+              <w:keepNext/>
+              <w:rPr>
+                <w:rFonts w:ascii="Times New Roman" w:hAnsi="Times New Roman" w:cs="Times New Roman"/>
+              </w:rPr>
+            </w:pPr>
+            <w:r>
+              <w:rPr>
+                <w:rFonts w:ascii="Times New Roman" w:hAnsi="Times New Roman" w:cs="Times New Roman"/>
+              </w:rPr>
+              <w:t xml:space="preserve">Enter at </w:t>
+            </w:r>
+            <w:r>
+              <w:rPr>
+                <w:rFonts w:ascii="Times New Roman" w:hAnsi="Times New Roman" w:cs="Times New Roman"/>
+              </w:rPr>
+              <w:t xml:space="preserve">|z| </w:t>
+            </w:r>
+            <w:r>
+              <w:rPr>
+                <w:rFonts w:ascii="Times New Roman" w:hAnsi="Times New Roman" w:cs="Times New Roman"/>
+              </w:rPr>
+              <w:t>≥</w:t>
+            </w:r>
+            <w:r>
+              <w:rPr>
+                <w:rFonts w:ascii="Times New Roman" w:hAnsi="Times New Roman" w:cs="Times New Roman"/>
+              </w:rPr>
+              <w:t xml:space="preserve"> </w:t>
+            </w:r>
+            <w:r>
+              <w:rPr>
+                <w:rFonts w:ascii="Times New Roman" w:hAnsi="Times New Roman" w:cs="Times New Roman"/>
+              </w:rPr>
+              <w:t>1, exit at 0</w:t>
+            </w:r>
+            <w:r>
+              <w:rPr>
+                <w:rFonts w:ascii="Times New Roman" w:hAnsi="Times New Roman" w:cs="Times New Roman"/>
+              </w:rPr>
+              <w:t>; fixed before results</w:t>
+            </w:r>
+          </w:p>
+        </w:tc>
+      </w:tr>
+      <w:tr>
+        <w:trPr>
+          <w:cantSplit/>
+        </w:trPr>
+        <w:tc>
+          <w:tcPr>
+            <w:tcW w:w="2155" w:type="dxa"/>
+          </w:tcPr>
+          <w:p>
+            <w:pPr>
+              <w:rPr>
+                <w:rFonts w:ascii="Times New Roman" w:hAnsi="Times New Roman" w:cs="Times New Roman"/>
+              </w:rPr>
+            </w:pPr>
+            <w:r>
+              <w:rPr>
+                <w:rFonts w:ascii="Times New Roman" w:hAnsi="Times New Roman" w:cs="Times New Roman"/>
+              </w:rPr>
+              <w:t>Book Construction</w:t>
+            </w:r>
+          </w:p>
+        </w:tc>
+        <w:tc>
+          <w:tcPr>
+            <w:tcW w:w="7195" w:type="dxa"/>
+          </w:tcPr>
+          <w:p>
+            <w:pPr>
+              <w:rPr>
+                <w:rFonts w:ascii="Times New Roman" w:hAnsi="Times New Roman" w:cs="Times New Roman"/>
+              </w:rPr>
+            </w:pPr>
+            <w:r>
+              <w:rPr>
+                <w:rFonts w:ascii="Times New Roman" w:hAnsi="Times New Roman" w:cs="Times New Roman"/>
+              </w:rPr>
+              <w:t>Inverse-vol weights, shrunk covariance, 5% vol target on the whole book, no drawdown control</w:t>
+            </w:r>
+          </w:p>
+        </w:tc>
+      </w:tr>
+    </w:tbl>
+    <w:p>
+      <w:pPr>
+        <w:rPr>
+          <w:rFonts w:ascii="Times New Roman" w:hAnsi="Times New Roman" w:cs="Times New Roman"/>
+        </w:rPr>
+      </w:pPr>
+    </w:p>
+    <w:p>
+      <w:pPr>
+        <w:pStyle w:val="Heading1"/>
+      </w:pPr>
+      <w:r>
+        <w:t>Construction</w:t>
+      </w:r>
+    </w:p>
+    <w:p>
+      <w:pPr>
+        <w:pStyle w:val="Heading2"/>
+      </w:pPr>
+      <w:r>
+        <w:t>USD: the path from fed funds futures</w:t>
+      </w:r>
+    </w:p>
+    <w:p>
+      <w:pPr>
+        <w:rPr>
+          <w:rFonts w:ascii="Times New Roman" w:hAnsi="Times New Roman" w:cs="Times New Roman"/>
+        </w:rPr>
+      </w:pPr>
+      <w:r>
+        <w:rPr>
+          <w:rFonts w:ascii="Times New Roman" w:hAnsi="Times New Roman" w:cs="Times New Roman"/>
+        </w:rPr>
+        <w:t>Each ZQ contract settles to the arithmetic average of every calendar day of its delivery month. Due to this, each contract month is one linear equation in the regime rates equal to the share of the month’s days. These contracts are priced across months and regimes using joint least squares</w:t>
+      </w:r>
+      <w:r>
+        <w:rPr>
+          <w:rFonts w:ascii="Times New Roman" w:hAnsi="Times New Roman" w:cs="Times New Roman"/>
+        </w:rPr>
+        <w:t>, which is necessary as a</w:t>
+      </w:r>
+      <w:r>
+        <w:rPr>
+          <w:rFonts w:ascii="Times New Roman" w:hAnsi="Times New Roman" w:cs="Times New Roman"/>
+        </w:rPr>
+        <w:t xml:space="preserve"> regime spans several contract months and each month mixes several regimes. To address this, they must be solved together to ensure consistency.</w:t>
+      </w:r>
+      <w:r>
+        <w:rPr>
+          <w:rFonts w:ascii="Times New Roman" w:hAnsi="Times New Roman" w:cs="Times New Roman"/>
+        </w:rPr>
+        <w:t xml:space="preserve"> However, an issue arises in how information is captured by these contracts. Mid-month, part of the contract is already history. To reflect this, days whose EFFR is published enter this as known numbers. This process of substituting in known days creates an additional challenge. When the next meeting is days away, the rate from today until then lives in a few days of the front contract, and price noise in that contract is multiplied by days-in-month over days-left. To address this, contracts below a threshold are pinned to the last fixing. </w:t>
+      </w:r>
+      <w:r>
+        <w:rPr>
+          <w:rFonts w:ascii="Times New Roman" w:hAnsi="Times New Roman" w:cs="Times New Roman"/>
+        </w:rPr>
+        <w:t xml:space="preserve">Measured against the actual decision on </w:t>
+      </w:r>
+      <w:proofErr w:type="gramStart"/>
+      <w:r>
+        <w:rPr>
+          <w:rFonts w:ascii="Times New Roman" w:hAnsi="Times New Roman" w:cs="Times New Roman"/>
+        </w:rPr>
+        <w:t>46 announcement</w:t>
+      </w:r>
+      <w:proofErr w:type="gramEnd"/>
+      <w:r>
+        <w:rPr>
+          <w:rFonts w:ascii="Times New Roman" w:hAnsi="Times New Roman" w:cs="Times New Roman"/>
+        </w:rPr>
+        <w:t xml:space="preserve"> days since 202</w:t>
+      </w:r>
+      <w:r>
+        <w:rPr>
+          <w:rFonts w:ascii="Times New Roman" w:hAnsi="Times New Roman" w:cs="Times New Roman"/>
+        </w:rPr>
+        <w:t>1</w:t>
+      </w:r>
+      <w:r>
+        <w:rPr>
+          <w:rFonts w:ascii="Times New Roman" w:hAnsi="Times New Roman" w:cs="Times New Roman"/>
+        </w:rPr>
+        <w:t xml:space="preserve">, the </w:t>
+      </w:r>
+      <w:r>
+        <w:rPr>
+          <w:rFonts w:ascii="Times New Roman" w:hAnsi="Times New Roman" w:cs="Times New Roman"/>
+        </w:rPr>
+        <w:t xml:space="preserve">error </w:t>
+      </w:r>
+      <w:r>
+        <w:rPr>
+          <w:rFonts w:ascii="Times New Roman" w:hAnsi="Times New Roman" w:cs="Times New Roman"/>
+        </w:rPr>
+        <w:t>in</w:t>
+      </w:r>
+      <w:r>
+        <w:rPr>
+          <w:rFonts w:ascii="Times New Roman" w:hAnsi="Times New Roman" w:cs="Times New Roman"/>
+        </w:rPr>
+        <w:t xml:space="preserve"> the implied steps</w:t>
+      </w:r>
+      <w:r>
+        <w:rPr>
+          <w:rFonts w:ascii="Times New Roman" w:hAnsi="Times New Roman" w:cs="Times New Roman"/>
+        </w:rPr>
+        <w:t xml:space="preserve"> fell sharply</w:t>
+      </w:r>
+      <w:r>
+        <w:rPr>
+          <w:rFonts w:ascii="Times New Roman" w:hAnsi="Times New Roman" w:cs="Times New Roman"/>
+        </w:rPr>
+        <w:t>, from 5.8</w:t>
+      </w:r>
+      <w:r>
+        <w:rPr>
+          <w:rFonts w:ascii="Times New Roman" w:hAnsi="Times New Roman" w:cs="Times New Roman"/>
+        </w:rPr>
+        <w:t xml:space="preserve"> </w:t>
+      </w:r>
+      <w:r>
+        <w:rPr>
+          <w:rFonts w:ascii="Times New Roman" w:hAnsi="Times New Roman" w:cs="Times New Roman"/>
+        </w:rPr>
+        <w:t>bp to 0.5</w:t>
+      </w:r>
+      <w:r>
+        <w:rPr>
+          <w:rFonts w:ascii="Times New Roman" w:hAnsi="Times New Roman" w:cs="Times New Roman"/>
+        </w:rPr>
+        <w:t xml:space="preserve"> </w:t>
+      </w:r>
+      <w:r>
+        <w:rPr>
+          <w:rFonts w:ascii="Times New Roman" w:hAnsi="Times New Roman" w:cs="Times New Roman"/>
+        </w:rPr>
+        <w:t>bp</w:t>
+      </w:r>
+      <w:r>
+        <w:rPr>
+          <w:rFonts w:ascii="Times New Roman" w:hAnsi="Times New Roman" w:cs="Times New Roman"/>
+        </w:rPr>
+        <w:t xml:space="preserve"> on average, and from 34 bp to 1.6 bp at worst</w:t>
+      </w:r>
+      <w:r>
+        <w:rPr>
+          <w:rFonts w:ascii="Times New Roman" w:hAnsi="Times New Roman" w:cs="Times New Roman"/>
+        </w:rPr>
+        <w:t xml:space="preserve">. </w:t>
+      </w:r>
+    </w:p>
+    <w:p>
+      <w:pPr>
+        <w:keepNext/>
+        <w:spacing w:before="120" w:after="0"/>
+        <w:jc w:val="center"/>
+        <w:rPr>
+          <w:rFonts w:ascii="Times New Roman" w:hAnsi="Times New Roman" w:cs="Times New Roman"/>
+        </w:rPr>
+      </w:pPr>
+      <w:r>
+        <w:rPr>
+          <w:rFonts w:ascii="Times New Roman" w:hAnsi="Times New Roman" w:cs="Times New Roman"/>
+          <w:noProof/>
         </w:rPr>
         <w:lastRenderedPageBreak/>
-        <w:t xml:space="preserve">captured by these contracts. Mid-month, part of the contract is already history. To reflect this, days whose EFFR is published enter this as known numbers. This process of substituting in known days creates an additional challenge. </w:t>
-      </w:r>
-      <w:r>
-        <w:rPr>
-          <w:rFonts w:ascii="Times New Roman" w:hAnsi="Times New Roman" w:cs="Times New Roman"/>
-        </w:rPr>
-        <w:t>When the next meeting is days away, the rate from today until then lives in a few days of the front contract, and price noise in that contract is multiplied by days-in-month over days-left.</w:t>
-      </w:r>
-      <w:r>
-        <w:rPr>
-          <w:rFonts w:ascii="Times New Roman" w:hAnsi="Times New Roman" w:cs="Times New Roman"/>
-        </w:rPr>
-        <w:t xml:space="preserve"> To address this, contracts below a threshold are pinned to the last fixing. This results in a sharp reduction in error from the implied steps, from 5.8bps to 0.5bps.</w:t>
-      </w:r>
-    </w:p>
-    <w:p>
-      <w:pPr>
-        <w:rPr>
-          <w:rFonts w:ascii="Times New Roman" w:hAnsi="Times New Roman" w:cs="Times New Roman"/>
-        </w:rPr>
-      </w:pPr>
-      <w:r>
-        <w:rPr>
-          <w:rFonts w:ascii="Times New Roman" w:hAnsi="Times New Roman" w:cs="Times New Roman"/>
-        </w:rPr>
-        <w:t xml:space="preserve">There is no ZQ outside the US. For GBP, we need to leverage a fitted OIS spot curve published from the BoE (Bank of England). Once fitted, expected rates between two meetings is the forward over that window. The log discount factor is interpolated from these. </w:t>
-      </w:r>
-    </w:p>
-    <w:p>
-      <w:pPr>
-        <w:rPr>
-          <w:rFonts w:ascii="Times New Roman" w:hAnsi="Times New Roman" w:cs="Times New Roman"/>
-        </w:rPr>
-      </w:pPr>
-      <w:r>
-        <w:rPr>
-          <w:rFonts w:ascii="Times New Roman" w:hAnsi="Times New Roman" w:cs="Times New Roman"/>
-        </w:rPr>
-        <w:t>Construction (BoE)</w:t>
-      </w:r>
-    </w:p>
-    <w:p>
-      <w:pPr>
-        <w:rPr>
-          <w:rFonts w:ascii="Times New Roman" w:hAnsi="Times New Roman" w:cs="Times New Roman"/>
-        </w:rPr>
-      </w:pPr>
-      <w:r>
-        <w:rPr>
-          <w:rFonts w:ascii="Times New Roman" w:hAnsi="Times New Roman" w:cs="Times New Roman"/>
-        </w:rPr>
+        <w:drawing>
+          <wp:inline distT="0" distB="0" distL="0" distR="0" wp14:anchorId="6B2636AB" wp14:editId="216645AF">
+            <wp:extent cx="5120640" cy="3665444"/>
+            <wp:effectExtent l="0" t="0" r="0" b="0"/>
+            <wp:docPr id="1817472747" name="Picture 1"/>
+            <wp:cNvGraphicFramePr>
+              <a:graphicFrameLocks xmlns:a="http://schemas.openxmlformats.org/drawingml/2006/main" noChangeAspect="1"/>
+            </wp:cNvGraphicFramePr>
+            <a:graphic xmlns:a="http://schemas.openxmlformats.org/drawingml/2006/main">
+              <a:graphicData uri="http://schemas.openxmlformats.org/drawingml/2006/picture">
+                <pic:pic xmlns:pic="http://schemas.openxmlformats.org/drawingml/2006/picture">
+                  <pic:nvPicPr>
+                    <pic:cNvPr id="1817472747" name="Picture 1817472747"/>
+                    <pic:cNvPicPr/>
+                  </pic:nvPicPr>
+                  <pic:blipFill>
+                    <a:blip r:embed="rId8" cstate="print">
+                      <a:extLst>
+                        <a:ext uri="{28A0092B-C50C-407E-A947-70E740481C1C}">
+                          <a14:useLocalDpi xmlns:a14="http://schemas.microsoft.com/office/drawing/2010/main" val="0"/>
+                        </a:ext>
+                      </a:extLst>
+                    </a:blip>
+                    <a:stretch>
+                      <a:fillRect/>
+                    </a:stretch>
+                  </pic:blipFill>
+                  <pic:spPr>
+                    <a:xfrm>
+                      <a:off x="0" y="0"/>
+                      <a:ext cx="5120640" cy="3665444"/>
+                    </a:xfrm>
+                    <a:prstGeom prst="rect">
+                      <a:avLst/>
+                    </a:prstGeom>
+                  </pic:spPr>
+                </pic:pic>
+              </a:graphicData>
+            </a:graphic>
+          </wp:inline>
+        </w:drawing>
+      </w:r>
+    </w:p>
+    <w:p>
+      <w:pPr>
+        <w:pStyle w:val="Caption"/>
+      </w:pPr>
+      <w:r>
+        <w:rPr>
+          <w:b/>
+          <w:i w:val="0"/>
+        </w:rPr>
+        <w:t xml:space="preserve">Figure </w:t>
+      </w:r>
+      <w:fldSimple w:instr=" SEQ Figure \* ARABIC ">
+        <w:r>
+          <w:rPr>
+            <w:noProof/>
+          </w:rPr>
+          <w:t>1</w:t>
+        </w:r>
+      </w:fldSimple>
+      <w:r>
+        <w:rPr>
+          <w:b/>
+          <w:i w:val="0"/>
+        </w:rPr>
+        <w:t xml:space="preserve">. </w:t>
+      </w:r>
+      <w:r>
+        <w:t>The fed funds path implied by ZQ futures, and the move priced at each meeting.</w:t>
+      </w:r>
+    </w:p>
+    <w:p>
+      <w:pPr>
+        <w:rPr>
+          <w:rFonts w:ascii="Times New Roman" w:hAnsi="Times New Roman" w:cs="Times New Roman"/>
+        </w:rPr>
+      </w:pPr>
+      <w:r>
+        <w:rPr>
+          <w:rFonts w:ascii="Times New Roman" w:hAnsi="Times New Roman" w:cs="Times New Roman"/>
+        </w:rPr>
+        <w:t xml:space="preserve">To validate the results, </w:t>
+      </w:r>
+      <w:r>
+        <w:rPr>
+          <w:rFonts w:ascii="Times New Roman" w:hAnsi="Times New Roman" w:cs="Times New Roman"/>
+        </w:rPr>
+        <w:t>the paper uses</w:t>
+      </w:r>
+      <w:r>
+        <w:rPr>
+          <w:rFonts w:ascii="Times New Roman" w:hAnsi="Times New Roman" w:cs="Times New Roman"/>
+        </w:rPr>
+        <w:t xml:space="preserve"> a SR1 cross-check. For each session, compute the ZQ implied EFFR and average this over the SR1 month. Then, solve for the constant spread that reprices the SR1 settlement. </w:t>
+      </w:r>
+      <w:r>
+        <w:rPr>
+          <w:rFonts w:ascii="Times New Roman" w:hAnsi="Times New Roman" w:cs="Times New Roman"/>
+        </w:rPr>
+        <w:t>From here, it is compared against the basis later realized</w:t>
+      </w:r>
+      <w:r>
+        <w:rPr>
+          <w:rFonts w:ascii="Times New Roman" w:hAnsi="Times New Roman" w:cs="Times New Roman"/>
+        </w:rPr>
+        <w:t xml:space="preserve"> over 2,116 sessions the implied basis misses the realized one by </w:t>
+      </w:r>
+      <w:r>
+        <w:rPr>
+          <w:rFonts w:ascii="Times New Roman" w:hAnsi="Times New Roman" w:cs="Times New Roman"/>
+        </w:rPr>
+        <w:t>+</w:t>
+      </w:r>
+      <w:r>
+        <w:rPr>
+          <w:rFonts w:ascii="Times New Roman" w:hAnsi="Times New Roman" w:cs="Times New Roman"/>
+        </w:rPr>
+        <w:t>0.52 bp on average</w:t>
+      </w:r>
+      <w:r>
+        <w:rPr>
+          <w:rFonts w:ascii="Times New Roman" w:hAnsi="Times New Roman" w:cs="Times New Roman"/>
+        </w:rPr>
+        <w:t>, mean absolute 1.86 bp, within 3 bp on 80%</w:t>
+      </w:r>
+      <w:r>
+        <w:rPr>
+          <w:rFonts w:ascii="Times New Roman" w:hAnsi="Times New Roman" w:cs="Times New Roman"/>
+        </w:rPr>
+        <w:t>.</w:t>
+      </w:r>
+      <w:r>
+        <w:rPr>
+          <w:rFonts w:ascii="Times New Roman" w:hAnsi="Times New Roman" w:cs="Times New Roman"/>
+        </w:rPr>
+        <w:t xml:space="preserve"> </w:t>
+      </w:r>
+      <w:r>
+        <w:rPr>
+          <w:rFonts w:ascii="Times New Roman" w:hAnsi="Times New Roman" w:cs="Times New Roman"/>
+        </w:rPr>
+        <w:t xml:space="preserve">What this communicates is that two independent </w:t>
+      </w:r>
+      <w:r>
+        <w:rPr>
+          <w:rFonts w:ascii="Times New Roman" w:hAnsi="Times New Roman" w:cs="Times New Roman"/>
+        </w:rPr>
+        <w:t xml:space="preserve">futures </w:t>
+      </w:r>
+      <w:r>
+        <w:rPr>
+          <w:rFonts w:ascii="Times New Roman" w:hAnsi="Times New Roman" w:cs="Times New Roman"/>
+        </w:rPr>
+        <w:t>markets agree with what they each imply, to within 2 bp.</w:t>
+      </w:r>
+      <w:r>
+        <w:rPr>
+          <w:rFonts w:ascii="Times New Roman" w:hAnsi="Times New Roman" w:cs="Times New Roman"/>
+        </w:rPr>
+        <w:t xml:space="preserve"> This demonstrates that the ZQ path is not an artefact o</w:t>
+      </w:r>
+      <w:r>
+        <w:rPr>
+          <w:rFonts w:ascii="Times New Roman" w:hAnsi="Times New Roman" w:cs="Times New Roman"/>
+        </w:rPr>
+        <w:t>f</w:t>
+      </w:r>
+      <w:r>
+        <w:rPr>
+          <w:rFonts w:ascii="Times New Roman" w:hAnsi="Times New Roman" w:cs="Times New Roman"/>
+        </w:rPr>
+        <w:t xml:space="preserve"> the solver.</w:t>
+      </w:r>
+    </w:p>
+    <w:p>
+      <w:pPr>
+        <w:keepNext/>
+        <w:spacing w:before="120" w:after="0"/>
+        <w:jc w:val="center"/>
+        <w:rPr>
+          <w:rFonts w:ascii="Times New Roman" w:hAnsi="Times New Roman" w:cs="Times New Roman"/>
+        </w:rPr>
+      </w:pPr>
+      <w:r>
+        <w:rPr>
+          <w:rFonts w:ascii="Times New Roman" w:hAnsi="Times New Roman" w:cs="Times New Roman"/>
+          <w:noProof/>
+        </w:rPr>
+        <w:lastRenderedPageBreak/>
+        <w:drawing>
+          <wp:inline distT="0" distB="0" distL="0" distR="0" wp14:anchorId="4197052E" wp14:editId="3414EA1E">
+            <wp:extent cx="5486400" cy="2475570"/>
+            <wp:effectExtent l="0" t="0" r="0" b="0"/>
+            <wp:docPr id="569020920" name="Picture 2"/>
+            <wp:cNvGraphicFramePr>
+              <a:graphicFrameLocks xmlns:a="http://schemas.openxmlformats.org/drawingml/2006/main" noChangeAspect="1"/>
+            </wp:cNvGraphicFramePr>
+            <a:graphic xmlns:a="http://schemas.openxmlformats.org/drawingml/2006/main">
+              <a:graphicData uri="http://schemas.openxmlformats.org/drawingml/2006/picture">
+                <pic:pic xmlns:pic="http://schemas.openxmlformats.org/drawingml/2006/picture">
+                  <pic:nvPicPr>
+                    <pic:cNvPr id="569020920" name="Picture 569020920"/>
+                    <pic:cNvPicPr/>
+                  </pic:nvPicPr>
+                  <pic:blipFill>
+                    <a:blip r:embed="rId9" cstate="print">
+                      <a:extLst>
+                        <a:ext uri="{28A0092B-C50C-407E-A947-70E740481C1C}">
+                          <a14:useLocalDpi xmlns:a14="http://schemas.microsoft.com/office/drawing/2010/main" val="0"/>
+                        </a:ext>
+                      </a:extLst>
+                    </a:blip>
+                    <a:stretch>
+                      <a:fillRect/>
+                    </a:stretch>
+                  </pic:blipFill>
+                  <pic:spPr>
+                    <a:xfrm>
+                      <a:off x="0" y="0"/>
+                      <a:ext cx="5486400" cy="2475570"/>
+                    </a:xfrm>
+                    <a:prstGeom prst="rect">
+                      <a:avLst/>
+                    </a:prstGeom>
+                  </pic:spPr>
+                </pic:pic>
+              </a:graphicData>
+            </a:graphic>
+          </wp:inline>
+        </w:drawing>
+      </w:r>
+    </w:p>
+    <w:p>
+      <w:pPr>
+        <w:pStyle w:val="Caption"/>
+      </w:pPr>
+      <w:r>
+        <w:rPr>
+          <w:b/>
+          <w:i w:val="0"/>
+        </w:rPr>
+        <w:t xml:space="preserve">Figure </w:t>
+      </w:r>
+      <w:fldSimple w:instr=" SEQ Figure \* ARABIC ">
+        <w:r>
+          <w:rPr>
+            <w:noProof/>
+          </w:rPr>
+          <w:t>2</w:t>
+        </w:r>
+      </w:fldSimple>
+      <w:r>
+        <w:rPr>
+          <w:b/>
+          <w:i w:val="0"/>
+        </w:rPr>
+        <w:t xml:space="preserve">. </w:t>
+      </w:r>
+      <w:r>
+        <w:t>The SOFR − EFFR basis implied jointly by SR1 and the ZQ path</w:t>
+      </w:r>
+    </w:p>
+    <w:p>
+      <w:pPr>
+        <w:pStyle w:val="Heading2"/>
+      </w:pPr>
+      <w:r>
+        <w:t>GBP: the path from the Bank of England’s OIS curve</w:t>
+      </w:r>
+    </w:p>
+    <w:p>
+      <w:pPr>
+        <w:rPr>
+          <w:rFonts w:ascii="Times New Roman" w:hAnsi="Times New Roman" w:cs="Times New Roman"/>
+        </w:rPr>
+      </w:pPr>
+      <w:r>
+        <w:rPr>
+          <w:rFonts w:ascii="Times New Roman" w:hAnsi="Times New Roman" w:cs="Times New Roman"/>
+        </w:rPr>
+        <w:t xml:space="preserve">There is no ZQ outside the US. For GBP, leverage a fitted OIS spot curve published from the BoE (Bank of England). Once fitted, expected rates between two meetings </w:t>
+      </w:r>
+      <w:proofErr w:type="gramStart"/>
+      <w:r>
+        <w:rPr>
+          <w:rFonts w:ascii="Times New Roman" w:hAnsi="Times New Roman" w:cs="Times New Roman"/>
+        </w:rPr>
+        <w:t>is</w:t>
+      </w:r>
+      <w:proofErr w:type="gramEnd"/>
+      <w:r>
+        <w:rPr>
+          <w:rFonts w:ascii="Times New Roman" w:hAnsi="Times New Roman" w:cs="Times New Roman"/>
+        </w:rPr>
+        <w:t xml:space="preserve"> the forward over that window. The log discount factor is interpolated from these. </w:t>
+      </w:r>
+    </w:p>
+    <w:p>
+      <w:pPr>
+        <w:keepNext/>
+        <w:spacing w:before="120" w:after="0"/>
+        <w:jc w:val="center"/>
+        <w:rPr>
+          <w:rFonts w:ascii="Times New Roman" w:hAnsi="Times New Roman" w:cs="Times New Roman"/>
+        </w:rPr>
+      </w:pPr>
+      <w:r>
+        <w:rPr>
+          <w:rFonts w:ascii="Times New Roman" w:hAnsi="Times New Roman" w:cs="Times New Roman"/>
+          <w:noProof/>
+        </w:rPr>
+        <w:drawing>
+          <wp:inline distT="0" distB="0" distL="0" distR="0" wp14:anchorId="1BACB6B6" wp14:editId="1DFDFE63">
+            <wp:extent cx="5120640" cy="3695164"/>
+            <wp:effectExtent l="0" t="0" r="0" b="0"/>
+            <wp:docPr id="1361034695" name="Picture 3"/>
+            <wp:cNvGraphicFramePr>
+              <a:graphicFrameLocks xmlns:a="http://schemas.openxmlformats.org/drawingml/2006/main" noChangeAspect="1"/>
+            </wp:cNvGraphicFramePr>
+            <a:graphic xmlns:a="http://schemas.openxmlformats.org/drawingml/2006/main">
+              <a:graphicData uri="http://schemas.openxmlformats.org/drawingml/2006/picture">
+                <pic:pic xmlns:pic="http://schemas.openxmlformats.org/drawingml/2006/picture">
+                  <pic:nvPicPr>
+                    <pic:cNvPr id="1361034695" name="Picture 1361034695"/>
+                    <pic:cNvPicPr/>
+                  </pic:nvPicPr>
+                  <pic:blipFill>
+                    <a:blip r:embed="rId10" cstate="print">
+                      <a:extLst>
+                        <a:ext uri="{28A0092B-C50C-407E-A947-70E740481C1C}">
+                          <a14:useLocalDpi xmlns:a14="http://schemas.microsoft.com/office/drawing/2010/main" val="0"/>
+                        </a:ext>
+                      </a:extLst>
+                    </a:blip>
+                    <a:stretch>
+                      <a:fillRect/>
+                    </a:stretch>
+                  </pic:blipFill>
+                  <pic:spPr>
+                    <a:xfrm>
+                      <a:off x="0" y="0"/>
+                      <a:ext cx="5120640" cy="3695164"/>
+                    </a:xfrm>
+                    <a:prstGeom prst="rect">
+                      <a:avLst/>
+                    </a:prstGeom>
+                  </pic:spPr>
+                </pic:pic>
+              </a:graphicData>
+            </a:graphic>
+          </wp:inline>
+        </w:drawing>
+      </w:r>
+    </w:p>
+    <w:p>
+      <w:pPr>
+        <w:pStyle w:val="Caption"/>
+      </w:pPr>
+      <w:r>
+        <w:rPr>
+          <w:b/>
+          <w:i w:val="0"/>
+        </w:rPr>
+        <w:t xml:space="preserve">Figure </w:t>
+      </w:r>
+      <w:fldSimple w:instr=" SEQ Figure \* ARABIC ">
+        <w:r>
+          <w:rPr>
+            <w:noProof/>
+          </w:rPr>
+          <w:t>3</w:t>
+        </w:r>
+      </w:fldSimple>
+      <w:r>
+        <w:rPr>
+          <w:b/>
+          <w:i w:val="0"/>
+        </w:rPr>
+        <w:t xml:space="preserve">. </w:t>
+      </w:r>
+      <w:r>
+        <w:t>The Bank Rate path implied by the Bank of England’s OIS curve, and the move priced at each meeting.</w:t>
+      </w:r>
+    </w:p>
+    <w:p>
+      <w:pPr>
+        <w:rPr>
+          <w:rFonts w:ascii="Times New Roman" w:hAnsi="Times New Roman" w:cs="Times New Roman"/>
+        </w:rPr>
+      </w:pPr>
+      <w:r>
+        <w:rPr>
+          <w:rFonts w:ascii="Times New Roman" w:hAnsi="Times New Roman" w:cs="Times New Roman"/>
+        </w:rPr>
+        <w:t>This is validated against the MPR conditioning path. The GBP</w:t>
+      </w:r>
+      <w:r>
+        <w:rPr>
+          <w:rFonts w:ascii="Times New Roman" w:hAnsi="Times New Roman" w:cs="Times New Roman"/>
+        </w:rPr>
+        <w:t xml:space="preserve"> path built</w:t>
+      </w:r>
+      <w:r>
+        <w:rPr>
+          <w:rFonts w:ascii="Times New Roman" w:hAnsi="Times New Roman" w:cs="Times New Roman"/>
+        </w:rPr>
+        <w:t xml:space="preserve"> is a step function that moves on each meeting’s effective date. The Bank of England averages its smooth instantaneous </w:t>
+      </w:r>
+      <w:r>
+        <w:rPr>
+          <w:rFonts w:ascii="Times New Roman" w:hAnsi="Times New Roman" w:cs="Times New Roman"/>
+        </w:rPr>
+        <w:lastRenderedPageBreak/>
+        <w:t xml:space="preserve">forward curve, which prices prior to the meeting. </w:t>
+      </w:r>
+      <w:r>
+        <w:rPr>
+          <w:rFonts w:ascii="Times New Roman" w:hAnsi="Times New Roman" w:cs="Times New Roman"/>
+        </w:rPr>
+        <w:t>In a quarter where there is a hike priced, the Bank’s average ends higher and with a cut, lower. The differences correlate -0.59 with the move priced inside the quarter</w:t>
+      </w:r>
+      <w:r>
+        <w:rPr>
+          <w:rFonts w:ascii="Times New Roman" w:hAnsi="Times New Roman" w:cs="Times New Roman"/>
+        </w:rPr>
+        <w:t>. Across 29 reports (or 8</w:t>
+      </w:r>
+      <w:r>
+        <w:rPr>
+          <w:rFonts w:ascii="Times New Roman" w:hAnsi="Times New Roman" w:cs="Times New Roman"/>
+        </w:rPr>
+        <w:t>7</w:t>
+      </w:r>
+      <w:r>
+        <w:rPr>
+          <w:rFonts w:ascii="Times New Roman" w:hAnsi="Times New Roman" w:cs="Times New Roman"/>
+        </w:rPr>
+        <w:t xml:space="preserve"> quarters), there is a mean absolute difference of 1bp</w:t>
+      </w:r>
+      <w:r>
+        <w:rPr>
+          <w:rFonts w:ascii="Times New Roman" w:hAnsi="Times New Roman" w:cs="Times New Roman"/>
+        </w:rPr>
+        <w:t>, mean signed difference of -0.46 bp, and worst 7.2 bp</w:t>
+      </w:r>
+      <w:r>
+        <w:rPr>
+          <w:rFonts w:ascii="Times New Roman" w:hAnsi="Times New Roman" w:cs="Times New Roman"/>
+        </w:rPr>
+        <w:t>.</w:t>
+      </w:r>
+      <w:r>
+        <w:rPr>
+          <w:rFonts w:ascii="Times New Roman" w:hAnsi="Times New Roman" w:cs="Times New Roman"/>
+        </w:rPr>
+        <w:t xml:space="preserve"> This leaves a known definitional difference, not an error.</w:t>
+      </w:r>
+    </w:p>
+    <w:p>
+      <w:pPr>
+        <w:pStyle w:val="Heading1"/>
+      </w:pPr>
+      <w:r>
         <w:t>Rule, r*</w:t>
       </w:r>
     </w:p>
@@ -303,129 +1525,3905 @@
       <w:pPr>
         <w:rPr>
           <w:rFonts w:ascii="Times New Roman" w:hAnsi="Times New Roman" w:cs="Times New Roman"/>
-        </w:rPr>
-      </w:pPr>
-      <w:r>
-        <w:rPr>
-          <w:rFonts w:ascii="Times New Roman" w:hAnsi="Times New Roman" w:cs="Times New Roman"/>
-        </w:rPr>
-        <w:t>The level:</w:t>
-      </w:r>
-    </w:p>
-    <w:p>
-      <w:pPr>
-        <w:rPr>
-          <w:rFonts w:ascii="Times New Roman" w:hAnsi="Times New Roman" w:cs="Times New Roman"/>
-        </w:rPr>
-      </w:pPr>
-      <w:r>
-        <w:rPr>
-          <w:rFonts w:ascii="Times New Roman" w:hAnsi="Times New Roman" w:cs="Times New Roman"/>
-        </w:rPr>
-        <w:t>Signal and the null:</w:t>
-      </w:r>
-    </w:p>
-    <w:p>
-      <w:pPr>
-        <w:rPr>
-          <w:rFonts w:ascii="Times New Roman" w:hAnsi="Times New Roman" w:cs="Times New Roman"/>
-        </w:rPr>
-      </w:pPr>
-      <w:r>
-        <w:rPr>
-          <w:rFonts w:ascii="Times New Roman" w:hAnsi="Times New Roman" w:cs="Times New Roman"/>
-        </w:rPr>
-        <w:t>Signal</w:t>
-      </w:r>
-    </w:p>
-    <w:p>
-      <w:pPr>
-        <w:rPr>
-          <w:rFonts w:ascii="Times New Roman" w:hAnsi="Times New Roman" w:cs="Times New Roman"/>
-        </w:rPr>
-      </w:pPr>
-      <w:r>
-        <w:rPr>
-          <w:rFonts w:ascii="Times New Roman" w:hAnsi="Times New Roman" w:cs="Times New Roman"/>
-        </w:rPr>
+          <w:color w:val="FF0000"/>
+        </w:rPr>
+      </w:pPr>
+      <w:r>
+        <w:rPr>
+          <w:rFonts w:ascii="Times New Roman" w:hAnsi="Times New Roman" w:cs="Times New Roman"/>
+        </w:rPr>
+        <w:t xml:space="preserve">One of the rules that the Fed publishes in its Monetary Policy Report is the balanced approach rule. The balanced approach rule takes a very similar approach to policy setting that the Taylor rule would suggest. The key difference is an increase in the coefficient associated with resource </w:t>
+      </w:r>
+      <w:r>
+        <w:rPr>
+          <w:rFonts w:ascii="Times New Roman" w:hAnsi="Times New Roman" w:cs="Times New Roman"/>
+        </w:rPr>
+        <w:t>differences</w:t>
+      </w:r>
+      <w:r>
+        <w:rPr>
+          <w:rFonts w:ascii="Times New Roman" w:hAnsi="Times New Roman" w:cs="Times New Roman"/>
+        </w:rPr>
+        <w:t xml:space="preserve">; this creates a more explicit emphasis on labor market divergence in comparison to the traditional Taylor rule. </w:t>
+      </w:r>
+      <w:r>
+        <w:rPr>
+          <w:rFonts w:ascii="Times New Roman" w:hAnsi="Times New Roman" w:cs="Times New Roman"/>
+        </w:rPr>
+        <w:t xml:space="preserve">It carries a 2 on the unemployment gap which is double the Taylor Rule and is symmetric. </w:t>
+      </w:r>
+      <w:r>
+        <w:rPr>
+          <w:rFonts w:ascii="Times New Roman" w:hAnsi="Times New Roman" w:cs="Times New Roman"/>
+        </w:rPr>
+        <w:t xml:space="preserve">R* = r* + π + 0.5(π − 2) + 2(u* − u). </w:t>
+      </w:r>
+      <w:r>
+        <w:rPr>
+          <w:rFonts w:ascii="Times New Roman" w:hAnsi="Times New Roman" w:cs="Times New Roman"/>
+        </w:rPr>
+        <w:t>The MPR’s inertial rule uses 0.85 per quarter</w:t>
+      </w:r>
+      <w:r>
+        <w:rPr>
+          <w:rFonts w:ascii="Times New Roman" w:hAnsi="Times New Roman" w:cs="Times New Roman"/>
+        </w:rPr>
+        <w:t>, which is the weight on the last period’s rate: 0.922 per meeting (</w:t>
+      </w:r>
+      <w:r>
+        <w:rPr>
+          <w:rFonts w:ascii="Times New Roman" w:hAnsi="Times New Roman" w:cs="Times New Roman"/>
+        </w:rPr>
+        <w:t>sqrt (</w:t>
+      </w:r>
+      <w:r>
+        <w:rPr>
+          <w:rFonts w:ascii="Times New Roman" w:hAnsi="Times New Roman" w:cs="Times New Roman"/>
+        </w:rPr>
+        <w:t>0.85))</w:t>
+      </w:r>
+      <w:r>
+        <w:rPr>
+          <w:rFonts w:ascii="Times New Roman" w:hAnsi="Times New Roman" w:cs="Times New Roman"/>
+        </w:rPr>
+        <w:t xml:space="preserve">. </w:t>
+      </w:r>
+      <w:r>
+        <w:rPr>
+          <w:rFonts w:ascii="Times New Roman" w:hAnsi="Times New Roman" w:cs="Times New Roman"/>
+        </w:rPr>
+        <w:t>H</w:t>
+      </w:r>
+      <w:r>
+        <w:rPr>
+          <w:rFonts w:ascii="Times New Roman" w:hAnsi="Times New Roman" w:cs="Times New Roman"/>
+        </w:rPr>
+        <w:t>old today's inputs as flat across the path</w:t>
+      </w:r>
+      <w:r>
+        <w:rPr>
+          <w:rFonts w:ascii="Times New Roman" w:hAnsi="Times New Roman" w:cs="Times New Roman"/>
+        </w:rPr>
+        <w:t xml:space="preserve"> and ask</w:t>
+      </w:r>
+      <w:r>
+        <w:rPr>
+          <w:rFonts w:ascii="Times New Roman" w:hAnsi="Times New Roman" w:cs="Times New Roman"/>
+        </w:rPr>
+        <w:t>:</w:t>
+      </w:r>
+      <w:r>
+        <w:rPr>
+          <w:rFonts w:ascii="Times New Roman" w:hAnsi="Times New Roman" w:cs="Times New Roman"/>
+        </w:rPr>
+        <w:t xml:space="preserve"> where</w:t>
+      </w:r>
+      <w:r>
+        <w:rPr>
+          <w:rFonts w:ascii="Times New Roman" w:hAnsi="Times New Roman" w:cs="Times New Roman"/>
+        </w:rPr>
+        <w:t xml:space="preserve"> does</w:t>
+      </w:r>
+      <w:r>
+        <w:rPr>
+          <w:rFonts w:ascii="Times New Roman" w:hAnsi="Times New Roman" w:cs="Times New Roman"/>
+        </w:rPr>
+        <w:t xml:space="preserve"> the rule </w:t>
+      </w:r>
+      <w:r>
+        <w:rPr>
+          <w:rFonts w:ascii="Times New Roman" w:hAnsi="Times New Roman" w:cs="Times New Roman"/>
+        </w:rPr>
+        <w:t>take</w:t>
+      </w:r>
+      <w:r>
+        <w:rPr>
+          <w:rFonts w:ascii="Times New Roman" w:hAnsi="Times New Roman" w:cs="Times New Roman"/>
+        </w:rPr>
+        <w:t xml:space="preserve"> policy?</w:t>
+      </w:r>
+      <w:r>
+        <w:rPr>
+          <w:rFonts w:ascii="Times New Roman" w:hAnsi="Times New Roman" w:cs="Times New Roman"/>
+        </w:rPr>
+        <w:t xml:space="preserve"> </w:t>
+      </w:r>
+    </w:p>
+    <w:p>
+      <w:pPr>
+        <w:pStyle w:val="Heading2"/>
+      </w:pPr>
+      <w:r>
+        <w:t>Real-time inputs</w:t>
+      </w:r>
+    </w:p>
+    <w:p>
+      <w:pPr>
+        <w:rPr>
+          <w:rFonts w:ascii="Times New Roman" w:hAnsi="Times New Roman" w:cs="Times New Roman"/>
+        </w:rPr>
+      </w:pPr>
+      <w:r>
+        <w:rPr>
+          <w:rFonts w:ascii="Times New Roman" w:hAnsi="Times New Roman" w:cs="Times New Roman"/>
+        </w:rPr>
+        <w:t xml:space="preserve">With the balanced approach rule in mind, estimate the variables. Beginning with π, which is the 12-month core PCE, bridged from CPI for months PCE hasn’t </w:t>
+      </w:r>
+      <w:r>
+        <w:rPr>
+          <w:rFonts w:ascii="Times New Roman" w:hAnsi="Times New Roman" w:cs="Times New Roman"/>
+        </w:rPr>
+        <w:t>printed</w:t>
+      </w:r>
+      <w:r>
+        <w:rPr>
+          <w:rFonts w:ascii="Times New Roman" w:hAnsi="Times New Roman" w:cs="Times New Roman"/>
+        </w:rPr>
+        <w:t xml:space="preserve"> yet. </w:t>
+      </w:r>
+      <w:r>
+        <w:rPr>
+          <w:rFonts w:ascii="Times New Roman" w:hAnsi="Times New Roman" w:cs="Times New Roman"/>
+        </w:rPr>
+        <w:t>The paper</w:t>
+      </w:r>
+      <w:r>
+        <w:rPr>
+          <w:rFonts w:ascii="Times New Roman" w:hAnsi="Times New Roman" w:cs="Times New Roman"/>
+        </w:rPr>
+        <w:t xml:space="preserve"> tested </w:t>
+      </w:r>
+      <w:r>
+        <w:rPr>
+          <w:rFonts w:ascii="Times New Roman" w:hAnsi="Times New Roman" w:cs="Times New Roman"/>
+        </w:rPr>
+        <w:t>the accuracy</w:t>
+      </w:r>
+      <w:r>
+        <w:rPr>
+          <w:rFonts w:ascii="Times New Roman" w:hAnsi="Times New Roman" w:cs="Times New Roman"/>
+        </w:rPr>
+        <w:t xml:space="preserve"> of this bridge and returned a RMSE of 0.075%</w:t>
+      </w:r>
+      <w:r>
+        <w:rPr>
+          <w:rFonts w:ascii="Times New Roman" w:hAnsi="Times New Roman" w:cs="Times New Roman"/>
+        </w:rPr>
+        <w:t xml:space="preserve"> </w:t>
+      </w:r>
+      <w:r>
+        <w:rPr>
+          <w:rFonts w:ascii="Times New Roman" w:hAnsi="Times New Roman" w:cs="Times New Roman"/>
+        </w:rPr>
+        <w:t>pp</w:t>
+      </w:r>
+      <w:r>
+        <w:rPr>
+          <w:rFonts w:ascii="Times New Roman" w:hAnsi="Times New Roman" w:cs="Times New Roman"/>
+        </w:rPr>
+        <w:t xml:space="preserve"> against </w:t>
+      </w:r>
+      <w:r>
+        <w:rPr>
+          <w:rFonts w:ascii="Times New Roman" w:hAnsi="Times New Roman" w:cs="Times New Roman"/>
+        </w:rPr>
+        <w:t>PCE’s</w:t>
+      </w:r>
+      <w:r>
+        <w:rPr>
+          <w:rFonts w:ascii="Times New Roman" w:hAnsi="Times New Roman" w:cs="Times New Roman"/>
+        </w:rPr>
+        <w:t xml:space="preserve"> first print over 185 months</w:t>
+      </w:r>
+      <w:r>
+        <w:rPr>
+          <w:rFonts w:ascii="Times New Roman" w:hAnsi="Times New Roman" w:cs="Times New Roman"/>
+        </w:rPr>
+        <w:t xml:space="preserve">. u* is CBO’s estimate </w:t>
+      </w:r>
+      <w:r>
+        <w:rPr>
+          <w:rFonts w:ascii="Times New Roman" w:hAnsi="Times New Roman" w:cs="Times New Roman"/>
+        </w:rPr>
+        <w:t xml:space="preserve">as vintaged on that day, </w:t>
+      </w:r>
+      <w:r>
+        <w:rPr>
+          <w:rFonts w:ascii="Times New Roman" w:hAnsi="Times New Roman" w:cs="Times New Roman"/>
+        </w:rPr>
+        <w:t xml:space="preserve">from ALFRED. </w:t>
+      </w:r>
+      <w:r>
+        <w:rPr>
+          <w:rFonts w:ascii="Times New Roman" w:hAnsi="Times New Roman" w:cs="Times New Roman"/>
+        </w:rPr>
+        <w:t xml:space="preserve">Further, </w:t>
+      </w:r>
+      <w:r>
+        <w:rPr>
+          <w:rFonts w:ascii="Times New Roman" w:hAnsi="Times New Roman" w:cs="Times New Roman"/>
+        </w:rPr>
+        <w:t xml:space="preserve">the paper seeks to address </w:t>
+      </w:r>
+      <w:r>
+        <w:rPr>
+          <w:rFonts w:ascii="Times New Roman" w:hAnsi="Times New Roman" w:cs="Times New Roman"/>
+        </w:rPr>
+        <w:t xml:space="preserve">lookahead bias. A test reruns the whole chain cut off </w:t>
+      </w:r>
+      <w:r>
+        <w:rPr>
+          <w:rFonts w:ascii="Times New Roman" w:hAnsi="Times New Roman" w:cs="Times New Roman"/>
+        </w:rPr>
+        <w:t>on</w:t>
+      </w:r>
+      <w:r>
+        <w:rPr>
+          <w:rFonts w:ascii="Times New Roman" w:hAnsi="Times New Roman" w:cs="Times New Roman"/>
+        </w:rPr>
+        <w:t xml:space="preserve"> day D, then appends the deliberately corrupted data</w:t>
+      </w:r>
+      <w:r>
+        <w:rPr>
+          <w:rFonts w:ascii="Times New Roman" w:hAnsi="Times New Roman" w:cs="Times New Roman"/>
+        </w:rPr>
+        <w:t xml:space="preserve"> and checks that nothing on or before D moves</w:t>
+      </w:r>
+      <w:r>
+        <w:rPr>
+          <w:rFonts w:ascii="Times New Roman" w:hAnsi="Times New Roman" w:cs="Times New Roman"/>
+        </w:rPr>
+        <w:t xml:space="preserve">. </w:t>
+      </w:r>
+      <w:r>
+        <w:rPr>
+          <w:rFonts w:ascii="Times New Roman" w:hAnsi="Times New Roman" w:cs="Times New Roman"/>
+        </w:rPr>
+        <w:t>Lastly, G</w:t>
+      </w:r>
+      <w:r>
+        <w:rPr>
+          <w:rFonts w:ascii="Times New Roman" w:hAnsi="Times New Roman" w:cs="Times New Roman"/>
+        </w:rPr>
+        <w:t>BP’s u* is</w:t>
+      </w:r>
+      <w:r>
+        <w:rPr>
+          <w:rFonts w:ascii="Times New Roman" w:hAnsi="Times New Roman" w:cs="Times New Roman"/>
+        </w:rPr>
+        <w:t xml:space="preserve"> a constant 4.5%</w:t>
+      </w:r>
+      <w:r>
+        <w:rPr>
+          <w:rFonts w:ascii="Times New Roman" w:hAnsi="Times New Roman" w:cs="Times New Roman"/>
+        </w:rPr>
+        <w:t>, not a real-time estimate</w:t>
+      </w:r>
+      <w:r>
+        <w:rPr>
+          <w:rFonts w:ascii="Times New Roman" w:hAnsi="Times New Roman" w:cs="Times New Roman"/>
+        </w:rPr>
+        <w:t>.</w:t>
+      </w:r>
+    </w:p>
+    <w:p>
+      <w:pPr>
+        <w:keepNext/>
+        <w:spacing w:before="120" w:after="0"/>
+        <w:jc w:val="center"/>
+        <w:rPr>
+          <w:rFonts w:ascii="Times New Roman" w:hAnsi="Times New Roman" w:cs="Times New Roman"/>
+        </w:rPr>
+      </w:pPr>
+      <w:r>
+        <w:rPr>
+          <w:rFonts w:ascii="Times New Roman" w:hAnsi="Times New Roman" w:cs="Times New Roman"/>
+          <w:noProof/>
+        </w:rPr>
+        <w:lastRenderedPageBreak/>
+        <w:drawing>
+          <wp:inline distT="0" distB="0" distL="0" distR="0" wp14:anchorId="1D2E0C8D" wp14:editId="0BAD9A1D">
+            <wp:extent cx="5303520" cy="3610742"/>
+            <wp:effectExtent l="0" t="0" r="0" b="0"/>
+            <wp:docPr id="1380386155" name="Picture 4"/>
+            <wp:cNvGraphicFramePr>
+              <a:graphicFrameLocks xmlns:a="http://schemas.openxmlformats.org/drawingml/2006/main" noChangeAspect="1"/>
+            </wp:cNvGraphicFramePr>
+            <a:graphic xmlns:a="http://schemas.openxmlformats.org/drawingml/2006/main">
+              <a:graphicData uri="http://schemas.openxmlformats.org/drawingml/2006/picture">
+                <pic:pic xmlns:pic="http://schemas.openxmlformats.org/drawingml/2006/picture">
+                  <pic:nvPicPr>
+                    <pic:cNvPr id="1380386155" name="Picture 1380386155"/>
+                    <pic:cNvPicPr/>
+                  </pic:nvPicPr>
+                  <pic:blipFill>
+                    <a:blip r:embed="rId11" cstate="print">
+                      <a:extLst>
+                        <a:ext uri="{28A0092B-C50C-407E-A947-70E740481C1C}">
+                          <a14:useLocalDpi xmlns:a14="http://schemas.microsoft.com/office/drawing/2010/main" val="0"/>
+                        </a:ext>
+                      </a:extLst>
+                    </a:blip>
+                    <a:stretch>
+                      <a:fillRect/>
+                    </a:stretch>
+                  </pic:blipFill>
+                  <pic:spPr>
+                    <a:xfrm>
+                      <a:off x="0" y="0"/>
+                      <a:ext cx="5303520" cy="3610742"/>
+                    </a:xfrm>
+                    <a:prstGeom prst="rect">
+                      <a:avLst/>
+                    </a:prstGeom>
+                  </pic:spPr>
+                </pic:pic>
+              </a:graphicData>
+            </a:graphic>
+          </wp:inline>
+        </w:drawing>
+      </w:r>
+    </w:p>
+    <w:p>
+      <w:pPr>
+        <w:pStyle w:val="Caption"/>
+      </w:pPr>
+      <w:r>
+        <w:rPr>
+          <w:b/>
+          <w:i w:val="0"/>
+        </w:rPr>
+        <w:t xml:space="preserve">Figure </w:t>
+      </w:r>
+      <w:fldSimple w:instr=" SEQ Figure \* ARABIC ">
+        <w:r>
+          <w:rPr>
+            <w:noProof/>
+          </w:rPr>
+          <w:t>4</w:t>
+        </w:r>
+      </w:fldSimple>
+      <w:r>
+        <w:rPr>
+          <w:b/>
+          <w:i w:val="0"/>
+        </w:rPr>
+        <w:t xml:space="preserve">. </w:t>
+      </w:r>
+      <w:r>
+        <w:t>Real-time USD rule inputs: core PCE inflation as it could be read each day, and the unemployment gap.</w:t>
+      </w:r>
+    </w:p>
+    <w:p>
+      <w:pPr>
+        <w:pStyle w:val="Heading2"/>
+      </w:pPr>
+      <w:r>
+        <w:t>r* choices</w:t>
+      </w:r>
+    </w:p>
+    <w:p>
+      <w:pPr>
+        <w:rPr>
+          <w:rFonts w:ascii="Times New Roman" w:hAnsi="Times New Roman" w:cs="Times New Roman"/>
+        </w:rPr>
+      </w:pPr>
+      <w:r>
+        <w:rPr>
+          <w:rFonts w:ascii="Times New Roman" w:hAnsi="Times New Roman" w:cs="Times New Roman"/>
+        </w:rPr>
+        <w:t xml:space="preserve">A key benefit of using SEP is how it is at a moment in time. There is no revision, and so it’s real time with no vintage. </w:t>
+      </w:r>
+      <w:r>
+        <w:rPr>
+          <w:rFonts w:ascii="Times New Roman" w:hAnsi="Times New Roman" w:cs="Times New Roman"/>
+        </w:rPr>
+        <w:t xml:space="preserve">This isn’t the same for </w:t>
+      </w:r>
+      <w:r>
+        <w:rPr>
+          <w:rFonts w:ascii="Times New Roman" w:hAnsi="Times New Roman" w:cs="Times New Roman"/>
+        </w:rPr>
+        <w:t>GBP,</w:t>
+      </w:r>
+      <w:r>
+        <w:rPr>
+          <w:rFonts w:ascii="Times New Roman" w:hAnsi="Times New Roman" w:cs="Times New Roman"/>
+        </w:rPr>
+        <w:t xml:space="preserve"> which uses a constant -1.6%, the average real Bank rate.</w:t>
+      </w:r>
+      <w:r>
+        <w:rPr>
+          <w:rFonts w:ascii="Times New Roman" w:hAnsi="Times New Roman" w:cs="Times New Roman"/>
+        </w:rPr>
+        <w:t xml:space="preserve"> </w:t>
+      </w:r>
+      <w:r>
+        <w:rPr>
+          <w:rFonts w:ascii="Times New Roman" w:hAnsi="Times New Roman" w:cs="Times New Roman"/>
+        </w:rPr>
+        <w:t>Both</w:t>
+      </w:r>
+      <w:r>
+        <w:rPr>
+          <w:rFonts w:ascii="Times New Roman" w:hAnsi="Times New Roman" w:cs="Times New Roman"/>
+        </w:rPr>
+        <w:t xml:space="preserve"> values are tested </w:t>
+      </w:r>
+      <w:r>
+        <w:rPr>
+          <w:rFonts w:ascii="Times New Roman" w:hAnsi="Times New Roman" w:cs="Times New Roman"/>
+        </w:rPr>
+        <w:t>later</w:t>
+      </w:r>
+      <w:r>
+        <w:rPr>
+          <w:rFonts w:ascii="Times New Roman" w:hAnsi="Times New Roman" w:cs="Times New Roman"/>
+        </w:rPr>
+        <w:t xml:space="preserve"> in Robustness using HLW in real time for USD and constants for GBP.</w:t>
+      </w:r>
+    </w:p>
+    <w:p>
+      <w:pPr>
+        <w:pStyle w:val="Heading1"/>
+      </w:pPr>
+      <w:r>
+        <w:t>The level</w:t>
+      </w:r>
+    </w:p>
+    <w:p>
+      <w:pPr>
+        <w:rPr>
+          <w:rFonts w:ascii="Times New Roman" w:hAnsi="Times New Roman" w:cs="Times New Roman"/>
+        </w:rPr>
+      </w:pPr>
+      <w:r>
+        <w:rPr>
+          <w:rFonts w:ascii="Times New Roman" w:hAnsi="Times New Roman" w:cs="Times New Roman"/>
+        </w:rPr>
+        <w:t>The</w:t>
+      </w:r>
+      <w:r>
+        <w:rPr>
+          <w:rFonts w:ascii="Times New Roman" w:hAnsi="Times New Roman" w:cs="Times New Roman"/>
+        </w:rPr>
+        <w:t xml:space="preserve"> market trades persistently below the rule. For the USD, that’s 13 out of 13 years</w:t>
+      </w:r>
+      <w:r>
+        <w:rPr>
+          <w:rFonts w:ascii="Times New Roman" w:hAnsi="Times New Roman" w:cs="Times New Roman"/>
+        </w:rPr>
+        <w:t xml:space="preserve"> outside the ELB</w:t>
+      </w:r>
+      <w:r>
+        <w:rPr>
+          <w:rFonts w:ascii="Times New Roman" w:hAnsi="Times New Roman" w:cs="Times New Roman"/>
+        </w:rPr>
+        <w:t>, by -25</w:t>
+      </w:r>
+      <w:r>
+        <w:rPr>
+          <w:rFonts w:ascii="Times New Roman" w:hAnsi="Times New Roman" w:cs="Times New Roman"/>
+        </w:rPr>
+        <w:t xml:space="preserve"> </w:t>
+      </w:r>
+      <w:r>
+        <w:rPr>
+          <w:rFonts w:ascii="Times New Roman" w:hAnsi="Times New Roman" w:cs="Times New Roman"/>
+        </w:rPr>
+        <w:t>bp to -86</w:t>
+      </w:r>
+      <w:r>
+        <w:rPr>
+          <w:rFonts w:ascii="Times New Roman" w:hAnsi="Times New Roman" w:cs="Times New Roman"/>
+        </w:rPr>
+        <w:t xml:space="preserve"> </w:t>
+      </w:r>
+      <w:r>
+        <w:rPr>
+          <w:rFonts w:ascii="Times New Roman" w:hAnsi="Times New Roman" w:cs="Times New Roman"/>
+        </w:rPr>
+        <w:t xml:space="preserve">bp. </w:t>
+      </w:r>
+      <w:r>
+        <w:rPr>
+          <w:rFonts w:ascii="Times New Roman" w:hAnsi="Times New Roman" w:cs="Times New Roman"/>
+        </w:rPr>
+        <w:t>By regime that is -37 bp hiking, -53 bp on hold, and -62 bp cutting.</w:t>
+      </w:r>
+      <w:r>
+        <w:rPr>
+          <w:rFonts w:ascii="Times New Roman" w:hAnsi="Times New Roman" w:cs="Times New Roman"/>
+        </w:rPr>
+        <w:t xml:space="preserve"> In effect, this matches the pattern of the market pricing below the FOMC’s dots. </w:t>
+      </w:r>
+    </w:p>
+    <w:p>
+      <w:pPr>
+        <w:keepNext/>
+        <w:spacing w:before="120" w:after="0"/>
+        <w:jc w:val="center"/>
+        <w:rPr>
+          <w:rFonts w:ascii="Times New Roman" w:hAnsi="Times New Roman" w:cs="Times New Roman"/>
+        </w:rPr>
+      </w:pPr>
+      <w:r>
+        <w:rPr>
+          <w:rFonts w:ascii="Times New Roman" w:hAnsi="Times New Roman" w:cs="Times New Roman"/>
+          <w:noProof/>
+        </w:rPr>
+        <w:lastRenderedPageBreak/>
+        <w:drawing>
+          <wp:inline distT="0" distB="0" distL="0" distR="0" wp14:anchorId="6DB74CB2" wp14:editId="1425DD75">
+            <wp:extent cx="5120640" cy="3727909"/>
+            <wp:effectExtent l="0" t="0" r="0" b="0"/>
+            <wp:docPr id="1478027540" name="Picture 5"/>
+            <wp:cNvGraphicFramePr>
+              <a:graphicFrameLocks xmlns:a="http://schemas.openxmlformats.org/drawingml/2006/main" noChangeAspect="1"/>
+            </wp:cNvGraphicFramePr>
+            <a:graphic xmlns:a="http://schemas.openxmlformats.org/drawingml/2006/main">
+              <a:graphicData uri="http://schemas.openxmlformats.org/drawingml/2006/picture">
+                <pic:pic xmlns:pic="http://schemas.openxmlformats.org/drawingml/2006/picture">
+                  <pic:nvPicPr>
+                    <pic:cNvPr id="1478027540" name="Picture 1478027540"/>
+                    <pic:cNvPicPr/>
+                  </pic:nvPicPr>
+                  <pic:blipFill>
+                    <a:blip r:embed="rId12" cstate="print">
+                      <a:extLst>
+                        <a:ext uri="{28A0092B-C50C-407E-A947-70E740481C1C}">
+                          <a14:useLocalDpi xmlns:a14="http://schemas.microsoft.com/office/drawing/2010/main" val="0"/>
+                        </a:ext>
+                      </a:extLst>
+                    </a:blip>
+                    <a:stretch>
+                      <a:fillRect/>
+                    </a:stretch>
+                  </pic:blipFill>
+                  <pic:spPr>
+                    <a:xfrm>
+                      <a:off x="0" y="0"/>
+                      <a:ext cx="5120640" cy="3727909"/>
+                    </a:xfrm>
+                    <a:prstGeom prst="rect">
+                      <a:avLst/>
+                    </a:prstGeom>
+                  </pic:spPr>
+                </pic:pic>
+              </a:graphicData>
+            </a:graphic>
+          </wp:inline>
+        </w:drawing>
+      </w:r>
+    </w:p>
+    <w:p>
+      <w:pPr>
+        <w:pStyle w:val="Caption"/>
+      </w:pPr>
+      <w:r>
+        <w:rPr>
+          <w:b/>
+          <w:i w:val="0"/>
+        </w:rPr>
+        <w:t xml:space="preserve">Figure </w:t>
+      </w:r>
+      <w:fldSimple w:instr=" SEQ Figure \* ARABIC ">
+        <w:r>
+          <w:rPr>
+            <w:noProof/>
+          </w:rPr>
+          <w:t>5</w:t>
+        </w:r>
+      </w:fldSimple>
+      <w:r>
+        <w:rPr>
+          <w:b/>
+          <w:i w:val="0"/>
+        </w:rPr>
+        <w:t xml:space="preserve">. </w:t>
+      </w:r>
+      <w:r>
+        <w:t xml:space="preserve">USD: the market path against the </w:t>
+      </w:r>
+      <w:proofErr w:type="gramStart"/>
+      <w:r>
+        <w:t>balanced-approach</w:t>
+      </w:r>
+      <w:proofErr w:type="gramEnd"/>
+      <w:r>
+        <w:t xml:space="preserve"> rule, and the gap at the fourth meeting ahead.</w:t>
+      </w:r>
+    </w:p>
+    <w:p>
+      <w:pPr>
+        <w:rPr>
+          <w:rFonts w:ascii="Times New Roman" w:hAnsi="Times New Roman" w:cs="Times New Roman"/>
+        </w:rPr>
+      </w:pPr>
+      <w:r>
+        <w:rPr>
+          <w:rFonts w:ascii="Times New Roman" w:hAnsi="Times New Roman" w:cs="Times New Roman"/>
+        </w:rPr>
+        <w:t xml:space="preserve">The gaps are larger for GBP (-122 to </w:t>
+      </w:r>
+      <w:r>
+        <w:rPr>
+          <w:rFonts w:ascii="Times New Roman" w:hAnsi="Times New Roman" w:cs="Times New Roman"/>
+        </w:rPr>
+        <w:t>+</w:t>
+      </w:r>
+      <w:r>
+        <w:rPr>
+          <w:rFonts w:ascii="Times New Roman" w:hAnsi="Times New Roman" w:cs="Times New Roman"/>
+        </w:rPr>
+        <w:t xml:space="preserve">102 bp). However, they change signs throughout cycles, -81 bp when hiking and </w:t>
+      </w:r>
+      <w:r>
+        <w:rPr>
+          <w:rFonts w:ascii="Times New Roman" w:hAnsi="Times New Roman" w:cs="Times New Roman"/>
+        </w:rPr>
+        <w:t>+</w:t>
+      </w:r>
+      <w:r>
+        <w:rPr>
+          <w:rFonts w:ascii="Times New Roman" w:hAnsi="Times New Roman" w:cs="Times New Roman"/>
+        </w:rPr>
+        <w:t xml:space="preserve">28 bp while cutting. This isn’t persistent but depends on regime. </w:t>
+      </w:r>
+      <w:r>
+        <w:rPr>
+          <w:rFonts w:ascii="Times New Roman" w:hAnsi="Times New Roman" w:cs="Times New Roman"/>
+        </w:rPr>
+        <w:t>That can be seen as 8 of the 11 years remain below the rule, and above from 2024 (</w:t>
+      </w:r>
+      <w:r>
+        <w:rPr>
+          <w:rFonts w:ascii="Times New Roman" w:hAnsi="Times New Roman" w:cs="Times New Roman"/>
+        </w:rPr>
+        <w:t>+36</w:t>
+      </w:r>
+      <w:r>
+        <w:rPr>
+          <w:rFonts w:ascii="Times New Roman" w:hAnsi="Times New Roman" w:cs="Times New Roman"/>
+        </w:rPr>
+        <w:t xml:space="preserve"> bp, </w:t>
+      </w:r>
+      <w:r>
+        <w:rPr>
+          <w:rFonts w:ascii="Times New Roman" w:hAnsi="Times New Roman" w:cs="Times New Roman"/>
+        </w:rPr>
+        <w:t>+</w:t>
+      </w:r>
+      <w:r>
+        <w:rPr>
+          <w:rFonts w:ascii="Times New Roman" w:hAnsi="Times New Roman" w:cs="Times New Roman"/>
+        </w:rPr>
+        <w:t xml:space="preserve">19 bp, </w:t>
+      </w:r>
+      <w:r>
+        <w:rPr>
+          <w:rFonts w:ascii="Times New Roman" w:hAnsi="Times New Roman" w:cs="Times New Roman"/>
+        </w:rPr>
+        <w:t>+</w:t>
+      </w:r>
+      <w:r>
+        <w:rPr>
+          <w:rFonts w:ascii="Times New Roman" w:hAnsi="Times New Roman" w:cs="Times New Roman"/>
+        </w:rPr>
+        <w:t>102 bp). With a fixed r*, the post 2024 flip is consistent with r* being wrong</w:t>
+      </w:r>
+      <w:r>
+        <w:rPr>
+          <w:rFonts w:ascii="Times New Roman" w:hAnsi="Times New Roman" w:cs="Times New Roman"/>
+        </w:rPr>
+        <w:t xml:space="preserve"> as with the market repricing, and this measurement can’t separate them</w:t>
+      </w:r>
+      <w:r>
+        <w:rPr>
+          <w:rFonts w:ascii="Times New Roman" w:hAnsi="Times New Roman" w:cs="Times New Roman"/>
+        </w:rPr>
+        <w:t xml:space="preserve">. </w:t>
+      </w:r>
+    </w:p>
+    <w:p>
+      <w:pPr>
+        <w:keepNext/>
+        <w:spacing w:before="120" w:after="0"/>
+        <w:jc w:val="center"/>
+        <w:rPr>
+          <w:rFonts w:ascii="Times New Roman" w:hAnsi="Times New Roman" w:cs="Times New Roman"/>
+        </w:rPr>
+      </w:pPr>
+      <w:r>
+        <w:rPr>
+          <w:rFonts w:ascii="Times New Roman" w:hAnsi="Times New Roman" w:cs="Times New Roman"/>
+          <w:noProof/>
+        </w:rPr>
+        <w:lastRenderedPageBreak/>
+        <w:drawing>
+          <wp:inline distT="0" distB="0" distL="0" distR="0" wp14:anchorId="08685B80" wp14:editId="461AFB42">
+            <wp:extent cx="5120640" cy="3450374"/>
+            <wp:effectExtent l="0" t="0" r="0" b="0"/>
+            <wp:docPr id="2044335423" name="Picture 6"/>
+            <wp:cNvGraphicFramePr>
+              <a:graphicFrameLocks xmlns:a="http://schemas.openxmlformats.org/drawingml/2006/main" noChangeAspect="1"/>
+            </wp:cNvGraphicFramePr>
+            <a:graphic xmlns:a="http://schemas.openxmlformats.org/drawingml/2006/main">
+              <a:graphicData uri="http://schemas.openxmlformats.org/drawingml/2006/picture">
+                <pic:pic xmlns:pic="http://schemas.openxmlformats.org/drawingml/2006/picture">
+                  <pic:nvPicPr>
+                    <pic:cNvPr id="2044335423" name="Picture 2044335423"/>
+                    <pic:cNvPicPr/>
+                  </pic:nvPicPr>
+                  <pic:blipFill>
+                    <a:blip r:embed="rId13" cstate="print">
+                      <a:extLst>
+                        <a:ext uri="{28A0092B-C50C-407E-A947-70E740481C1C}">
+                          <a14:useLocalDpi xmlns:a14="http://schemas.microsoft.com/office/drawing/2010/main" val="0"/>
+                        </a:ext>
+                      </a:extLst>
+                    </a:blip>
+                    <a:stretch>
+                      <a:fillRect/>
+                    </a:stretch>
+                  </pic:blipFill>
+                  <pic:spPr>
+                    <a:xfrm>
+                      <a:off x="0" y="0"/>
+                      <a:ext cx="5120640" cy="3450374"/>
+                    </a:xfrm>
+                    <a:prstGeom prst="rect">
+                      <a:avLst/>
+                    </a:prstGeom>
+                  </pic:spPr>
+                </pic:pic>
+              </a:graphicData>
+            </a:graphic>
+          </wp:inline>
+        </w:drawing>
+      </w:r>
+    </w:p>
+    <w:p>
+      <w:pPr>
+        <w:pStyle w:val="Caption"/>
+      </w:pPr>
+      <w:r>
+        <w:rPr>
+          <w:b/>
+          <w:i w:val="0"/>
+        </w:rPr>
+        <w:t xml:space="preserve">Figure </w:t>
+      </w:r>
+      <w:fldSimple w:instr=" SEQ Figure \* ARABIC ">
+        <w:r>
+          <w:rPr>
+            <w:noProof/>
+          </w:rPr>
+          <w:t>6</w:t>
+        </w:r>
+      </w:fldSimple>
+      <w:r>
+        <w:rPr>
+          <w:b/>
+          <w:i w:val="0"/>
+        </w:rPr>
+        <w:t xml:space="preserve">. </w:t>
+      </w:r>
+      <w:r>
+        <w:t>GBP: the market path against the balanced-approach rule, and the gap at the fourth meeting ahead.</w:t>
+      </w:r>
+    </w:p>
+    <w:p>
+      <w:pPr>
+        <w:rPr>
+          <w:rFonts w:ascii="Times New Roman" w:hAnsi="Times New Roman" w:cs="Times New Roman"/>
+        </w:rPr>
+      </w:pPr>
+      <w:r>
+        <w:rPr>
+          <w:rFonts w:ascii="Times New Roman" w:hAnsi="Times New Roman" w:cs="Times New Roman"/>
+        </w:rPr>
+        <w:t>63% of the variance of the daily gross P&amp;L is the exposure to the front-end</w:t>
+      </w:r>
+      <w:r>
+        <w:rPr>
+          <w:rFonts w:ascii="Times New Roman" w:hAnsi="Times New Roman" w:cs="Times New Roman"/>
+        </w:rPr>
+        <w:t xml:space="preserve">, so the book is closer to a duration timer than it is to a relative value trade. </w:t>
+      </w:r>
+      <w:r>
+        <w:rPr>
+          <w:rFonts w:ascii="Times New Roman" w:hAnsi="Times New Roman" w:cs="Times New Roman"/>
+        </w:rPr>
+        <w:t xml:space="preserve">In fact, for the </w:t>
+      </w:r>
+      <w:r>
+        <w:rPr>
+          <w:rFonts w:ascii="Times New Roman" w:hAnsi="Times New Roman" w:cs="Times New Roman"/>
+        </w:rPr>
+        <w:t xml:space="preserve">gross </w:t>
+      </w:r>
+      <w:r>
+        <w:rPr>
+          <w:rFonts w:ascii="Times New Roman" w:hAnsi="Times New Roman" w:cs="Times New Roman"/>
+        </w:rPr>
+        <w:t>P&amp;L, the level exposure earned 0.05</w:t>
+      </w:r>
+      <w:r>
+        <w:rPr>
+          <w:rFonts w:ascii="Times New Roman" w:hAnsi="Times New Roman" w:cs="Times New Roman"/>
+        </w:rPr>
+        <w:t>%</w:t>
+      </w:r>
+      <w:r>
+        <w:rPr>
+          <w:rFonts w:ascii="Times New Roman" w:hAnsi="Times New Roman" w:cs="Times New Roman"/>
+        </w:rPr>
+        <w:t xml:space="preserve"> of capital per year, where the rest lost -0.77%. </w:t>
+      </w:r>
+      <w:r>
+        <w:rPr>
+          <w:rFonts w:ascii="Times New Roman" w:hAnsi="Times New Roman" w:cs="Times New Roman"/>
+        </w:rPr>
+        <w:t xml:space="preserve">The level sleeves earn +0.22% per year gross and -1.20% net; costs (1.43%) alone turn the level negative. </w:t>
+      </w:r>
+    </w:p>
+    <w:p>
+      <w:pPr>
+        <w:keepNext/>
+        <w:spacing w:before="120" w:after="0"/>
+        <w:jc w:val="center"/>
+        <w:rPr>
+          <w:rFonts w:ascii="Times New Roman" w:hAnsi="Times New Roman" w:cs="Times New Roman"/>
+        </w:rPr>
+      </w:pPr>
+      <w:r>
+        <w:rPr>
+          <w:rFonts w:ascii="Times New Roman" w:hAnsi="Times New Roman" w:cs="Times New Roman"/>
+          <w:noProof/>
+        </w:rPr>
+        <w:drawing>
+          <wp:inline distT="0" distB="0" distL="0" distR="0" wp14:anchorId="6B2636AB" wp14:editId="22DF802E">
+            <wp:extent cx="3931920" cy="2614308"/>
+            <wp:effectExtent l="0" t="0" r="0" b="0"/>
+            <wp:docPr id="3001" name="Picture 3001"/>
+            <wp:cNvGraphicFramePr>
+              <a:graphicFrameLocks xmlns:a="http://schemas.openxmlformats.org/drawingml/2006/main" noChangeAspect="1"/>
+            </wp:cNvGraphicFramePr>
+            <a:graphic xmlns:a="http://schemas.openxmlformats.org/drawingml/2006/main">
+              <a:graphicData uri="http://schemas.openxmlformats.org/drawingml/2006/picture">
+                <pic:pic xmlns:pic="http://schemas.openxmlformats.org/drawingml/2006/picture">
+                  <pic:nvPicPr>
+                    <pic:cNvPr id="3001" name="Picture 3001"/>
+                    <pic:cNvPicPr/>
+                  </pic:nvPicPr>
+                  <pic:blipFill>
+                    <a:blip r:embed="rId14" cstate="print">
+                      <a:extLst>
+                        <a:ext uri="{28A0092B-C50C-407E-A947-70E740481C1C}">
+                          <a14:useLocalDpi xmlns:a14="http://schemas.microsoft.com/office/drawing/2010/main" val="0"/>
+                        </a:ext>
+                      </a:extLst>
+                    </a:blip>
+                    <a:stretch>
+                      <a:fillRect/>
+                    </a:stretch>
+                  </pic:blipFill>
+                  <pic:spPr>
+                    <a:xfrm>
+                      <a:off x="0" y="0"/>
+                      <a:ext cx="3931920" cy="2614308"/>
+                    </a:xfrm>
+                    <a:prstGeom prst="rect">
+                      <a:avLst/>
+                    </a:prstGeom>
+                  </pic:spPr>
+                </pic:pic>
+              </a:graphicData>
+            </a:graphic>
+          </wp:inline>
+        </w:drawing>
+      </w:r>
+    </w:p>
+    <w:p>
+      <w:pPr>
+        <w:pStyle w:val="Caption"/>
+      </w:pPr>
+      <w:r>
+        <w:rPr>
+          <w:b/>
+          <w:i w:val="0"/>
+        </w:rPr>
+        <w:t xml:space="preserve">Figure </w:t>
+      </w:r>
+      <w:fldSimple w:instr=" SEQ Figure \* ARABIC ">
+        <w:r>
+          <w:rPr>
+            <w:noProof/>
+          </w:rPr>
+          <w:t>7</w:t>
+        </w:r>
+      </w:fldSimple>
+      <w:r>
+        <w:rPr>
+          <w:b/>
+          <w:i w:val="0"/>
+        </w:rPr>
+        <w:t xml:space="preserve">. </w:t>
+      </w:r>
+      <w:r>
+        <w:t>Net equity by component: level, slope and cross-country, with the book gross and net.</w:t>
+      </w:r>
+    </w:p>
+    <w:p>
+      <w:pPr>
+        <w:pStyle w:val="Heading1"/>
+      </w:pPr>
+      <w:r>
+        <w:lastRenderedPageBreak/>
+        <w:t>The signal and the null</w:t>
+      </w:r>
+    </w:p>
+    <w:p>
+      <w:pPr>
+        <w:keepNext/>
+        <w:spacing w:before="120" w:after="0"/>
+        <w:jc w:val="center"/>
+        <w:rPr>
+          <w:rFonts w:ascii="Times New Roman" w:hAnsi="Times New Roman" w:cs="Times New Roman"/>
+        </w:rPr>
+      </w:pPr>
+      <w:r>
+        <w:rPr>
+          <w:rFonts w:ascii="Times New Roman" w:hAnsi="Times New Roman" w:cs="Times New Roman"/>
+          <w:noProof/>
+        </w:rPr>
+        <w:drawing>
+          <wp:inline distT="0" distB="0" distL="0" distR="0" wp14:anchorId="6B2636AB" wp14:editId="22DF802E">
+            <wp:extent cx="3931920" cy="2546336"/>
+            <wp:effectExtent l="0" t="0" r="0" b="0"/>
+            <wp:docPr id="3002" name="Picture 3002"/>
+            <wp:cNvGraphicFramePr>
+              <a:graphicFrameLocks xmlns:a="http://schemas.openxmlformats.org/drawingml/2006/main" noChangeAspect="1"/>
+            </wp:cNvGraphicFramePr>
+            <a:graphic xmlns:a="http://schemas.openxmlformats.org/drawingml/2006/main">
+              <a:graphicData uri="http://schemas.openxmlformats.org/drawingml/2006/picture">
+                <pic:pic xmlns:pic="http://schemas.openxmlformats.org/drawingml/2006/picture">
+                  <pic:nvPicPr>
+                    <pic:cNvPr id="3002" name="Picture 3002"/>
+                    <pic:cNvPicPr/>
+                  </pic:nvPicPr>
+                  <pic:blipFill>
+                    <a:blip r:embed="rId15" cstate="print">
+                      <a:extLst>
+                        <a:ext uri="{28A0092B-C50C-407E-A947-70E740481C1C}">
+                          <a14:useLocalDpi xmlns:a14="http://schemas.microsoft.com/office/drawing/2010/main" val="0"/>
+                        </a:ext>
+                      </a:extLst>
+                    </a:blip>
+                    <a:stretch>
+                      <a:fillRect/>
+                    </a:stretch>
+                  </pic:blipFill>
+                  <pic:spPr>
+                    <a:xfrm>
+                      <a:off x="0" y="0"/>
+                      <a:ext cx="3931920" cy="2546336"/>
+                    </a:xfrm>
+                    <a:prstGeom prst="rect">
+                      <a:avLst/>
+                    </a:prstGeom>
+                  </pic:spPr>
+                </pic:pic>
+              </a:graphicData>
+            </a:graphic>
+          </wp:inline>
+        </w:drawing>
+      </w:r>
+    </w:p>
+    <w:p>
+      <w:pPr>
+        <w:pStyle w:val="Caption"/>
+      </w:pPr>
+      <w:r>
+        <w:rPr>
+          <w:b/>
+          <w:i w:val="0"/>
+        </w:rPr>
+        <w:t xml:space="preserve">Figure </w:t>
+      </w:r>
+      <w:fldSimple w:instr=" SEQ Figure \* ARABIC ">
+        <w:r>
+          <w:rPr>
+            <w:noProof/>
+          </w:rPr>
+          <w:t>8</w:t>
+        </w:r>
+      </w:fldSimple>
+      <w:r>
+        <w:rPr>
+          <w:b/>
+          <w:i w:val="0"/>
+        </w:rPr>
+        <w:t xml:space="preserve">. </w:t>
+      </w:r>
+      <w:r>
+        <w:t>IC of z against the next 5, 21 and 63 sessions’ rate change, outside the ELB.</w:t>
+      </w:r>
+    </w:p>
+    <w:p>
+      <w:pPr>
+        <w:pStyle w:val="Caption"/>
+        <w:keepNext/>
+      </w:pPr>
+      <w:r>
+        <w:rPr>
+          <w:b/>
+          <w:i w:val="0"/>
+        </w:rPr>
+        <w:t xml:space="preserve">Table </w:t>
+      </w:r>
+      <w:fldSimple w:instr=" SEQ Table \* ARABIC ">
+        <w:r>
+          <w:rPr>
+            <w:noProof/>
+          </w:rPr>
+          <w:t>1</w:t>
+        </w:r>
+      </w:fldSimple>
+      <w:r>
+        <w:rPr>
+          <w:b/>
+          <w:i w:val="0"/>
+        </w:rPr>
+        <w:t xml:space="preserve">. </w:t>
+      </w:r>
+      <w:r>
+        <w:t>IC of z against the rate change over the next h sessions, outside the ELB. Newey-West t in parentheses; the non-overlapping range in brackets.</w:t>
+      </w:r>
+    </w:p>
+    <w:tbl>
+      <w:tblPr>
+        <w:tblW w:w="9360" w:type="dxa"/>
+        <w:jc w:val="center"/>
+        <w:tblBorders>
+          <w:top w:val="single" w:sz="8" w:space="0" w:color="000000"/>
+          <w:bottom w:val="single" w:sz="8" w:space="0" w:color="000000"/>
+          <w:insideH w:val="single" w:sz="2" w:space="0" w:color="BFBFBF"/>
+        </w:tblBorders>
+        <w:tblLayout w:type="fixed"/>
+        <w:tblCellMar>
+          <w:left w:w="80" w:type="dxa"/>
+          <w:right w:w="80" w:type="dxa"/>
+        </w:tblCellMar>
+        <w:tblLook w:val="04A0" w:firstRow="1" w:lastRow="0" w:firstColumn="1" w:lastColumn="0" w:noHBand="0" w:noVBand="1"/>
+      </w:tblPr>
+      <w:tblGrid>
+        <w:gridCol w:w="1560"/>
+        <w:gridCol w:w="1380"/>
+        <w:gridCol w:w="1380"/>
+        <w:gridCol w:w="1380"/>
+        <w:gridCol w:w="1140"/>
+        <w:gridCol w:w="2520"/>
+      </w:tblGrid>
+      <w:tr>
+        <w:trPr>
+          <w:cantSplit/>
+          <w:tblHeader/>
+          <w:jc w:val="center"/>
+        </w:trPr>
+        <w:tc>
+          <w:tcPr>
+            <w:tcW w:w="1560" w:type="dxa"/>
+            <w:shd w:val="clear" w:color="auto" w:fill="E7E6E6"/>
+            <w:vAlign w:val="center"/>
+          </w:tcPr>
+          <w:p>
+            <w:pPr>
+              <w:keepNext/>
+              <w:spacing w:before="20" w:after="20" w:line="240" w:lineRule="auto"/>
+            </w:pPr>
+            <w:r>
+              <w:rPr>
+                <w:rFonts w:ascii="Times New Roman" w:hAnsi="Times New Roman" w:cs="Times New Roman"/>
+                <w:b/>
+                <w:bCs/>
+                <w:sz w:val="19"/>
+                <w:szCs w:val="19"/>
+              </w:rPr>
+              <w:t>Sleeve</w:t>
+            </w:r>
+          </w:p>
+        </w:tc>
+        <w:tc>
+          <w:tcPr>
+            <w:tcW w:w="1380" w:type="dxa"/>
+            <w:shd w:val="clear" w:color="auto" w:fill="E7E6E6"/>
+            <w:vAlign w:val="center"/>
+          </w:tcPr>
+          <w:p>
+            <w:pPr>
+              <w:keepNext/>
+              <w:spacing w:before="20" w:after="20" w:line="240" w:lineRule="auto"/>
+              <w:jc w:val="center"/>
+            </w:pPr>
+            <w:proofErr w:type="gramStart"/>
+            <w:r>
+              <w:rPr>
+                <w:rFonts w:ascii="Times New Roman" w:hAnsi="Times New Roman" w:cs="Times New Roman"/>
+                <w:b/>
+                <w:bCs/>
+                <w:sz w:val="19"/>
+                <w:szCs w:val="19"/>
+              </w:rPr>
+              <w:t>IC(</w:t>
+            </w:r>
+            <w:proofErr w:type="gramEnd"/>
+            <w:r>
+              <w:rPr>
+                <w:rFonts w:ascii="Times New Roman" w:hAnsi="Times New Roman" w:cs="Times New Roman"/>
+                <w:b/>
+                <w:bCs/>
+                <w:sz w:val="19"/>
+                <w:szCs w:val="19"/>
+              </w:rPr>
+              <w:t>5) (t)</w:t>
+            </w:r>
+          </w:p>
+        </w:tc>
+        <w:tc>
+          <w:tcPr>
+            <w:tcW w:w="1380" w:type="dxa"/>
+            <w:shd w:val="clear" w:color="auto" w:fill="E7E6E6"/>
+            <w:vAlign w:val="center"/>
+          </w:tcPr>
+          <w:p>
+            <w:pPr>
+              <w:keepNext/>
+              <w:spacing w:before="20" w:after="20" w:line="240" w:lineRule="auto"/>
+              <w:jc w:val="center"/>
+            </w:pPr>
+            <w:proofErr w:type="gramStart"/>
+            <w:r>
+              <w:rPr>
+                <w:rFonts w:ascii="Times New Roman" w:hAnsi="Times New Roman" w:cs="Times New Roman"/>
+                <w:b/>
+                <w:bCs/>
+                <w:sz w:val="19"/>
+                <w:szCs w:val="19"/>
+              </w:rPr>
+              <w:t>IC(</w:t>
+            </w:r>
+            <w:proofErr w:type="gramEnd"/>
+            <w:r>
+              <w:rPr>
+                <w:rFonts w:ascii="Times New Roman" w:hAnsi="Times New Roman" w:cs="Times New Roman"/>
+                <w:b/>
+                <w:bCs/>
+                <w:sz w:val="19"/>
+                <w:szCs w:val="19"/>
+              </w:rPr>
+              <w:t>21) (t)</w:t>
+            </w:r>
+          </w:p>
+        </w:tc>
+        <w:tc>
+          <w:tcPr>
+            <w:tcW w:w="1380" w:type="dxa"/>
+            <w:shd w:val="clear" w:color="auto" w:fill="E7E6E6"/>
+            <w:vAlign w:val="center"/>
+          </w:tcPr>
+          <w:p>
+            <w:pPr>
+              <w:keepNext/>
+              <w:spacing w:before="20" w:after="20" w:line="240" w:lineRule="auto"/>
+              <w:jc w:val="center"/>
+            </w:pPr>
+            <w:proofErr w:type="gramStart"/>
+            <w:r>
+              <w:rPr>
+                <w:rFonts w:ascii="Times New Roman" w:hAnsi="Times New Roman" w:cs="Times New Roman"/>
+                <w:b/>
+                <w:bCs/>
+                <w:sz w:val="19"/>
+                <w:szCs w:val="19"/>
+              </w:rPr>
+              <w:t>IC(</w:t>
+            </w:r>
+            <w:proofErr w:type="gramEnd"/>
+            <w:r>
+              <w:rPr>
+                <w:rFonts w:ascii="Times New Roman" w:hAnsi="Times New Roman" w:cs="Times New Roman"/>
+                <w:b/>
+                <w:bCs/>
+                <w:sz w:val="19"/>
+                <w:szCs w:val="19"/>
+              </w:rPr>
+              <w:t>63) (t)</w:t>
+            </w:r>
+          </w:p>
+        </w:tc>
+        <w:tc>
+          <w:tcPr>
+            <w:tcW w:w="1140" w:type="dxa"/>
+            <w:shd w:val="clear" w:color="auto" w:fill="E7E6E6"/>
+            <w:vAlign w:val="center"/>
+          </w:tcPr>
+          <w:p>
+            <w:pPr>
+              <w:keepNext/>
+              <w:spacing w:before="20" w:after="20" w:line="240" w:lineRule="auto"/>
+              <w:jc w:val="center"/>
+            </w:pPr>
+            <w:r>
+              <w:rPr>
+                <w:rFonts w:ascii="Times New Roman" w:hAnsi="Times New Roman" w:cs="Times New Roman"/>
+                <w:b/>
+                <w:bCs/>
+                <w:sz w:val="19"/>
+                <w:szCs w:val="19"/>
+              </w:rPr>
+              <w:t>Sessions (21)</w:t>
+            </w:r>
+          </w:p>
+        </w:tc>
+        <w:tc>
+          <w:tcPr>
+            <w:tcW w:w="2520" w:type="dxa"/>
+            <w:shd w:val="clear" w:color="auto" w:fill="E7E6E6"/>
+            <w:vAlign w:val="center"/>
+          </w:tcPr>
+          <w:p>
+            <w:pPr>
+              <w:keepNext/>
+              <w:spacing w:before="20" w:after="20" w:line="240" w:lineRule="auto"/>
+              <w:jc w:val="center"/>
+            </w:pPr>
+            <w:r>
+              <w:rPr>
+                <w:rFonts w:ascii="Times New Roman" w:hAnsi="Times New Roman" w:cs="Times New Roman"/>
+                <w:b/>
+                <w:bCs/>
+                <w:sz w:val="19"/>
+                <w:szCs w:val="19"/>
+              </w:rPr>
+              <w:t xml:space="preserve">Non-overlapping </w:t>
+            </w:r>
+            <w:proofErr w:type="gramStart"/>
+            <w:r>
+              <w:rPr>
+                <w:rFonts w:ascii="Times New Roman" w:hAnsi="Times New Roman" w:cs="Times New Roman"/>
+                <w:b/>
+                <w:bCs/>
+                <w:sz w:val="19"/>
+                <w:szCs w:val="19"/>
+              </w:rPr>
+              <w:t>IC(</w:t>
+            </w:r>
+            <w:proofErr w:type="gramEnd"/>
+            <w:r>
+              <w:rPr>
+                <w:rFonts w:ascii="Times New Roman" w:hAnsi="Times New Roman" w:cs="Times New Roman"/>
+                <w:b/>
+                <w:bCs/>
+                <w:sz w:val="19"/>
+                <w:szCs w:val="19"/>
+              </w:rPr>
+              <w:t>21) [range]</w:t>
+            </w:r>
+          </w:p>
+        </w:tc>
+      </w:tr>
+      <w:tr>
+        <w:trPr>
+          <w:cantSplit/>
+          <w:jc w:val="center"/>
+        </w:trPr>
+        <w:tc>
+          <w:tcPr>
+            <w:tcW w:w="1560" w:type="dxa"/>
+            <w:vAlign w:val="center"/>
+          </w:tcPr>
+          <w:p>
+            <w:pPr>
+              <w:keepNext/>
+              <w:spacing w:before="20" w:after="20" w:line="240" w:lineRule="auto"/>
+            </w:pPr>
+            <w:r>
+              <w:rPr>
+                <w:rFonts w:ascii="Times New Roman" w:hAnsi="Times New Roman" w:cs="Times New Roman"/>
+                <w:sz w:val="19"/>
+                <w:szCs w:val="19"/>
+              </w:rPr>
+              <w:t>USD outright</w:t>
+            </w:r>
+          </w:p>
+        </w:tc>
+        <w:tc>
+          <w:tcPr>
+            <w:tcW w:w="1380" w:type="dxa"/>
+            <w:vAlign w:val="center"/>
+          </w:tcPr>
+          <w:p>
+            <w:pPr>
+              <w:keepNext/>
+              <w:spacing w:before="20" w:after="20" w:line="240" w:lineRule="auto"/>
+              <w:jc w:val="center"/>
+            </w:pPr>
+            <w:r>
+              <w:rPr>
+                <w:rFonts w:ascii="Times New Roman" w:hAnsi="Times New Roman" w:cs="Times New Roman"/>
+                <w:sz w:val="19"/>
+                <w:szCs w:val="19"/>
+              </w:rPr>
+              <w:t>−0.059 (−1.7)</w:t>
+            </w:r>
+          </w:p>
+        </w:tc>
+        <w:tc>
+          <w:tcPr>
+            <w:tcW w:w="1380" w:type="dxa"/>
+            <w:vAlign w:val="center"/>
+          </w:tcPr>
+          <w:p>
+            <w:pPr>
+              <w:keepNext/>
+              <w:spacing w:before="20" w:after="20" w:line="240" w:lineRule="auto"/>
+              <w:jc w:val="center"/>
+            </w:pPr>
+            <w:r>
+              <w:rPr>
+                <w:rFonts w:ascii="Times New Roman" w:hAnsi="Times New Roman" w:cs="Times New Roman"/>
+                <w:sz w:val="19"/>
+                <w:szCs w:val="19"/>
+              </w:rPr>
+              <w:t>−0.116 (−1.7)</w:t>
+            </w:r>
+          </w:p>
+        </w:tc>
+        <w:tc>
+          <w:tcPr>
+            <w:tcW w:w="1380" w:type="dxa"/>
+            <w:vAlign w:val="center"/>
+          </w:tcPr>
+          <w:p>
+            <w:pPr>
+              <w:keepNext/>
+              <w:spacing w:before="20" w:after="20" w:line="240" w:lineRule="auto"/>
+              <w:jc w:val="center"/>
+            </w:pPr>
+            <w:r>
+              <w:rPr>
+                <w:rFonts w:ascii="Times New Roman" w:hAnsi="Times New Roman" w:cs="Times New Roman"/>
+                <w:sz w:val="19"/>
+                <w:szCs w:val="19"/>
+              </w:rPr>
+              <w:t>−0.185 (−1.5)</w:t>
+            </w:r>
+          </w:p>
+        </w:tc>
+        <w:tc>
+          <w:tcPr>
+            <w:tcW w:w="1140" w:type="dxa"/>
+            <w:vAlign w:val="center"/>
+          </w:tcPr>
+          <w:p>
+            <w:pPr>
+              <w:keepNext/>
+              <w:spacing w:before="20" w:after="20" w:line="240" w:lineRule="auto"/>
+              <w:jc w:val="center"/>
+            </w:pPr>
+            <w:r>
+              <w:rPr>
+                <w:rFonts w:ascii="Times New Roman" w:hAnsi="Times New Roman" w:cs="Times New Roman"/>
+                <w:sz w:val="19"/>
+                <w:szCs w:val="19"/>
+              </w:rPr>
+              <w:t>2,930</w:t>
+            </w:r>
+          </w:p>
+        </w:tc>
+        <w:tc>
+          <w:tcPr>
+            <w:tcW w:w="2520" w:type="dxa"/>
+            <w:vAlign w:val="center"/>
+          </w:tcPr>
+          <w:p>
+            <w:pPr>
+              <w:keepNext/>
+              <w:spacing w:before="20" w:after="20" w:line="240" w:lineRule="auto"/>
+              <w:jc w:val="center"/>
+            </w:pPr>
+            <w:r>
+              <w:rPr>
+                <w:rFonts w:ascii="Times New Roman" w:hAnsi="Times New Roman" w:cs="Times New Roman"/>
+                <w:sz w:val="19"/>
+                <w:szCs w:val="19"/>
+              </w:rPr>
+              <w:t>−0.115 [−0.18, −0.06]</w:t>
+            </w:r>
+          </w:p>
+        </w:tc>
+      </w:tr>
+      <w:tr>
+        <w:trPr>
+          <w:cantSplit/>
+          <w:jc w:val="center"/>
+        </w:trPr>
+        <w:tc>
+          <w:tcPr>
+            <w:tcW w:w="1560" w:type="dxa"/>
+            <w:vAlign w:val="center"/>
+          </w:tcPr>
+          <w:p>
+            <w:pPr>
+              <w:keepNext/>
+              <w:spacing w:before="20" w:after="20" w:line="240" w:lineRule="auto"/>
+            </w:pPr>
+            <w:r>
+              <w:rPr>
+                <w:rFonts w:ascii="Times New Roman" w:hAnsi="Times New Roman" w:cs="Times New Roman"/>
+                <w:sz w:val="19"/>
+                <w:szCs w:val="19"/>
+              </w:rPr>
+              <w:t>GBP outright</w:t>
+            </w:r>
+          </w:p>
+        </w:tc>
+        <w:tc>
+          <w:tcPr>
+            <w:tcW w:w="1380" w:type="dxa"/>
+            <w:vAlign w:val="center"/>
+          </w:tcPr>
+          <w:p>
+            <w:pPr>
+              <w:keepNext/>
+              <w:spacing w:before="20" w:after="20" w:line="240" w:lineRule="auto"/>
+              <w:jc w:val="center"/>
+            </w:pPr>
+            <w:r>
+              <w:rPr>
+                <w:rFonts w:ascii="Times New Roman" w:hAnsi="Times New Roman" w:cs="Times New Roman"/>
+                <w:sz w:val="19"/>
+                <w:szCs w:val="19"/>
+              </w:rPr>
+              <w:t>+0.203 (+4.7)</w:t>
+            </w:r>
+          </w:p>
+        </w:tc>
+        <w:tc>
+          <w:tcPr>
+            <w:tcW w:w="1380" w:type="dxa"/>
+            <w:vAlign w:val="center"/>
+          </w:tcPr>
+          <w:p>
+            <w:pPr>
+              <w:keepNext/>
+              <w:spacing w:before="20" w:after="20" w:line="240" w:lineRule="auto"/>
+              <w:jc w:val="center"/>
+            </w:pPr>
+            <w:r>
+              <w:rPr>
+                <w:rFonts w:ascii="Times New Roman" w:hAnsi="Times New Roman" w:cs="Times New Roman"/>
+                <w:sz w:val="19"/>
+                <w:szCs w:val="19"/>
+              </w:rPr>
+              <w:t>+0.380 (+4.7)</w:t>
+            </w:r>
+          </w:p>
+        </w:tc>
+        <w:tc>
+          <w:tcPr>
+            <w:tcW w:w="1380" w:type="dxa"/>
+            <w:vAlign w:val="center"/>
+          </w:tcPr>
+          <w:p>
+            <w:pPr>
+              <w:keepNext/>
+              <w:spacing w:before="20" w:after="20" w:line="240" w:lineRule="auto"/>
+              <w:jc w:val="center"/>
+            </w:pPr>
+            <w:r>
+              <w:rPr>
+                <w:rFonts w:ascii="Times New Roman" w:hAnsi="Times New Roman" w:cs="Times New Roman"/>
+                <w:sz w:val="19"/>
+                <w:szCs w:val="19"/>
+              </w:rPr>
+              <w:t>+0.505 (+4.1)</w:t>
+            </w:r>
+          </w:p>
+        </w:tc>
+        <w:tc>
+          <w:tcPr>
+            <w:tcW w:w="1140" w:type="dxa"/>
+            <w:vAlign w:val="center"/>
+          </w:tcPr>
+          <w:p>
+            <w:pPr>
+              <w:keepNext/>
+              <w:spacing w:before="20" w:after="20" w:line="240" w:lineRule="auto"/>
+              <w:jc w:val="center"/>
+            </w:pPr>
+            <w:r>
+              <w:rPr>
+                <w:rFonts w:ascii="Times New Roman" w:hAnsi="Times New Roman" w:cs="Times New Roman"/>
+                <w:sz w:val="19"/>
+                <w:szCs w:val="19"/>
+              </w:rPr>
+              <w:t>2,273</w:t>
+            </w:r>
+          </w:p>
+        </w:tc>
+        <w:tc>
+          <w:tcPr>
+            <w:tcW w:w="2520" w:type="dxa"/>
+            <w:vAlign w:val="center"/>
+          </w:tcPr>
+          <w:p>
+            <w:pPr>
+              <w:keepNext/>
+              <w:spacing w:before="20" w:after="20" w:line="240" w:lineRule="auto"/>
+              <w:jc w:val="center"/>
+            </w:pPr>
+            <w:r>
+              <w:rPr>
+                <w:rFonts w:ascii="Times New Roman" w:hAnsi="Times New Roman" w:cs="Times New Roman"/>
+                <w:sz w:val="19"/>
+                <w:szCs w:val="19"/>
+              </w:rPr>
+              <w:t>+0.378 [+0.32, +0.43]</w:t>
+            </w:r>
+          </w:p>
+        </w:tc>
+      </w:tr>
+      <w:tr>
+        <w:trPr>
+          <w:cantSplit/>
+          <w:jc w:val="center"/>
+        </w:trPr>
+        <w:tc>
+          <w:tcPr>
+            <w:tcW w:w="1560" w:type="dxa"/>
+            <w:vAlign w:val="center"/>
+          </w:tcPr>
+          <w:p>
+            <w:pPr>
+              <w:keepNext/>
+              <w:spacing w:before="20" w:after="20" w:line="240" w:lineRule="auto"/>
+            </w:pPr>
+            <w:r>
+              <w:rPr>
+                <w:rFonts w:ascii="Times New Roman" w:hAnsi="Times New Roman" w:cs="Times New Roman"/>
+                <w:sz w:val="19"/>
+                <w:szCs w:val="19"/>
+              </w:rPr>
+              <w:t>USD 2s10s</w:t>
+            </w:r>
+          </w:p>
+        </w:tc>
+        <w:tc>
+          <w:tcPr>
+            <w:tcW w:w="1380" w:type="dxa"/>
+            <w:vAlign w:val="center"/>
+          </w:tcPr>
+          <w:p>
+            <w:pPr>
+              <w:keepNext/>
+              <w:spacing w:before="20" w:after="20" w:line="240" w:lineRule="auto"/>
+              <w:jc w:val="center"/>
+            </w:pPr>
+            <w:r>
+              <w:rPr>
+                <w:rFonts w:ascii="Times New Roman" w:hAnsi="Times New Roman" w:cs="Times New Roman"/>
+                <w:sz w:val="19"/>
+                <w:szCs w:val="19"/>
+              </w:rPr>
+              <w:t>+0.055 (+1.6)</w:t>
+            </w:r>
+          </w:p>
+        </w:tc>
+        <w:tc>
+          <w:tcPr>
+            <w:tcW w:w="1380" w:type="dxa"/>
+            <w:vAlign w:val="center"/>
+          </w:tcPr>
+          <w:p>
+            <w:pPr>
+              <w:keepNext/>
+              <w:spacing w:before="20" w:after="20" w:line="240" w:lineRule="auto"/>
+              <w:jc w:val="center"/>
+            </w:pPr>
+            <w:r>
+              <w:rPr>
+                <w:rFonts w:ascii="Times New Roman" w:hAnsi="Times New Roman" w:cs="Times New Roman"/>
+                <w:sz w:val="19"/>
+                <w:szCs w:val="19"/>
+              </w:rPr>
+              <w:t>+0.088 (+1.3)</w:t>
+            </w:r>
+          </w:p>
+        </w:tc>
+        <w:tc>
+          <w:tcPr>
+            <w:tcW w:w="1380" w:type="dxa"/>
+            <w:vAlign w:val="center"/>
+          </w:tcPr>
+          <w:p>
+            <w:pPr>
+              <w:keepNext/>
+              <w:spacing w:before="20" w:after="20" w:line="240" w:lineRule="auto"/>
+              <w:jc w:val="center"/>
+            </w:pPr>
+            <w:r>
+              <w:rPr>
+                <w:rFonts w:ascii="Times New Roman" w:hAnsi="Times New Roman" w:cs="Times New Roman"/>
+                <w:sz w:val="19"/>
+                <w:szCs w:val="19"/>
+              </w:rPr>
+              <w:t>+0.167 (+1.4)</w:t>
+            </w:r>
+          </w:p>
+        </w:tc>
+        <w:tc>
+          <w:tcPr>
+            <w:tcW w:w="1140" w:type="dxa"/>
+            <w:vAlign w:val="center"/>
+          </w:tcPr>
+          <w:p>
+            <w:pPr>
+              <w:keepNext/>
+              <w:spacing w:before="20" w:after="20" w:line="240" w:lineRule="auto"/>
+              <w:jc w:val="center"/>
+            </w:pPr>
+            <w:r>
+              <w:rPr>
+                <w:rFonts w:ascii="Times New Roman" w:hAnsi="Times New Roman" w:cs="Times New Roman"/>
+                <w:sz w:val="19"/>
+                <w:szCs w:val="19"/>
+              </w:rPr>
+              <w:t>2,930</w:t>
+            </w:r>
+          </w:p>
+        </w:tc>
+        <w:tc>
+          <w:tcPr>
+            <w:tcW w:w="2520" w:type="dxa"/>
+            <w:vAlign w:val="center"/>
+          </w:tcPr>
+          <w:p>
+            <w:pPr>
+              <w:keepNext/>
+              <w:spacing w:before="20" w:after="20" w:line="240" w:lineRule="auto"/>
+              <w:jc w:val="center"/>
+            </w:pPr>
+            <w:r>
+              <w:rPr>
+                <w:rFonts w:ascii="Times New Roman" w:hAnsi="Times New Roman" w:cs="Times New Roman"/>
+                <w:sz w:val="19"/>
+                <w:szCs w:val="19"/>
+              </w:rPr>
+              <w:t>+0.088 [+0.02, +0.17]</w:t>
+            </w:r>
+          </w:p>
+        </w:tc>
+      </w:tr>
+      <w:tr>
+        <w:trPr>
+          <w:cantSplit/>
+          <w:jc w:val="center"/>
+        </w:trPr>
+        <w:tc>
+          <w:tcPr>
+            <w:tcW w:w="1560" w:type="dxa"/>
+            <w:vAlign w:val="center"/>
+          </w:tcPr>
+          <w:p>
+            <w:pPr>
+              <w:keepNext/>
+              <w:spacing w:before="20" w:after="20" w:line="240" w:lineRule="auto"/>
+            </w:pPr>
+            <w:r>
+              <w:rPr>
+                <w:rFonts w:ascii="Times New Roman" w:hAnsi="Times New Roman" w:cs="Times New Roman"/>
+                <w:sz w:val="19"/>
+                <w:szCs w:val="19"/>
+              </w:rPr>
+              <w:t>GBP 2s10s</w:t>
+            </w:r>
+          </w:p>
+        </w:tc>
+        <w:tc>
+          <w:tcPr>
+            <w:tcW w:w="1380" w:type="dxa"/>
+            <w:vAlign w:val="center"/>
+          </w:tcPr>
+          <w:p>
+            <w:pPr>
+              <w:keepNext/>
+              <w:spacing w:before="20" w:after="20" w:line="240" w:lineRule="auto"/>
+              <w:jc w:val="center"/>
+            </w:pPr>
+            <w:r>
+              <w:rPr>
+                <w:rFonts w:ascii="Times New Roman" w:hAnsi="Times New Roman" w:cs="Times New Roman"/>
+                <w:sz w:val="19"/>
+                <w:szCs w:val="19"/>
+              </w:rPr>
+              <w:t>−0.001 (−0.0)</w:t>
+            </w:r>
+          </w:p>
+        </w:tc>
+        <w:tc>
+          <w:tcPr>
+            <w:tcW w:w="1380" w:type="dxa"/>
+            <w:vAlign w:val="center"/>
+          </w:tcPr>
+          <w:p>
+            <w:pPr>
+              <w:keepNext/>
+              <w:spacing w:before="20" w:after="20" w:line="240" w:lineRule="auto"/>
+              <w:jc w:val="center"/>
+            </w:pPr>
+            <w:r>
+              <w:rPr>
+                <w:rFonts w:ascii="Times New Roman" w:hAnsi="Times New Roman" w:cs="Times New Roman"/>
+                <w:sz w:val="19"/>
+                <w:szCs w:val="19"/>
+              </w:rPr>
+              <w:t>+0.043 (+0.6)</w:t>
+            </w:r>
+          </w:p>
+        </w:tc>
+        <w:tc>
+          <w:tcPr>
+            <w:tcW w:w="1380" w:type="dxa"/>
+            <w:vAlign w:val="center"/>
+          </w:tcPr>
+          <w:p>
+            <w:pPr>
+              <w:keepNext/>
+              <w:spacing w:before="20" w:after="20" w:line="240" w:lineRule="auto"/>
+              <w:jc w:val="center"/>
+            </w:pPr>
+            <w:r>
+              <w:rPr>
+                <w:rFonts w:ascii="Times New Roman" w:hAnsi="Times New Roman" w:cs="Times New Roman"/>
+                <w:sz w:val="19"/>
+                <w:szCs w:val="19"/>
+              </w:rPr>
+              <w:t>+0.029 (+0.3)</w:t>
+            </w:r>
+          </w:p>
+        </w:tc>
+        <w:tc>
+          <w:tcPr>
+            <w:tcW w:w="1140" w:type="dxa"/>
+            <w:vAlign w:val="center"/>
+          </w:tcPr>
+          <w:p>
+            <w:pPr>
+              <w:keepNext/>
+              <w:spacing w:before="20" w:after="20" w:line="240" w:lineRule="auto"/>
+              <w:jc w:val="center"/>
+            </w:pPr>
+            <w:r>
+              <w:rPr>
+                <w:rFonts w:ascii="Times New Roman" w:hAnsi="Times New Roman" w:cs="Times New Roman"/>
+                <w:sz w:val="19"/>
+                <w:szCs w:val="19"/>
+              </w:rPr>
+              <w:t>2,273</w:t>
+            </w:r>
+          </w:p>
+        </w:tc>
+        <w:tc>
+          <w:tcPr>
+            <w:tcW w:w="2520" w:type="dxa"/>
+            <w:vAlign w:val="center"/>
+          </w:tcPr>
+          <w:p>
+            <w:pPr>
+              <w:keepNext/>
+              <w:spacing w:before="20" w:after="20" w:line="240" w:lineRule="auto"/>
+              <w:jc w:val="center"/>
+            </w:pPr>
+            <w:r>
+              <w:rPr>
+                <w:rFonts w:ascii="Times New Roman" w:hAnsi="Times New Roman" w:cs="Times New Roman"/>
+                <w:sz w:val="19"/>
+                <w:szCs w:val="19"/>
+              </w:rPr>
+              <w:t>+0.043 [−0.05, +0.13]</w:t>
+            </w:r>
+          </w:p>
+        </w:tc>
+      </w:tr>
+      <w:tr>
+        <w:trPr>
+          <w:cantSplit/>
+          <w:jc w:val="center"/>
+        </w:trPr>
+        <w:tc>
+          <w:tcPr>
+            <w:tcW w:w="1560" w:type="dxa"/>
+            <w:vAlign w:val="center"/>
+          </w:tcPr>
+          <w:p>
+            <w:pPr>
+              <w:spacing w:before="20" w:after="20" w:line="240" w:lineRule="auto"/>
+            </w:pPr>
+            <w:r>
+              <w:rPr>
+                <w:rFonts w:ascii="Times New Roman" w:hAnsi="Times New Roman" w:cs="Times New Roman"/>
+                <w:sz w:val="19"/>
+                <w:szCs w:val="19"/>
+              </w:rPr>
+              <w:t>GBP − USD 2y</w:t>
+            </w:r>
+          </w:p>
+        </w:tc>
+        <w:tc>
+          <w:tcPr>
+            <w:tcW w:w="1380" w:type="dxa"/>
+            <w:vAlign w:val="center"/>
+          </w:tcPr>
+          <w:p>
+            <w:pPr>
+              <w:spacing w:before="20" w:after="20" w:line="240" w:lineRule="auto"/>
+              <w:jc w:val="center"/>
+            </w:pPr>
+            <w:r>
+              <w:rPr>
+                <w:rFonts w:ascii="Times New Roman" w:hAnsi="Times New Roman" w:cs="Times New Roman"/>
+                <w:sz w:val="19"/>
+                <w:szCs w:val="19"/>
+              </w:rPr>
+              <w:t>−0.015 (−0.4)</w:t>
+            </w:r>
+          </w:p>
+        </w:tc>
+        <w:tc>
+          <w:tcPr>
+            <w:tcW w:w="1380" w:type="dxa"/>
+            <w:vAlign w:val="center"/>
+          </w:tcPr>
+          <w:p>
+            <w:pPr>
+              <w:spacing w:before="20" w:after="20" w:line="240" w:lineRule="auto"/>
+              <w:jc w:val="center"/>
+            </w:pPr>
+            <w:r>
+              <w:rPr>
+                <w:rFonts w:ascii="Times New Roman" w:hAnsi="Times New Roman" w:cs="Times New Roman"/>
+                <w:sz w:val="19"/>
+                <w:szCs w:val="19"/>
+              </w:rPr>
+              <w:t>−0.035 (−0.4)</w:t>
+            </w:r>
+          </w:p>
+        </w:tc>
+        <w:tc>
+          <w:tcPr>
+            <w:tcW w:w="1380" w:type="dxa"/>
+            <w:vAlign w:val="center"/>
+          </w:tcPr>
+          <w:p>
+            <w:pPr>
+              <w:spacing w:before="20" w:after="20" w:line="240" w:lineRule="auto"/>
+              <w:jc w:val="center"/>
+            </w:pPr>
+            <w:r>
+              <w:rPr>
+                <w:rFonts w:ascii="Times New Roman" w:hAnsi="Times New Roman" w:cs="Times New Roman"/>
+                <w:sz w:val="19"/>
+                <w:szCs w:val="19"/>
+              </w:rPr>
+              <w:t>−0.036 (−0.3)</w:t>
+            </w:r>
+          </w:p>
+        </w:tc>
+        <w:tc>
+          <w:tcPr>
+            <w:tcW w:w="1140" w:type="dxa"/>
+            <w:vAlign w:val="center"/>
+          </w:tcPr>
+          <w:p>
+            <w:pPr>
+              <w:spacing w:before="20" w:after="20" w:line="240" w:lineRule="auto"/>
+              <w:jc w:val="center"/>
+            </w:pPr>
+            <w:r>
+              <w:rPr>
+                <w:rFonts w:ascii="Times New Roman" w:hAnsi="Times New Roman" w:cs="Times New Roman"/>
+                <w:sz w:val="19"/>
+                <w:szCs w:val="19"/>
+              </w:rPr>
+              <w:t>2,195</w:t>
+            </w:r>
+          </w:p>
+        </w:tc>
+        <w:tc>
+          <w:tcPr>
+            <w:tcW w:w="2520" w:type="dxa"/>
+            <w:vAlign w:val="center"/>
+          </w:tcPr>
+          <w:p>
+            <w:pPr>
+              <w:spacing w:before="20" w:after="20" w:line="240" w:lineRule="auto"/>
+              <w:jc w:val="center"/>
+            </w:pPr>
+            <w:r>
+              <w:rPr>
+                <w:rFonts w:ascii="Times New Roman" w:hAnsi="Times New Roman" w:cs="Times New Roman"/>
+                <w:sz w:val="19"/>
+                <w:szCs w:val="19"/>
+              </w:rPr>
+              <w:t>−0.033 [−0.11, +0.01]</w:t>
+            </w:r>
+          </w:p>
+        </w:tc>
+      </w:tr>
+    </w:tbl>
+    <w:p>
+      <w:pPr>
+        <w:spacing w:after="0"/>
+      </w:pPr>
+    </w:p>
+    <w:p>
+      <w:pPr>
+        <w:rPr>
+          <w:rFonts w:ascii="Times New Roman" w:hAnsi="Times New Roman" w:cs="Times New Roman"/>
+        </w:rPr>
+      </w:pPr>
+      <w:r>
+        <w:rPr>
+          <w:rFonts w:ascii="Times New Roman" w:hAnsi="Times New Roman" w:cs="Times New Roman"/>
+        </w:rPr>
+        <w:t>The USD gap has no forecasting value and instead points the wrong way.</w:t>
+      </w:r>
+      <w:r>
+        <w:rPr>
+          <w:rFonts w:ascii="Times New Roman" w:hAnsi="Times New Roman" w:cs="Times New Roman"/>
+        </w:rPr>
+        <w:t xml:space="preserve"> USD outright is not successful, </w:t>
+      </w:r>
+      <w:r>
+        <w:rPr>
+          <w:rFonts w:ascii="Times New Roman" w:hAnsi="Times New Roman" w:cs="Times New Roman"/>
+        </w:rPr>
+        <w:t>with a</w:t>
+      </w:r>
+      <w:r>
+        <w:rPr>
+          <w:rFonts w:ascii="Times New Roman" w:hAnsi="Times New Roman" w:cs="Times New Roman"/>
+        </w:rPr>
+        <w:t xml:space="preserve"> -0.12 for IC (21) across 2,930 sessions.</w:t>
+      </w:r>
+      <w:r>
+        <w:rPr>
+          <w:rFonts w:ascii="Times New Roman" w:hAnsi="Times New Roman" w:cs="Times New Roman"/>
+        </w:rPr>
+        <w:t xml:space="preserve"> The GBP is the exception to this, not the rule. The results are solid in its case, with GBP outright seeing a solid </w:t>
+      </w:r>
+      <w:r>
+        <w:rPr>
+          <w:rFonts w:ascii="Times New Roman" w:hAnsi="Times New Roman" w:cs="Times New Roman"/>
+        </w:rPr>
+        <w:t>+</w:t>
+      </w:r>
+      <w:r>
+        <w:rPr>
+          <w:rFonts w:ascii="Times New Roman" w:hAnsi="Times New Roman" w:cs="Times New Roman"/>
+        </w:rPr>
+        <w:t>0.38 in IC (21). This result is across 2,273 sessions and carries a t-stat of 4.7.</w:t>
+      </w:r>
+      <w:r>
+        <w:rPr>
+          <w:rFonts w:ascii="Times New Roman" w:hAnsi="Times New Roman" w:cs="Times New Roman"/>
+        </w:rPr>
+        <w:t xml:space="preserve"> The remaining results for the three curve and cross sleeves carry little information as is present from their t stats trailing </w:t>
+      </w:r>
+      <w:r>
+        <w:rPr>
+          <w:rFonts w:ascii="Times New Roman" w:hAnsi="Times New Roman" w:cs="Times New Roman"/>
+        </w:rPr>
+        <w:t>small</w:t>
+      </w:r>
+      <w:r>
+        <w:rPr>
+          <w:rFonts w:ascii="Times New Roman" w:hAnsi="Times New Roman" w:cs="Times New Roman"/>
+        </w:rPr>
+        <w:t xml:space="preserve">. </w:t>
+      </w:r>
+    </w:p>
+    <w:p>
+      <w:pPr>
+        <w:rPr>
+          <w:rFonts w:ascii="Times New Roman" w:hAnsi="Times New Roman" w:cs="Times New Roman"/>
+        </w:rPr>
+      </w:pPr>
+      <w:r>
+        <w:rPr>
+          <w:rFonts w:ascii="Times New Roman" w:hAnsi="Times New Roman" w:cs="Times New Roman"/>
+        </w:rPr>
+        <w:t>Additionally,</w:t>
+      </w:r>
+      <w:r>
+        <w:rPr>
+          <w:rFonts w:ascii="Times New Roman" w:hAnsi="Times New Roman" w:cs="Times New Roman"/>
+        </w:rPr>
+        <w:t xml:space="preserve"> it is i</w:t>
+      </w:r>
+      <w:r>
+        <w:rPr>
+          <w:rFonts w:ascii="Times New Roman" w:hAnsi="Times New Roman" w:cs="Times New Roman"/>
+        </w:rPr>
+        <w:t xml:space="preserve">mportant to mention </w:t>
+      </w:r>
+      <w:r>
+        <w:rPr>
+          <w:rFonts w:ascii="Times New Roman" w:hAnsi="Times New Roman" w:cs="Times New Roman"/>
+        </w:rPr>
+        <w:t>that t</w:t>
+      </w:r>
+      <w:r>
+        <w:rPr>
+          <w:rFonts w:ascii="Times New Roman" w:hAnsi="Times New Roman" w:cs="Times New Roman"/>
+        </w:rPr>
+        <w:t>he t is Newey-West to lag h, but z is persistent, and due to this they stay autocorrelated past h. That results in t</w:t>
+      </w:r>
+      <w:r>
+        <w:rPr>
+          <w:rFonts w:ascii="Times New Roman" w:hAnsi="Times New Roman" w:cs="Times New Roman"/>
+        </w:rPr>
+        <w:t xml:space="preserve"> </w:t>
+      </w:r>
+      <w:r>
+        <w:rPr>
+          <w:rFonts w:ascii="Times New Roman" w:hAnsi="Times New Roman" w:cs="Times New Roman"/>
+        </w:rPr>
+        <w:t>overstating</w:t>
+      </w:r>
+      <w:r>
+        <w:rPr>
+          <w:rFonts w:ascii="Times New Roman" w:hAnsi="Times New Roman" w:cs="Times New Roman"/>
+        </w:rPr>
+        <w:t xml:space="preserve"> the precision</w:t>
+      </w:r>
+      <w:r>
+        <w:rPr>
+          <w:rFonts w:ascii="Times New Roman" w:hAnsi="Times New Roman" w:cs="Times New Roman"/>
+        </w:rPr>
+        <w:t xml:space="preserve">. </w:t>
+      </w:r>
+      <w:r>
+        <w:rPr>
+          <w:rFonts w:ascii="Times New Roman" w:hAnsi="Times New Roman" w:cs="Times New Roman"/>
+        </w:rPr>
+        <w:t xml:space="preserve">The non-overlapping check gives GBP </w:t>
+      </w:r>
+      <w:r>
+        <w:rPr>
+          <w:rFonts w:ascii="Times New Roman" w:hAnsi="Times New Roman" w:cs="Times New Roman"/>
+        </w:rPr>
+        <w:t>+</w:t>
+      </w:r>
+      <w:r>
+        <w:rPr>
+          <w:rFonts w:ascii="Times New Roman" w:hAnsi="Times New Roman" w:cs="Times New Roman"/>
+        </w:rPr>
+        <w:t xml:space="preserve">0.32 to </w:t>
+      </w:r>
+      <w:r>
+        <w:rPr>
+          <w:rFonts w:ascii="Times New Roman" w:hAnsi="Times New Roman" w:cs="Times New Roman"/>
+        </w:rPr>
+        <w:t>+</w:t>
+      </w:r>
+      <w:r>
+        <w:rPr>
+          <w:rFonts w:ascii="Times New Roman" w:hAnsi="Times New Roman" w:cs="Times New Roman"/>
+        </w:rPr>
+        <w:t xml:space="preserve">0.43, clear of zero, and USD -0.18 to -0.06. </w:t>
+      </w:r>
+    </w:p>
+    <w:p>
+      <w:pPr>
+        <w:rPr>
+          <w:rFonts w:ascii="Times New Roman" w:hAnsi="Times New Roman" w:cs="Times New Roman"/>
+        </w:rPr>
+      </w:pPr>
+      <w:r>
+        <w:rPr>
+          <w:rFonts w:ascii="Times New Roman" w:hAnsi="Times New Roman" w:cs="Times New Roman"/>
+        </w:rPr>
+        <w:t xml:space="preserve">The </w:t>
+      </w:r>
+      <w:r>
+        <w:rPr>
+          <w:rFonts w:ascii="Times New Roman" w:hAnsi="Times New Roman" w:cs="Times New Roman"/>
+        </w:rPr>
+        <w:t>interpretation</w:t>
+      </w:r>
+      <w:r>
+        <w:rPr>
+          <w:rFonts w:ascii="Times New Roman" w:hAnsi="Times New Roman" w:cs="Times New Roman"/>
+        </w:rPr>
+        <w:t xml:space="preserve"> </w:t>
+      </w:r>
+      <w:proofErr w:type="gramStart"/>
+      <w:r>
+        <w:rPr>
+          <w:rFonts w:ascii="Times New Roman" w:hAnsi="Times New Roman" w:cs="Times New Roman"/>
+        </w:rPr>
+        <w:t>from</w:t>
+      </w:r>
+      <w:proofErr w:type="gramEnd"/>
+      <w:r>
+        <w:rPr>
+          <w:rFonts w:ascii="Times New Roman" w:hAnsi="Times New Roman" w:cs="Times New Roman"/>
+        </w:rPr>
+        <w:t xml:space="preserve"> these results is that the market leads the Fed. </w:t>
+      </w:r>
+      <w:r>
+        <w:rPr>
+          <w:rFonts w:ascii="Times New Roman" w:hAnsi="Times New Roman" w:cs="Times New Roman"/>
+        </w:rPr>
+        <w:t>A negative IC means that when the market sits below the rule, the rule falls towards the market over the following weeks, because the Fed’s rate moves; the market doesn’t rise toward the rule</w:t>
+      </w:r>
+      <w:r>
+        <w:rPr>
+          <w:rFonts w:ascii="Times New Roman" w:hAnsi="Times New Roman" w:cs="Times New Roman"/>
+        </w:rPr>
+        <w:t xml:space="preserve">. The dots move towards the market </w:t>
+      </w:r>
+      <w:r>
+        <w:rPr>
+          <w:rFonts w:ascii="Times New Roman" w:hAnsi="Times New Roman" w:cs="Times New Roman"/>
+        </w:rPr>
+        <w:t>(+0.68 per bp of gap over 63 sessions (t+4.7) against +0.09 (t +0.5) the other way</w:t>
+      </w:r>
+      <w:r>
+        <w:rPr>
+          <w:rFonts w:ascii="Times New Roman" w:hAnsi="Times New Roman" w:cs="Times New Roman"/>
+        </w:rPr>
+        <w:t xml:space="preserve">). </w:t>
+      </w:r>
+    </w:p>
+    <w:p>
+      <w:pPr>
+        <w:pStyle w:val="Heading2"/>
+      </w:pPr>
+      <w:r>
+        <w:lastRenderedPageBreak/>
         <w:t>Performance</w:t>
       </w:r>
     </w:p>
     <w:p>
       <w:pPr>
-        <w:rPr>
-          <w:rFonts w:ascii="Times New Roman" w:hAnsi="Times New Roman" w:cs="Times New Roman"/>
-        </w:rPr>
-      </w:pPr>
-      <w:r>
-        <w:rPr>
-          <w:rFonts w:ascii="Times New Roman" w:hAnsi="Times New Roman" w:cs="Times New Roman"/>
-        </w:rPr>
-        <w:t>Costs and the roll finding:</w:t>
-      </w:r>
-    </w:p>
-    <w:p>
-      <w:pPr>
-        <w:rPr>
-          <w:rFonts w:ascii="Times New Roman" w:hAnsi="Times New Roman" w:cs="Times New Roman"/>
-        </w:rPr>
-      </w:pPr>
-      <w:r>
-        <w:rPr>
-          <w:rFonts w:ascii="Times New Roman" w:hAnsi="Times New Roman" w:cs="Times New Roman"/>
-        </w:rPr>
-        <w:t>Costs</w:t>
-      </w:r>
-    </w:p>
-    <w:p>
-      <w:pPr>
-        <w:rPr>
-          <w:rFonts w:ascii="Times New Roman" w:hAnsi="Times New Roman" w:cs="Times New Roman"/>
-        </w:rPr>
-      </w:pPr>
-      <w:r>
-        <w:rPr>
-          <w:rFonts w:ascii="Times New Roman" w:hAnsi="Times New Roman" w:cs="Times New Roman"/>
-        </w:rPr>
-        <w:t>Breakeven:</w:t>
-      </w:r>
-    </w:p>
-    <w:p>
-      <w:pPr>
-        <w:rPr>
-          <w:rFonts w:ascii="Times New Roman" w:hAnsi="Times New Roman" w:cs="Times New Roman"/>
-        </w:rPr>
-      </w:pPr>
-      <w:r>
-        <w:rPr>
-          <w:rFonts w:ascii="Times New Roman" w:hAnsi="Times New Roman" w:cs="Times New Roman"/>
-        </w:rPr>
-        <w:t>Carry filter:</w:t>
-      </w:r>
-    </w:p>
-    <w:p>
-      <w:pPr>
-        <w:rPr>
-          <w:rFonts w:ascii="Times New Roman" w:hAnsi="Times New Roman" w:cs="Times New Roman"/>
-        </w:rPr>
-      </w:pPr>
-      <w:r>
-        <w:rPr>
-          <w:rFonts w:ascii="Times New Roman" w:hAnsi="Times New Roman" w:cs="Times New Roman"/>
-        </w:rPr>
-        <w:t>What would change my view:</w:t>
-      </w:r>
-    </w:p>
-    <w:p>
-      <w:pPr>
-        <w:rPr>
-          <w:rFonts w:ascii="Times New Roman" w:hAnsi="Times New Roman" w:cs="Times New Roman"/>
-        </w:rPr>
-      </w:pPr>
-      <w:r>
-        <w:rPr>
-          <w:rFonts w:ascii="Times New Roman" w:hAnsi="Times New Roman" w:cs="Times New Roman"/>
-        </w:rPr>
+        <w:keepNext/>
+        <w:spacing w:before="120" w:after="0"/>
+        <w:jc w:val="center"/>
+        <w:rPr>
+          <w:rFonts w:ascii="Times New Roman" w:hAnsi="Times New Roman" w:cs="Times New Roman"/>
+        </w:rPr>
+      </w:pPr>
+      <w:r>
+        <w:rPr>
+          <w:rFonts w:ascii="Times New Roman" w:hAnsi="Times New Roman" w:cs="Times New Roman"/>
+          <w:noProof/>
+        </w:rPr>
+        <w:drawing>
+          <wp:inline distT="0" distB="0" distL="0" distR="0" wp14:anchorId="741ED2CE" wp14:editId="47B000C9">
+            <wp:extent cx="5760720" cy="2534857"/>
+            <wp:effectExtent l="0" t="0" r="0" b="0"/>
+            <wp:docPr id="1441700531" name="Picture 7"/>
+            <wp:cNvGraphicFramePr>
+              <a:graphicFrameLocks xmlns:a="http://schemas.openxmlformats.org/drawingml/2006/main" noChangeAspect="1"/>
+            </wp:cNvGraphicFramePr>
+            <a:graphic xmlns:a="http://schemas.openxmlformats.org/drawingml/2006/main">
+              <a:graphicData uri="http://schemas.openxmlformats.org/drawingml/2006/picture">
+                <pic:pic xmlns:pic="http://schemas.openxmlformats.org/drawingml/2006/picture">
+                  <pic:nvPicPr>
+                    <pic:cNvPr id="1441700531" name="Picture 1441700531"/>
+                    <pic:cNvPicPr/>
+                  </pic:nvPicPr>
+                  <pic:blipFill>
+                    <a:blip r:embed="rId16" cstate="print">
+                      <a:extLst>
+                        <a:ext uri="{28A0092B-C50C-407E-A947-70E740481C1C}">
+                          <a14:useLocalDpi xmlns:a14="http://schemas.microsoft.com/office/drawing/2010/main" val="0"/>
+                        </a:ext>
+                      </a:extLst>
+                    </a:blip>
+                    <a:stretch>
+                      <a:fillRect/>
+                    </a:stretch>
+                  </pic:blipFill>
+                  <pic:spPr>
+                    <a:xfrm>
+                      <a:off x="0" y="0"/>
+                      <a:ext cx="5760720" cy="2534857"/>
+                    </a:xfrm>
+                    <a:prstGeom prst="rect">
+                      <a:avLst/>
+                    </a:prstGeom>
+                  </pic:spPr>
+                </pic:pic>
+              </a:graphicData>
+            </a:graphic>
+          </wp:inline>
+        </w:drawing>
+      </w:r>
+    </w:p>
+    <w:p>
+      <w:pPr>
+        <w:pStyle w:val="Caption"/>
+      </w:pPr>
+      <w:r>
+        <w:rPr>
+          <w:b/>
+          <w:i w:val="0"/>
+        </w:rPr>
+        <w:t xml:space="preserve">Figure </w:t>
+      </w:r>
+      <w:fldSimple w:instr=" SEQ Figure \* ARABIC ">
+        <w:r>
+          <w:rPr>
+            <w:noProof/>
+          </w:rPr>
+          <w:t>9</w:t>
+        </w:r>
+      </w:fldSimple>
+      <w:r>
+        <w:rPr>
+          <w:b/>
+          <w:i w:val="0"/>
+        </w:rPr>
+        <w:t xml:space="preserve">. </w:t>
+      </w:r>
+      <w:r>
+        <w:t>Net equity of the book by construction, and the headline book’s net P&amp;L by sleeve.</w:t>
+      </w:r>
+    </w:p>
+    <w:p>
+      <w:pPr>
+        <w:pStyle w:val="Caption"/>
+        <w:keepNext/>
+      </w:pPr>
+      <w:r>
+        <w:rPr>
+          <w:b/>
+          <w:i w:val="0"/>
+        </w:rPr>
+        <w:t xml:space="preserve">Table </w:t>
+      </w:r>
+      <w:fldSimple w:instr=" SEQ Table \* ARABIC ">
+        <w:r>
+          <w:rPr>
+            <w:noProof/>
+          </w:rPr>
+          <w:t>2</w:t>
+        </w:r>
+      </w:fldSimple>
+      <w:r>
+        <w:rPr>
+          <w:b/>
+          <w:i w:val="0"/>
+        </w:rPr>
+        <w:t xml:space="preserve">. </w:t>
+      </w:r>
+      <w:r>
+        <w:t>Sharpe ratios (SE), gross and net of costs, and net with 2022 and 2022–23 left out.</w:t>
+      </w:r>
+    </w:p>
+    <w:tbl>
+      <w:tblPr>
+        <w:tblW w:w="9360" w:type="dxa"/>
+        <w:jc w:val="center"/>
+        <w:tblBorders>
+          <w:top w:val="single" w:sz="8" w:space="0" w:color="000000"/>
+          <w:bottom w:val="single" w:sz="8" w:space="0" w:color="000000"/>
+          <w:insideH w:val="single" w:sz="2" w:space="0" w:color="BFBFBF"/>
+        </w:tblBorders>
+        <w:tblLayout w:type="fixed"/>
+        <w:tblCellMar>
+          <w:left w:w="80" w:type="dxa"/>
+          <w:right w:w="80" w:type="dxa"/>
+        </w:tblCellMar>
+        <w:tblLook w:val="04A0" w:firstRow="1" w:lastRow="0" w:firstColumn="1" w:lastColumn="0" w:noHBand="0" w:noVBand="1"/>
+      </w:tblPr>
+      <w:tblGrid>
+        <w:gridCol w:w="1860"/>
+        <w:gridCol w:w="1500"/>
+        <w:gridCol w:w="1500"/>
+        <w:gridCol w:w="1500"/>
+        <w:gridCol w:w="1500"/>
+        <w:gridCol w:w="1500"/>
+      </w:tblGrid>
+      <w:tr>
+        <w:trPr>
+          <w:cantSplit/>
+          <w:tblHeader/>
+          <w:jc w:val="center"/>
+        </w:trPr>
+        <w:tc>
+          <w:tcPr>
+            <w:tcW w:w="1860" w:type="dxa"/>
+            <w:shd w:val="clear" w:color="auto" w:fill="E7E6E6"/>
+            <w:vAlign w:val="center"/>
+          </w:tcPr>
+          <w:p>
+            <w:pPr>
+              <w:keepNext/>
+              <w:spacing w:before="20" w:after="20" w:line="240" w:lineRule="auto"/>
+            </w:pPr>
+          </w:p>
+        </w:tc>
+        <w:tc>
+          <w:tcPr>
+            <w:tcW w:w="1500" w:type="dxa"/>
+            <w:shd w:val="clear" w:color="auto" w:fill="E7E6E6"/>
+            <w:vAlign w:val="center"/>
+          </w:tcPr>
+          <w:p>
+            <w:pPr>
+              <w:keepNext/>
+              <w:spacing w:before="20" w:after="20" w:line="240" w:lineRule="auto"/>
+              <w:jc w:val="center"/>
+            </w:pPr>
+            <w:r>
+              <w:rPr>
+                <w:rFonts w:ascii="Times New Roman" w:hAnsi="Times New Roman" w:cs="Times New Roman"/>
+                <w:b/>
+                <w:bCs/>
+                <w:sz w:val="19"/>
+                <w:szCs w:val="19"/>
+              </w:rPr>
+              <w:t>Gross SR</w:t>
+            </w:r>
+          </w:p>
+        </w:tc>
+        <w:tc>
+          <w:tcPr>
+            <w:tcW w:w="1500" w:type="dxa"/>
+            <w:shd w:val="clear" w:color="auto" w:fill="E7E6E6"/>
+            <w:vAlign w:val="center"/>
+          </w:tcPr>
+          <w:p>
+            <w:pPr>
+              <w:keepNext/>
+              <w:spacing w:before="20" w:after="20" w:line="240" w:lineRule="auto"/>
+              <w:jc w:val="center"/>
+            </w:pPr>
+            <w:r>
+              <w:rPr>
+                <w:rFonts w:ascii="Times New Roman" w:hAnsi="Times New Roman" w:cs="Times New Roman"/>
+                <w:b/>
+                <w:bCs/>
+                <w:sz w:val="19"/>
+                <w:szCs w:val="19"/>
+              </w:rPr>
+              <w:t>Net SR</w:t>
+            </w:r>
+          </w:p>
+        </w:tc>
+        <w:tc>
+          <w:tcPr>
+            <w:tcW w:w="1500" w:type="dxa"/>
+            <w:shd w:val="clear" w:color="auto" w:fill="E7E6E6"/>
+            <w:vAlign w:val="center"/>
+          </w:tcPr>
+          <w:p>
+            <w:pPr>
+              <w:keepNext/>
+              <w:spacing w:before="20" w:after="20" w:line="240" w:lineRule="auto"/>
+              <w:jc w:val="center"/>
+            </w:pPr>
+            <w:r>
+              <w:rPr>
+                <w:rFonts w:ascii="Times New Roman" w:hAnsi="Times New Roman" w:cs="Times New Roman"/>
+                <w:b/>
+                <w:bCs/>
+                <w:sz w:val="19"/>
+                <w:szCs w:val="19"/>
+              </w:rPr>
+              <w:t>Net a year</w:t>
+            </w:r>
+          </w:p>
+        </w:tc>
+        <w:tc>
+          <w:tcPr>
+            <w:tcW w:w="1500" w:type="dxa"/>
+            <w:shd w:val="clear" w:color="auto" w:fill="E7E6E6"/>
+            <w:vAlign w:val="center"/>
+          </w:tcPr>
+          <w:p>
+            <w:pPr>
+              <w:keepNext/>
+              <w:spacing w:before="20" w:after="20" w:line="240" w:lineRule="auto"/>
+              <w:jc w:val="center"/>
+            </w:pPr>
+            <w:r>
+              <w:rPr>
+                <w:rFonts w:ascii="Times New Roman" w:hAnsi="Times New Roman" w:cs="Times New Roman"/>
+                <w:b/>
+                <w:bCs/>
+                <w:sz w:val="19"/>
+                <w:szCs w:val="19"/>
+              </w:rPr>
+              <w:t>Ex-2022</w:t>
+            </w:r>
+          </w:p>
+        </w:tc>
+        <w:tc>
+          <w:tcPr>
+            <w:tcW w:w="1500" w:type="dxa"/>
+            <w:shd w:val="clear" w:color="auto" w:fill="E7E6E6"/>
+            <w:vAlign w:val="center"/>
+          </w:tcPr>
+          <w:p>
+            <w:pPr>
+              <w:keepNext/>
+              <w:spacing w:before="20" w:after="20" w:line="240" w:lineRule="auto"/>
+              <w:jc w:val="center"/>
+            </w:pPr>
+            <w:r>
+              <w:rPr>
+                <w:rFonts w:ascii="Times New Roman" w:hAnsi="Times New Roman" w:cs="Times New Roman"/>
+                <w:b/>
+                <w:bCs/>
+                <w:sz w:val="19"/>
+                <w:szCs w:val="19"/>
+              </w:rPr>
+              <w:t>Ex-2022–23</w:t>
+            </w:r>
+          </w:p>
+        </w:tc>
+      </w:tr>
+      <w:tr>
+        <w:trPr>
+          <w:cantSplit/>
+          <w:jc w:val="center"/>
+        </w:trPr>
+        <w:tc>
+          <w:tcPr>
+            <w:tcW w:w="1860" w:type="dxa"/>
+            <w:vAlign w:val="center"/>
+          </w:tcPr>
+          <w:p>
+            <w:pPr>
+              <w:keepNext/>
+              <w:spacing w:before="20" w:after="20" w:line="240" w:lineRule="auto"/>
+            </w:pPr>
+            <w:r>
+              <w:rPr>
+                <w:rFonts w:ascii="Times New Roman" w:hAnsi="Times New Roman" w:cs="Times New Roman"/>
+                <w:b/>
+                <w:bCs/>
+                <w:sz w:val="19"/>
+                <w:szCs w:val="19"/>
+              </w:rPr>
+              <w:t>Book</w:t>
+            </w:r>
+          </w:p>
+        </w:tc>
+        <w:tc>
+          <w:tcPr>
+            <w:tcW w:w="1500" w:type="dxa"/>
+            <w:vAlign w:val="center"/>
+          </w:tcPr>
+          <w:p>
+            <w:pPr>
+              <w:keepNext/>
+              <w:spacing w:before="20" w:after="20" w:line="240" w:lineRule="auto"/>
+              <w:jc w:val="center"/>
+            </w:pPr>
+            <w:r>
+              <w:rPr>
+                <w:rFonts w:ascii="Times New Roman" w:hAnsi="Times New Roman" w:cs="Times New Roman"/>
+                <w:b/>
+                <w:bCs/>
+                <w:sz w:val="19"/>
+                <w:szCs w:val="19"/>
+              </w:rPr>
+              <w:t>−0.14 (0.29)</w:t>
+            </w:r>
+          </w:p>
+        </w:tc>
+        <w:tc>
+          <w:tcPr>
+            <w:tcW w:w="1500" w:type="dxa"/>
+            <w:vAlign w:val="center"/>
+          </w:tcPr>
+          <w:p>
+            <w:pPr>
+              <w:keepNext/>
+              <w:spacing w:before="20" w:after="20" w:line="240" w:lineRule="auto"/>
+              <w:jc w:val="center"/>
+            </w:pPr>
+            <w:r>
+              <w:rPr>
+                <w:rFonts w:ascii="Times New Roman" w:hAnsi="Times New Roman" w:cs="Times New Roman"/>
+                <w:b/>
+                <w:bCs/>
+                <w:sz w:val="19"/>
+                <w:szCs w:val="19"/>
+              </w:rPr>
+              <w:t>−0.60 (0.32)</w:t>
+            </w:r>
+          </w:p>
+        </w:tc>
+        <w:tc>
+          <w:tcPr>
+            <w:tcW w:w="1500" w:type="dxa"/>
+            <w:vAlign w:val="center"/>
+          </w:tcPr>
+          <w:p>
+            <w:pPr>
+              <w:keepNext/>
+              <w:spacing w:before="20" w:after="20" w:line="240" w:lineRule="auto"/>
+              <w:jc w:val="center"/>
+            </w:pPr>
+            <w:r>
+              <w:rPr>
+                <w:rFonts w:ascii="Times New Roman" w:hAnsi="Times New Roman" w:cs="Times New Roman"/>
+                <w:b/>
+                <w:bCs/>
+                <w:sz w:val="19"/>
+                <w:szCs w:val="19"/>
+              </w:rPr>
+              <w:t>−3.19%</w:t>
+            </w:r>
+          </w:p>
+        </w:tc>
+        <w:tc>
+          <w:tcPr>
+            <w:tcW w:w="1500" w:type="dxa"/>
+            <w:vAlign w:val="center"/>
+          </w:tcPr>
+          <w:p>
+            <w:pPr>
+              <w:keepNext/>
+              <w:spacing w:before="20" w:after="20" w:line="240" w:lineRule="auto"/>
+              <w:jc w:val="center"/>
+            </w:pPr>
+            <w:r>
+              <w:rPr>
+                <w:rFonts w:ascii="Times New Roman" w:hAnsi="Times New Roman" w:cs="Times New Roman"/>
+                <w:b/>
+                <w:bCs/>
+                <w:sz w:val="19"/>
+                <w:szCs w:val="19"/>
+              </w:rPr>
+              <w:t>−0.98 (0.37)</w:t>
+            </w:r>
+          </w:p>
+        </w:tc>
+        <w:tc>
+          <w:tcPr>
+            <w:tcW w:w="1500" w:type="dxa"/>
+            <w:vAlign w:val="center"/>
+          </w:tcPr>
+          <w:p>
+            <w:pPr>
+              <w:keepNext/>
+              <w:spacing w:before="20" w:after="20" w:line="240" w:lineRule="auto"/>
+              <w:jc w:val="center"/>
+            </w:pPr>
+            <w:r>
+              <w:rPr>
+                <w:rFonts w:ascii="Times New Roman" w:hAnsi="Times New Roman" w:cs="Times New Roman"/>
+                <w:b/>
+                <w:bCs/>
+                <w:sz w:val="19"/>
+                <w:szCs w:val="19"/>
+              </w:rPr>
+              <w:t>−1.11 (0.40)</w:t>
+            </w:r>
+          </w:p>
+        </w:tc>
+      </w:tr>
+      <w:tr>
+        <w:trPr>
+          <w:cantSplit/>
+          <w:jc w:val="center"/>
+        </w:trPr>
+        <w:tc>
+          <w:tcPr>
+            <w:tcW w:w="1860" w:type="dxa"/>
+            <w:vAlign w:val="center"/>
+          </w:tcPr>
+          <w:p>
+            <w:pPr>
+              <w:keepNext/>
+              <w:spacing w:before="20" w:after="20" w:line="240" w:lineRule="auto"/>
+            </w:pPr>
+            <w:r>
+              <w:rPr>
+                <w:rFonts w:ascii="Times New Roman" w:hAnsi="Times New Roman" w:cs="Times New Roman"/>
+                <w:sz w:val="19"/>
+                <w:szCs w:val="19"/>
+              </w:rPr>
+              <w:t>USD outright</w:t>
+            </w:r>
+          </w:p>
+        </w:tc>
+        <w:tc>
+          <w:tcPr>
+            <w:tcW w:w="1500" w:type="dxa"/>
+            <w:vAlign w:val="center"/>
+          </w:tcPr>
+          <w:p>
+            <w:pPr>
+              <w:keepNext/>
+              <w:spacing w:before="20" w:after="20" w:line="240" w:lineRule="auto"/>
+              <w:jc w:val="center"/>
+            </w:pPr>
+            <w:r>
+              <w:rPr>
+                <w:rFonts w:ascii="Times New Roman" w:hAnsi="Times New Roman" w:cs="Times New Roman"/>
+                <w:sz w:val="19"/>
+                <w:szCs w:val="19"/>
+              </w:rPr>
+              <w:t>−0.50 (0.31)</w:t>
+            </w:r>
+          </w:p>
+        </w:tc>
+        <w:tc>
+          <w:tcPr>
+            <w:tcW w:w="1500" w:type="dxa"/>
+            <w:vAlign w:val="center"/>
+          </w:tcPr>
+          <w:p>
+            <w:pPr>
+              <w:keepNext/>
+              <w:spacing w:before="20" w:after="20" w:line="240" w:lineRule="auto"/>
+              <w:jc w:val="center"/>
+            </w:pPr>
+            <w:r>
+              <w:rPr>
+                <w:rFonts w:ascii="Times New Roman" w:hAnsi="Times New Roman" w:cs="Times New Roman"/>
+                <w:sz w:val="19"/>
+                <w:szCs w:val="19"/>
+              </w:rPr>
+              <w:t>−0.88 (0.34)</w:t>
+            </w:r>
+          </w:p>
+        </w:tc>
+        <w:tc>
+          <w:tcPr>
+            <w:tcW w:w="1500" w:type="dxa"/>
+            <w:vAlign w:val="center"/>
+          </w:tcPr>
+          <w:p>
+            <w:pPr>
+              <w:keepNext/>
+              <w:spacing w:before="20" w:after="20" w:line="240" w:lineRule="auto"/>
+              <w:jc w:val="center"/>
+            </w:pPr>
+            <w:r>
+              <w:rPr>
+                <w:rFonts w:ascii="Times New Roman" w:hAnsi="Times New Roman" w:cs="Times New Roman"/>
+                <w:sz w:val="19"/>
+                <w:szCs w:val="19"/>
+              </w:rPr>
+              <w:t>−2.19%</w:t>
+            </w:r>
+          </w:p>
+        </w:tc>
+        <w:tc>
+          <w:tcPr>
+            <w:tcW w:w="1500" w:type="dxa"/>
+            <w:vAlign w:val="center"/>
+          </w:tcPr>
+          <w:p>
+            <w:pPr>
+              <w:keepNext/>
+              <w:spacing w:before="20" w:after="20" w:line="240" w:lineRule="auto"/>
+              <w:jc w:val="center"/>
+            </w:pPr>
+            <w:r>
+              <w:rPr>
+                <w:rFonts w:ascii="Times New Roman" w:hAnsi="Times New Roman" w:cs="Times New Roman"/>
+                <w:sz w:val="19"/>
+                <w:szCs w:val="19"/>
+              </w:rPr>
+              <w:t>−1.09 (0.38)</w:t>
+            </w:r>
+          </w:p>
+        </w:tc>
+        <w:tc>
+          <w:tcPr>
+            <w:tcW w:w="1500" w:type="dxa"/>
+            <w:vAlign w:val="center"/>
+          </w:tcPr>
+          <w:p>
+            <w:pPr>
+              <w:keepNext/>
+              <w:spacing w:before="20" w:after="20" w:line="240" w:lineRule="auto"/>
+              <w:jc w:val="center"/>
+            </w:pPr>
+            <w:r>
+              <w:rPr>
+                <w:rFonts w:ascii="Times New Roman" w:hAnsi="Times New Roman" w:cs="Times New Roman"/>
+                <w:sz w:val="19"/>
+                <w:szCs w:val="19"/>
+              </w:rPr>
+              <w:t>−1.23 (0.42)</w:t>
+            </w:r>
+          </w:p>
+        </w:tc>
+      </w:tr>
+      <w:tr>
+        <w:trPr>
+          <w:cantSplit/>
+          <w:jc w:val="center"/>
+        </w:trPr>
+        <w:tc>
+          <w:tcPr>
+            <w:tcW w:w="1860" w:type="dxa"/>
+            <w:vAlign w:val="center"/>
+          </w:tcPr>
+          <w:p>
+            <w:pPr>
+              <w:keepNext/>
+              <w:spacing w:before="20" w:after="20" w:line="240" w:lineRule="auto"/>
+            </w:pPr>
+            <w:r>
+              <w:rPr>
+                <w:rFonts w:ascii="Times New Roman" w:hAnsi="Times New Roman" w:cs="Times New Roman"/>
+                <w:sz w:val="19"/>
+                <w:szCs w:val="19"/>
+              </w:rPr>
+              <w:t>GBP outright</w:t>
+            </w:r>
+          </w:p>
+        </w:tc>
+        <w:tc>
+          <w:tcPr>
+            <w:tcW w:w="1500" w:type="dxa"/>
+            <w:vAlign w:val="center"/>
+          </w:tcPr>
+          <w:p>
+            <w:pPr>
+              <w:keepNext/>
+              <w:spacing w:before="20" w:after="20" w:line="240" w:lineRule="auto"/>
+              <w:jc w:val="center"/>
+            </w:pPr>
+            <w:r>
+              <w:rPr>
+                <w:rFonts w:ascii="Times New Roman" w:hAnsi="Times New Roman" w:cs="Times New Roman"/>
+                <w:sz w:val="19"/>
+                <w:szCs w:val="19"/>
+              </w:rPr>
+              <w:t>+0.73 (0.33)</w:t>
+            </w:r>
+          </w:p>
+        </w:tc>
+        <w:tc>
+          <w:tcPr>
+            <w:tcW w:w="1500" w:type="dxa"/>
+            <w:vAlign w:val="center"/>
+          </w:tcPr>
+          <w:p>
+            <w:pPr>
+              <w:keepNext/>
+              <w:spacing w:before="20" w:after="20" w:line="240" w:lineRule="auto"/>
+              <w:jc w:val="center"/>
+            </w:pPr>
+            <w:r>
+              <w:rPr>
+                <w:rFonts w:ascii="Times New Roman" w:hAnsi="Times New Roman" w:cs="Times New Roman"/>
+                <w:sz w:val="19"/>
+                <w:szCs w:val="19"/>
+              </w:rPr>
+              <w:t>+0.50 (0.31)</w:t>
+            </w:r>
+          </w:p>
+        </w:tc>
+        <w:tc>
+          <w:tcPr>
+            <w:tcW w:w="1500" w:type="dxa"/>
+            <w:vAlign w:val="center"/>
+          </w:tcPr>
+          <w:p>
+            <w:pPr>
+              <w:keepNext/>
+              <w:spacing w:before="20" w:after="20" w:line="240" w:lineRule="auto"/>
+              <w:jc w:val="center"/>
+            </w:pPr>
+            <w:r>
+              <w:rPr>
+                <w:rFonts w:ascii="Times New Roman" w:hAnsi="Times New Roman" w:cs="Times New Roman"/>
+                <w:sz w:val="19"/>
+                <w:szCs w:val="19"/>
+              </w:rPr>
+              <w:t>+0.99%</w:t>
+            </w:r>
+          </w:p>
+        </w:tc>
+        <w:tc>
+          <w:tcPr>
+            <w:tcW w:w="1500" w:type="dxa"/>
+            <w:vAlign w:val="center"/>
+          </w:tcPr>
+          <w:p>
+            <w:pPr>
+              <w:keepNext/>
+              <w:spacing w:before="20" w:after="20" w:line="240" w:lineRule="auto"/>
+              <w:jc w:val="center"/>
+            </w:pPr>
+            <w:r>
+              <w:rPr>
+                <w:rFonts w:ascii="Times New Roman" w:hAnsi="Times New Roman" w:cs="Times New Roman"/>
+                <w:sz w:val="19"/>
+                <w:szCs w:val="19"/>
+              </w:rPr>
+              <w:t>+0.15 (0.31)</w:t>
+            </w:r>
+          </w:p>
+        </w:tc>
+        <w:tc>
+          <w:tcPr>
+            <w:tcW w:w="1500" w:type="dxa"/>
+            <w:vAlign w:val="center"/>
+          </w:tcPr>
+          <w:p>
+            <w:pPr>
+              <w:keepNext/>
+              <w:spacing w:before="20" w:after="20" w:line="240" w:lineRule="auto"/>
+              <w:jc w:val="center"/>
+            </w:pPr>
+            <w:r>
+              <w:rPr>
+                <w:rFonts w:ascii="Times New Roman" w:hAnsi="Times New Roman" w:cs="Times New Roman"/>
+                <w:sz w:val="19"/>
+                <w:szCs w:val="19"/>
+              </w:rPr>
+              <w:t>+0.04 (0.32)</w:t>
+            </w:r>
+          </w:p>
+        </w:tc>
+      </w:tr>
+      <w:tr>
+        <w:trPr>
+          <w:cantSplit/>
+          <w:jc w:val="center"/>
+        </w:trPr>
+        <w:tc>
+          <w:tcPr>
+            <w:tcW w:w="1860" w:type="dxa"/>
+            <w:vAlign w:val="center"/>
+          </w:tcPr>
+          <w:p>
+            <w:pPr>
+              <w:keepNext/>
+              <w:spacing w:before="20" w:after="20" w:line="240" w:lineRule="auto"/>
+            </w:pPr>
+            <w:r>
+              <w:rPr>
+                <w:rFonts w:ascii="Times New Roman" w:hAnsi="Times New Roman" w:cs="Times New Roman"/>
+                <w:sz w:val="19"/>
+                <w:szCs w:val="19"/>
+              </w:rPr>
+              <w:t>USD 2s10s</w:t>
+            </w:r>
+          </w:p>
+        </w:tc>
+        <w:tc>
+          <w:tcPr>
+            <w:tcW w:w="1500" w:type="dxa"/>
+            <w:vAlign w:val="center"/>
+          </w:tcPr>
+          <w:p>
+            <w:pPr>
+              <w:keepNext/>
+              <w:spacing w:before="20" w:after="20" w:line="240" w:lineRule="auto"/>
+              <w:jc w:val="center"/>
+            </w:pPr>
+            <w:r>
+              <w:rPr>
+                <w:rFonts w:ascii="Times New Roman" w:hAnsi="Times New Roman" w:cs="Times New Roman"/>
+                <w:sz w:val="19"/>
+                <w:szCs w:val="19"/>
+              </w:rPr>
+              <w:t>+0.01 (0.29)</w:t>
+            </w:r>
+          </w:p>
+        </w:tc>
+        <w:tc>
+          <w:tcPr>
+            <w:tcW w:w="1500" w:type="dxa"/>
+            <w:vAlign w:val="center"/>
+          </w:tcPr>
+          <w:p>
+            <w:pPr>
+              <w:keepNext/>
+              <w:spacing w:before="20" w:after="20" w:line="240" w:lineRule="auto"/>
+              <w:jc w:val="center"/>
+            </w:pPr>
+            <w:r>
+              <w:rPr>
+                <w:rFonts w:ascii="Times New Roman" w:hAnsi="Times New Roman" w:cs="Times New Roman"/>
+                <w:sz w:val="19"/>
+                <w:szCs w:val="19"/>
+              </w:rPr>
+              <w:t>−0.12 (0.29)</w:t>
+            </w:r>
+          </w:p>
+        </w:tc>
+        <w:tc>
+          <w:tcPr>
+            <w:tcW w:w="1500" w:type="dxa"/>
+            <w:vAlign w:val="center"/>
+          </w:tcPr>
+          <w:p>
+            <w:pPr>
+              <w:keepNext/>
+              <w:spacing w:before="20" w:after="20" w:line="240" w:lineRule="auto"/>
+              <w:jc w:val="center"/>
+            </w:pPr>
+            <w:r>
+              <w:rPr>
+                <w:rFonts w:ascii="Times New Roman" w:hAnsi="Times New Roman" w:cs="Times New Roman"/>
+                <w:sz w:val="19"/>
+                <w:szCs w:val="19"/>
+              </w:rPr>
+              <w:t>−0.29%</w:t>
+            </w:r>
+          </w:p>
+        </w:tc>
+        <w:tc>
+          <w:tcPr>
+            <w:tcW w:w="1500" w:type="dxa"/>
+            <w:vAlign w:val="center"/>
+          </w:tcPr>
+          <w:p>
+            <w:pPr>
+              <w:keepNext/>
+              <w:spacing w:before="20" w:after="20" w:line="240" w:lineRule="auto"/>
+              <w:jc w:val="center"/>
+            </w:pPr>
+            <w:r>
+              <w:rPr>
+                <w:rFonts w:ascii="Times New Roman" w:hAnsi="Times New Roman" w:cs="Times New Roman"/>
+                <w:sz w:val="19"/>
+                <w:szCs w:val="19"/>
+              </w:rPr>
+              <w:t>−0.15 (0.31)</w:t>
+            </w:r>
+          </w:p>
+        </w:tc>
+        <w:tc>
+          <w:tcPr>
+            <w:tcW w:w="1500" w:type="dxa"/>
+            <w:vAlign w:val="center"/>
+          </w:tcPr>
+          <w:p>
+            <w:pPr>
+              <w:keepNext/>
+              <w:spacing w:before="20" w:after="20" w:line="240" w:lineRule="auto"/>
+              <w:jc w:val="center"/>
+            </w:pPr>
+            <w:r>
+              <w:rPr>
+                <w:rFonts w:ascii="Times New Roman" w:hAnsi="Times New Roman" w:cs="Times New Roman"/>
+                <w:sz w:val="19"/>
+                <w:szCs w:val="19"/>
+              </w:rPr>
+              <w:t>−0.19 (0.32)</w:t>
+            </w:r>
+          </w:p>
+        </w:tc>
+      </w:tr>
+      <w:tr>
+        <w:trPr>
+          <w:cantSplit/>
+          <w:jc w:val="center"/>
+        </w:trPr>
+        <w:tc>
+          <w:tcPr>
+            <w:tcW w:w="1860" w:type="dxa"/>
+            <w:vAlign w:val="center"/>
+          </w:tcPr>
+          <w:p>
+            <w:pPr>
+              <w:keepNext/>
+              <w:spacing w:before="20" w:after="20" w:line="240" w:lineRule="auto"/>
+            </w:pPr>
+            <w:r>
+              <w:rPr>
+                <w:rFonts w:ascii="Times New Roman" w:hAnsi="Times New Roman" w:cs="Times New Roman"/>
+                <w:sz w:val="19"/>
+                <w:szCs w:val="19"/>
+              </w:rPr>
+              <w:t>GBP 2s10s</w:t>
+            </w:r>
+          </w:p>
+        </w:tc>
+        <w:tc>
+          <w:tcPr>
+            <w:tcW w:w="1500" w:type="dxa"/>
+            <w:vAlign w:val="center"/>
+          </w:tcPr>
+          <w:p>
+            <w:pPr>
+              <w:keepNext/>
+              <w:spacing w:before="20" w:after="20" w:line="240" w:lineRule="auto"/>
+              <w:jc w:val="center"/>
+            </w:pPr>
+            <w:r>
+              <w:rPr>
+                <w:rFonts w:ascii="Times New Roman" w:hAnsi="Times New Roman" w:cs="Times New Roman"/>
+                <w:sz w:val="19"/>
+                <w:szCs w:val="19"/>
+              </w:rPr>
+              <w:t>−0.36 (0.30)</w:t>
+            </w:r>
+          </w:p>
+        </w:tc>
+        <w:tc>
+          <w:tcPr>
+            <w:tcW w:w="1500" w:type="dxa"/>
+            <w:vAlign w:val="center"/>
+          </w:tcPr>
+          <w:p>
+            <w:pPr>
+              <w:keepNext/>
+              <w:spacing w:before="20" w:after="20" w:line="240" w:lineRule="auto"/>
+              <w:jc w:val="center"/>
+            </w:pPr>
+            <w:r>
+              <w:rPr>
+                <w:rFonts w:ascii="Times New Roman" w:hAnsi="Times New Roman" w:cs="Times New Roman"/>
+                <w:sz w:val="19"/>
+                <w:szCs w:val="19"/>
+              </w:rPr>
+              <w:t>−0.62 (0.32)</w:t>
+            </w:r>
+          </w:p>
+        </w:tc>
+        <w:tc>
+          <w:tcPr>
+            <w:tcW w:w="1500" w:type="dxa"/>
+            <w:vAlign w:val="center"/>
+          </w:tcPr>
+          <w:p>
+            <w:pPr>
+              <w:keepNext/>
+              <w:spacing w:before="20" w:after="20" w:line="240" w:lineRule="auto"/>
+              <w:jc w:val="center"/>
+            </w:pPr>
+            <w:r>
+              <w:rPr>
+                <w:rFonts w:ascii="Times New Roman" w:hAnsi="Times New Roman" w:cs="Times New Roman"/>
+                <w:sz w:val="19"/>
+                <w:szCs w:val="19"/>
+              </w:rPr>
+              <w:t>−1.15%</w:t>
+            </w:r>
+          </w:p>
+        </w:tc>
+        <w:tc>
+          <w:tcPr>
+            <w:tcW w:w="1500" w:type="dxa"/>
+            <w:vAlign w:val="center"/>
+          </w:tcPr>
+          <w:p>
+            <w:pPr>
+              <w:keepNext/>
+              <w:spacing w:before="20" w:after="20" w:line="240" w:lineRule="auto"/>
+              <w:jc w:val="center"/>
+            </w:pPr>
+            <w:r>
+              <w:rPr>
+                <w:rFonts w:ascii="Times New Roman" w:hAnsi="Times New Roman" w:cs="Times New Roman"/>
+                <w:sz w:val="19"/>
+                <w:szCs w:val="19"/>
+              </w:rPr>
+              <w:t>−0.73 (0.34)</w:t>
+            </w:r>
+          </w:p>
+        </w:tc>
+        <w:tc>
+          <w:tcPr>
+            <w:tcW w:w="1500" w:type="dxa"/>
+            <w:vAlign w:val="center"/>
+          </w:tcPr>
+          <w:p>
+            <w:pPr>
+              <w:keepNext/>
+              <w:spacing w:before="20" w:after="20" w:line="240" w:lineRule="auto"/>
+              <w:jc w:val="center"/>
+            </w:pPr>
+            <w:r>
+              <w:rPr>
+                <w:rFonts w:ascii="Times New Roman" w:hAnsi="Times New Roman" w:cs="Times New Roman"/>
+                <w:sz w:val="19"/>
+                <w:szCs w:val="19"/>
+              </w:rPr>
+              <w:t>−0.58 (0.34)</w:t>
+            </w:r>
+          </w:p>
+        </w:tc>
+      </w:tr>
+      <w:tr>
+        <w:trPr>
+          <w:cantSplit/>
+          <w:jc w:val="center"/>
+        </w:trPr>
+        <w:tc>
+          <w:tcPr>
+            <w:tcW w:w="1860" w:type="dxa"/>
+            <w:vAlign w:val="center"/>
+          </w:tcPr>
+          <w:p>
+            <w:pPr>
+              <w:spacing w:before="20" w:after="20" w:line="240" w:lineRule="auto"/>
+            </w:pPr>
+            <w:r>
+              <w:rPr>
+                <w:rFonts w:ascii="Times New Roman" w:hAnsi="Times New Roman" w:cs="Times New Roman"/>
+                <w:sz w:val="19"/>
+                <w:szCs w:val="19"/>
+              </w:rPr>
+              <w:t>GBP − USD 2y</w:t>
+            </w:r>
+          </w:p>
+        </w:tc>
+        <w:tc>
+          <w:tcPr>
+            <w:tcW w:w="1500" w:type="dxa"/>
+            <w:vAlign w:val="center"/>
+          </w:tcPr>
+          <w:p>
+            <w:pPr>
+              <w:spacing w:before="20" w:after="20" w:line="240" w:lineRule="auto"/>
+              <w:jc w:val="center"/>
+            </w:pPr>
+            <w:r>
+              <w:rPr>
+                <w:rFonts w:ascii="Times New Roman" w:hAnsi="Times New Roman" w:cs="Times New Roman"/>
+                <w:sz w:val="19"/>
+                <w:szCs w:val="19"/>
+              </w:rPr>
+              <w:t>−0.15 (0.29)</w:t>
+            </w:r>
+          </w:p>
+        </w:tc>
+        <w:tc>
+          <w:tcPr>
+            <w:tcW w:w="1500" w:type="dxa"/>
+            <w:vAlign w:val="center"/>
+          </w:tcPr>
+          <w:p>
+            <w:pPr>
+              <w:spacing w:before="20" w:after="20" w:line="240" w:lineRule="auto"/>
+              <w:jc w:val="center"/>
+            </w:pPr>
+            <w:r>
+              <w:rPr>
+                <w:rFonts w:ascii="Times New Roman" w:hAnsi="Times New Roman" w:cs="Times New Roman"/>
+                <w:sz w:val="19"/>
+                <w:szCs w:val="19"/>
+              </w:rPr>
+              <w:t>−0.27 (0.30)</w:t>
+            </w:r>
+          </w:p>
+        </w:tc>
+        <w:tc>
+          <w:tcPr>
+            <w:tcW w:w="1500" w:type="dxa"/>
+            <w:vAlign w:val="center"/>
+          </w:tcPr>
+          <w:p>
+            <w:pPr>
+              <w:spacing w:before="20" w:after="20" w:line="240" w:lineRule="auto"/>
+              <w:jc w:val="center"/>
+            </w:pPr>
+            <w:r>
+              <w:rPr>
+                <w:rFonts w:ascii="Times New Roman" w:hAnsi="Times New Roman" w:cs="Times New Roman"/>
+                <w:sz w:val="19"/>
+                <w:szCs w:val="19"/>
+              </w:rPr>
+              <w:t>−0.54%</w:t>
+            </w:r>
+          </w:p>
+        </w:tc>
+        <w:tc>
+          <w:tcPr>
+            <w:tcW w:w="1500" w:type="dxa"/>
+            <w:vAlign w:val="center"/>
+          </w:tcPr>
+          <w:p>
+            <w:pPr>
+              <w:spacing w:before="20" w:after="20" w:line="240" w:lineRule="auto"/>
+              <w:jc w:val="center"/>
+            </w:pPr>
+            <w:r>
+              <w:rPr>
+                <w:rFonts w:ascii="Times New Roman" w:hAnsi="Times New Roman" w:cs="Times New Roman"/>
+                <w:sz w:val="19"/>
+                <w:szCs w:val="19"/>
+              </w:rPr>
+              <w:t>−0.48 (0.32)</w:t>
+            </w:r>
+          </w:p>
+        </w:tc>
+        <w:tc>
+          <w:tcPr>
+            <w:tcW w:w="1500" w:type="dxa"/>
+            <w:vAlign w:val="center"/>
+          </w:tcPr>
+          <w:p>
+            <w:pPr>
+              <w:spacing w:before="20" w:after="20" w:line="240" w:lineRule="auto"/>
+              <w:jc w:val="center"/>
+            </w:pPr>
+            <w:r>
+              <w:rPr>
+                <w:rFonts w:ascii="Times New Roman" w:hAnsi="Times New Roman" w:cs="Times New Roman"/>
+                <w:sz w:val="19"/>
+                <w:szCs w:val="19"/>
+              </w:rPr>
+              <w:t>−0.62 (0.34)</w:t>
+            </w:r>
+          </w:p>
+        </w:tc>
+      </w:tr>
+    </w:tbl>
+    <w:p>
+      <w:pPr>
+        <w:spacing w:after="0"/>
+      </w:pPr>
+    </w:p>
+    <w:p>
+      <w:pPr>
+        <w:spacing w:after="0"/>
+        <w:rPr>
+          <w:rFonts w:ascii="Times New Roman" w:hAnsi="Times New Roman" w:cs="Times New Roman"/>
+        </w:rPr>
+      </w:pPr>
+      <w:r>
+        <w:rPr>
+          <w:rFonts w:ascii="Times New Roman" w:hAnsi="Times New Roman" w:cs="Times New Roman"/>
+        </w:rPr>
+        <w:t>Gross</w:t>
+      </w:r>
+      <w:r>
+        <w:rPr>
+          <w:rFonts w:ascii="Times New Roman" w:hAnsi="Times New Roman" w:cs="Times New Roman"/>
+        </w:rPr>
+        <w:t xml:space="preserve"> -0.14, net -0.60 (standard error 0.32), -3.19% of capital per year. The worst drawdown was fierce, but more reflective of a grind than of a break, 57.5%: April 2014 to September 2021. The worst 21 session loss is only 10.8%. The losses in the book are concentrated in the USD outright, which accounts for -25.9% cumulative.</w:t>
+      </w:r>
+    </w:p>
+    <w:p>
+      <w:pPr>
+        <w:spacing w:after="0"/>
+        <w:rPr>
+          <w:rFonts w:ascii="Times New Roman" w:hAnsi="Times New Roman" w:cs="Times New Roman"/>
+        </w:rPr>
+      </w:pPr>
+    </w:p>
+    <w:p>
+      <w:pPr>
+        <w:spacing w:after="0"/>
+        <w:rPr>
+          <w:rFonts w:ascii="Times New Roman" w:hAnsi="Times New Roman" w:cs="Times New Roman"/>
+        </w:rPr>
+      </w:pPr>
+      <w:r>
+        <w:rPr>
+          <w:rFonts w:ascii="Times New Roman" w:hAnsi="Times New Roman" w:cs="Times New Roman"/>
+        </w:rPr>
+        <w:t xml:space="preserve">GBP </w:t>
+      </w:r>
+      <w:r>
+        <w:rPr>
+          <w:rFonts w:ascii="Times New Roman" w:hAnsi="Times New Roman" w:cs="Times New Roman"/>
+        </w:rPr>
+        <w:t xml:space="preserve">outright is the only sleeve that earns, and it earns in one window: net Sharpe Ratio +1.76 while hiking, on 4 trades; excluding this winning period (2022 – 2023) it nets +0.04. GBP </w:t>
+      </w:r>
+      <w:proofErr w:type="spellStart"/>
+      <w:r>
+        <w:rPr>
+          <w:rFonts w:ascii="Times New Roman" w:hAnsi="Times New Roman" w:cs="Times New Roman"/>
+        </w:rPr>
+        <w:t>outright’s</w:t>
+      </w:r>
+      <w:proofErr w:type="spellEnd"/>
+      <w:r>
+        <w:rPr>
+          <w:rFonts w:ascii="Times New Roman" w:hAnsi="Times New Roman" w:cs="Times New Roman"/>
+        </w:rPr>
+        <w:t xml:space="preserve"> success depends on this window, a hindsight r* constant, and is sensitive to the coefficients (+0.67 -&gt; +0.13).</w:t>
+      </w:r>
+    </w:p>
+    <w:p>
+      <w:pPr>
+        <w:pStyle w:val="Heading2"/>
+      </w:pPr>
+      <w:r>
+        <w:t>Reaction</w:t>
+      </w:r>
+    </w:p>
+    <w:p>
+      <w:pPr>
+        <w:rPr>
+          <w:rFonts w:ascii="Times New Roman" w:hAnsi="Times New Roman" w:cs="Times New Roman"/>
+        </w:rPr>
+      </w:pPr>
+      <w:r>
+        <w:rPr>
+          <w:rFonts w:ascii="Times New Roman" w:hAnsi="Times New Roman" w:cs="Times New Roman"/>
+        </w:rPr>
+        <w:t>Nothing</w:t>
+      </w:r>
+      <w:r>
+        <w:rPr>
+          <w:rFonts w:ascii="Times New Roman" w:hAnsi="Times New Roman" w:cs="Times New Roman"/>
+        </w:rPr>
+        <w:t xml:space="preserve"> was re-tuned in response. The hysteresis pair</w:t>
+      </w:r>
+      <w:r>
+        <w:rPr>
+          <w:rFonts w:ascii="Times New Roman" w:hAnsi="Times New Roman" w:cs="Times New Roman"/>
+        </w:rPr>
+        <w:t xml:space="preserve"> was set in config before the grid ran. Similarly, the</w:t>
+      </w:r>
+      <w:r>
+        <w:rPr>
+          <w:rFonts w:ascii="Times New Roman" w:hAnsi="Times New Roman" w:cs="Times New Roman"/>
+        </w:rPr>
+        <w:t xml:space="preserve"> ELB treatment</w:t>
+      </w:r>
+      <w:r>
+        <w:rPr>
+          <w:rFonts w:ascii="Times New Roman" w:hAnsi="Times New Roman" w:cs="Times New Roman"/>
+        </w:rPr>
+        <w:t xml:space="preserve"> </w:t>
+      </w:r>
+      <w:r>
+        <w:rPr>
+          <w:rFonts w:ascii="Times New Roman" w:hAnsi="Times New Roman" w:cs="Times New Roman"/>
+        </w:rPr>
+        <w:t xml:space="preserve">and construction were fixed before the results. </w:t>
+      </w:r>
+    </w:p>
+    <w:p>
+      <w:pPr>
+        <w:pStyle w:val="Heading1"/>
+      </w:pPr>
+      <w:r>
+        <w:lastRenderedPageBreak/>
+        <w:t>Costs, rolls and breakeven</w:t>
+      </w:r>
+    </w:p>
+    <w:p>
+      <w:pPr>
+        <w:pStyle w:val="Heading2"/>
+      </w:pPr>
+      <w:r>
+        <w:t>Costs and the roll</w:t>
+      </w:r>
+    </w:p>
+    <w:p>
+      <w:pPr>
+        <w:rPr>
+          <w:rFonts w:ascii="Times New Roman" w:hAnsi="Times New Roman" w:cs="Times New Roman"/>
+        </w:rPr>
+      </w:pPr>
+      <w:r>
+        <w:rPr>
+          <w:rFonts w:ascii="Times New Roman" w:hAnsi="Times New Roman" w:cs="Times New Roman"/>
+        </w:rPr>
+        <w:t xml:space="preserve">Gross is already -0.72% per year. No cost treatment makes the book pay. Even charging rolls at half prices, which saves 0.40% (-3.19% -&gt; -2.78%), is insufficient to change to the outcome. </w:t>
+      </w:r>
+      <w:r>
+        <w:rPr>
+          <w:rFonts w:ascii="Times New Roman" w:hAnsi="Times New Roman" w:cs="Times New Roman"/>
+        </w:rPr>
+        <w:t>There is no breakeven for the portfolio.</w:t>
+      </w:r>
+    </w:p>
+    <w:p>
+      <w:pPr>
+        <w:rPr>
+          <w:rFonts w:ascii="Times New Roman" w:hAnsi="Times New Roman" w:cs="Times New Roman"/>
+        </w:rPr>
+      </w:pPr>
+      <w:r>
+        <w:rPr>
+          <w:rFonts w:ascii="Times New Roman" w:hAnsi="Times New Roman" w:cs="Times New Roman"/>
+        </w:rPr>
+        <w:t>Turnover explains the costs exactly. R</w:t>
+      </w:r>
+      <w:r>
+        <w:rPr>
+          <w:rFonts w:ascii="Times New Roman" w:hAnsi="Times New Roman" w:cs="Times New Roman"/>
+        </w:rPr>
+        <w:t xml:space="preserve">econciliation of the costs deals with turns, DV01, and </w:t>
+      </w:r>
+      <w:r>
+        <w:rPr>
+          <w:rFonts w:ascii="Times New Roman" w:hAnsi="Times New Roman" w:cs="Times New Roman"/>
+        </w:rPr>
+        <w:t>1-way</w:t>
+      </w:r>
+      <w:r>
+        <w:rPr>
+          <w:rFonts w:ascii="Times New Roman" w:hAnsi="Times New Roman" w:cs="Times New Roman"/>
+        </w:rPr>
+        <w:t xml:space="preserve"> costs. In this way, you can take 19.8 turns x 284,000 gross DV01 x 0.44bp to arrive at the 2.47% capital per year. </w:t>
+      </w:r>
+    </w:p>
+    <w:p>
+      <w:pPr>
+        <w:keepNext/>
+        <w:spacing w:before="120" w:after="0"/>
+        <w:jc w:val="center"/>
+        <w:rPr>
+          <w:rFonts w:ascii="Times New Roman" w:hAnsi="Times New Roman" w:cs="Times New Roman"/>
+        </w:rPr>
+      </w:pPr>
+      <w:r>
+        <w:rPr>
+          <w:rFonts w:ascii="Times New Roman" w:hAnsi="Times New Roman" w:cs="Times New Roman"/>
+          <w:noProof/>
+        </w:rPr>
+        <w:drawing>
+          <wp:inline distT="0" distB="0" distL="0" distR="0" wp14:anchorId="0B2729C5" wp14:editId="014CE3B6">
+            <wp:extent cx="3840480" cy="2598430"/>
+            <wp:effectExtent l="0" t="0" r="0" b="0"/>
+            <wp:docPr id="661110200" name="Picture 9"/>
+            <wp:cNvGraphicFramePr>
+              <a:graphicFrameLocks xmlns:a="http://schemas.openxmlformats.org/drawingml/2006/main" noChangeAspect="1"/>
+            </wp:cNvGraphicFramePr>
+            <a:graphic xmlns:a="http://schemas.openxmlformats.org/drawingml/2006/main">
+              <a:graphicData uri="http://schemas.openxmlformats.org/drawingml/2006/picture">
+                <pic:pic xmlns:pic="http://schemas.openxmlformats.org/drawingml/2006/picture">
+                  <pic:nvPicPr>
+                    <pic:cNvPr id="661110200" name="Picture 661110200"/>
+                    <pic:cNvPicPr/>
+                  </pic:nvPicPr>
+                  <pic:blipFill>
+                    <a:blip r:embed="rId17" cstate="print">
+                      <a:extLst>
+                        <a:ext uri="{28A0092B-C50C-407E-A947-70E740481C1C}">
+                          <a14:useLocalDpi xmlns:a14="http://schemas.microsoft.com/office/drawing/2010/main" val="0"/>
+                        </a:ext>
+                      </a:extLst>
+                    </a:blip>
+                    <a:stretch>
+                      <a:fillRect/>
+                    </a:stretch>
+                  </pic:blipFill>
+                  <pic:spPr>
+                    <a:xfrm>
+                      <a:off x="0" y="0"/>
+                      <a:ext cx="3840480" cy="2598430"/>
+                    </a:xfrm>
+                    <a:prstGeom prst="rect">
+                      <a:avLst/>
+                    </a:prstGeom>
+                  </pic:spPr>
+                </pic:pic>
+              </a:graphicData>
+            </a:graphic>
+          </wp:inline>
+        </w:drawing>
+      </w:r>
+    </w:p>
+    <w:p>
+      <w:pPr>
+        <w:pStyle w:val="Caption"/>
+      </w:pPr>
+      <w:r>
+        <w:rPr>
+          <w:b/>
+          <w:i w:val="0"/>
+        </w:rPr>
+        <w:t xml:space="preserve">Figure </w:t>
+      </w:r>
+      <w:fldSimple w:instr=" SEQ Figure \* ARABIC ">
+        <w:r>
+          <w:rPr>
+            <w:noProof/>
+          </w:rPr>
+          <w:t>10</w:t>
+        </w:r>
+      </w:fldSimple>
+      <w:r>
+        <w:rPr>
+          <w:b/>
+          <w:i w:val="0"/>
+        </w:rPr>
+        <w:t xml:space="preserve">. </w:t>
+      </w:r>
+      <w:r>
+        <w:t>The book’s net Sharpe against the round-trip cost assumed.</w:t>
+      </w:r>
+    </w:p>
+    <w:p>
+      <w:pPr>
+        <w:rPr>
+          <w:rFonts w:ascii="Times New Roman" w:hAnsi="Times New Roman" w:cs="Times New Roman"/>
+        </w:rPr>
+      </w:pPr>
+      <w:r>
+        <w:rPr>
+          <w:rFonts w:ascii="Times New Roman" w:hAnsi="Times New Roman" w:cs="Times New Roman"/>
+        </w:rPr>
+        <w:t xml:space="preserve">Maintenance is a consistent and large piece of the cost, accounting for 46%. Rolls alone contributed to 33%. With </w:t>
+      </w:r>
+      <w:proofErr w:type="gramStart"/>
+      <w:r>
+        <w:rPr>
+          <w:rFonts w:ascii="Times New Roman" w:hAnsi="Times New Roman" w:cs="Times New Roman"/>
+        </w:rPr>
+        <w:t>rolls</w:t>
+      </w:r>
+      <w:proofErr w:type="gramEnd"/>
+      <w:r>
+        <w:rPr>
+          <w:rFonts w:ascii="Times New Roman" w:hAnsi="Times New Roman" w:cs="Times New Roman"/>
+        </w:rPr>
+        <w:t xml:space="preserve">, the actions are forced as each outright </w:t>
+      </w:r>
+      <w:r>
+        <w:rPr>
+          <w:rFonts w:ascii="Times New Roman" w:hAnsi="Times New Roman" w:cs="Times New Roman"/>
+        </w:rPr>
+        <w:t>trades the 4</w:t>
+      </w:r>
+      <w:r>
+        <w:rPr>
+          <w:rFonts w:ascii="Times New Roman" w:hAnsi="Times New Roman" w:cs="Times New Roman"/>
+          <w:vertAlign w:val="superscript"/>
+        </w:rPr>
+        <w:t>th</w:t>
+      </w:r>
+      <w:r>
+        <w:rPr>
+          <w:rFonts w:ascii="Times New Roman" w:hAnsi="Times New Roman" w:cs="Times New Roman"/>
+        </w:rPr>
+        <w:t xml:space="preserve"> meeting ahead, so every time a meeting passes the position moves to a new contract.</w:t>
+      </w:r>
+      <w:r>
+        <w:rPr>
+          <w:rFonts w:ascii="Times New Roman" w:hAnsi="Times New Roman" w:cs="Times New Roman"/>
+        </w:rPr>
+        <w:t xml:space="preserve"> </w:t>
+      </w:r>
+    </w:p>
+    <w:p>
+      <w:pPr>
+        <w:pStyle w:val="Heading2"/>
+      </w:pPr>
+      <w:r>
+        <w:lastRenderedPageBreak/>
+        <w:t>Breakeven</w:t>
+      </w:r>
+    </w:p>
+    <w:p>
+      <w:pPr>
+        <w:keepNext/>
+        <w:spacing w:before="120" w:after="0"/>
+        <w:jc w:val="center"/>
+        <w:rPr>
+          <w:rFonts w:ascii="Times New Roman" w:hAnsi="Times New Roman" w:cs="Times New Roman"/>
+        </w:rPr>
+      </w:pPr>
+      <w:r>
+        <w:rPr>
+          <w:rFonts w:ascii="Times New Roman" w:hAnsi="Times New Roman" w:cs="Times New Roman"/>
+          <w:noProof/>
+        </w:rPr>
+        <w:drawing>
+          <wp:inline distT="0" distB="0" distL="0" distR="0" wp14:anchorId="15150214" wp14:editId="7C64F24A">
+            <wp:extent cx="5486400" cy="2672208"/>
+            <wp:effectExtent l="0" t="0" r="0" b="0"/>
+            <wp:docPr id="2041468230" name="Picture 11"/>
+            <wp:cNvGraphicFramePr>
+              <a:graphicFrameLocks xmlns:a="http://schemas.openxmlformats.org/drawingml/2006/main" noChangeAspect="1"/>
+            </wp:cNvGraphicFramePr>
+            <a:graphic xmlns:a="http://schemas.openxmlformats.org/drawingml/2006/main">
+              <a:graphicData uri="http://schemas.openxmlformats.org/drawingml/2006/picture">
+                <pic:pic xmlns:pic="http://schemas.openxmlformats.org/drawingml/2006/picture">
+                  <pic:nvPicPr>
+                    <pic:cNvPr id="2041468230" name="Picture 2041468230"/>
+                    <pic:cNvPicPr/>
+                  </pic:nvPicPr>
+                  <pic:blipFill>
+                    <a:blip r:embed="rId18" cstate="print">
+                      <a:extLst>
+                        <a:ext uri="{28A0092B-C50C-407E-A947-70E740481C1C}">
+                          <a14:useLocalDpi xmlns:a14="http://schemas.microsoft.com/office/drawing/2010/main" val="0"/>
+                        </a:ext>
+                      </a:extLst>
+                    </a:blip>
+                    <a:stretch>
+                      <a:fillRect/>
+                    </a:stretch>
+                  </pic:blipFill>
+                  <pic:spPr>
+                    <a:xfrm>
+                      <a:off x="0" y="0"/>
+                      <a:ext cx="5486400" cy="2672208"/>
+                    </a:xfrm>
+                    <a:prstGeom prst="rect">
+                      <a:avLst/>
+                    </a:prstGeom>
+                  </pic:spPr>
+                </pic:pic>
+              </a:graphicData>
+            </a:graphic>
+          </wp:inline>
+        </w:drawing>
+      </w:r>
+    </w:p>
+    <w:p>
+      <w:pPr>
+        <w:pStyle w:val="Caption"/>
+      </w:pPr>
+      <w:r>
+        <w:rPr>
+          <w:b/>
+          <w:i w:val="0"/>
+        </w:rPr>
+        <w:t xml:space="preserve">Figure </w:t>
+      </w:r>
+      <w:fldSimple w:instr=" SEQ Figure \* ARABIC ">
+        <w:r>
+          <w:rPr>
+            <w:noProof/>
+          </w:rPr>
+          <w:t>11</w:t>
+        </w:r>
+      </w:fldSimple>
+      <w:r>
+        <w:rPr>
+          <w:b/>
+          <w:i w:val="0"/>
+        </w:rPr>
+        <w:t xml:space="preserve">. </w:t>
+      </w:r>
+      <w:r>
+        <w:t>Carry and roll against the side held, by sleeve, and what those signals earned.</w:t>
+      </w:r>
+    </w:p>
+    <w:p>
+      <w:pPr>
+        <w:rPr>
+          <w:rFonts w:ascii="Times New Roman" w:hAnsi="Times New Roman" w:cs="Times New Roman"/>
+        </w:rPr>
+      </w:pPr>
+      <w:proofErr w:type="gramStart"/>
+      <w:r>
+        <w:rPr>
+          <w:rFonts w:ascii="Times New Roman" w:hAnsi="Times New Roman" w:cs="Times New Roman"/>
+        </w:rPr>
+        <w:t>In order for</w:t>
+      </w:r>
+      <w:proofErr w:type="gramEnd"/>
+      <w:r>
+        <w:rPr>
+          <w:rFonts w:ascii="Times New Roman" w:hAnsi="Times New Roman" w:cs="Times New Roman"/>
+        </w:rPr>
+        <w:t xml:space="preserve"> the book to </w:t>
+      </w:r>
+      <w:proofErr w:type="gramStart"/>
+      <w:r>
+        <w:rPr>
+          <w:rFonts w:ascii="Times New Roman" w:hAnsi="Times New Roman" w:cs="Times New Roman"/>
+        </w:rPr>
+        <w:t>net</w:t>
+      </w:r>
+      <w:proofErr w:type="gramEnd"/>
+      <w:r>
+        <w:rPr>
+          <w:rFonts w:ascii="Times New Roman" w:hAnsi="Times New Roman" w:cs="Times New Roman"/>
+        </w:rPr>
+        <w:t xml:space="preserve"> zero, the bets that the rules take need to overcome the costs less carry and roll. Unfortunately, that isn’t the case. They earned 1.36% per year against the required return of 4.55%. This is a significant shortfall and is a theme that crosses strategies, although to varying effects. </w:t>
+      </w:r>
+    </w:p>
+    <w:p>
+      <w:pPr>
+        <w:rPr>
+          <w:rFonts w:ascii="Times New Roman" w:hAnsi="Times New Roman" w:cs="Times New Roman"/>
+        </w:rPr>
+      </w:pPr>
+      <w:r>
+        <w:rPr>
+          <w:rFonts w:ascii="Times New Roman" w:hAnsi="Times New Roman" w:cs="Times New Roman"/>
+        </w:rPr>
+        <w:t>In fact, looking through sleeves, only GBP outright clears. It</w:t>
+      </w:r>
+      <w:r>
+        <w:rPr>
+          <w:rFonts w:ascii="Times New Roman" w:hAnsi="Times New Roman" w:cs="Times New Roman"/>
+        </w:rPr>
+        <w:t>s position has a correlation of</w:t>
+      </w:r>
+      <w:r>
+        <w:rPr>
+          <w:rFonts w:ascii="Times New Roman" w:hAnsi="Times New Roman" w:cs="Times New Roman"/>
+        </w:rPr>
+        <w:t xml:space="preserve"> </w:t>
+      </w:r>
+      <w:r>
+        <w:rPr>
+          <w:rFonts w:ascii="Times New Roman" w:hAnsi="Times New Roman" w:cs="Times New Roman"/>
+        </w:rPr>
+        <w:t>+</w:t>
+      </w:r>
+      <w:r>
+        <w:rPr>
+          <w:rFonts w:ascii="Times New Roman" w:hAnsi="Times New Roman" w:cs="Times New Roman"/>
+        </w:rPr>
+        <w:t>0.036</w:t>
+      </w:r>
+      <w:r>
+        <w:rPr>
+          <w:rFonts w:ascii="Times New Roman" w:hAnsi="Times New Roman" w:cs="Times New Roman"/>
+        </w:rPr>
+        <w:t xml:space="preserve"> with the daily rate move,</w:t>
+      </w:r>
+      <w:r>
+        <w:rPr>
+          <w:rFonts w:ascii="Times New Roman" w:hAnsi="Times New Roman" w:cs="Times New Roman"/>
+        </w:rPr>
+        <w:t xml:space="preserve"> against a needed </w:t>
+      </w:r>
+      <w:r>
+        <w:rPr>
+          <w:rFonts w:ascii="Times New Roman" w:hAnsi="Times New Roman" w:cs="Times New Roman"/>
+        </w:rPr>
+        <w:t>+</w:t>
+      </w:r>
+      <w:r>
+        <w:rPr>
+          <w:rFonts w:ascii="Times New Roman" w:hAnsi="Times New Roman" w:cs="Times New Roman"/>
+        </w:rPr>
+        <w:t xml:space="preserve">0.022. </w:t>
+      </w:r>
+    </w:p>
+    <w:p>
+      <w:r>
+        <w:rPr>
+          <w:rFonts w:ascii="Times New Roman" w:hAnsi="Times New Roman" w:cs="Times New Roman"/>
+        </w:rPr>
+        <w:t xml:space="preserve">The figure shows that carry and roll ran against 53% of the signals. The right but bleeding moniker best applies to GBP </w:t>
+      </w:r>
+      <w:proofErr w:type="spellStart"/>
+      <w:r>
+        <w:rPr>
+          <w:rFonts w:ascii="Times New Roman" w:hAnsi="Times New Roman" w:cs="Times New Roman"/>
+        </w:rPr>
+        <w:t>outrights</w:t>
+      </w:r>
+      <w:proofErr w:type="spellEnd"/>
+      <w:r>
+        <w:rPr>
+          <w:rFonts w:ascii="Times New Roman" w:hAnsi="Times New Roman" w:cs="Times New Roman"/>
+        </w:rPr>
+        <w:t xml:space="preserve"> and USD 2s10s. For others, such as USD outright and GBP 2s10s, they are wrong and bleeding. Only GBP – USD 2y collected carry. </w:t>
+      </w:r>
+    </w:p>
+    <w:p>
+      <w:pPr>
+        <w:pStyle w:val="Heading1"/>
+      </w:pPr>
+      <w:r>
+        <w:t>Carry filter</w:t>
+      </w:r>
+    </w:p>
+    <w:p>
+      <w:pPr>
+        <w:rPr>
+          <w:rFonts w:ascii="Times New Roman" w:hAnsi="Times New Roman" w:cs="Times New Roman"/>
+        </w:rPr>
+      </w:pPr>
+      <w:r>
+        <w:rPr>
+          <w:rFonts w:ascii="Times New Roman" w:hAnsi="Times New Roman" w:cs="Times New Roman"/>
+        </w:rPr>
+        <w:t>One of the tested beliefs was the carry filter.</w:t>
+      </w:r>
+      <w:r>
+        <w:rPr>
+          <w:rFonts w:ascii="Times New Roman" w:hAnsi="Times New Roman" w:cs="Times New Roman"/>
+        </w:rPr>
+        <w:t xml:space="preserve"> </w:t>
+      </w:r>
+      <w:r>
+        <w:rPr>
+          <w:rFonts w:ascii="Times New Roman" w:hAnsi="Times New Roman" w:cs="Times New Roman"/>
+        </w:rPr>
+        <w:t>The filter screens bet to see if the expectation of holding the position is too significant for the expected return.</w:t>
+      </w:r>
+      <w:r>
+        <w:rPr>
+          <w:rFonts w:ascii="Times New Roman" w:hAnsi="Times New Roman" w:cs="Times New Roman"/>
+        </w:rPr>
+        <w:t xml:space="preserve"> </w:t>
+      </w:r>
+      <w:r>
+        <w:rPr>
+          <w:rFonts w:ascii="Times New Roman" w:hAnsi="Times New Roman" w:cs="Times New Roman"/>
+        </w:rPr>
+        <w:t xml:space="preserve">In testing, </w:t>
+      </w:r>
+      <w:r>
+        <w:rPr>
+          <w:rFonts w:ascii="Times New Roman" w:hAnsi="Times New Roman" w:cs="Times New Roman"/>
+        </w:rPr>
+        <w:t>16</w:t>
+      </w:r>
+      <w:r>
+        <w:rPr>
+          <w:rFonts w:ascii="Times New Roman" w:hAnsi="Times New Roman" w:cs="Times New Roman"/>
+        </w:rPr>
+        <w:t xml:space="preserve"> of the 104 entries do just that,</w:t>
+      </w:r>
+      <w:r>
+        <w:rPr>
+          <w:rFonts w:ascii="Times New Roman" w:hAnsi="Times New Roman" w:cs="Times New Roman"/>
+        </w:rPr>
+        <w:t xml:space="preserve"> and if they are omitted then t</w:t>
+      </w:r>
+      <w:r>
+        <w:rPr>
+          <w:rFonts w:ascii="Times New Roman" w:hAnsi="Times New Roman" w:cs="Times New Roman"/>
+        </w:rPr>
+        <w:t xml:space="preserve">his improves the Sharpe Ratio of the book by 0.10. Although this doesn’t create a winning book, this is </w:t>
+      </w:r>
+      <w:r>
+        <w:rPr>
+          <w:rFonts w:ascii="Times New Roman" w:hAnsi="Times New Roman" w:cs="Times New Roman"/>
+        </w:rPr>
+        <w:t>an</w:t>
+      </w:r>
+      <w:r>
+        <w:rPr>
+          <w:rFonts w:ascii="Times New Roman" w:hAnsi="Times New Roman" w:cs="Times New Roman"/>
+        </w:rPr>
+        <w:t xml:space="preserve"> improvement to outcomes.</w:t>
+      </w:r>
+      <w:r>
+        <w:rPr>
+          <w:rFonts w:ascii="Times New Roman" w:hAnsi="Times New Roman" w:cs="Times New Roman"/>
+        </w:rPr>
+        <w:t xml:space="preserve"> The headline numbers do not include this filter.</w:t>
+      </w:r>
+    </w:p>
+    <w:p>
+      <w:pPr>
+        <w:pStyle w:val="Heading1"/>
+      </w:pPr>
+      <w:r>
         <w:t>Robustness</w:t>
       </w:r>
     </w:p>
@@ -439,23 +5437,570 @@
         <w:rPr>
           <w:rFonts w:ascii="Times New Roman" w:hAnsi="Times New Roman" w:cs="Times New Roman"/>
         </w:rPr>
-        <w:t>Limitations:</w:t>
-      </w:r>
-    </w:p>
-    <w:p>
-      <w:pPr>
-        <w:rPr>
-          <w:rFonts w:ascii="Times New Roman" w:hAnsi="Times New Roman" w:cs="Times New Roman"/>
-        </w:rPr>
-      </w:pPr>
-      <w:r>
-        <w:rPr>
-          <w:rFonts w:ascii="Times New Roman" w:hAnsi="Times New Roman" w:cs="Times New Roman"/>
-        </w:rPr>
-        <w:t>Appendix:</w:t>
-      </w:r>
+        <w:t>Varying the strategy or choices does not change the outcomes of the study. In fact, the Sharpe Ratio remains well maintained at -0.70 to -0.29</w:t>
+      </w:r>
+      <w:r>
+        <w:rPr>
+          <w:rFonts w:ascii="Times New Roman" w:hAnsi="Times New Roman" w:cs="Times New Roman"/>
+        </w:rPr>
+        <w:t>. No single choice turns the loss into a gain: across 13 rows the net Sharpe Ratio runs from -0.70 to -0.29.</w:t>
+      </w:r>
+      <w:r>
+        <w:rPr>
+          <w:rFonts w:ascii="Times New Roman" w:hAnsi="Times New Roman" w:cs="Times New Roman"/>
+        </w:rPr>
+        <w:t xml:space="preserve"> Even focusing on the best performing choice, GBP </w:t>
+      </w:r>
+      <w:proofErr w:type="spellStart"/>
+      <w:r>
+        <w:rPr>
+          <w:rFonts w:ascii="Times New Roman" w:hAnsi="Times New Roman" w:cs="Times New Roman"/>
+        </w:rPr>
+        <w:t>outright’s</w:t>
+      </w:r>
+      <w:proofErr w:type="spellEnd"/>
+      <w:r>
+        <w:rPr>
+          <w:rFonts w:ascii="Times New Roman" w:hAnsi="Times New Roman" w:cs="Times New Roman"/>
+        </w:rPr>
+        <w:t xml:space="preserve"> sensitivity moves </w:t>
+      </w:r>
+      <w:r>
+        <w:rPr>
+          <w:rFonts w:ascii="Times New Roman" w:hAnsi="Times New Roman" w:cs="Times New Roman"/>
+        </w:rPr>
+        <w:t>Sharpe</w:t>
+      </w:r>
+      <w:r>
+        <w:rPr>
+          <w:rFonts w:ascii="Times New Roman" w:hAnsi="Times New Roman" w:cs="Times New Roman"/>
+        </w:rPr>
+        <w:t xml:space="preserve"> from </w:t>
+      </w:r>
+      <w:r>
+        <w:rPr>
+          <w:rFonts w:ascii="Times New Roman" w:hAnsi="Times New Roman" w:cs="Times New Roman"/>
+        </w:rPr>
+        <w:t>+</w:t>
+      </w:r>
+      <w:r>
+        <w:rPr>
+          <w:rFonts w:ascii="Times New Roman" w:hAnsi="Times New Roman" w:cs="Times New Roman"/>
+        </w:rPr>
+        <w:t>0.6</w:t>
+      </w:r>
+      <w:r>
+        <w:rPr>
+          <w:rFonts w:ascii="Times New Roman" w:hAnsi="Times New Roman" w:cs="Times New Roman"/>
+        </w:rPr>
+        <w:t>7</w:t>
+      </w:r>
+      <w:r>
+        <w:rPr>
+          <w:rFonts w:ascii="Times New Roman" w:hAnsi="Times New Roman" w:cs="Times New Roman"/>
+        </w:rPr>
+        <w:t xml:space="preserve"> to </w:t>
+      </w:r>
+      <w:r>
+        <w:rPr>
+          <w:rFonts w:ascii="Times New Roman" w:hAnsi="Times New Roman" w:cs="Times New Roman"/>
+        </w:rPr>
+        <w:t>+</w:t>
+      </w:r>
+      <w:r>
+        <w:rPr>
+          <w:rFonts w:ascii="Times New Roman" w:hAnsi="Times New Roman" w:cs="Times New Roman"/>
+        </w:rPr>
+        <w:t>0.1</w:t>
+      </w:r>
+      <w:r>
+        <w:rPr>
+          <w:rFonts w:ascii="Times New Roman" w:hAnsi="Times New Roman" w:cs="Times New Roman"/>
+        </w:rPr>
+        <w:t>3</w:t>
+      </w:r>
+      <w:r>
+        <w:rPr>
+          <w:rFonts w:ascii="Times New Roman" w:hAnsi="Times New Roman" w:cs="Times New Roman"/>
+        </w:rPr>
+        <w:t>.</w:t>
+      </w:r>
+    </w:p>
+    <w:p>
+      <w:pPr>
+        <w:keepNext/>
+        <w:spacing w:before="120" w:after="0"/>
+        <w:jc w:val="center"/>
+        <w:rPr>
+          <w:rFonts w:ascii="Times New Roman" w:hAnsi="Times New Roman" w:cs="Times New Roman"/>
+        </w:rPr>
+      </w:pPr>
+      <w:r>
+        <w:rPr>
+          <w:rFonts w:ascii="Times New Roman" w:hAnsi="Times New Roman" w:cs="Times New Roman"/>
+          <w:noProof/>
+        </w:rPr>
+        <w:lastRenderedPageBreak/>
+        <w:drawing>
+          <wp:inline distT="0" distB="0" distL="0" distR="0" wp14:anchorId="51C8140E" wp14:editId="3C935D09">
+            <wp:extent cx="5120640" cy="3658128"/>
+            <wp:effectExtent l="0" t="0" r="0" b="0"/>
+            <wp:docPr id="548934470" name="Picture 12"/>
+            <wp:cNvGraphicFramePr>
+              <a:graphicFrameLocks xmlns:a="http://schemas.openxmlformats.org/drawingml/2006/main" noChangeAspect="1"/>
+            </wp:cNvGraphicFramePr>
+            <a:graphic xmlns:a="http://schemas.openxmlformats.org/drawingml/2006/main">
+              <a:graphicData uri="http://schemas.openxmlformats.org/drawingml/2006/picture">
+                <pic:pic xmlns:pic="http://schemas.openxmlformats.org/drawingml/2006/picture">
+                  <pic:nvPicPr>
+                    <pic:cNvPr id="548934470" name="Picture 548934470"/>
+                    <pic:cNvPicPr/>
+                  </pic:nvPicPr>
+                  <pic:blipFill>
+                    <a:blip r:embed="rId19" cstate="print">
+                      <a:extLst>
+                        <a:ext uri="{28A0092B-C50C-407E-A947-70E740481C1C}">
+                          <a14:useLocalDpi xmlns:a14="http://schemas.microsoft.com/office/drawing/2010/main" val="0"/>
+                        </a:ext>
+                      </a:extLst>
+                    </a:blip>
+                    <a:stretch>
+                      <a:fillRect/>
+                    </a:stretch>
+                  </pic:blipFill>
+                  <pic:spPr>
+                    <a:xfrm>
+                      <a:off x="0" y="0"/>
+                      <a:ext cx="5120640" cy="3658128"/>
+                    </a:xfrm>
+                    <a:prstGeom prst="rect">
+                      <a:avLst/>
+                    </a:prstGeom>
+                  </pic:spPr>
+                </pic:pic>
+              </a:graphicData>
+            </a:graphic>
+          </wp:inline>
+        </w:drawing>
+      </w:r>
+    </w:p>
+    <w:p>
+      <w:pPr>
+        <w:pStyle w:val="Caption"/>
+      </w:pPr>
+      <w:r>
+        <w:rPr>
+          <w:b/>
+          <w:i w:val="0"/>
+        </w:rPr>
+        <w:t xml:space="preserve">Figure </w:t>
+      </w:r>
+      <w:fldSimple w:instr=" SEQ Figure \* ARABIC ">
+        <w:r>
+          <w:rPr>
+            <w:noProof/>
+          </w:rPr>
+          <w:t>12</w:t>
+        </w:r>
+      </w:fldSimple>
+      <w:r>
+        <w:rPr>
+          <w:b/>
+          <w:i w:val="0"/>
+        </w:rPr>
+        <w:t xml:space="preserve">. </w:t>
+      </w:r>
+      <w:r>
+        <w:t>The headline book’s net Sharpe with one choice at a time moved off the chosen specification.</w:t>
+      </w:r>
+    </w:p>
+    <w:p>
+      <w:pPr>
+        <w:pStyle w:val="Heading1"/>
+      </w:pPr>
+      <w:r>
+        <w:t>What would change my view</w:t>
+      </w:r>
+    </w:p>
+    <w:p>
+      <w:pPr>
+        <w:rPr>
+          <w:rFonts w:ascii="Times New Roman" w:hAnsi="Times New Roman" w:cs="Times New Roman"/>
+        </w:rPr>
+      </w:pPr>
+      <w:r>
+        <w:rPr>
+          <w:rFonts w:ascii="Times New Roman" w:hAnsi="Times New Roman" w:cs="Times New Roman"/>
+        </w:rPr>
+        <w:t xml:space="preserve">There are several details that would change the paper’s view on this matter. </w:t>
+      </w:r>
+      <w:r>
+        <w:rPr>
+          <w:rFonts w:ascii="Times New Roman" w:hAnsi="Times New Roman" w:cs="Times New Roman"/>
+        </w:rPr>
+        <w:t xml:space="preserve">In no </w:t>
+      </w:r>
+      <w:r>
+        <w:rPr>
+          <w:rFonts w:ascii="Times New Roman" w:hAnsi="Times New Roman" w:cs="Times New Roman"/>
+        </w:rPr>
+        <w:t>order</w:t>
+      </w:r>
+      <w:r>
+        <w:rPr>
+          <w:rFonts w:ascii="Times New Roman" w:hAnsi="Times New Roman" w:cs="Times New Roman"/>
+        </w:rPr>
+        <w:t>:</w:t>
+      </w:r>
+    </w:p>
+    <w:p>
+      <w:pPr>
+        <w:pStyle w:val="ListParagraph"/>
+        <w:numPr>
+          <w:ilvl w:val="0"/>
+          <w:numId w:val="3"/>
+        </w:numPr>
+        <w:rPr>
+          <w:rFonts w:ascii="Times New Roman" w:hAnsi="Times New Roman" w:cs="Times New Roman"/>
+        </w:rPr>
+      </w:pPr>
+      <w:r>
+        <w:rPr>
+          <w:rFonts w:ascii="Times New Roman" w:hAnsi="Times New Roman" w:cs="Times New Roman"/>
+        </w:rPr>
+        <w:t>GBP outright holding up outside 2021 – 2023</w:t>
+      </w:r>
+    </w:p>
+    <w:p>
+      <w:pPr>
+        <w:pStyle w:val="ListParagraph"/>
+        <w:numPr>
+          <w:ilvl w:val="0"/>
+          <w:numId w:val="3"/>
+        </w:numPr>
+        <w:rPr>
+          <w:rFonts w:ascii="Times New Roman" w:hAnsi="Times New Roman" w:cs="Times New Roman"/>
+        </w:rPr>
+      </w:pPr>
+      <w:r>
+        <w:rPr>
+          <w:rFonts w:ascii="Times New Roman" w:hAnsi="Times New Roman" w:cs="Times New Roman"/>
+        </w:rPr>
+        <w:t>Quote-based ZQ costs, or calendar-spread roll pricing, that turn GBP net clearly positive</w:t>
+      </w:r>
+    </w:p>
+    <w:p>
+      <w:pPr>
+        <w:pStyle w:val="ListParagraph"/>
+        <w:numPr>
+          <w:ilvl w:val="0"/>
+          <w:numId w:val="3"/>
+        </w:numPr>
+        <w:rPr>
+          <w:rFonts w:ascii="Times New Roman" w:hAnsi="Times New Roman" w:cs="Times New Roman"/>
+        </w:rPr>
+      </w:pPr>
+      <w:r>
+        <w:rPr>
+          <w:rFonts w:ascii="Times New Roman" w:hAnsi="Times New Roman" w:cs="Times New Roman"/>
+        </w:rPr>
+        <w:t xml:space="preserve">A USD trade that has the sign flipped demonstrating that the </w:t>
+      </w:r>
+      <w:r>
+        <w:rPr>
+          <w:rFonts w:ascii="Times New Roman" w:hAnsi="Times New Roman" w:cs="Times New Roman"/>
+        </w:rPr>
+        <w:t>market</w:t>
+      </w:r>
+      <w:r>
+        <w:rPr>
+          <w:rFonts w:ascii="Times New Roman" w:hAnsi="Times New Roman" w:cs="Times New Roman"/>
+        </w:rPr>
+        <w:t xml:space="preserve"> leads the </w:t>
+      </w:r>
+      <w:r>
+        <w:rPr>
+          <w:rFonts w:ascii="Times New Roman" w:hAnsi="Times New Roman" w:cs="Times New Roman"/>
+        </w:rPr>
+        <w:t>Fed</w:t>
+      </w:r>
+      <w:r>
+        <w:rPr>
+          <w:rFonts w:ascii="Times New Roman" w:hAnsi="Times New Roman" w:cs="Times New Roman"/>
+        </w:rPr>
+        <w:t>, crucially registered before it is judged</w:t>
+      </w:r>
+    </w:p>
+    <w:p>
+      <w:pPr>
+        <w:pStyle w:val="ListParagraph"/>
+        <w:numPr>
+          <w:ilvl w:val="0"/>
+          <w:numId w:val="3"/>
+        </w:numPr>
+        <w:rPr>
+          <w:rFonts w:ascii="Times New Roman" w:hAnsi="Times New Roman" w:cs="Times New Roman"/>
+        </w:rPr>
+      </w:pPr>
+      <w:r>
+        <w:rPr>
+          <w:rFonts w:ascii="Times New Roman" w:hAnsi="Times New Roman" w:cs="Times New Roman"/>
+        </w:rPr>
+        <w:t>A more harmonized r* across currencies</w:t>
+      </w:r>
+      <w:r>
+        <w:rPr>
+          <w:rFonts w:ascii="Times New Roman" w:hAnsi="Times New Roman" w:cs="Times New Roman"/>
+        </w:rPr>
+        <w:t xml:space="preserve"> or calendar-anchored signal which would remove the forced roll</w:t>
+      </w:r>
+    </w:p>
+    <w:p>
+      <w:pPr>
+        <w:pStyle w:val="ListParagraph"/>
+        <w:numPr>
+          <w:ilvl w:val="0"/>
+          <w:numId w:val="3"/>
+        </w:numPr>
+        <w:rPr>
+          <w:rFonts w:ascii="Times New Roman" w:hAnsi="Times New Roman" w:cs="Times New Roman"/>
+        </w:rPr>
+      </w:pPr>
+      <w:r>
+        <w:rPr>
+          <w:rFonts w:ascii="Times New Roman" w:hAnsi="Times New Roman" w:cs="Times New Roman"/>
+        </w:rPr>
+        <w:t>More currencies such as EUR or AUD</w:t>
+      </w:r>
+    </w:p>
+    <w:p>
+      <w:pPr>
+        <w:pStyle w:val="Heading1"/>
+      </w:pPr>
+      <w:r>
+        <w:t>Limitations</w:t>
+      </w:r>
+    </w:p>
+    <w:p>
+      <w:pPr>
+        <w:pStyle w:val="ListParagraph"/>
+        <w:numPr>
+          <w:ilvl w:val="0"/>
+          <w:numId w:val="2"/>
+        </w:numPr>
+        <w:rPr>
+          <w:rFonts w:ascii="Times New Roman" w:hAnsi="Times New Roman" w:cs="Times New Roman"/>
+        </w:rPr>
+      </w:pPr>
+      <w:r>
+        <w:rPr>
+          <w:rFonts w:ascii="Times New Roman" w:hAnsi="Times New Roman" w:cs="Times New Roman"/>
+        </w:rPr>
+        <w:t>GBP’s u* is a constant 4.5%, not a real-time estimate.</w:t>
+      </w:r>
+    </w:p>
+    <w:p>
+      <w:pPr>
+        <w:pStyle w:val="ListParagraph"/>
+        <w:numPr>
+          <w:ilvl w:val="0"/>
+          <w:numId w:val="2"/>
+        </w:numPr>
+        <w:rPr>
+          <w:rFonts w:ascii="Times New Roman" w:hAnsi="Times New Roman" w:cs="Times New Roman"/>
+        </w:rPr>
+      </w:pPr>
+      <w:r>
+        <w:rPr>
+          <w:rFonts w:ascii="Times New Roman" w:hAnsi="Times New Roman" w:cs="Times New Roman"/>
+        </w:rPr>
+        <w:t>There is no bid-offer data, ZQ’s cost is its tick</w:t>
+      </w:r>
+    </w:p>
+    <w:p>
+      <w:pPr>
+        <w:pStyle w:val="ListParagraph"/>
+        <w:numPr>
+          <w:ilvl w:val="0"/>
+          <w:numId w:val="2"/>
+        </w:numPr>
+        <w:rPr>
+          <w:rFonts w:ascii="Times New Roman" w:hAnsi="Times New Roman" w:cs="Times New Roman"/>
+        </w:rPr>
+      </w:pPr>
+      <w:r>
+        <w:rPr>
+          <w:rFonts w:ascii="Times New Roman" w:hAnsi="Times New Roman" w:cs="Times New Roman"/>
+        </w:rPr>
+        <w:t>Settlements may be preliminary</w:t>
+      </w:r>
+    </w:p>
+    <w:p>
+      <w:pPr>
+        <w:pStyle w:val="ListParagraph"/>
+        <w:numPr>
+          <w:ilvl w:val="0"/>
+          <w:numId w:val="2"/>
+        </w:numPr>
+        <w:rPr>
+          <w:rFonts w:ascii="Times New Roman" w:hAnsi="Times New Roman" w:cs="Times New Roman"/>
+        </w:rPr>
+      </w:pPr>
+      <w:r>
+        <w:rPr>
+          <w:rFonts w:ascii="Times New Roman" w:hAnsi="Times New Roman" w:cs="Times New Roman"/>
+        </w:rPr>
+        <w:t>Only 2 currencies currently</w:t>
+      </w:r>
+      <w:r>
+        <w:rPr>
+          <w:rFonts w:ascii="Times New Roman" w:hAnsi="Times New Roman" w:cs="Times New Roman"/>
+        </w:rPr>
+        <w:t xml:space="preserve"> and</w:t>
+      </w:r>
+      <w:r>
+        <w:rPr>
+          <w:rFonts w:ascii="Times New Roman" w:hAnsi="Times New Roman" w:cs="Times New Roman"/>
+        </w:rPr>
+        <w:t xml:space="preserve"> 2 hiking cycles</w:t>
+      </w:r>
+    </w:p>
+    <w:p>
+      <w:pPr>
+        <w:pStyle w:val="ListParagraph"/>
+        <w:numPr>
+          <w:ilvl w:val="0"/>
+          <w:numId w:val="2"/>
+        </w:numPr>
+        <w:rPr>
+          <w:rFonts w:ascii="Times New Roman" w:hAnsi="Times New Roman" w:cs="Times New Roman"/>
+        </w:rPr>
+      </w:pPr>
+      <w:r>
+        <w:rPr>
+          <w:rFonts w:ascii="Times New Roman" w:hAnsi="Times New Roman" w:cs="Times New Roman"/>
+        </w:rPr>
+        <w:t>Overlapping windows inflate t-stats</w:t>
+      </w:r>
+    </w:p>
+    <w:p>
+      <w:pPr>
+        <w:pStyle w:val="Heading1"/>
+      </w:pPr>
+      <w:r>
+        <w:lastRenderedPageBreak/>
+        <w:t>Appendix</w:t>
+      </w:r>
+    </w:p>
+    <w:p>
+      <w:pPr>
+        <w:keepNext/>
+        <w:spacing w:before="120" w:after="0"/>
+        <w:jc w:val="center"/>
+        <w:rPr>
+          <w:rFonts w:ascii="Times New Roman" w:hAnsi="Times New Roman" w:cs="Times New Roman"/>
+        </w:rPr>
+      </w:pPr>
+      <w:r>
+        <w:rPr>
+          <w:rFonts w:ascii="Times New Roman" w:hAnsi="Times New Roman" w:cs="Times New Roman"/>
+          <w:noProof/>
+        </w:rPr>
+        <w:drawing>
+          <wp:inline distT="0" distB="0" distL="0" distR="0" wp14:anchorId="6B2636AB" wp14:editId="490A8009">
+            <wp:extent cx="5486400" cy="3622183"/>
+            <wp:effectExtent l="0" t="0" r="0" b="0"/>
+            <wp:docPr id="3003" name="Picture 3003"/>
+            <wp:cNvGraphicFramePr>
+              <a:graphicFrameLocks xmlns:a="http://schemas.openxmlformats.org/drawingml/2006/main" noChangeAspect="1"/>
+            </wp:cNvGraphicFramePr>
+            <a:graphic xmlns:a="http://schemas.openxmlformats.org/drawingml/2006/main">
+              <a:graphicData uri="http://schemas.openxmlformats.org/drawingml/2006/picture">
+                <pic:pic xmlns:pic="http://schemas.openxmlformats.org/drawingml/2006/picture">
+                  <pic:nvPicPr>
+                    <pic:cNvPr id="3003" name="Picture 3003"/>
+                    <pic:cNvPicPr/>
+                  </pic:nvPicPr>
+                  <pic:blipFill>
+                    <a:blip r:embed="rId20" cstate="print">
+                      <a:extLst>
+                        <a:ext uri="{28A0092B-C50C-407E-A947-70E740481C1C}">
+                          <a14:useLocalDpi xmlns:a14="http://schemas.microsoft.com/office/drawing/2010/main" val="0"/>
+                        </a:ext>
+                      </a:extLst>
+                    </a:blip>
+                    <a:stretch>
+                      <a:fillRect/>
+                    </a:stretch>
+                  </pic:blipFill>
+                  <pic:spPr>
+                    <a:xfrm>
+                      <a:off x="0" y="0"/>
+                      <a:ext cx="5486400" cy="3622183"/>
+                    </a:xfrm>
+                    <a:prstGeom prst="rect">
+                      <a:avLst/>
+                    </a:prstGeom>
+                  </pic:spPr>
+                </pic:pic>
+              </a:graphicData>
+            </a:graphic>
+          </wp:inline>
+        </w:drawing>
+      </w:r>
+    </w:p>
+    <w:p>
+      <w:pPr>
+        <w:pStyle w:val="Caption"/>
+      </w:pPr>
+      <w:r>
+        <w:rPr>
+          <w:b/>
+          <w:i w:val="0"/>
+        </w:rPr>
+        <w:t xml:space="preserve">Figure </w:t>
+      </w:r>
+      <w:fldSimple w:instr=" SEQ Figure \* ARABIC ">
+        <w:r>
+          <w:rPr>
+            <w:noProof/>
+          </w:rPr>
+          <w:t>13</w:t>
+        </w:r>
+      </w:fldSimple>
+      <w:r>
+        <w:rPr>
+          <w:b/>
+          <w:i w:val="0"/>
+        </w:rPr>
+        <w:t xml:space="preserve">. </w:t>
+      </w:r>
+      <w:r>
+        <w:t>Net Sharpe against a uniform round-trip cost, by sleeve (the sum of the sleeves, not the book).</w:t>
+      </w:r>
+    </w:p>
+    <w:p>
+      <w:pPr>
+        <w:rPr>
+          <w:rFonts w:ascii="Times New Roman" w:hAnsi="Times New Roman" w:cs="Times New Roman"/>
+        </w:rPr>
+      </w:pPr>
+      <w:r>
+        <w:rPr>
+          <w:rFonts w:ascii="Times New Roman" w:hAnsi="Times New Roman" w:cs="Times New Roman"/>
+        </w:rPr>
+        <w:t>Coverage: ZQ 99.68% of Fed business days. 0 solver failures in either currency</w:t>
+      </w:r>
+    </w:p>
+    <w:p>
+      <w:pPr>
+        <w:rPr>
+          <w:rFonts w:ascii="Times New Roman" w:hAnsi="Times New Roman" w:cs="Times New Roman"/>
+        </w:rPr>
+      </w:pPr>
     </w:p>
     <w:sectPr>
+      <w:footerReference w:type="default" r:id="rId21"/>
       <w:pgSz w:w="12240" w:h="15840"/>
       <w:pgMar w:top="1440" w:right="1440" w:bottom="1440" w:left="1440" w:header="720" w:footer="720" w:gutter="0"/>
       <w:cols w:space="720"/>
@@ -465,8 +6010,431 @@
 </w:document>
 </file>
 
+<file path=word/endnotes.xml><?xml version="1.0" encoding="utf-8"?>
+<w:endnotes xmlns:wpc="http://schemas.microsoft.com/office/word/2010/wordprocessingCanvas" xmlns:cx="http://schemas.microsoft.com/office/drawing/2014/chartex" xmlns:cx1="http://schemas.microsoft.com/office/drawing/2015/9/8/chartex" xmlns:cx2="http://schemas.microsoft.com/office/drawing/2015/10/21/chartex" xmlns:cx3="http://schemas.microsoft.com/office/drawing/2016/5/9/chartex" xmlns:cx4="http://schemas.microsoft.com/office/drawing/2016/5/10/chartex" xmlns:cx5="http://schemas.microsoft.com/office/drawing/2016/5/11/chartex" xmlns:cx6="http://schemas.microsoft.com/office/drawing/2016/5/12/chartex" xmlns:cx7="http://schemas.microsoft.com/office/drawing/2016/5/13/chartex" xmlns:cx8="http://schemas.microsoft.com/office/drawing/2016/5/14/chartex" xmlns:mc="http://schemas.openxmlformats.org/markup-compatibility/2006" xmlns:aink="http://schemas.microsoft.com/office/drawing/2016/ink" xmlns:am3d="http://schemas.microsoft.com/office/drawing/2017/model3d" xmlns:o="urn:schemas-microsoft-com:office:office" xmlns:oel="http://schemas.microsoft.com/office/2019/extlst" xmlns:r="http://schemas.openxmlformats.org/officeDocument/2006/relationships" xmlns:m="http://schemas.openxmlformats.org/officeDocument/2006/math" xmlns:v="urn:schemas-microsoft-com:vml" xmlns:wp14="http://schemas.microsoft.com/office/word/2010/wordprocessingDrawing" xmlns:wp="http://schemas.openxmlformats.org/drawingml/2006/wordprocessingDrawing" xmlns:w10="urn:schemas-microsoft-com:office:word" xmlns:w="http://schemas.openxmlformats.org/wordprocessingml/2006/main" xmlns:w14="http://schemas.microsoft.com/office/word/2010/wordml" xmlns:w15="http://schemas.microsoft.com/office/word/2012/wordml" xmlns:w16cex="http://schemas.microsoft.com/office/word/2018/wordml/cex" xmlns:w16cid="http://schemas.microsoft.com/office/word/2016/wordml/cid" xmlns:w16="http://schemas.microsoft.com/office/word/2018/wordml" xmlns:w16du="http://schemas.microsoft.com/office/word/2023/wordml/word16du" xmlns:w16sdtdh="http://schemas.microsoft.com/office/word/2020/wordml/sdtdatahash" xmlns:w16sdtfl="http://schemas.microsoft.com/office/word/2024/wordml/sdtformatlock" xmlns:w16se="http://schemas.microsoft.com/office/word/2015/wordml/symex" xmlns:wpg="http://schemas.microsoft.com/office/word/2010/wordprocessingGroup" xmlns:wpi="http://schemas.microsoft.com/office/word/2010/wordprocessingInk" xmlns:wne="http://schemas.microsoft.com/office/word/2006/wordml" xmlns:wps="http://schemas.microsoft.com/office/word/2010/wordprocessingShape" mc:Ignorable="w14 w15 w16se w16cid w16 w16cex w16sdtdh w16sdtfl w16du wp14">
+  <w:endnote w:type="separator" w:id="-1">
+    <w:p>
+      <w:pPr>
+        <w:spacing w:after="0" w:line="240" w:lineRule="auto"/>
+      </w:pPr>
+      <w:r>
+        <w:separator/>
+      </w:r>
+    </w:p>
+  </w:endnote>
+  <w:endnote w:type="continuationSeparator" w:id="0">
+    <w:p>
+      <w:pPr>
+        <w:spacing w:after="0" w:line="240" w:lineRule="auto"/>
+      </w:pPr>
+      <w:r>
+        <w:continuationSeparator/>
+      </w:r>
+    </w:p>
+  </w:endnote>
+</w:endnotes>
+</file>
+
+<file path=word/footer1.xml><?xml version="1.0" encoding="utf-8"?>
+<w:ftr xmlns:wpc="http://schemas.microsoft.com/office/word/2010/wordprocessingCanvas" xmlns:cx="http://schemas.microsoft.com/office/drawing/2014/chartex" xmlns:cx1="http://schemas.microsoft.com/office/drawing/2015/9/8/chartex" xmlns:cx2="http://schemas.microsoft.com/office/drawing/2015/10/21/chartex" xmlns:cx3="http://schemas.microsoft.com/office/drawing/2016/5/9/chartex" xmlns:cx4="http://schemas.microsoft.com/office/drawing/2016/5/10/chartex" xmlns:cx5="http://schemas.microsoft.com/office/drawing/2016/5/11/chartex" xmlns:cx6="http://schemas.microsoft.com/office/drawing/2016/5/12/chartex" xmlns:cx7="http://schemas.microsoft.com/office/drawing/2016/5/13/chartex" xmlns:cx8="http://schemas.microsoft.com/office/drawing/2016/5/14/chartex" xmlns:mc="http://schemas.openxmlformats.org/markup-compatibility/2006" xmlns:aink="http://schemas.microsoft.com/office/drawing/2016/ink" xmlns:am3d="http://schemas.microsoft.com/office/drawing/2017/model3d" xmlns:o="urn:schemas-microsoft-com:office:office" xmlns:oel="http://schemas.microsoft.com/office/2019/extlst" xmlns:r="http://schemas.openxmlformats.org/officeDocument/2006/relationships" xmlns:m="http://schemas.openxmlformats.org/officeDocument/2006/math" xmlns:v="urn:schemas-microsoft-com:vml" xmlns:wp14="http://schemas.microsoft.com/office/word/2010/wordprocessingDrawing" xmlns:wp="http://schemas.openxmlformats.org/drawingml/2006/wordprocessingDrawing" xmlns:w10="urn:schemas-microsoft-com:office:word" xmlns:w="http://schemas.openxmlformats.org/wordprocessingml/2006/main" xmlns:w14="http://schemas.microsoft.com/office/word/2010/wordml" xmlns:w15="http://schemas.microsoft.com/office/word/2012/wordml" xmlns:w16cex="http://schemas.microsoft.com/office/word/2018/wordml/cex" xmlns:w16cid="http://schemas.microsoft.com/office/word/2016/wordml/cid" xmlns:w16="http://schemas.microsoft.com/office/word/2018/wordml" xmlns:w16du="http://schemas.microsoft.com/office/word/2023/wordml/word16du" xmlns:w16sdtdh="http://schemas.microsoft.com/office/word/2020/wordml/sdtdatahash" xmlns:w16sdtfl="http://schemas.microsoft.com/office/word/2024/wordml/sdtformatlock" xmlns:w16se="http://schemas.microsoft.com/office/word/2015/wordml/symex" xmlns:wpg="http://schemas.microsoft.com/office/word/2010/wordprocessingGroup" xmlns:wpi="http://schemas.microsoft.com/office/word/2010/wordprocessingInk" xmlns:wne="http://schemas.microsoft.com/office/word/2006/wordml" xmlns:wps="http://schemas.microsoft.com/office/word/2010/wordprocessingShape" mc:Ignorable="w14 w15 w16se w16cid w16 w16cex w16sdtdh w16sdtfl w16du wp14">
+  <w:p>
+    <w:pPr>
+      <w:jc w:val="center"/>
+    </w:pPr>
+    <w:r>
+      <w:rPr>
+        <w:rFonts w:ascii="Times New Roman" w:hAnsi="Times New Roman" w:cs="Times New Roman"/>
+        <w:sz w:val="20"/>
+      </w:rPr>
+      <w:fldChar w:fldCharType="begin"/>
+    </w:r>
+    <w:r>
+      <w:rPr>
+        <w:rFonts w:ascii="Times New Roman" w:hAnsi="Times New Roman" w:cs="Times New Roman"/>
+        <w:sz w:val="20"/>
+      </w:rPr>
+      <w:instrText xml:space="preserve"> PAGE </w:instrText>
+    </w:r>
+    <w:r>
+      <w:rPr>
+        <w:rFonts w:ascii="Times New Roman" w:hAnsi="Times New Roman" w:cs="Times New Roman"/>
+        <w:sz w:val="20"/>
+      </w:rPr>
+      <w:fldChar w:fldCharType="separate"/>
+    </w:r>
+    <w:r>
+      <w:rPr>
+        <w:rFonts w:ascii="Times New Roman" w:hAnsi="Times New Roman" w:cs="Times New Roman"/>
+        <w:sz w:val="20"/>
+      </w:rPr>
+      <w:t>1</w:t>
+    </w:r>
+    <w:r>
+      <w:rPr>
+        <w:rFonts w:ascii="Times New Roman" w:hAnsi="Times New Roman" w:cs="Times New Roman"/>
+        <w:sz w:val="20"/>
+      </w:rPr>
+      <w:fldChar w:fldCharType="end"/>
+    </w:r>
+  </w:p>
+</w:ftr>
+</file>
+
+<file path=word/footnotes.xml><?xml version="1.0" encoding="utf-8"?>
+<w:footnotes xmlns:wpc="http://schemas.microsoft.com/office/word/2010/wordprocessingCanvas" xmlns:cx="http://schemas.microsoft.com/office/drawing/2014/chartex" xmlns:cx1="http://schemas.microsoft.com/office/drawing/2015/9/8/chartex" xmlns:cx2="http://schemas.microsoft.com/office/drawing/2015/10/21/chartex" xmlns:cx3="http://schemas.microsoft.com/office/drawing/2016/5/9/chartex" xmlns:cx4="http://schemas.microsoft.com/office/drawing/2016/5/10/chartex" xmlns:cx5="http://schemas.microsoft.com/office/drawing/2016/5/11/chartex" xmlns:cx6="http://schemas.microsoft.com/office/drawing/2016/5/12/chartex" xmlns:cx7="http://schemas.microsoft.com/office/drawing/2016/5/13/chartex" xmlns:cx8="http://schemas.microsoft.com/office/drawing/2016/5/14/chartex" xmlns:mc="http://schemas.openxmlformats.org/markup-compatibility/2006" xmlns:aink="http://schemas.microsoft.com/office/drawing/2016/ink" xmlns:am3d="http://schemas.microsoft.com/office/drawing/2017/model3d" xmlns:o="urn:schemas-microsoft-com:office:office" xmlns:oel="http://schemas.microsoft.com/office/2019/extlst" xmlns:r="http://schemas.openxmlformats.org/officeDocument/2006/relationships" xmlns:m="http://schemas.openxmlformats.org/officeDocument/2006/math" xmlns:v="urn:schemas-microsoft-com:vml" xmlns:wp14="http://schemas.microsoft.com/office/word/2010/wordprocessingDrawing" xmlns:wp="http://schemas.openxmlformats.org/drawingml/2006/wordprocessingDrawing" xmlns:w10="urn:schemas-microsoft-com:office:word" xmlns:w="http://schemas.openxmlformats.org/wordprocessingml/2006/main" xmlns:w14="http://schemas.microsoft.com/office/word/2010/wordml" xmlns:w15="http://schemas.microsoft.com/office/word/2012/wordml" xmlns:w16cex="http://schemas.microsoft.com/office/word/2018/wordml/cex" xmlns:w16cid="http://schemas.microsoft.com/office/word/2016/wordml/cid" xmlns:w16="http://schemas.microsoft.com/office/word/2018/wordml" xmlns:w16du="http://schemas.microsoft.com/office/word/2023/wordml/word16du" xmlns:w16sdtdh="http://schemas.microsoft.com/office/word/2020/wordml/sdtdatahash" xmlns:w16sdtfl="http://schemas.microsoft.com/office/word/2024/wordml/sdtformatlock" xmlns:w16se="http://schemas.microsoft.com/office/word/2015/wordml/symex" xmlns:wpg="http://schemas.microsoft.com/office/word/2010/wordprocessingGroup" xmlns:wpi="http://schemas.microsoft.com/office/word/2010/wordprocessingInk" xmlns:wne="http://schemas.microsoft.com/office/word/2006/wordml" xmlns:wps="http://schemas.microsoft.com/office/word/2010/wordprocessingShape" mc:Ignorable="w14 w15 w16se w16cid w16 w16cex w16sdtdh w16sdtfl w16du wp14">
+  <w:footnote w:type="separator" w:id="-1">
+    <w:p>
+      <w:pPr>
+        <w:spacing w:after="0" w:line="240" w:lineRule="auto"/>
+      </w:pPr>
+      <w:r>
+        <w:separator/>
+      </w:r>
+    </w:p>
+  </w:footnote>
+  <w:footnote w:type="continuationSeparator" w:id="0">
+    <w:p>
+      <w:pPr>
+        <w:spacing w:after="0" w:line="240" w:lineRule="auto"/>
+      </w:pPr>
+      <w:r>
+        <w:continuationSeparator/>
+      </w:r>
+    </w:p>
+  </w:footnote>
+</w:footnotes>
+</file>
+
+<file path=word/numbering.xml><?xml version="1.0" encoding="utf-8"?>
+<w:numbering xmlns:wpc="http://schemas.microsoft.com/office/word/2010/wordprocessingCanvas" xmlns:cx="http://schemas.microsoft.com/office/drawing/2014/chartex" xmlns:cx1="http://schemas.microsoft.com/office/drawing/2015/9/8/chartex" xmlns:cx2="http://schemas.microsoft.com/office/drawing/2015/10/21/chartex" xmlns:cx3="http://schemas.microsoft.com/office/drawing/2016/5/9/chartex" xmlns:cx4="http://schemas.microsoft.com/office/drawing/2016/5/10/chartex" xmlns:cx5="http://schemas.microsoft.com/office/drawing/2016/5/11/chartex" xmlns:cx6="http://schemas.microsoft.com/office/drawing/2016/5/12/chartex" xmlns:cx7="http://schemas.microsoft.com/office/drawing/2016/5/13/chartex" xmlns:cx8="http://schemas.microsoft.com/office/drawing/2016/5/14/chartex" xmlns:mc="http://schemas.openxmlformats.org/markup-compatibility/2006" xmlns:aink="http://schemas.microsoft.com/office/drawing/2016/ink" xmlns:am3d="http://schemas.microsoft.com/office/drawing/2017/model3d" xmlns:o="urn:schemas-microsoft-com:office:office" xmlns:oel="http://schemas.microsoft.com/office/2019/extlst" xmlns:r="http://schemas.openxmlformats.org/officeDocument/2006/relationships" xmlns:m="http://schemas.openxmlformats.org/officeDocument/2006/math" xmlns:v="urn:schemas-microsoft-com:vml" xmlns:wp14="http://schemas.microsoft.com/office/word/2010/wordprocessingDrawing" xmlns:wp="http://schemas.openxmlformats.org/drawingml/2006/wordprocessingDrawing" xmlns:w10="urn:schemas-microsoft-com:office:word" xmlns:w="http://schemas.openxmlformats.org/wordprocessingml/2006/main" xmlns:w14="http://schemas.microsoft.com/office/word/2010/wordml" xmlns:w15="http://schemas.microsoft.com/office/word/2012/wordml" xmlns:w16cex="http://schemas.microsoft.com/office/word/2018/wordml/cex" xmlns:w16cid="http://schemas.microsoft.com/office/word/2016/wordml/cid" xmlns:w16="http://schemas.microsoft.com/office/word/2018/wordml" xmlns:w16du="http://schemas.microsoft.com/office/word/2023/wordml/word16du" xmlns:w16sdtdh="http://schemas.microsoft.com/office/word/2020/wordml/sdtdatahash" xmlns:w16sdtfl="http://schemas.microsoft.com/office/word/2024/wordml/sdtformatlock" xmlns:w16se="http://schemas.microsoft.com/office/word/2015/wordml/symex" xmlns:wpg="http://schemas.microsoft.com/office/word/2010/wordprocessingGroup" xmlns:wpi="http://schemas.microsoft.com/office/word/2010/wordprocessingInk" xmlns:wne="http://schemas.microsoft.com/office/word/2006/wordml" xmlns:wps="http://schemas.microsoft.com/office/word/2010/wordprocessingShape" mc:Ignorable="w14 w15 w16se w16cid w16 w16cex w16sdtdh w16sdtfl w16du wp14">
+  <w:abstractNum w:abstractNumId="0" w15:restartNumberingAfterBreak="0">
+    <w:nsid w:val="22DA3DA8"/>
+    <w:multiLevelType w:val="hybridMultilevel"/>
+    <w:tmpl w:val="495CCF44"/>
+    <w:lvl w:ilvl="0" w:tplc="15B8A7C8">
+      <w:numFmt w:val="bullet"/>
+      <w:lvlText w:val="-"/>
+      <w:lvlJc w:val="left"/>
+      <w:pPr>
+        <w:ind w:left="720" w:hanging="360"/>
+      </w:pPr>
+      <w:rPr>
+        <w:rFonts w:ascii="Aptos" w:eastAsiaTheme="minorEastAsia" w:hAnsi="Aptos" w:cstheme="minorBidi" w:hint="default"/>
+      </w:rPr>
+    </w:lvl>
+    <w:lvl w:ilvl="1" w:tplc="04090003" w:tentative="1">
+      <w:start w:val="1"/>
+      <w:numFmt w:val="bullet"/>
+      <w:lvlText w:val="o"/>
+      <w:lvlJc w:val="left"/>
+      <w:pPr>
+        <w:ind w:left="1440" w:hanging="360"/>
+      </w:pPr>
+      <w:rPr>
+        <w:rFonts w:ascii="Courier New" w:hAnsi="Courier New" w:cs="Courier New" w:hint="default"/>
+      </w:rPr>
+    </w:lvl>
+    <w:lvl w:ilvl="2" w:tplc="04090005" w:tentative="1">
+      <w:start w:val="1"/>
+      <w:numFmt w:val="bullet"/>
+      <w:lvlText w:val=""/>
+      <w:lvlJc w:val="left"/>
+      <w:pPr>
+        <w:ind w:left="2160" w:hanging="360"/>
+      </w:pPr>
+      <w:rPr>
+        <w:rFonts w:ascii="Wingdings" w:hAnsi="Wingdings" w:hint="default"/>
+      </w:rPr>
+    </w:lvl>
+    <w:lvl w:ilvl="3" w:tplc="04090001" w:tentative="1">
+      <w:start w:val="1"/>
+      <w:numFmt w:val="bullet"/>
+      <w:lvlText w:val=""/>
+      <w:lvlJc w:val="left"/>
+      <w:pPr>
+        <w:ind w:left="2880" w:hanging="360"/>
+      </w:pPr>
+      <w:rPr>
+        <w:rFonts w:ascii="Symbol" w:hAnsi="Symbol" w:hint="default"/>
+      </w:rPr>
+    </w:lvl>
+    <w:lvl w:ilvl="4" w:tplc="04090003" w:tentative="1">
+      <w:start w:val="1"/>
+      <w:numFmt w:val="bullet"/>
+      <w:lvlText w:val="o"/>
+      <w:lvlJc w:val="left"/>
+      <w:pPr>
+        <w:ind w:left="3600" w:hanging="360"/>
+      </w:pPr>
+      <w:rPr>
+        <w:rFonts w:ascii="Courier New" w:hAnsi="Courier New" w:cs="Courier New" w:hint="default"/>
+      </w:rPr>
+    </w:lvl>
+    <w:lvl w:ilvl="5" w:tplc="04090005" w:tentative="1">
+      <w:start w:val="1"/>
+      <w:numFmt w:val="bullet"/>
+      <w:lvlText w:val=""/>
+      <w:lvlJc w:val="left"/>
+      <w:pPr>
+        <w:ind w:left="4320" w:hanging="360"/>
+      </w:pPr>
+      <w:rPr>
+        <w:rFonts w:ascii="Wingdings" w:hAnsi="Wingdings" w:hint="default"/>
+      </w:rPr>
+    </w:lvl>
+    <w:lvl w:ilvl="6" w:tplc="04090001" w:tentative="1">
+      <w:start w:val="1"/>
+      <w:numFmt w:val="bullet"/>
+      <w:lvlText w:val=""/>
+      <w:lvlJc w:val="left"/>
+      <w:pPr>
+        <w:ind w:left="5040" w:hanging="360"/>
+      </w:pPr>
+      <w:rPr>
+        <w:rFonts w:ascii="Symbol" w:hAnsi="Symbol" w:hint="default"/>
+      </w:rPr>
+    </w:lvl>
+    <w:lvl w:ilvl="7" w:tplc="04090003" w:tentative="1">
+      <w:start w:val="1"/>
+      <w:numFmt w:val="bullet"/>
+      <w:lvlText w:val="o"/>
+      <w:lvlJc w:val="left"/>
+      <w:pPr>
+        <w:ind w:left="5760" w:hanging="360"/>
+      </w:pPr>
+      <w:rPr>
+        <w:rFonts w:ascii="Courier New" w:hAnsi="Courier New" w:cs="Courier New" w:hint="default"/>
+      </w:rPr>
+    </w:lvl>
+    <w:lvl w:ilvl="8" w:tplc="04090005" w:tentative="1">
+      <w:start w:val="1"/>
+      <w:numFmt w:val="bullet"/>
+      <w:lvlText w:val=""/>
+      <w:lvlJc w:val="left"/>
+      <w:pPr>
+        <w:ind w:left="6480" w:hanging="360"/>
+      </w:pPr>
+      <w:rPr>
+        <w:rFonts w:ascii="Wingdings" w:hAnsi="Wingdings" w:hint="default"/>
+      </w:rPr>
+    </w:lvl>
+  </w:abstractNum>
+  <w:abstractNum w:abstractNumId="1" w15:restartNumberingAfterBreak="0">
+    <w:nsid w:val="6DE07ECF"/>
+    <w:multiLevelType w:val="hybridMultilevel"/>
+    <w:tmpl w:val="EDB4BC34"/>
+    <w:lvl w:ilvl="0" w:tplc="0409000F">
+      <w:start w:val="1"/>
+      <w:numFmt w:val="decimal"/>
+      <w:lvlText w:val="%1."/>
+      <w:lvlJc w:val="left"/>
+      <w:pPr>
+        <w:ind w:left="720" w:hanging="360"/>
+      </w:pPr>
+      <w:rPr>
+        <w:rFonts w:hint="default"/>
+      </w:rPr>
+    </w:lvl>
+    <w:lvl w:ilvl="1" w:tplc="04090019" w:tentative="1">
+      <w:start w:val="1"/>
+      <w:numFmt w:val="lowerLetter"/>
+      <w:lvlText w:val="%2."/>
+      <w:lvlJc w:val="left"/>
+      <w:pPr>
+        <w:ind w:left="1440" w:hanging="360"/>
+      </w:pPr>
+    </w:lvl>
+    <w:lvl w:ilvl="2" w:tplc="0409001B" w:tentative="1">
+      <w:start w:val="1"/>
+      <w:numFmt w:val="lowerRoman"/>
+      <w:lvlText w:val="%3."/>
+      <w:lvlJc w:val="right"/>
+      <w:pPr>
+        <w:ind w:left="2160" w:hanging="180"/>
+      </w:pPr>
+    </w:lvl>
+    <w:lvl w:ilvl="3" w:tplc="0409000F" w:tentative="1">
+      <w:start w:val="1"/>
+      <w:numFmt w:val="decimal"/>
+      <w:lvlText w:val="%4."/>
+      <w:lvlJc w:val="left"/>
+      <w:pPr>
+        <w:ind w:left="2880" w:hanging="360"/>
+      </w:pPr>
+    </w:lvl>
+    <w:lvl w:ilvl="4" w:tplc="04090019" w:tentative="1">
+      <w:start w:val="1"/>
+      <w:numFmt w:val="lowerLetter"/>
+      <w:lvlText w:val="%5."/>
+      <w:lvlJc w:val="left"/>
+      <w:pPr>
+        <w:ind w:left="3600" w:hanging="360"/>
+      </w:pPr>
+    </w:lvl>
+    <w:lvl w:ilvl="5" w:tplc="0409001B" w:tentative="1">
+      <w:start w:val="1"/>
+      <w:numFmt w:val="lowerRoman"/>
+      <w:lvlText w:val="%6."/>
+      <w:lvlJc w:val="right"/>
+      <w:pPr>
+        <w:ind w:left="4320" w:hanging="180"/>
+      </w:pPr>
+    </w:lvl>
+    <w:lvl w:ilvl="6" w:tplc="0409000F" w:tentative="1">
+      <w:start w:val="1"/>
+      <w:numFmt w:val="decimal"/>
+      <w:lvlText w:val="%7."/>
+      <w:lvlJc w:val="left"/>
+      <w:pPr>
+        <w:ind w:left="5040" w:hanging="360"/>
+      </w:pPr>
+    </w:lvl>
+    <w:lvl w:ilvl="7" w:tplc="04090019" w:tentative="1">
+      <w:start w:val="1"/>
+      <w:numFmt w:val="lowerLetter"/>
+      <w:lvlText w:val="%8."/>
+      <w:lvlJc w:val="left"/>
+      <w:pPr>
+        <w:ind w:left="5760" w:hanging="360"/>
+      </w:pPr>
+    </w:lvl>
+    <w:lvl w:ilvl="8" w:tplc="0409001B" w:tentative="1">
+      <w:start w:val="1"/>
+      <w:numFmt w:val="lowerRoman"/>
+      <w:lvlText w:val="%9."/>
+      <w:lvlJc w:val="right"/>
+      <w:pPr>
+        <w:ind w:left="6480" w:hanging="180"/>
+      </w:pPr>
+    </w:lvl>
+  </w:abstractNum>
+  <w:abstractNum w:abstractNumId="2" w15:restartNumberingAfterBreak="0">
+    <w:nsid w:val="789E1FDA"/>
+    <w:multiLevelType w:val="hybridMultilevel"/>
+    <w:tmpl w:val="0DE2E8F2"/>
+    <w:lvl w:ilvl="0" w:tplc="EE7A66F4">
+      <w:start w:val="1"/>
+      <w:numFmt w:val="bullet"/>
+      <w:lvlText w:val="-"/>
+      <w:lvlJc w:val="left"/>
+      <w:pPr>
+        <w:ind w:left="720" w:hanging="360"/>
+      </w:pPr>
+      <w:rPr>
+        <w:rFonts w:ascii="Times New Roman" w:eastAsiaTheme="minorEastAsia" w:hAnsi="Times New Roman" w:cs="Times New Roman" w:hint="default"/>
+      </w:rPr>
+    </w:lvl>
+    <w:lvl w:ilvl="1" w:tplc="04090003" w:tentative="1">
+      <w:start w:val="1"/>
+      <w:numFmt w:val="bullet"/>
+      <w:lvlText w:val="o"/>
+      <w:lvlJc w:val="left"/>
+      <w:pPr>
+        <w:ind w:left="1440" w:hanging="360"/>
+      </w:pPr>
+      <w:rPr>
+        <w:rFonts w:ascii="Courier New" w:hAnsi="Courier New" w:cs="Courier New" w:hint="default"/>
+      </w:rPr>
+    </w:lvl>
+    <w:lvl w:ilvl="2" w:tplc="04090005" w:tentative="1">
+      <w:start w:val="1"/>
+      <w:numFmt w:val="bullet"/>
+      <w:lvlText w:val=""/>
+      <w:lvlJc w:val="left"/>
+      <w:pPr>
+        <w:ind w:left="2160" w:hanging="360"/>
+      </w:pPr>
+      <w:rPr>
+        <w:rFonts w:ascii="Wingdings" w:hAnsi="Wingdings" w:hint="default"/>
+      </w:rPr>
+    </w:lvl>
+    <w:lvl w:ilvl="3" w:tplc="04090001" w:tentative="1">
+      <w:start w:val="1"/>
+      <w:numFmt w:val="bullet"/>
+      <w:lvlText w:val=""/>
+      <w:lvlJc w:val="left"/>
+      <w:pPr>
+        <w:ind w:left="2880" w:hanging="360"/>
+      </w:pPr>
+      <w:rPr>
+        <w:rFonts w:ascii="Symbol" w:hAnsi="Symbol" w:hint="default"/>
+      </w:rPr>
+    </w:lvl>
+    <w:lvl w:ilvl="4" w:tplc="04090003" w:tentative="1">
+      <w:start w:val="1"/>
+      <w:numFmt w:val="bullet"/>
+      <w:lvlText w:val="o"/>
+      <w:lvlJc w:val="left"/>
+      <w:pPr>
+        <w:ind w:left="3600" w:hanging="360"/>
+      </w:pPr>
+      <w:rPr>
+        <w:rFonts w:ascii="Courier New" w:hAnsi="Courier New" w:cs="Courier New" w:hint="default"/>
+      </w:rPr>
+    </w:lvl>
+    <w:lvl w:ilvl="5" w:tplc="04090005" w:tentative="1">
+      <w:start w:val="1"/>
+      <w:numFmt w:val="bullet"/>
+      <w:lvlText w:val=""/>
+      <w:lvlJc w:val="left"/>
+      <w:pPr>
+        <w:ind w:left="4320" w:hanging="360"/>
+      </w:pPr>
+      <w:rPr>
+        <w:rFonts w:ascii="Wingdings" w:hAnsi="Wingdings" w:hint="default"/>
+      </w:rPr>
+    </w:lvl>
+    <w:lvl w:ilvl="6" w:tplc="04090001" w:tentative="1">
+      <w:start w:val="1"/>
+      <w:numFmt w:val="bullet"/>
+      <w:lvlText w:val=""/>
+      <w:lvlJc w:val="left"/>
+      <w:pPr>
+        <w:ind w:left="5040" w:hanging="360"/>
+      </w:pPr>
+      <w:rPr>
+        <w:rFonts w:ascii="Symbol" w:hAnsi="Symbol" w:hint="default"/>
+      </w:rPr>
+    </w:lvl>
+    <w:lvl w:ilvl="7" w:tplc="04090003" w:tentative="1">
+      <w:start w:val="1"/>
+      <w:numFmt w:val="bullet"/>
+      <w:lvlText w:val="o"/>
+      <w:lvlJc w:val="left"/>
+      <w:pPr>
+        <w:ind w:left="5760" w:hanging="360"/>
+      </w:pPr>
+      <w:rPr>
+        <w:rFonts w:ascii="Courier New" w:hAnsi="Courier New" w:cs="Courier New" w:hint="default"/>
+      </w:rPr>
+    </w:lvl>
+    <w:lvl w:ilvl="8" w:tplc="04090005" w:tentative="1">
+      <w:start w:val="1"/>
+      <w:numFmt w:val="bullet"/>
+      <w:lvlText w:val=""/>
+      <w:lvlJc w:val="left"/>
+      <w:pPr>
+        <w:ind w:left="6480" w:hanging="360"/>
+      </w:pPr>
+      <w:rPr>
+        <w:rFonts w:ascii="Wingdings" w:hAnsi="Wingdings" w:hint="default"/>
+      </w:rPr>
+    </w:lvl>
+  </w:abstractNum>
+  <w:num w:numId="1" w16cid:durableId="660813786">
+    <w:abstractNumId w:val="1"/>
+  </w:num>
+  <w:num w:numId="2" w16cid:durableId="55592376">
+    <w:abstractNumId w:val="2"/>
+  </w:num>
+  <w:num w:numId="3" w16cid:durableId="1255938870">
+    <w:abstractNumId w:val="0"/>
+  </w:num>
+</w:numbering>
+</file>
+
 <file path=word/styles.xml><?xml version="1.0" encoding="utf-8"?>
-<w:styles xmlns:mc="http://schemas.openxmlformats.org/markup-compatibility/2006" xmlns:r="http://schemas.openxmlformats.org/officeDocument/2006/relationships" xmlns:w="http://schemas.openxmlformats.org/wordprocessingml/2006/main" xmlns:w14="http://schemas.microsoft.com/office/word/2010/wordml" xmlns:w15="http://schemas.microsoft.com/office/word/2012/wordml" xmlns:w16cex="http://schemas.microsoft.com/office/word/2018/wordml/cex" xmlns:w16cid="http://schemas.microsoft.com/office/word/2016/wordml/cid" xmlns:w16="http://schemas.microsoft.com/office/word/2018/wordml" xmlns:w16sdtdh="http://schemas.microsoft.com/office/word/2020/wordml/sdtdatahash" xmlns:w16sdtfl="http://schemas.microsoft.com/office/word/2024/wordml/sdtformatlock" xmlns:w16se="http://schemas.microsoft.com/office/word/2015/wordml/symex" xmlns:w16du="http://schemas.microsoft.com/office/word/2023/wordml/word16du" mc:Ignorable="w14 w15 w16se w16cid w16 w16cex w16sdtdh w16sdtfl w16du">
+<w:styles xmlns:mc="http://schemas.openxmlformats.org/markup-compatibility/2006" xmlns:r="http://schemas.openxmlformats.org/officeDocument/2006/relationships" xmlns:w="http://schemas.openxmlformats.org/wordprocessingml/2006/main" xmlns:w14="http://schemas.microsoft.com/office/word/2010/wordml" xmlns:w15="http://schemas.microsoft.com/office/word/2012/wordml" xmlns:w16cex="http://schemas.microsoft.com/office/word/2018/wordml/cex" xmlns:w16cid="http://schemas.microsoft.com/office/word/2016/wordml/cid" xmlns:w16="http://schemas.microsoft.com/office/word/2018/wordml" xmlns:w16du="http://schemas.microsoft.com/office/word/2023/wordml/word16du" xmlns:w16sdtdh="http://schemas.microsoft.com/office/word/2020/wordml/sdtdatahash" xmlns:w16sdtfl="http://schemas.microsoft.com/office/word/2024/wordml/sdtformatlock" xmlns:w16se="http://schemas.microsoft.com/office/word/2015/wordml/symex" mc:Ignorable="w14 w15 w16se w16cid w16 w16cex w16sdtdh w16sdtfl w16du">
   <w:docDefaults>
     <w:rPrDefault>
       <w:rPr>
@@ -877,14 +6845,16 @@
     <w:pPr>
       <w:keepNext/>
       <w:keepLines/>
-      <w:spacing w:before="360" w:after="80"/>
+      <w:spacing w:before="320" w:after="100"/>
       <w:outlineLvl w:val="0"/>
     </w:pPr>
     <w:rPr>
-      <w:rFonts w:asciiTheme="majorHAnsi" w:eastAsiaTheme="majorEastAsia" w:hAnsiTheme="majorHAnsi" w:cstheme="majorBidi"/>
-      <w:color w:val="0F4761" w:themeColor="accent1" w:themeShade="BF"/>
-      <w:sz w:val="40"/>
-      <w:szCs w:val="40"/>
+      <w:rFonts w:ascii="Times New Roman" w:eastAsia="Times New Roman" w:hAnsi="Times New Roman" w:cs="Times New Roman"/>
+      <w:b/>
+      <w:bCs/>
+      <w:color w:val="000000"/>
+      <w:sz w:val="28"/>
+      <w:szCs w:val="28"/>
     </w:rPr>
   </w:style>
   <w:style w:type="paragraph" w:styleId="Heading2">
@@ -893,21 +6863,21 @@
     <w:next w:val="Normal"/>
     <w:link w:val="Heading2Char"/>
     <w:uiPriority w:val="9"/>
-    <w:semiHidden/>
-    <w:unhideWhenUsed/>
     <w:qFormat/>
     <w:rsid w:val="00E32F8B"/>
     <w:pPr>
       <w:keepNext/>
       <w:keepLines/>
-      <w:spacing w:before="160" w:after="80"/>
+      <w:spacing w:before="200" w:after="60"/>
       <w:outlineLvl w:val="1"/>
     </w:pPr>
     <w:rPr>
-      <w:rFonts w:asciiTheme="majorHAnsi" w:eastAsiaTheme="majorEastAsia" w:hAnsiTheme="majorHAnsi" w:cstheme="majorBidi"/>
-      <w:color w:val="0F4761" w:themeColor="accent1" w:themeShade="BF"/>
-      <w:sz w:val="32"/>
-      <w:szCs w:val="32"/>
+      <w:rFonts w:ascii="Times New Roman" w:eastAsia="Times New Roman" w:hAnsi="Times New Roman" w:cs="Times New Roman"/>
+      <w:b/>
+      <w:bCs/>
+      <w:i/>
+      <w:iCs/>
+      <w:color w:val="000000"/>
     </w:rPr>
   </w:style>
   <w:style w:type="paragraph" w:styleId="Heading3">
@@ -1220,15 +7190,17 @@
     <w:qFormat/>
     <w:rsid w:val="00E32F8B"/>
     <w:pPr>
-      <w:spacing w:after="80" w:line="240" w:lineRule="auto"/>
+      <w:spacing w:after="60" w:line="240" w:lineRule="auto"/>
       <w:contextualSpacing/>
+      <w:jc w:val="center"/>
     </w:pPr>
     <w:rPr>
-      <w:rFonts w:asciiTheme="majorHAnsi" w:eastAsiaTheme="majorEastAsia" w:hAnsiTheme="majorHAnsi" w:cstheme="majorBidi"/>
-      <w:spacing w:val="-10"/>
+      <w:rFonts w:ascii="Times New Roman" w:eastAsia="Times New Roman" w:hAnsi="Times New Roman" w:cs="Times New Roman"/>
+      <w:b/>
+      <w:bCs/>
       <w:kern w:val="28"/>
-      <w:sz w:val="56"/>
-      <w:szCs w:val="56"/>
+      <w:sz w:val="36"/>
+      <w:szCs w:val="36"/>
     </w:rPr>
   </w:style>
   <w:style w:type="character" w:customStyle="1" w:styleId="TitleChar">
@@ -1254,16 +7226,14 @@
     <w:qFormat/>
     <w:rsid w:val="00E32F8B"/>
     <w:pPr>
-      <w:numPr>
-        <w:ilvl w:val="1"/>
-      </w:numPr>
+      <w:spacing w:after="240"/>
+      <w:jc w:val="center"/>
     </w:pPr>
     <w:rPr>
-      <w:rFonts w:eastAsiaTheme="majorEastAsia" w:cstheme="majorBidi"/>
-      <w:color w:val="595959" w:themeColor="text1" w:themeTint="A6"/>
-      <w:spacing w:val="15"/>
-      <w:sz w:val="28"/>
-      <w:szCs w:val="28"/>
+      <w:rFonts w:ascii="Times New Roman" w:eastAsia="Times New Roman" w:hAnsi="Times New Roman" w:cs="Times New Roman"/>
+      <w:i/>
+      <w:iCs/>
+      <w:color w:val="404040"/>
     </w:rPr>
   </w:style>
   <w:style w:type="character" w:customStyle="1" w:styleId="SubtitleChar">
@@ -1380,6 +7350,89 @@
       <w:smallCaps/>
       <w:color w:val="0F4761" w:themeColor="accent1" w:themeShade="BF"/>
       <w:spacing w:val="5"/>
+    </w:rPr>
+  </w:style>
+  <w:style w:type="table" w:styleId="TableGrid">
+    <w:name w:val="Table Grid"/>
+    <w:basedOn w:val="TableNormal"/>
+    <w:uiPriority w:val="39"/>
+    <w:rsid w:val="00CF3A1D"/>
+    <w:pPr>
+      <w:spacing w:after="0" w:line="240" w:lineRule="auto"/>
+    </w:pPr>
+    <w:tblPr>
+      <w:tblBorders>
+        <w:top w:val="single" w:sz="4" w:space="0" w:color="auto"/>
+        <w:left w:val="single" w:sz="4" w:space="0" w:color="auto"/>
+        <w:bottom w:val="single" w:sz="4" w:space="0" w:color="auto"/>
+        <w:right w:val="single" w:sz="4" w:space="0" w:color="auto"/>
+        <w:insideH w:val="single" w:sz="4" w:space="0" w:color="auto"/>
+        <w:insideV w:val="single" w:sz="4" w:space="0" w:color="auto"/>
+      </w:tblBorders>
+    </w:tblPr>
+  </w:style>
+  <w:style w:type="paragraph" w:styleId="Header">
+    <w:name w:val="header"/>
+    <w:basedOn w:val="Normal"/>
+    <w:link w:val="HeaderChar"/>
+    <w:uiPriority w:val="99"/>
+    <w:unhideWhenUsed/>
+    <w:rsid w:val="0096356E"/>
+    <w:pPr>
+      <w:tabs>
+        <w:tab w:val="center" w:pos="4680"/>
+        <w:tab w:val="right" w:pos="9360"/>
+      </w:tabs>
+      <w:spacing w:after="0" w:line="240" w:lineRule="auto"/>
+    </w:pPr>
+  </w:style>
+  <w:style w:type="character" w:customStyle="1" w:styleId="HeaderChar">
+    <w:name w:val="Header Char"/>
+    <w:basedOn w:val="DefaultParagraphFont"/>
+    <w:link w:val="Header"/>
+    <w:uiPriority w:val="99"/>
+    <w:rsid w:val="0096356E"/>
+  </w:style>
+  <w:style w:type="paragraph" w:styleId="Footer">
+    <w:name w:val="footer"/>
+    <w:basedOn w:val="Normal"/>
+    <w:link w:val="FooterChar"/>
+    <w:uiPriority w:val="99"/>
+    <w:unhideWhenUsed/>
+    <w:rsid w:val="0096356E"/>
+    <w:pPr>
+      <w:tabs>
+        <w:tab w:val="center" w:pos="4680"/>
+        <w:tab w:val="right" w:pos="9360"/>
+      </w:tabs>
+      <w:spacing w:after="0" w:line="240" w:lineRule="auto"/>
+    </w:pPr>
+  </w:style>
+  <w:style w:type="character" w:customStyle="1" w:styleId="FooterChar">
+    <w:name w:val="Footer Char"/>
+    <w:basedOn w:val="DefaultParagraphFont"/>
+    <w:link w:val="Footer"/>
+    <w:uiPriority w:val="99"/>
+    <w:rsid w:val="0096356E"/>
+  </w:style>
+  <w:style w:type="paragraph" w:styleId="Caption">
+    <w:name w:val="caption"/>
+    <w:basedOn w:val="Normal"/>
+    <w:next w:val="Normal"/>
+    <w:uiPriority w:val="35"/>
+    <w:unhideWhenUsed/>
+    <w:qFormat/>
+    <w:pPr>
+      <w:spacing w:before="60" w:after="240" w:line="240" w:lineRule="auto"/>
+      <w:jc w:val="center"/>
+    </w:pPr>
+    <w:rPr>
+      <w:rFonts w:ascii="Times New Roman" w:eastAsia="Times New Roman" w:hAnsi="Times New Roman" w:cs="Times New Roman"/>
+      <w:i/>
+      <w:iCs/>
+      <w:color w:val="333333"/>
+      <w:sz w:val="20"/>
+      <w:szCs w:val="20"/>
     </w:rPr>
   </w:style>
 </w:styles>
@@ -1698,4 +7751,16 @@
     </a:ext>
   </a:extLst>
 </a:theme>
+</file>
+
+<file path=customXml/item1.xml><?xml version="1.0" encoding="utf-8"?>
+<b:Sources xmlns:b="http://schemas.openxmlformats.org/officeDocument/2006/bibliography" xmlns="http://schemas.openxmlformats.org/officeDocument/2006/bibliography" SelectedStyle="\APASixthEditionOfficeOnline.xsl" StyleName="APA" Version="6"/>
+</file>
+
+<file path=customXml/itemProps1.xml><?xml version="1.0" encoding="utf-8"?>
+<ds:datastoreItem xmlns:ds="http://schemas.openxmlformats.org/officeDocument/2006/customXml" ds:itemID="{8602E176-FBEB-4158-B2AE-9555F238F7E8}">
+  <ds:schemaRefs>
+    <ds:schemaRef ds:uri="http://schemas.openxmlformats.org/officeDocument/2006/bibliography"/>
+  </ds:schemaRefs>
+</ds:datastoreItem>
 </file>
--- a/Defense.docx
+++ b/Defense.docx
@@ -7,7 +7,13 @@
         <w:pStyle w:val="Title"/>
       </w:pPr>
       <w:r>
-        <w:t>Does the market price the central bank’s own rule?</w:t>
+        <w:t xml:space="preserve">Does the market price the </w:t>
+      </w:r>
+      <w:r>
+        <w:t>Fed’s</w:t>
+      </w:r>
+      <w:r>
+        <w:t xml:space="preserve"> own rule?</w:t>
       </w:r>
     </w:p>
     <w:p>
@@ -36,7 +42,73 @@
         <w:rPr>
           <w:rFonts w:ascii="Times New Roman" w:hAnsi="Times New Roman" w:cs="Times New Roman"/>
         </w:rPr>
-        <w:t xml:space="preserve">Is the market pricing the central bank’s own rule? The market persistently prices the policy path below the central bank’s own rule, but even with this, the gap is not a tradable signal. Once that gap is standardized (z) it does not forecast rate changes within USD and is the wrong direction. In GBP, the story is different, it does forecast them, but the gains are concentrated into a specific window (2021 – 2023). </w:t>
+        <w:t xml:space="preserve">Is the market pricing the </w:t>
+      </w:r>
+      <w:r>
+        <w:rPr>
+          <w:rFonts w:ascii="Times New Roman" w:hAnsi="Times New Roman" w:cs="Times New Roman"/>
+        </w:rPr>
+        <w:t>Fed’s</w:t>
+      </w:r>
+      <w:r>
+        <w:rPr>
+          <w:rFonts w:ascii="Times New Roman" w:hAnsi="Times New Roman" w:cs="Times New Roman"/>
+        </w:rPr>
+        <w:t xml:space="preserve"> own rule? The market persistently prices the policy path below the </w:t>
+      </w:r>
+      <w:r>
+        <w:rPr>
+          <w:rFonts w:ascii="Times New Roman" w:hAnsi="Times New Roman" w:cs="Times New Roman"/>
+        </w:rPr>
+        <w:t xml:space="preserve">Fed’s </w:t>
+      </w:r>
+      <w:r>
+        <w:rPr>
+          <w:rFonts w:ascii="Times New Roman" w:hAnsi="Times New Roman" w:cs="Times New Roman"/>
+        </w:rPr>
+        <w:t>own rule</w:t>
+      </w:r>
+      <w:r>
+        <w:rPr>
+          <w:rFonts w:ascii="Times New Roman" w:hAnsi="Times New Roman" w:cs="Times New Roman"/>
+        </w:rPr>
+        <w:t xml:space="preserve"> </w:t>
+      </w:r>
+      <w:r>
+        <w:rPr>
+          <w:rFonts w:ascii="Times New Roman" w:hAnsi="Times New Roman" w:cs="Times New Roman"/>
+        </w:rPr>
+        <w:t>(applied to UK inputs for GBP)</w:t>
+      </w:r>
+      <w:r>
+        <w:rPr>
+          <w:rFonts w:ascii="Times New Roman" w:hAnsi="Times New Roman" w:cs="Times New Roman"/>
+        </w:rPr>
+        <w:t xml:space="preserve">, but even with this, the gap is not a tradable signal. Once that gap is standardized (z) it does not forecast rate changes </w:t>
+      </w:r>
+      <w:r>
+        <w:rPr>
+          <w:rFonts w:ascii="Times New Roman" w:hAnsi="Times New Roman" w:cs="Times New Roman"/>
+        </w:rPr>
+        <w:t>in</w:t>
+      </w:r>
+      <w:r>
+        <w:rPr>
+          <w:rFonts w:ascii="Times New Roman" w:hAnsi="Times New Roman" w:cs="Times New Roman"/>
+        </w:rPr>
+        <w:t xml:space="preserve"> USD</w:t>
+      </w:r>
+      <w:r>
+        <w:rPr>
+          <w:rFonts w:ascii="Times New Roman" w:hAnsi="Times New Roman" w:cs="Times New Roman"/>
+        </w:rPr>
+        <w:t>, and points the wrong way there</w:t>
+      </w:r>
+      <w:r>
+        <w:rPr>
+          <w:rFonts w:ascii="Times New Roman" w:hAnsi="Times New Roman" w:cs="Times New Roman"/>
+        </w:rPr>
+        <w:t xml:space="preserve">. In GBP, the story is different, it does forecast them, but the gains are concentrated into a specific window (2021 – 2023). </w:t>
       </w:r>
       <w:r>
         <w:rPr>
@@ -104,20 +176,62 @@
         <w:rPr>
           <w:rFonts w:ascii="Times New Roman" w:hAnsi="Times New Roman" w:cs="Times New Roman"/>
         </w:rPr>
-        <w:t>Z is scored by its rank IC against the policy-rate change over the next h sessions (5, 21, 63). All of these are after a year of history and outside the ELB.</w:t>
-      </w:r>
-    </w:p>
-    <w:p>
-      <w:pPr>
-        <w:rPr>
-          <w:rFonts w:ascii="Times New Roman" w:hAnsi="Times New Roman" w:cs="Times New Roman"/>
-        </w:rPr>
-      </w:pPr>
-      <w:r>
-        <w:rPr>
-          <w:rFonts w:ascii="Times New Roman" w:hAnsi="Times New Roman" w:cs="Times New Roman"/>
-        </w:rPr>
-        <w:t xml:space="preserve">The four findings of the paper are: </w:t>
+        <w:t xml:space="preserve">The gap’s z is </w:t>
+      </w:r>
+      <w:r>
+        <w:rPr>
+          <w:rFonts w:ascii="Times New Roman" w:hAnsi="Times New Roman" w:cs="Times New Roman"/>
+        </w:rPr>
+        <w:t xml:space="preserve">scored by its rank IC against the policy-rate change over the next h sessions (5, 21, 63). </w:t>
+      </w:r>
+      <w:r>
+        <w:rPr>
+          <w:rFonts w:ascii="Times New Roman" w:hAnsi="Times New Roman" w:cs="Times New Roman"/>
+        </w:rPr>
+        <w:t xml:space="preserve">The gap’s z </w:t>
+      </w:r>
+      <w:r>
+        <w:rPr>
+          <w:rFonts w:ascii="Times New Roman" w:hAnsi="Times New Roman" w:cs="Times New Roman"/>
+        </w:rPr>
+        <w:t>needs a year of history first, and the IC is measured outside t</w:t>
+      </w:r>
+      <w:r>
+        <w:rPr>
+          <w:rFonts w:ascii="Times New Roman" w:hAnsi="Times New Roman" w:cs="Times New Roman"/>
+        </w:rPr>
+        <w:t>he ELB</w:t>
+      </w:r>
+      <w:r>
+        <w:rPr>
+          <w:rFonts w:ascii="Times New Roman" w:hAnsi="Times New Roman" w:cs="Times New Roman"/>
+        </w:rPr>
+        <w:t xml:space="preserve"> (Effective Lower Bound)</w:t>
+      </w:r>
+      <w:r>
+        <w:rPr>
+          <w:rFonts w:ascii="Times New Roman" w:hAnsi="Times New Roman" w:cs="Times New Roman"/>
+        </w:rPr>
+        <w:t>.</w:t>
+      </w:r>
+    </w:p>
+    <w:p>
+      <w:pPr>
+        <w:rPr>
+          <w:rFonts w:ascii="Times New Roman" w:hAnsi="Times New Roman" w:cs="Times New Roman"/>
+        </w:rPr>
+      </w:pPr>
+      <w:r>
+        <w:rPr>
+          <w:rFonts w:ascii="Times New Roman" w:hAnsi="Times New Roman" w:cs="Times New Roman"/>
+        </w:rPr>
+        <w:t>My</w:t>
+      </w:r>
+      <w:r>
+        <w:rPr>
+          <w:rFonts w:ascii="Times New Roman" w:hAnsi="Times New Roman" w:cs="Times New Roman"/>
+        </w:rPr>
+        <w:t xml:space="preserve"> four findings are: </w:t>
       </w:r>
     </w:p>
     <w:p>
@@ -135,7 +249,50 @@
         <w:rPr>
           <w:rFonts w:ascii="Times New Roman" w:hAnsi="Times New Roman" w:cs="Times New Roman"/>
         </w:rPr>
-        <w:t>The market prices the policy path persistently below the central bank’s own rule</w:t>
+        <w:t xml:space="preserve">The market prices the policy path persistently below the </w:t>
+      </w:r>
+      <w:r>
+        <w:rPr>
+          <w:rFonts w:ascii="Times New Roman" w:hAnsi="Times New Roman" w:cs="Times New Roman"/>
+        </w:rPr>
+        <w:t>Fed’s ow</w:t>
+      </w:r>
+      <w:r>
+        <w:rPr>
+          <w:rFonts w:ascii="Times New Roman" w:hAnsi="Times New Roman" w:cs="Times New Roman"/>
+        </w:rPr>
+        <w:t>n</w:t>
+      </w:r>
+      <w:r>
+        <w:rPr>
+          <w:rFonts w:ascii="Times New Roman" w:hAnsi="Times New Roman" w:cs="Times New Roman"/>
+        </w:rPr>
+        <w:t xml:space="preserve"> published</w:t>
+      </w:r>
+      <w:r>
+        <w:rPr>
+          <w:rFonts w:ascii="Times New Roman" w:hAnsi="Times New Roman" w:cs="Times New Roman"/>
+        </w:rPr>
+        <w:t xml:space="preserve"> rule</w:t>
+      </w:r>
+      <w:r>
+        <w:rPr>
+          <w:rFonts w:ascii="Times New Roman" w:hAnsi="Times New Roman" w:cs="Times New Roman"/>
+        </w:rPr>
+        <w:t>: in USD, in every one of the 13 years, by 25 to 86 bp at the 4</w:t>
+      </w:r>
+      <w:r>
+        <w:rPr>
+          <w:rFonts w:ascii="Times New Roman" w:hAnsi="Times New Roman" w:cs="Times New Roman"/>
+          <w:vertAlign w:val="superscript"/>
+        </w:rPr>
+        <w:t>th</w:t>
+      </w:r>
+      <w:r>
+        <w:rPr>
+          <w:rFonts w:ascii="Times New Roman" w:hAnsi="Times New Roman" w:cs="Times New Roman"/>
+        </w:rPr>
+        <w:t xml:space="preserve"> meeting</w:t>
       </w:r>
     </w:p>
     <w:p>
@@ -171,7 +328,25 @@
         <w:rPr>
           <w:rFonts w:ascii="Times New Roman" w:hAnsi="Times New Roman" w:cs="Times New Roman"/>
         </w:rPr>
-        <w:t>21) -0.12)</w:t>
+        <w:t xml:space="preserve">21) </w:t>
+      </w:r>
+      <w:r>
+        <w:rPr>
+          <w:rFonts w:ascii="Times New Roman" w:hAnsi="Times New Roman" w:cs="Times New Roman"/>
+        </w:rPr>
+        <w:t>−</w:t>
+      </w:r>
+      <w:r>
+        <w:rPr>
+          <w:rFonts w:ascii="Times New Roman" w:hAnsi="Times New Roman" w:cs="Times New Roman"/>
+        </w:rPr>
+        <w:t>0.12)</w:t>
+      </w:r>
+      <w:r>
+        <w:rPr>
+          <w:rFonts w:ascii="Times New Roman" w:hAnsi="Times New Roman" w:cs="Times New Roman"/>
+        </w:rPr>
+        <w:t xml:space="preserve"> because the Fed moves toward the market, not the reverse</w:t>
       </w:r>
     </w:p>
     <w:p>
@@ -189,7 +364,49 @@
         <w:rPr>
           <w:rFonts w:ascii="Times New Roman" w:hAnsi="Times New Roman" w:cs="Times New Roman"/>
         </w:rPr>
-        <w:t>A carry filter that skips entries would improve the net Sharpe Ratio by 0.10 (paired SE 0.05); the book still loses (-0.51), and the filter is off in the headline</w:t>
+        <w:t xml:space="preserve">A carry filter that skips entries </w:t>
+      </w:r>
+      <w:r>
+        <w:rPr>
+          <w:rFonts w:ascii="Times New Roman" w:hAnsi="Times New Roman" w:cs="Times New Roman"/>
+        </w:rPr>
+        <w:t xml:space="preserve">whose expected quarter, carry and roll included, </w:t>
+      </w:r>
+      <w:r>
+        <w:rPr>
+          <w:rFonts w:ascii="Times New Roman" w:hAnsi="Times New Roman" w:cs="Times New Roman"/>
+        </w:rPr>
+        <w:t xml:space="preserve">is below zero </w:t>
+      </w:r>
+      <w:r>
+        <w:rPr>
+          <w:rFonts w:ascii="Times New Roman" w:hAnsi="Times New Roman" w:cs="Times New Roman"/>
+        </w:rPr>
+        <w:t xml:space="preserve">would improve the </w:t>
+      </w:r>
+      <w:r>
+        <w:rPr>
+          <w:rFonts w:ascii="Times New Roman" w:hAnsi="Times New Roman" w:cs="Times New Roman"/>
+        </w:rPr>
+        <w:t>Sharpe ratio</w:t>
+      </w:r>
+      <w:r>
+        <w:rPr>
+          <w:rFonts w:ascii="Times New Roman" w:hAnsi="Times New Roman" w:cs="Times New Roman"/>
+        </w:rPr>
+        <w:t xml:space="preserve"> by 0.10 (paired SE 0.05); the book still loses (</w:t>
+      </w:r>
+      <w:r>
+        <w:rPr>
+          <w:rFonts w:ascii="Times New Roman" w:hAnsi="Times New Roman" w:cs="Times New Roman"/>
+        </w:rPr>
+        <w:t>−</w:t>
+      </w:r>
+      <w:r>
+        <w:rPr>
+          <w:rFonts w:ascii="Times New Roman" w:hAnsi="Times New Roman" w:cs="Times New Roman"/>
+        </w:rPr>
+        <w:t>0.51), and the filter is off in the headline</w:t>
       </w:r>
     </w:p>
     <w:p>
@@ -207,13 +424,37 @@
         <w:rPr>
           <w:rFonts w:ascii="Times New Roman" w:hAnsi="Times New Roman" w:cs="Times New Roman"/>
         </w:rPr>
-        <w:t>Roll maintenance is 46% of the cost and rolls alone are 33%</w:t>
-      </w:r>
-      <w:r>
-        <w:rPr>
-          <w:rFonts w:ascii="Times New Roman" w:hAnsi="Times New Roman" w:cs="Times New Roman"/>
-        </w:rPr>
-        <w:t xml:space="preserve"> which are forced by trading the 4</w:t>
+        <w:t>Maintenance (rolls and re-strikes)</w:t>
+      </w:r>
+      <w:r>
+        <w:rPr>
+          <w:rFonts w:ascii="Times New Roman" w:hAnsi="Times New Roman" w:cs="Times New Roman"/>
+        </w:rPr>
+        <w:t xml:space="preserve"> is 46% of the cost</w:t>
+      </w:r>
+      <w:r>
+        <w:rPr>
+          <w:rFonts w:ascii="Times New Roman" w:hAnsi="Times New Roman" w:cs="Times New Roman"/>
+        </w:rPr>
+        <w:t xml:space="preserve">; </w:t>
+      </w:r>
+      <w:r>
+        <w:rPr>
+          <w:rFonts w:ascii="Times New Roman" w:hAnsi="Times New Roman" w:cs="Times New Roman"/>
+        </w:rPr>
+        <w:t>rolls alone</w:t>
+      </w:r>
+      <w:r>
+        <w:rPr>
+          <w:rFonts w:ascii="Times New Roman" w:hAnsi="Times New Roman" w:cs="Times New Roman"/>
+        </w:rPr>
+        <w:t xml:space="preserve">, </w:t>
+      </w:r>
+      <w:r>
+        <w:rPr>
+          <w:rFonts w:ascii="Times New Roman" w:hAnsi="Times New Roman" w:cs="Times New Roman"/>
+        </w:rPr>
+        <w:t>which are forced by trading the 4</w:t>
       </w:r>
       <w:r>
         <w:rPr>
@@ -227,6 +468,12 @@
           <w:rFonts w:ascii="Times New Roman" w:hAnsi="Times New Roman" w:cs="Times New Roman"/>
         </w:rPr>
         <w:t xml:space="preserve"> meeting ahead</w:t>
+      </w:r>
+      <w:r>
+        <w:rPr>
+          <w:rFonts w:ascii="Times New Roman" w:hAnsi="Times New Roman" w:cs="Times New Roman"/>
+        </w:rPr>
+        <w:t>, are 33%</w:t>
       </w:r>
     </w:p>
     <w:p>
@@ -258,13 +505,43 @@
         <w:rPr>
           <w:rFonts w:ascii="Times New Roman" w:hAnsi="Times New Roman" w:cs="Times New Roman"/>
         </w:rPr>
-        <w:t>Sample:</w:t>
-      </w:r>
-      <w:r>
-        <w:rPr>
-          <w:rFonts w:ascii="Times New Roman" w:hAnsi="Times New Roman" w:cs="Times New Roman"/>
-        </w:rPr>
-        <w:t xml:space="preserve"> 1/13/2014 to 10/01/2026, 2,978 sessions with 104 trades</w:t>
+        <w:t xml:space="preserve">Gross Sharpe ratio </w:t>
+      </w:r>
+      <w:r>
+        <w:rPr>
+          <w:rFonts w:ascii="Times New Roman" w:hAnsi="Times New Roman" w:cs="Times New Roman"/>
+        </w:rPr>
+        <w:t>−</w:t>
+      </w:r>
+      <w:r>
+        <w:rPr>
+          <w:rFonts w:ascii="Times New Roman" w:hAnsi="Times New Roman" w:cs="Times New Roman"/>
+        </w:rPr>
+        <w:t xml:space="preserve">0.14, net </w:t>
+      </w:r>
+      <w:r>
+        <w:rPr>
+          <w:rFonts w:ascii="Times New Roman" w:hAnsi="Times New Roman" w:cs="Times New Roman"/>
+        </w:rPr>
+        <w:t>−</w:t>
+      </w:r>
+      <w:r>
+        <w:rPr>
+          <w:rFonts w:ascii="Times New Roman" w:hAnsi="Times New Roman" w:cs="Times New Roman"/>
+        </w:rPr>
+        <w:t xml:space="preserve">0.60 (SE 0.32), </w:t>
+      </w:r>
+      <w:r>
+        <w:rPr>
+          <w:rFonts w:ascii="Times New Roman" w:hAnsi="Times New Roman" w:cs="Times New Roman"/>
+        </w:rPr>
+        <w:t>−</w:t>
+      </w:r>
+      <w:r>
+        <w:rPr>
+          <w:rFonts w:ascii="Times New Roman" w:hAnsi="Times New Roman" w:cs="Times New Roman"/>
+        </w:rPr>
+        <w:t>3.19% of capital per year; worst drawdown 57.5%</w:t>
       </w:r>
     </w:p>
     <w:p>
@@ -282,13 +559,49 @@
         <w:rPr>
           <w:rFonts w:ascii="Times New Roman" w:hAnsi="Times New Roman" w:cs="Times New Roman"/>
         </w:rPr>
-        <w:t>Book:</w:t>
-      </w:r>
-      <w:r>
-        <w:rPr>
-          <w:rFonts w:ascii="Times New Roman" w:hAnsi="Times New Roman" w:cs="Times New Roman"/>
-        </w:rPr>
-        <w:t xml:space="preserve"> Sharpe Ratio -0.14, net of costs -0.60. -3.19% of capital per year</w:t>
+        <w:t xml:space="preserve">GBP </w:t>
+      </w:r>
+      <w:r>
+        <w:rPr>
+          <w:rFonts w:ascii="Times New Roman" w:hAnsi="Times New Roman" w:cs="Times New Roman"/>
+        </w:rPr>
+        <w:t>o</w:t>
+      </w:r>
+      <w:r>
+        <w:rPr>
+          <w:rFonts w:ascii="Times New Roman" w:hAnsi="Times New Roman" w:cs="Times New Roman"/>
+        </w:rPr>
+        <w:t>utright:</w:t>
+      </w:r>
+      <w:r>
+        <w:rPr>
+          <w:rFonts w:ascii="Times New Roman" w:hAnsi="Times New Roman" w:cs="Times New Roman"/>
+        </w:rPr>
+        <w:t xml:space="preserve"> net </w:t>
+      </w:r>
+      <w:r>
+        <w:rPr>
+          <w:rFonts w:ascii="Times New Roman" w:hAnsi="Times New Roman" w:cs="Times New Roman"/>
+        </w:rPr>
+        <w:t>+</w:t>
+      </w:r>
+      <w:r>
+        <w:rPr>
+          <w:rFonts w:ascii="Times New Roman" w:hAnsi="Times New Roman" w:cs="Times New Roman"/>
+        </w:rPr>
+        <w:t xml:space="preserve">0.50, but </w:t>
+      </w:r>
+      <w:r>
+        <w:rPr>
+          <w:rFonts w:ascii="Times New Roman" w:hAnsi="Times New Roman" w:cs="Times New Roman"/>
+        </w:rPr>
+        <w:t>+</w:t>
+      </w:r>
+      <w:r>
+        <w:rPr>
+          <w:rFonts w:ascii="Times New Roman" w:hAnsi="Times New Roman" w:cs="Times New Roman"/>
+        </w:rPr>
+        <w:t>0.04 excluding the best period (2022 – 2023)</w:t>
       </w:r>
     </w:p>
     <w:p>
@@ -306,37 +619,7 @@
         <w:rPr>
           <w:rFonts w:ascii="Times New Roman" w:hAnsi="Times New Roman" w:cs="Times New Roman"/>
         </w:rPr>
-        <w:t>GBP Outright:</w:t>
-      </w:r>
-      <w:r>
-        <w:rPr>
-          <w:rFonts w:ascii="Times New Roman" w:hAnsi="Times New Roman" w:cs="Times New Roman"/>
-        </w:rPr>
-        <w:t xml:space="preserve"> net </w:t>
-      </w:r>
-      <w:r>
-        <w:rPr>
-          <w:rFonts w:ascii="Times New Roman" w:hAnsi="Times New Roman" w:cs="Times New Roman"/>
-        </w:rPr>
-        <w:t>+</w:t>
-      </w:r>
-      <w:r>
-        <w:rPr>
-          <w:rFonts w:ascii="Times New Roman" w:hAnsi="Times New Roman" w:cs="Times New Roman"/>
-        </w:rPr>
-        <w:t xml:space="preserve">0.50, but </w:t>
-      </w:r>
-      <w:r>
-        <w:rPr>
-          <w:rFonts w:ascii="Times New Roman" w:hAnsi="Times New Roman" w:cs="Times New Roman"/>
-        </w:rPr>
-        <w:t>+</w:t>
-      </w:r>
-      <w:r>
-        <w:rPr>
-          <w:rFonts w:ascii="Times New Roman" w:hAnsi="Times New Roman" w:cs="Times New Roman"/>
-        </w:rPr>
-        <w:t>0.04 excluding the best period (2022 – 2023)</w:t>
+        <w:t>Costs: 2.47% of capital per year with 46% of that coming from maintenance</w:t>
       </w:r>
     </w:p>
     <w:p>
@@ -354,7 +637,39 @@
         <w:rPr>
           <w:rFonts w:ascii="Times New Roman" w:hAnsi="Times New Roman" w:cs="Times New Roman"/>
         </w:rPr>
-        <w:t>Costs: 2.47% of capital per year with 46% of that coming from maintenance</w:t>
+        <w:t>Sample:</w:t>
+      </w:r>
+      <w:r>
+        <w:rPr>
+          <w:rFonts w:ascii="Times New Roman" w:hAnsi="Times New Roman" w:cs="Times New Roman"/>
+        </w:rPr>
+        <w:t xml:space="preserve"> January 13</w:t>
+      </w:r>
+      <w:r>
+        <w:rPr>
+          <w:rFonts w:ascii="Times New Roman" w:hAnsi="Times New Roman" w:cs="Times New Roman"/>
+          <w:vertAlign w:val="superscript"/>
+        </w:rPr>
+        <w:t>th</w:t>
+      </w:r>
+      <w:r>
+        <w:rPr>
+          <w:rFonts w:ascii="Times New Roman" w:hAnsi="Times New Roman" w:cs="Times New Roman"/>
+        </w:rPr>
+        <w:t>, 2014, to October 1</w:t>
+      </w:r>
+      <w:r>
+        <w:rPr>
+          <w:rFonts w:ascii="Times New Roman" w:hAnsi="Times New Roman" w:cs="Times New Roman"/>
+          <w:vertAlign w:val="superscript"/>
+        </w:rPr>
+        <w:t>st</w:t>
+      </w:r>
+      <w:r>
+        <w:rPr>
+          <w:rFonts w:ascii="Times New Roman" w:hAnsi="Times New Roman" w:cs="Times New Roman"/>
+        </w:rPr>
+        <w:t>, 2026, 2,978 sessions with 104 trades</w:t>
       </w:r>
     </w:p>
     <w:p>
@@ -375,31 +690,13 @@
         <w:rPr>
           <w:rFonts w:ascii="Times New Roman" w:hAnsi="Times New Roman" w:cs="Times New Roman"/>
         </w:rPr>
-        <w:t>The paper</w:t>
-      </w:r>
-      <w:r>
-        <w:rPr>
-          <w:rFonts w:ascii="Times New Roman" w:hAnsi="Times New Roman" w:cs="Times New Roman"/>
-        </w:rPr>
-        <w:t xml:space="preserve"> draw</w:t>
-      </w:r>
-      <w:r>
-        <w:rPr>
-          <w:rFonts w:ascii="Times New Roman" w:hAnsi="Times New Roman" w:cs="Times New Roman"/>
-        </w:rPr>
-        <w:t>s</w:t>
-      </w:r>
-      <w:r>
-        <w:rPr>
-          <w:rFonts w:ascii="Times New Roman" w:hAnsi="Times New Roman" w:cs="Times New Roman"/>
-        </w:rPr>
-        <w:t xml:space="preserve"> from the market the implied policy path and use</w:t>
-      </w:r>
-      <w:r>
-        <w:rPr>
-          <w:rFonts w:ascii="Times New Roman" w:hAnsi="Times New Roman" w:cs="Times New Roman"/>
-        </w:rPr>
-        <w:t>s</w:t>
+        <w:t xml:space="preserve">The market’s implied path against where one of the rules the Fed publishes in its Monetary Policy Report would take policy, using only what was known that day. The reference is the </w:t>
+      </w:r>
+      <w:r>
+        <w:rPr>
+          <w:rFonts w:ascii="Times New Roman" w:hAnsi="Times New Roman" w:cs="Times New Roman"/>
+        </w:rPr>
+        <w:t>Fed’s</w:t>
       </w:r>
       <w:r>
         <w:rPr>
@@ -411,7 +708,8 @@
         <w:rPr>
           <w:rFonts w:ascii="Times New Roman" w:hAnsi="Times New Roman" w:cs="Times New Roman"/>
         </w:rPr>
-        <w:t>one of the rules the Fed publishes in its Monetary Policy Report</w:t>
+        <w:lastRenderedPageBreak/>
+        <w:t>own published rule, so there are no free parameters to tune and it’s auditable</w:t>
       </w:r>
       <w:r>
         <w:rPr>
@@ -423,19 +721,7 @@
         <w:rPr>
           <w:rFonts w:ascii="Times New Roman" w:hAnsi="Times New Roman" w:cs="Times New Roman"/>
         </w:rPr>
-        <w:t xml:space="preserve"> </w:t>
-      </w:r>
-      <w:r>
-        <w:rPr>
-          <w:rFonts w:ascii="Times New Roman" w:hAnsi="Times New Roman" w:cs="Times New Roman"/>
-        </w:rPr>
-        <w:t xml:space="preserve">This paper’s model is derived from </w:t>
-      </w:r>
-      <w:r>
-        <w:rPr>
-          <w:rFonts w:ascii="Times New Roman" w:hAnsi="Times New Roman" w:cs="Times New Roman"/>
-        </w:rPr>
-        <w:t>this rule and creates a strong foundation.</w:t>
+        <w:t xml:space="preserve"> The Bank of England publishes no such rule, and for GBP, the same rule was applied to UK inputs.</w:t>
       </w:r>
     </w:p>
     <w:p>
@@ -456,7 +742,6 @@
         <w:pStyle w:val="Heading1"/>
       </w:pPr>
       <w:r>
-        <w:lastRenderedPageBreak/>
         <w:t>Definitions</w:t>
       </w:r>
     </w:p>
@@ -612,13 +897,43 @@
               <w:rPr>
                 <w:rFonts w:ascii="Times New Roman" w:hAnsi="Times New Roman" w:cs="Times New Roman"/>
               </w:rPr>
-              <w:t>Constant -1.6% which is the average real Bank Rate from 2009 – 2026</w:t>
-            </w:r>
-            <w:r>
-              <w:rPr>
-                <w:rFonts w:ascii="Times New Roman" w:hAnsi="Times New Roman" w:cs="Times New Roman"/>
-              </w:rPr>
-              <w:t>. This is a hindsight number; however, it moves the bp gap and mostly leaves z unchanged</w:t>
+              <w:t xml:space="preserve">Constant </w:t>
+            </w:r>
+            <w:r>
+              <w:rPr>
+                <w:rFonts w:ascii="Times New Roman" w:hAnsi="Times New Roman" w:cs="Times New Roman"/>
+              </w:rPr>
+              <w:t>−</w:t>
+            </w:r>
+            <w:r>
+              <w:rPr>
+                <w:rFonts w:ascii="Times New Roman" w:hAnsi="Times New Roman" w:cs="Times New Roman"/>
+              </w:rPr>
+              <w:t>1.6% which is the average real Bank Rate from 2009 – 2026</w:t>
+            </w:r>
+            <w:r>
+              <w:rPr>
+                <w:rFonts w:ascii="Times New Roman" w:hAnsi="Times New Roman" w:cs="Times New Roman"/>
+              </w:rPr>
+              <w:t xml:space="preserve">. </w:t>
+            </w:r>
+            <w:r>
+              <w:rPr>
+                <w:rFonts w:ascii="Times New Roman" w:hAnsi="Times New Roman" w:cs="Times New Roman"/>
+              </w:rPr>
+              <w:t>A</w:t>
+            </w:r>
+            <w:r>
+              <w:rPr>
+                <w:rFonts w:ascii="Times New Roman" w:hAnsi="Times New Roman" w:cs="Times New Roman"/>
+              </w:rPr>
+              <w:t xml:space="preserve"> hindsight number</w:t>
+            </w:r>
+            <w:r>
+              <w:rPr>
+                <w:rFonts w:ascii="Times New Roman" w:hAnsi="Times New Roman" w:cs="Times New Roman"/>
+              </w:rPr>
+              <w:t>. It moves the bp gap and mostly leaves z unchanged, except near the floor</w:t>
             </w:r>
           </w:p>
         </w:tc>
@@ -885,16 +1200,147 @@
           </w:p>
         </w:tc>
       </w:tr>
+      <w:tr>
+        <w:trPr>
+          <w:cantSplit/>
+        </w:trPr>
+        <w:tc>
+          <w:tcPr>
+            <w:tcW w:w="2155" w:type="dxa"/>
+          </w:tcPr>
+          <w:p>
+            <w:pPr>
+              <w:rPr>
+                <w:rFonts w:ascii="Times New Roman" w:hAnsi="Times New Roman" w:cs="Times New Roman"/>
+              </w:rPr>
+            </w:pPr>
+            <w:r>
+              <w:rPr>
+                <w:rFonts w:ascii="Times New Roman" w:hAnsi="Times New Roman" w:cs="Times New Roman"/>
+              </w:rPr>
+              <w:t>LFS</w:t>
+            </w:r>
+          </w:p>
+        </w:tc>
+        <w:tc>
+          <w:tcPr>
+            <w:tcW w:w="7195" w:type="dxa"/>
+          </w:tcPr>
+          <w:p>
+            <w:pPr>
+              <w:rPr>
+                <w:rFonts w:ascii="Times New Roman" w:hAnsi="Times New Roman" w:cs="Times New Roman"/>
+              </w:rPr>
+            </w:pPr>
+            <w:r>
+              <w:rPr>
+                <w:rFonts w:ascii="Times New Roman" w:hAnsi="Times New Roman" w:cs="Times New Roman"/>
+              </w:rPr>
+              <w:t>Labour Force Survey</w:t>
+            </w:r>
+          </w:p>
+        </w:tc>
+      </w:tr>
+      <w:tr>
+        <w:trPr>
+          <w:cantSplit/>
+        </w:trPr>
+        <w:tc>
+          <w:tcPr>
+            <w:tcW w:w="2155" w:type="dxa"/>
+          </w:tcPr>
+          <w:p>
+            <w:pPr>
+              <w:rPr>
+                <w:rFonts w:ascii="Times New Roman" w:hAnsi="Times New Roman" w:cs="Times New Roman"/>
+              </w:rPr>
+            </w:pPr>
+            <w:r>
+              <w:rPr>
+                <w:rFonts w:ascii="Times New Roman" w:hAnsi="Times New Roman" w:cs="Times New Roman"/>
+              </w:rPr>
+              <w:t>DV01</w:t>
+            </w:r>
+          </w:p>
+        </w:tc>
+        <w:tc>
+          <w:tcPr>
+            <w:tcW w:w="7195" w:type="dxa"/>
+          </w:tcPr>
+          <w:p>
+            <w:pPr>
+              <w:tabs>
+                <w:tab w:val="left" w:pos="1593"/>
+              </w:tabs>
+              <w:rPr>
+                <w:rFonts w:ascii="Times New Roman" w:hAnsi="Times New Roman" w:cs="Times New Roman"/>
+              </w:rPr>
+            </w:pPr>
+            <w:r>
+              <w:rPr>
+                <w:rFonts w:ascii="Times New Roman" w:hAnsi="Times New Roman" w:cs="Times New Roman"/>
+              </w:rPr>
+              <w:t>Dollar Value of a 1 basis point move</w:t>
+            </w:r>
+            <w:r>
+              <w:rPr>
+                <w:rFonts w:ascii="Times New Roman" w:hAnsi="Times New Roman" w:cs="Times New Roman"/>
+              </w:rPr>
+              <w:tab/>
+            </w:r>
+          </w:p>
+        </w:tc>
+      </w:tr>
+      <w:tr>
+        <w:trPr>
+          <w:cantSplit/>
+        </w:trPr>
+        <w:tc>
+          <w:tcPr>
+            <w:tcW w:w="2155" w:type="dxa"/>
+          </w:tcPr>
+          <w:p>
+            <w:pPr>
+              <w:rPr>
+                <w:rFonts w:ascii="Times New Roman" w:hAnsi="Times New Roman" w:cs="Times New Roman"/>
+              </w:rPr>
+            </w:pPr>
+            <w:r>
+              <w:rPr>
+                <w:rFonts w:ascii="Times New Roman" w:hAnsi="Times New Roman" w:cs="Times New Roman"/>
+              </w:rPr>
+              <w:t>Sleeve</w:t>
+            </w:r>
+          </w:p>
+        </w:tc>
+        <w:tc>
+          <w:tcPr>
+            <w:tcW w:w="7195" w:type="dxa"/>
+          </w:tcPr>
+          <w:p>
+            <w:pPr>
+              <w:rPr>
+                <w:rFonts w:ascii="Times New Roman" w:hAnsi="Times New Roman" w:cs="Times New Roman"/>
+              </w:rPr>
+            </w:pPr>
+            <w:r>
+              <w:rPr>
+                <w:rFonts w:ascii="Times New Roman" w:hAnsi="Times New Roman" w:cs="Times New Roman"/>
+              </w:rPr>
+              <w:t>O</w:t>
+            </w:r>
+            <w:r>
+              <w:rPr>
+                <w:rFonts w:ascii="Times New Roman" w:hAnsi="Times New Roman" w:cs="Times New Roman"/>
+              </w:rPr>
+              <w:t>ne traded expression of the signal, e.g. USD outright</w:t>
+            </w:r>
+          </w:p>
+        </w:tc>
+      </w:tr>
     </w:tbl>
     <w:p>
       <w:pPr>
-        <w:rPr>
-          <w:rFonts w:ascii="Times New Roman" w:hAnsi="Times New Roman" w:cs="Times New Roman"/>
-        </w:rPr>
-      </w:pPr>
-    </w:p>
-    <w:p>
-      <w:pPr>
         <w:pStyle w:val="Heading1"/>
       </w:pPr>
       <w:r>
@@ -906,58 +1352,187 @@
         <w:pStyle w:val="Heading2"/>
       </w:pPr>
       <w:r>
-        <w:t>USD: the path from fed funds futures</w:t>
-      </w:r>
-    </w:p>
-    <w:p>
-      <w:pPr>
-        <w:rPr>
-          <w:rFonts w:ascii="Times New Roman" w:hAnsi="Times New Roman" w:cs="Times New Roman"/>
-        </w:rPr>
-      </w:pPr>
-      <w:r>
-        <w:rPr>
-          <w:rFonts w:ascii="Times New Roman" w:hAnsi="Times New Roman" w:cs="Times New Roman"/>
-        </w:rPr>
-        <w:t>Each ZQ contract settles to the arithmetic average of every calendar day of its delivery month. Due to this, each contract month is one linear equation in the regime rates equal to the share of the month’s days. These contracts are priced across months and regimes using joint least squares</w:t>
-      </w:r>
-      <w:r>
-        <w:rPr>
-          <w:rFonts w:ascii="Times New Roman" w:hAnsi="Times New Roman" w:cs="Times New Roman"/>
-        </w:rPr>
-        <w:t>, which is necessary as a</w:t>
-      </w:r>
-      <w:r>
-        <w:rPr>
-          <w:rFonts w:ascii="Times New Roman" w:hAnsi="Times New Roman" w:cs="Times New Roman"/>
-        </w:rPr>
-        <w:t xml:space="preserve"> regime spans several contract months and each month mixes several regimes. To address this, they must be solved together to ensure consistency.</w:t>
-      </w:r>
-      <w:r>
-        <w:rPr>
-          <w:rFonts w:ascii="Times New Roman" w:hAnsi="Times New Roman" w:cs="Times New Roman"/>
-        </w:rPr>
-        <w:t xml:space="preserve"> However, an issue arises in how information is captured by these contracts. Mid-month, part of the contract is already history. To reflect this, days whose EFFR is published enter this as known numbers. This process of substituting in known days creates an additional challenge. When the next meeting is days away, the rate from today until then lives in a few days of the front contract, and price noise in that contract is multiplied by days-in-month over days-left. To address this, contracts below a threshold are pinned to the last fixing. </w:t>
-      </w:r>
-      <w:r>
-        <w:rPr>
-          <w:rFonts w:ascii="Times New Roman" w:hAnsi="Times New Roman" w:cs="Times New Roman"/>
-        </w:rPr>
-        <w:t xml:space="preserve">Measured against the actual decision on </w:t>
-      </w:r>
-      <w:proofErr w:type="gramStart"/>
-      <w:r>
-        <w:rPr>
-          <w:rFonts w:ascii="Times New Roman" w:hAnsi="Times New Roman" w:cs="Times New Roman"/>
-        </w:rPr>
-        <w:t>46 announcement</w:t>
-      </w:r>
-      <w:proofErr w:type="gramEnd"/>
-      <w:r>
-        <w:rPr>
-          <w:rFonts w:ascii="Times New Roman" w:hAnsi="Times New Roman" w:cs="Times New Roman"/>
-        </w:rPr>
-        <w:t xml:space="preserve"> days since 202</w:t>
+        <w:t xml:space="preserve">USD: the path from </w:t>
+      </w:r>
+      <w:r>
+        <w:t>F</w:t>
+      </w:r>
+      <w:r>
+        <w:t>ed</w:t>
+      </w:r>
+      <w:r>
+        <w:t xml:space="preserve"> F</w:t>
+      </w:r>
+      <w:r>
+        <w:t xml:space="preserve">unds </w:t>
+      </w:r>
+      <w:r>
+        <w:t>F</w:t>
+      </w:r>
+      <w:r>
+        <w:t>utures</w:t>
+      </w:r>
+    </w:p>
+    <w:p>
+      <w:pPr>
+        <w:rPr>
+          <w:rFonts w:ascii="Times New Roman" w:hAnsi="Times New Roman" w:cs="Times New Roman"/>
+        </w:rPr>
+      </w:pPr>
+      <w:r>
+        <w:rPr>
+          <w:rFonts w:ascii="Times New Roman" w:hAnsi="Times New Roman" w:cs="Times New Roman"/>
+        </w:rPr>
+        <w:t>Each ZQ contract</w:t>
+      </w:r>
+      <w:r>
+        <w:rPr>
+          <w:rFonts w:ascii="Times New Roman" w:hAnsi="Times New Roman" w:cs="Times New Roman"/>
+        </w:rPr>
+        <w:t xml:space="preserve"> (CME 30-Day Fed Fund</w:t>
+      </w:r>
+      <w:r>
+        <w:rPr>
+          <w:rFonts w:ascii="Times New Roman" w:hAnsi="Times New Roman" w:cs="Times New Roman"/>
+        </w:rPr>
+        <w:t>s</w:t>
+      </w:r>
+      <w:r>
+        <w:rPr>
+          <w:rFonts w:ascii="Times New Roman" w:hAnsi="Times New Roman" w:cs="Times New Roman"/>
+        </w:rPr>
+        <w:t xml:space="preserve"> Futures)</w:t>
+      </w:r>
+      <w:r>
+        <w:rPr>
+          <w:rFonts w:ascii="Times New Roman" w:hAnsi="Times New Roman" w:cs="Times New Roman"/>
+        </w:rPr>
+        <w:t xml:space="preserve"> settles to the arithmetic average of every calendar day of its delivery month. Due to this, each contract month is one linear equation in the regime rates</w:t>
+      </w:r>
+      <w:r>
+        <w:rPr>
+          <w:rFonts w:ascii="Times New Roman" w:hAnsi="Times New Roman" w:cs="Times New Roman"/>
+        </w:rPr>
+        <w:t xml:space="preserve">, each weighted by its share </w:t>
+      </w:r>
+      <w:r>
+        <w:rPr>
+          <w:rFonts w:ascii="Times New Roman" w:hAnsi="Times New Roman" w:cs="Times New Roman"/>
+        </w:rPr>
+        <w:t>of the month’s days. These contracts are priced across months and regimes using joint least squares</w:t>
+      </w:r>
+      <w:r>
+        <w:rPr>
+          <w:rFonts w:ascii="Times New Roman" w:hAnsi="Times New Roman" w:cs="Times New Roman"/>
+        </w:rPr>
+        <w:t xml:space="preserve"> (</w:t>
+      </w:r>
+      <w:r>
+        <w:rPr>
+          <w:rFonts w:ascii="Times New Roman" w:hAnsi="Times New Roman" w:cs="Times New Roman"/>
+        </w:rPr>
+        <w:fldChar w:fldCharType="begin"/>
+      </w:r>
+      <w:r>
+        <w:rPr>
+          <w:rFonts w:ascii="Times New Roman" w:hAnsi="Times New Roman" w:cs="Times New Roman"/>
+        </w:rPr>
+        <w:instrText xml:space="preserve"> REF _Ref242040151 \h </w:instrText>
+      </w:r>
+      <w:r>
+        <w:rPr>
+          <w:rFonts w:ascii="Times New Roman" w:hAnsi="Times New Roman" w:cs="Times New Roman"/>
+        </w:rPr>
+      </w:r>
+      <w:r>
+        <w:rPr>
+          <w:rFonts w:ascii="Times New Roman" w:hAnsi="Times New Roman" w:cs="Times New Roman"/>
+        </w:rPr>
+        <w:fldChar w:fldCharType="separate"/>
+      </w:r>
+      <w:r>
+        <w:rPr>
+          <w:b/>
+        </w:rPr>
+        <w:t xml:space="preserve">Figure </w:t>
+      </w:r>
+      <w:r>
+        <w:rPr>
+          <w:noProof/>
+        </w:rPr>
+        <w:t>1</w:t>
+      </w:r>
+      <w:r>
+        <w:rPr>
+          <w:rFonts w:ascii="Times New Roman" w:hAnsi="Times New Roman" w:cs="Times New Roman"/>
+        </w:rPr>
+        <w:fldChar w:fldCharType="end"/>
+      </w:r>
+      <w:r>
+        <w:rPr>
+          <w:rFonts w:ascii="Times New Roman" w:hAnsi="Times New Roman" w:cs="Times New Roman"/>
+        </w:rPr>
+        <w:t>)</w:t>
+      </w:r>
+      <w:r>
+        <w:rPr>
+          <w:rFonts w:ascii="Times New Roman" w:hAnsi="Times New Roman" w:cs="Times New Roman"/>
+        </w:rPr>
+        <w:t>. A</w:t>
+      </w:r>
+      <w:r>
+        <w:rPr>
+          <w:rFonts w:ascii="Times New Roman" w:hAnsi="Times New Roman" w:cs="Times New Roman"/>
+        </w:rPr>
+        <w:t xml:space="preserve"> regime spans several contract </w:t>
+      </w:r>
+      <w:r>
+        <w:rPr>
+          <w:rFonts w:ascii="Times New Roman" w:hAnsi="Times New Roman" w:cs="Times New Roman"/>
+        </w:rPr>
+        <w:t>months,</w:t>
+      </w:r>
+      <w:r>
+        <w:rPr>
+          <w:rFonts w:ascii="Times New Roman" w:hAnsi="Times New Roman" w:cs="Times New Roman"/>
+        </w:rPr>
+        <w:t xml:space="preserve"> and each month mixes several regimes. </w:t>
+      </w:r>
+      <w:r>
+        <w:rPr>
+          <w:rFonts w:ascii="Times New Roman" w:hAnsi="Times New Roman" w:cs="Times New Roman"/>
+        </w:rPr>
+        <w:t>They</w:t>
+      </w:r>
+      <w:r>
+        <w:rPr>
+          <w:rFonts w:ascii="Times New Roman" w:hAnsi="Times New Roman" w:cs="Times New Roman"/>
+        </w:rPr>
+        <w:t xml:space="preserve"> must be solved together to ensure consistency.</w:t>
+      </w:r>
+      <w:r>
+        <w:rPr>
+          <w:rFonts w:ascii="Times New Roman" w:hAnsi="Times New Roman" w:cs="Times New Roman"/>
+        </w:rPr>
+        <w:t xml:space="preserve"> However, an issue arises in how information is captured by these contracts. Mid-month, part of the contract is already history. To reflect this, days whose EFFR </w:t>
+      </w:r>
+      <w:r>
+        <w:rPr>
+          <w:rFonts w:ascii="Times New Roman" w:hAnsi="Times New Roman" w:cs="Times New Roman"/>
+        </w:rPr>
+        <w:t xml:space="preserve">(Effective Fed Funds Rate) </w:t>
+      </w:r>
+      <w:r>
+        <w:rPr>
+          <w:rFonts w:ascii="Times New Roman" w:hAnsi="Times New Roman" w:cs="Times New Roman"/>
+        </w:rPr>
+        <w:t xml:space="preserve">is published enter this as known numbers. This process of substituting in known days creates an additional challenge. When the next meeting is days away, the rate from today until then lives in a few days of the front contract, and price noise in that contract is multiplied by days-in-month over days-left. To address this, contracts below a threshold are pinned to the last fixing. </w:t>
+      </w:r>
+      <w:r>
+        <w:rPr>
+          <w:rFonts w:ascii="Times New Roman" w:hAnsi="Times New Roman" w:cs="Times New Roman"/>
+        </w:rPr>
+        <w:t>Measured against the actual decision on 46 announcement days since 202</w:t>
       </w:r>
       <w:r>
         <w:rPr>
@@ -1054,7 +1629,7 @@
         </w:rPr>
         <w:lastRenderedPageBreak/>
         <w:drawing>
-          <wp:inline distT="0" distB="0" distL="0" distR="0" wp14:anchorId="6B2636AB" wp14:editId="216645AF">
+          <wp:inline distT="0" distB="0" distL="0" distR="0" wp14:anchorId="6B2636AB" wp14:editId="70F65C04">
             <wp:extent cx="5120640" cy="3665444"/>
             <wp:effectExtent l="0" t="0" r="0" b="0"/>
             <wp:docPr id="1817472747" name="Picture 1"/>
@@ -1100,6 +1675,7 @@
       <w:pPr>
         <w:pStyle w:val="Caption"/>
       </w:pPr>
+      <w:bookmarkStart w:id="0" w:name="_Ref242040151"/>
       <w:r>
         <w:rPr>
           <w:b/>
@@ -1115,6 +1691,7 @@
           <w:t>1</w:t>
         </w:r>
       </w:fldSimple>
+      <w:bookmarkEnd w:id="0"/>
       <w:r>
         <w:rPr>
           <w:b/>
@@ -1136,85 +1713,72 @@
         <w:rPr>
           <w:rFonts w:ascii="Times New Roman" w:hAnsi="Times New Roman" w:cs="Times New Roman"/>
         </w:rPr>
-        <w:t xml:space="preserve">To validate the results, </w:t>
-      </w:r>
-      <w:r>
-        <w:rPr>
-          <w:rFonts w:ascii="Times New Roman" w:hAnsi="Times New Roman" w:cs="Times New Roman"/>
-        </w:rPr>
-        <w:t>the paper uses</w:t>
-      </w:r>
-      <w:r>
-        <w:rPr>
-          <w:rFonts w:ascii="Times New Roman" w:hAnsi="Times New Roman" w:cs="Times New Roman"/>
-        </w:rPr>
-        <w:t xml:space="preserve"> a SR1 cross-check. For each session, compute the ZQ implied EFFR and average this over the SR1 month. Then, solve for the constant spread that reprices the SR1 settlement. </w:t>
-      </w:r>
-      <w:r>
-        <w:rPr>
-          <w:rFonts w:ascii="Times New Roman" w:hAnsi="Times New Roman" w:cs="Times New Roman"/>
-        </w:rPr>
-        <w:t>From here, it is compared against the basis later realized</w:t>
-      </w:r>
-      <w:r>
-        <w:rPr>
-          <w:rFonts w:ascii="Times New Roman" w:hAnsi="Times New Roman" w:cs="Times New Roman"/>
-        </w:rPr>
-        <w:t xml:space="preserve"> over 2,116 sessions the implied basis misses the realized one by </w:t>
-      </w:r>
-      <w:r>
-        <w:rPr>
-          <w:rFonts w:ascii="Times New Roman" w:hAnsi="Times New Roman" w:cs="Times New Roman"/>
-        </w:rPr>
-        <w:t>+</w:t>
-      </w:r>
-      <w:r>
-        <w:rPr>
-          <w:rFonts w:ascii="Times New Roman" w:hAnsi="Times New Roman" w:cs="Times New Roman"/>
-        </w:rPr>
-        <w:t>0.52 bp on average</w:t>
-      </w:r>
-      <w:r>
-        <w:rPr>
-          <w:rFonts w:ascii="Times New Roman" w:hAnsi="Times New Roman" w:cs="Times New Roman"/>
-        </w:rPr>
-        <w:t>, mean absolute 1.86 bp, within 3 bp on 80%</w:t>
-      </w:r>
-      <w:r>
-        <w:rPr>
-          <w:rFonts w:ascii="Times New Roman" w:hAnsi="Times New Roman" w:cs="Times New Roman"/>
-        </w:rPr>
-        <w:t>.</w:t>
-      </w:r>
-      <w:r>
-        <w:rPr>
-          <w:rFonts w:ascii="Times New Roman" w:hAnsi="Times New Roman" w:cs="Times New Roman"/>
-        </w:rPr>
-        <w:t xml:space="preserve"> </w:t>
-      </w:r>
-      <w:r>
-        <w:rPr>
-          <w:rFonts w:ascii="Times New Roman" w:hAnsi="Times New Roman" w:cs="Times New Roman"/>
-        </w:rPr>
-        <w:t xml:space="preserve">What this communicates is that two independent </w:t>
-      </w:r>
-      <w:r>
-        <w:rPr>
-          <w:rFonts w:ascii="Times New Roman" w:hAnsi="Times New Roman" w:cs="Times New Roman"/>
-        </w:rPr>
-        <w:t xml:space="preserve">futures </w:t>
-      </w:r>
-      <w:r>
-        <w:rPr>
-          <w:rFonts w:ascii="Times New Roman" w:hAnsi="Times New Roman" w:cs="Times New Roman"/>
-        </w:rPr>
-        <w:t>markets agree with what they each imply, to within 2 bp.</w:t>
-      </w:r>
-      <w:r>
-        <w:rPr>
-          <w:rFonts w:ascii="Times New Roman" w:hAnsi="Times New Roman" w:cs="Times New Roman"/>
-        </w:rPr>
-        <w:t xml:space="preserve"> This demonstrates that the ZQ path is not an artefact o</w:t>
+        <w:t>To check the result, I compare it with SR1 (CME One-Month SOFR Futures). For each session I average the ZQ-implied EFFR path over each SR1 contract month and solve for the constant spread that reprices the SR1 settle: the SOFR – EFFR basis the two markets imply together. I then compare it with the basis later realized</w:t>
+      </w:r>
+      <w:r>
+        <w:rPr>
+          <w:rFonts w:ascii="Times New Roman" w:hAnsi="Times New Roman" w:cs="Times New Roman"/>
+        </w:rPr>
+        <w:t xml:space="preserve"> (</w:t>
+      </w:r>
+      <w:r>
+        <w:rPr>
+          <w:rFonts w:ascii="Times New Roman" w:hAnsi="Times New Roman" w:cs="Times New Roman"/>
+        </w:rPr>
+        <w:fldChar w:fldCharType="begin"/>
+      </w:r>
+      <w:r>
+        <w:rPr>
+          <w:rFonts w:ascii="Times New Roman" w:hAnsi="Times New Roman" w:cs="Times New Roman"/>
+        </w:rPr>
+        <w:instrText xml:space="preserve"> REF _Ref242040150 \h </w:instrText>
+      </w:r>
+      <w:r>
+        <w:rPr>
+          <w:rFonts w:ascii="Times New Roman" w:hAnsi="Times New Roman" w:cs="Times New Roman"/>
+        </w:rPr>
+      </w:r>
+      <w:r>
+        <w:rPr>
+          <w:rFonts w:ascii="Times New Roman" w:hAnsi="Times New Roman" w:cs="Times New Roman"/>
+        </w:rPr>
+        <w:fldChar w:fldCharType="separate"/>
+      </w:r>
+      <w:r>
+        <w:rPr>
+          <w:b/>
+        </w:rPr>
+        <w:t xml:space="preserve">Figure </w:t>
+      </w:r>
+      <w:r>
+        <w:rPr>
+          <w:noProof/>
+        </w:rPr>
+        <w:t>2</w:t>
+      </w:r>
+      <w:r>
+        <w:rPr>
+          <w:rFonts w:ascii="Times New Roman" w:hAnsi="Times New Roman" w:cs="Times New Roman"/>
+        </w:rPr>
+        <w:fldChar w:fldCharType="end"/>
+      </w:r>
+      <w:r>
+        <w:rPr>
+          <w:rFonts w:ascii="Times New Roman" w:hAnsi="Times New Roman" w:cs="Times New Roman"/>
+        </w:rPr>
+        <w:t>)</w:t>
+      </w:r>
+      <w:r>
+        <w:rPr>
+          <w:rFonts w:ascii="Times New Roman" w:hAnsi="Times New Roman" w:cs="Times New Roman"/>
+        </w:rPr>
+        <w:t xml:space="preserve">. Over 2,116 sessions it misses by +0.52 bp on average, 1.86 bp in absolute terms, and is within 3 bp on 80% of them. Two independent markets agree to within about 2 bp, so the ZQ path is not </w:t>
+      </w:r>
+      <w:r>
+        <w:rPr>
+          <w:rFonts w:ascii="Times New Roman" w:hAnsi="Times New Roman" w:cs="Times New Roman"/>
+        </w:rPr>
+        <w:t>an artefact o</w:t>
       </w:r>
       <w:r>
         <w:rPr>
@@ -1243,9 +1807,8 @@
           <w:rFonts w:ascii="Times New Roman" w:hAnsi="Times New Roman" w:cs="Times New Roman"/>
           <w:noProof/>
         </w:rPr>
-        <w:lastRenderedPageBreak/>
         <w:drawing>
-          <wp:inline distT="0" distB="0" distL="0" distR="0" wp14:anchorId="4197052E" wp14:editId="3414EA1E">
+          <wp:inline distT="0" distB="0" distL="0" distR="0" wp14:anchorId="4197052E" wp14:editId="442F9866">
             <wp:extent cx="5486400" cy="2475570"/>
             <wp:effectExtent l="0" t="0" r="0" b="0"/>
             <wp:docPr id="569020920" name="Picture 2"/>
@@ -1291,6 +1854,7 @@
       <w:pPr>
         <w:pStyle w:val="Caption"/>
       </w:pPr>
+      <w:bookmarkStart w:id="1" w:name="_Ref242040150"/>
       <w:r>
         <w:rPr>
           <w:b/>
@@ -1306,6 +1870,7 @@
           <w:t>2</w:t>
         </w:r>
       </w:fldSimple>
+      <w:bookmarkEnd w:id="1"/>
       <w:r>
         <w:rPr>
           <w:b/>
@@ -1322,6 +1887,7 @@
         <w:pStyle w:val="Heading2"/>
       </w:pPr>
       <w:r>
+        <w:lastRenderedPageBreak/>
         <w:t>GBP: the path from the Bank of England’s OIS curve</w:t>
       </w:r>
     </w:p>
@@ -1335,21 +1901,78 @@
         <w:rPr>
           <w:rFonts w:ascii="Times New Roman" w:hAnsi="Times New Roman" w:cs="Times New Roman"/>
         </w:rPr>
-        <w:t xml:space="preserve">There is no ZQ outside the US. For GBP, leverage a fitted OIS spot curve published from the BoE (Bank of England). Once fitted, expected rates between two meetings </w:t>
-      </w:r>
-      <w:proofErr w:type="gramStart"/>
-      <w:r>
-        <w:rPr>
-          <w:rFonts w:ascii="Times New Roman" w:hAnsi="Times New Roman" w:cs="Times New Roman"/>
-        </w:rPr>
-        <w:t>is</w:t>
-      </w:r>
-      <w:proofErr w:type="gramEnd"/>
-      <w:r>
-        <w:rPr>
-          <w:rFonts w:ascii="Times New Roman" w:hAnsi="Times New Roman" w:cs="Times New Roman"/>
-        </w:rPr>
-        <w:t xml:space="preserve"> the forward over that window. The log discount factor is interpolated from these. </w:t>
+        <w:t xml:space="preserve">There is no ZQ outside the US. </w:t>
+      </w:r>
+      <w:r>
+        <w:rPr>
+          <w:rFonts w:ascii="Times New Roman" w:hAnsi="Times New Roman" w:cs="Times New Roman"/>
+        </w:rPr>
+        <w:t>For GBP, the Bank of England publishes a fitted OIS (Overnight Index Swap) spot curve.</w:t>
+      </w:r>
+      <w:r>
+        <w:rPr>
+          <w:rFonts w:ascii="Times New Roman" w:hAnsi="Times New Roman" w:cs="Times New Roman"/>
+        </w:rPr>
+        <w:t xml:space="preserve"> I interpolate its log discount factors, and the expected rate between two meetings is the forward </w:t>
+      </w:r>
+      <w:r>
+        <w:rPr>
+          <w:rFonts w:ascii="Times New Roman" w:hAnsi="Times New Roman" w:cs="Times New Roman"/>
+        </w:rPr>
+        <w:t>over that window (</w:t>
+      </w:r>
+      <w:r>
+        <w:rPr>
+          <w:rFonts w:ascii="Times New Roman" w:hAnsi="Times New Roman" w:cs="Times New Roman"/>
+        </w:rPr>
+        <w:fldChar w:fldCharType="begin"/>
+      </w:r>
+      <w:r>
+        <w:rPr>
+          <w:rFonts w:ascii="Times New Roman" w:hAnsi="Times New Roman" w:cs="Times New Roman"/>
+        </w:rPr>
+        <w:instrText xml:space="preserve"> REF _Ref242040149 \h </w:instrText>
+      </w:r>
+      <w:r>
+        <w:rPr>
+          <w:rFonts w:ascii="Times New Roman" w:hAnsi="Times New Roman" w:cs="Times New Roman"/>
+        </w:rPr>
+      </w:r>
+      <w:r>
+        <w:rPr>
+          <w:rFonts w:ascii="Times New Roman" w:hAnsi="Times New Roman" w:cs="Times New Roman"/>
+        </w:rPr>
+        <w:fldChar w:fldCharType="separate"/>
+      </w:r>
+      <w:r>
+        <w:rPr>
+          <w:b/>
+        </w:rPr>
+        <w:t xml:space="preserve">Figure </w:t>
+      </w:r>
+      <w:r>
+        <w:rPr>
+          <w:noProof/>
+        </w:rPr>
+        <w:t>3</w:t>
+      </w:r>
+      <w:r>
+        <w:rPr>
+          <w:rFonts w:ascii="Times New Roman" w:hAnsi="Times New Roman" w:cs="Times New Roman"/>
+        </w:rPr>
+        <w:fldChar w:fldCharType="end"/>
+      </w:r>
+      <w:r>
+        <w:rPr>
+          <w:rFonts w:ascii="Times New Roman" w:hAnsi="Times New Roman" w:cs="Times New Roman"/>
+        </w:rPr>
+        <w:t>)</w:t>
+      </w:r>
+      <w:r>
+        <w:rPr>
+          <w:rFonts w:ascii="Times New Roman" w:hAnsi="Times New Roman" w:cs="Times New Roman"/>
+        </w:rPr>
+        <w:t xml:space="preserve">. </w:t>
       </w:r>
     </w:p>
     <w:p>
@@ -1367,7 +1990,7 @@
           <w:noProof/>
         </w:rPr>
         <w:drawing>
-          <wp:inline distT="0" distB="0" distL="0" distR="0" wp14:anchorId="1BACB6B6" wp14:editId="1DFDFE63">
+          <wp:inline distT="0" distB="0" distL="0" distR="0" wp14:anchorId="1BACB6B6" wp14:editId="3DC1859C">
             <wp:extent cx="5120640" cy="3695164"/>
             <wp:effectExtent l="0" t="0" r="0" b="0"/>
             <wp:docPr id="1361034695" name="Picture 3"/>
@@ -1413,6 +2036,7 @@
       <w:pPr>
         <w:pStyle w:val="Caption"/>
       </w:pPr>
+      <w:bookmarkStart w:id="2" w:name="_Ref242040149"/>
       <w:r>
         <w:rPr>
           <w:b/>
@@ -1428,6 +2052,7 @@
           <w:t>3</w:t>
         </w:r>
       </w:fldSimple>
+      <w:bookmarkEnd w:id="2"/>
       <w:r>
         <w:rPr>
           <w:b/>
@@ -1449,56 +2074,97 @@
         <w:rPr>
           <w:rFonts w:ascii="Times New Roman" w:hAnsi="Times New Roman" w:cs="Times New Roman"/>
         </w:rPr>
-        <w:t>This is validated against the MPR conditioning path. The GBP</w:t>
-      </w:r>
-      <w:r>
-        <w:rPr>
-          <w:rFonts w:ascii="Times New Roman" w:hAnsi="Times New Roman" w:cs="Times New Roman"/>
-        </w:rPr>
-        <w:t xml:space="preserve"> path built</w:t>
-      </w:r>
-      <w:r>
-        <w:rPr>
-          <w:rFonts w:ascii="Times New Roman" w:hAnsi="Times New Roman" w:cs="Times New Roman"/>
-        </w:rPr>
-        <w:t xml:space="preserve"> is a step function that moves on each meeting’s effective date. The Bank of England averages its smooth instantaneous </w:t>
-      </w:r>
-      <w:r>
-        <w:rPr>
-          <w:rFonts w:ascii="Times New Roman" w:hAnsi="Times New Roman" w:cs="Times New Roman"/>
-        </w:rPr>
-        <w:lastRenderedPageBreak/>
-        <w:t xml:space="preserve">forward curve, which prices prior to the meeting. </w:t>
-      </w:r>
-      <w:r>
-        <w:rPr>
-          <w:rFonts w:ascii="Times New Roman" w:hAnsi="Times New Roman" w:cs="Times New Roman"/>
-        </w:rPr>
-        <w:t>In a quarter where there is a hike priced, the Bank’s average ends higher and with a cut, lower. The differences correlate -0.59 with the move priced inside the quarter</w:t>
-      </w:r>
-      <w:r>
-        <w:rPr>
-          <w:rFonts w:ascii="Times New Roman" w:hAnsi="Times New Roman" w:cs="Times New Roman"/>
-        </w:rPr>
-        <w:t>. Across 29 reports (or 8</w:t>
-      </w:r>
-      <w:r>
-        <w:rPr>
-          <w:rFonts w:ascii="Times New Roman" w:hAnsi="Times New Roman" w:cs="Times New Roman"/>
-        </w:rPr>
-        <w:t>7</w:t>
-      </w:r>
-      <w:r>
-        <w:rPr>
-          <w:rFonts w:ascii="Times New Roman" w:hAnsi="Times New Roman" w:cs="Times New Roman"/>
-        </w:rPr>
-        <w:t xml:space="preserve"> quarters), there is a mean absolute difference of 1bp</w:t>
-      </w:r>
-      <w:r>
-        <w:rPr>
-          <w:rFonts w:ascii="Times New Roman" w:hAnsi="Times New Roman" w:cs="Times New Roman"/>
-        </w:rPr>
-        <w:t>, mean signed difference of -0.46 bp, and worst 7.2 bp</w:t>
+        <w:t>This is validated against the MPR</w:t>
+      </w:r>
+      <w:r>
+        <w:rPr>
+          <w:rFonts w:ascii="Times New Roman" w:hAnsi="Times New Roman" w:cs="Times New Roman"/>
+        </w:rPr>
+        <w:t xml:space="preserve"> (Monetary Policy Report)</w:t>
+      </w:r>
+      <w:r>
+        <w:rPr>
+          <w:rFonts w:ascii="Times New Roman" w:hAnsi="Times New Roman" w:cs="Times New Roman"/>
+        </w:rPr>
+        <w:t xml:space="preserve"> conditioning path. </w:t>
+      </w:r>
+      <w:r>
+        <w:rPr>
+          <w:rFonts w:ascii="Times New Roman" w:hAnsi="Times New Roman" w:cs="Times New Roman"/>
+        </w:rPr>
+        <w:t>My GBP path</w:t>
+      </w:r>
+      <w:r>
+        <w:rPr>
+          <w:rFonts w:ascii="Times New Roman" w:hAnsi="Times New Roman" w:cs="Times New Roman"/>
+        </w:rPr>
+        <w:t xml:space="preserve"> is a step function that moves on each meeting’s effective date. The Bank of England averages its smooth instantaneous forward curve, which prices prior to the meeting. </w:t>
+      </w:r>
+      <w:r>
+        <w:rPr>
+          <w:rFonts w:ascii="Times New Roman" w:hAnsi="Times New Roman" w:cs="Times New Roman"/>
+        </w:rPr>
+        <w:t xml:space="preserve">In a quarter where there is a hike priced, the Bank’s average ends higher and with a cut, lower. The differences correlate </w:t>
+      </w:r>
+      <w:r>
+        <w:rPr>
+          <w:rFonts w:ascii="Times New Roman" w:hAnsi="Times New Roman" w:cs="Times New Roman"/>
+        </w:rPr>
+        <w:t>−</w:t>
+      </w:r>
+      <w:r>
+        <w:rPr>
+          <w:rFonts w:ascii="Times New Roman" w:hAnsi="Times New Roman" w:cs="Times New Roman"/>
+        </w:rPr>
+        <w:t>0.59 with the move priced inside the quarter</w:t>
+      </w:r>
+      <w:r>
+        <w:rPr>
+          <w:rFonts w:ascii="Times New Roman" w:hAnsi="Times New Roman" w:cs="Times New Roman"/>
+        </w:rPr>
+        <w:t>. Across 29 reports</w:t>
+      </w:r>
+      <w:r>
+        <w:rPr>
+          <w:rFonts w:ascii="Times New Roman" w:hAnsi="Times New Roman" w:cs="Times New Roman"/>
+        </w:rPr>
+        <w:t xml:space="preserve"> covering 87 quarters</w:t>
+      </w:r>
+      <w:r>
+        <w:rPr>
+          <w:rFonts w:ascii="Times New Roman" w:hAnsi="Times New Roman" w:cs="Times New Roman"/>
+        </w:rPr>
+        <w:t>, there is a mean absolute difference of 1</w:t>
+      </w:r>
+      <w:r>
+        <w:rPr>
+          <w:rFonts w:ascii="Times New Roman" w:hAnsi="Times New Roman" w:cs="Times New Roman"/>
+        </w:rPr>
+        <w:t xml:space="preserve">.00 </w:t>
+      </w:r>
+      <w:r>
+        <w:rPr>
+          <w:rFonts w:ascii="Times New Roman" w:hAnsi="Times New Roman" w:cs="Times New Roman"/>
+        </w:rPr>
+        <w:t>bp</w:t>
+      </w:r>
+      <w:r>
+        <w:rPr>
+          <w:rFonts w:ascii="Times New Roman" w:hAnsi="Times New Roman" w:cs="Times New Roman"/>
+        </w:rPr>
+        <w:t xml:space="preserve">, mean signed difference of </w:t>
+      </w:r>
+      <w:r>
+        <w:rPr>
+          <w:rFonts w:ascii="Times New Roman" w:hAnsi="Times New Roman" w:cs="Times New Roman"/>
+        </w:rPr>
+        <w:t>−</w:t>
+      </w:r>
+      <w:r>
+        <w:rPr>
+          <w:rFonts w:ascii="Times New Roman" w:hAnsi="Times New Roman" w:cs="Times New Roman"/>
+        </w:rPr>
+        <w:t>0.46 bp, and worst 7.2 bp</w:t>
       </w:r>
       <w:r>
         <w:rPr>
@@ -1523,6 +2189,413 @@
     </w:p>
     <w:p>
       <w:pPr>
+        <w:keepNext/>
+        <w:rPr>
+          <w:rFonts w:ascii="Times New Roman" w:hAnsi="Times New Roman" w:cs="Times New Roman"/>
+        </w:rPr>
+      </w:pPr>
+      <w:r>
+        <w:rPr>
+          <w:rFonts w:ascii="Times New Roman" w:hAnsi="Times New Roman" w:cs="Times New Roman"/>
+        </w:rPr>
+        <w:t xml:space="preserve">One of the rules that the Fed publishes in its Monetary Policy Report is the balanced approach rule. </w:t>
+      </w:r>
+      <w:r>
+        <w:rPr>
+          <w:rFonts w:ascii="Times New Roman" w:hAnsi="Times New Roman" w:cs="Times New Roman"/>
+        </w:rPr>
+        <w:t>It is a varian</w:t>
+      </w:r>
+      <w:r>
+        <w:rPr>
+          <w:rFonts w:ascii="Times New Roman" w:hAnsi="Times New Roman" w:cs="Times New Roman"/>
+        </w:rPr>
+        <w:t>t</w:t>
+      </w:r>
+      <w:r>
+        <w:rPr>
+          <w:rFonts w:ascii="Times New Roman" w:hAnsi="Times New Roman" w:cs="Times New Roman"/>
+        </w:rPr>
+        <w:t xml:space="preserve"> of the Taylor Rule.</w:t>
+      </w:r>
+      <w:r>
+        <w:rPr>
+          <w:rFonts w:ascii="Times New Roman" w:hAnsi="Times New Roman" w:cs="Times New Roman"/>
+        </w:rPr>
+        <w:t xml:space="preserve"> </w:t>
+      </w:r>
+      <w:r>
+        <w:rPr>
+          <w:rFonts w:ascii="Times New Roman" w:hAnsi="Times New Roman" w:cs="Times New Roman"/>
+        </w:rPr>
+        <w:t xml:space="preserve">It carries a 2 on the unemployment gap which is double the Taylor Rule and is symmetric. </w:t>
+      </w:r>
+    </w:p>
+    <w:p>
+      <w:pPr>
+        <w:keepNext/>
+        <w:jc w:val="center"/>
+        <w:rPr>
+          <w:rFonts w:ascii="Times New Roman" w:hAnsi="Times New Roman" w:cs="Times New Roman"/>
+        </w:rPr>
+      </w:pPr>
+      <m:oMathPara>
+        <m:oMath>
+          <m:sSup>
+            <m:sSupPr>
+              <m:ctrlPr>
+                <w:rPr>
+                  <w:rFonts w:ascii="Cambria Math" w:hAnsi="Cambria Math" w:cs="Times New Roman"/>
+                  <w:i/>
+                </w:rPr>
+              </m:ctrlPr>
+            </m:sSupPr>
+            <m:e>
+              <m:r>
+                <w:rPr>
+                  <w:rFonts w:ascii="Cambria Math" w:hAnsi="Cambria Math" w:cs="Times New Roman"/>
+                </w:rPr>
+                <m:t>R</m:t>
+              </m:r>
+            </m:e>
+            <m:sup>
+              <m:r>
+                <w:rPr>
+                  <w:rFonts w:ascii="Cambria Math" w:hAnsi="Cambria Math" w:cs="Times New Roman"/>
+                </w:rPr>
+                <m:t>*</m:t>
+              </m:r>
+            </m:sup>
+          </m:sSup>
+          <m:r>
+            <w:rPr>
+              <w:rFonts w:ascii="Cambria Math" w:hAnsi="Cambria Math" w:cs="Times New Roman"/>
+            </w:rPr>
+            <m:t>=</m:t>
+          </m:r>
+          <m:sSup>
+            <m:sSupPr>
+              <m:ctrlPr>
+                <w:rPr>
+                  <w:rFonts w:ascii="Cambria Math" w:hAnsi="Cambria Math" w:cs="Times New Roman"/>
+                  <w:i/>
+                </w:rPr>
+              </m:ctrlPr>
+            </m:sSupPr>
+            <m:e>
+              <m:r>
+                <w:rPr>
+                  <w:rFonts w:ascii="Cambria Math" w:hAnsi="Cambria Math" w:cs="Times New Roman"/>
+                </w:rPr>
+                <m:t>r</m:t>
+              </m:r>
+            </m:e>
+            <m:sup>
+              <m:r>
+                <w:rPr>
+                  <w:rFonts w:ascii="Cambria Math" w:hAnsi="Cambria Math" w:cs="Times New Roman"/>
+                </w:rPr>
+                <m:t>*</m:t>
+              </m:r>
+            </m:sup>
+          </m:sSup>
+          <m:r>
+            <w:rPr>
+              <w:rFonts w:ascii="Cambria Math" w:hAnsi="Cambria Math" w:cs="Times New Roman"/>
+            </w:rPr>
+            <m:t>+</m:t>
+          </m:r>
+          <m:r>
+            <w:rPr>
+              <w:rFonts w:ascii="Cambria Math" w:hAnsi="Cambria Math" w:cs="Times New Roman"/>
+            </w:rPr>
+            <m:t>π</m:t>
+          </m:r>
+          <m:r>
+            <w:rPr>
+              <w:rFonts w:ascii="Cambria Math" w:hAnsi="Cambria Math" w:cs="Times New Roman"/>
+            </w:rPr>
+            <m:t>+0.5</m:t>
+          </m:r>
+          <m:d>
+            <m:dPr>
+              <m:ctrlPr>
+                <w:rPr>
+                  <w:rFonts w:ascii="Cambria Math" w:hAnsi="Cambria Math" w:cs="Times New Roman"/>
+                </w:rPr>
+              </m:ctrlPr>
+            </m:dPr>
+            <m:e>
+              <m:r>
+                <w:rPr>
+                  <w:rFonts w:ascii="Cambria Math" w:hAnsi="Cambria Math" w:cs="Times New Roman"/>
+                </w:rPr>
+                <m:t>π</m:t>
+              </m:r>
+              <m:r>
+                <w:rPr>
+                  <w:rFonts w:ascii="Cambria Math" w:hAnsi="Cambria Math" w:cs="Times New Roman"/>
+                </w:rPr>
+                <m:t>-</m:t>
+              </m:r>
+              <m:r>
+                <w:rPr>
+                  <w:rFonts w:ascii="Cambria Math" w:hAnsi="Cambria Math" w:cs="Times New Roman"/>
+                </w:rPr>
+                <m:t>2</m:t>
+              </m:r>
+            </m:e>
+          </m:d>
+          <m:r>
+            <w:rPr>
+              <w:rFonts w:ascii="Cambria Math" w:hAnsi="Cambria Math" w:cs="Times New Roman"/>
+            </w:rPr>
+            <m:t>+2</m:t>
+          </m:r>
+          <m:d>
+            <m:dPr>
+              <m:ctrlPr>
+                <w:rPr>
+                  <w:rFonts w:ascii="Cambria Math" w:hAnsi="Cambria Math" w:cs="Times New Roman"/>
+                </w:rPr>
+              </m:ctrlPr>
+            </m:dPr>
+            <m:e>
+              <m:sSup>
+                <m:sSupPr>
+                  <m:ctrlPr>
+                    <w:rPr>
+                      <w:rFonts w:ascii="Cambria Math" w:hAnsi="Cambria Math" w:cs="Times New Roman"/>
+                      <w:i/>
+                    </w:rPr>
+                  </m:ctrlPr>
+                </m:sSupPr>
+                <m:e>
+                  <m:r>
+                    <w:rPr>
+                      <w:rFonts w:ascii="Cambria Math" w:hAnsi="Cambria Math" w:cs="Times New Roman"/>
+                    </w:rPr>
+                    <m:t>u</m:t>
+                  </m:r>
+                </m:e>
+                <m:sup>
+                  <m:r>
+                    <w:rPr>
+                      <w:rFonts w:ascii="Cambria Math" w:hAnsi="Cambria Math" w:cs="Times New Roman"/>
+                    </w:rPr>
+                    <m:t>*</m:t>
+                  </m:r>
+                </m:sup>
+              </m:sSup>
+              <m:r>
+                <w:rPr>
+                  <w:rFonts w:ascii="Cambria Math" w:hAnsi="Cambria Math" w:cs="Times New Roman"/>
+                </w:rPr>
+                <m:t>-</m:t>
+              </m:r>
+              <m:r>
+                <w:rPr>
+                  <w:rFonts w:ascii="Cambria Math" w:hAnsi="Cambria Math" w:cs="Times New Roman"/>
+                </w:rPr>
+                <m:t>u</m:t>
+              </m:r>
+            </m:e>
+          </m:d>
+        </m:oMath>
+      </m:oMathPara>
+    </w:p>
+    <w:p>
+      <w:pPr>
+        <w:jc w:val="center"/>
+        <w:rPr>
+          <w:rFonts w:ascii="Times New Roman" w:hAnsi="Times New Roman" w:cs="Times New Roman"/>
+        </w:rPr>
+      </w:pPr>
+      <m:oMath>
+        <m:sSub>
+          <m:sSubPr>
+            <m:ctrlPr>
+              <w:rPr>
+                <w:rFonts w:ascii="Cambria Math" w:hAnsi="Cambria Math" w:cs="Times New Roman"/>
+              </w:rPr>
+            </m:ctrlPr>
+          </m:sSubPr>
+          <m:e>
+            <m:r>
+              <w:rPr>
+                <w:rFonts w:ascii="Cambria Math" w:hAnsi="Cambria Math" w:cs="Times New Roman"/>
+              </w:rPr>
+              <m:t>R</m:t>
+            </m:r>
+          </m:e>
+          <m:sub>
+            <m:r>
+              <w:rPr>
+                <w:rFonts w:ascii="Cambria Math" w:hAnsi="Cambria Math" w:cs="Times New Roman"/>
+              </w:rPr>
+              <m:t>k</m:t>
+            </m:r>
+          </m:sub>
+        </m:sSub>
+        <m:r>
+          <w:rPr>
+            <w:rFonts w:ascii="Cambria Math" w:hAnsi="Cambria Math" w:cs="Times New Roman"/>
+          </w:rPr>
+          <m:t>=0.922·</m:t>
+        </m:r>
+        <m:sSub>
+          <m:sSubPr>
+            <m:ctrlPr>
+              <w:rPr>
+                <w:rFonts w:ascii="Cambria Math" w:hAnsi="Cambria Math" w:cs="Times New Roman"/>
+              </w:rPr>
+            </m:ctrlPr>
+          </m:sSubPr>
+          <m:e>
+            <m:r>
+              <w:rPr>
+                <w:rFonts w:ascii="Cambria Math" w:hAnsi="Cambria Math" w:cs="Times New Roman"/>
+              </w:rPr>
+              <m:t>R</m:t>
+            </m:r>
+          </m:e>
+          <m:sub>
+            <m:r>
+              <w:rPr>
+                <w:rFonts w:ascii="Cambria Math" w:hAnsi="Cambria Math" w:cs="Times New Roman"/>
+              </w:rPr>
+              <m:t>k</m:t>
+            </m:r>
+            <m:r>
+              <w:rPr>
+                <w:rFonts w:ascii="Cambria Math" w:hAnsi="Cambria Math" w:cs="Times New Roman"/>
+              </w:rPr>
+              <m:t>-</m:t>
+            </m:r>
+            <m:r>
+              <w:rPr>
+                <w:rFonts w:ascii="Cambria Math" w:hAnsi="Cambria Math" w:cs="Times New Roman"/>
+              </w:rPr>
+              <m:t>1</m:t>
+            </m:r>
+          </m:sub>
+        </m:sSub>
+        <m:r>
+          <w:rPr>
+            <w:rFonts w:ascii="Cambria Math" w:hAnsi="Cambria Math" w:cs="Times New Roman"/>
+          </w:rPr>
+          <m:t>+0.078·</m:t>
+        </m:r>
+        <m:r>
+          <w:rPr>
+            <w:rFonts w:ascii="Cambria Math" w:hAnsi="Cambria Math" w:cs="Times New Roman"/>
+          </w:rPr>
+          <m:t>max</m:t>
+        </m:r>
+        <m:d>
+          <m:dPr>
+            <m:ctrlPr>
+              <w:rPr>
+                <w:rFonts w:ascii="Cambria Math" w:hAnsi="Cambria Math" w:cs="Times New Roman"/>
+              </w:rPr>
+            </m:ctrlPr>
+          </m:dPr>
+          <m:e>
+            <m:r>
+              <w:rPr>
+                <w:rFonts w:ascii="Cambria Math" w:hAnsi="Cambria Math" w:cs="Times New Roman"/>
+              </w:rPr>
+              <m:t>ELB</m:t>
+            </m:r>
+            <m:r>
+              <w:rPr>
+                <w:rFonts w:ascii="Cambria Math" w:hAnsi="Cambria Math" w:cs="Times New Roman"/>
+              </w:rPr>
+              <m:t>,</m:t>
+            </m:r>
+            <m:sSup>
+              <m:sSupPr>
+                <m:ctrlPr>
+                  <w:rPr>
+                    <w:rFonts w:ascii="Cambria Math" w:hAnsi="Cambria Math" w:cs="Times New Roman"/>
+                    <w:i/>
+                  </w:rPr>
+                </m:ctrlPr>
+              </m:sSupPr>
+              <m:e>
+                <m:r>
+                  <w:rPr>
+                    <w:rFonts w:ascii="Cambria Math" w:hAnsi="Cambria Math" w:cs="Times New Roman"/>
+                  </w:rPr>
+                  <m:t xml:space="preserve"> </m:t>
+                </m:r>
+                <m:r>
+                  <w:rPr>
+                    <w:rFonts w:ascii="Cambria Math" w:hAnsi="Cambria Math" w:cs="Times New Roman"/>
+                  </w:rPr>
+                  <m:t>R</m:t>
+                </m:r>
+              </m:e>
+              <m:sup>
+                <m:r>
+                  <w:rPr>
+                    <w:rFonts w:ascii="Cambria Math" w:hAnsi="Cambria Math" w:cs="Times New Roman"/>
+                  </w:rPr>
+                  <m:t>*</m:t>
+                </m:r>
+              </m:sup>
+            </m:sSup>
+          </m:e>
+        </m:d>
+      </m:oMath>
+      <w:r>
+        <w:rPr>
+          <w:rFonts w:ascii="Times New Roman" w:hAnsi="Times New Roman" w:cs="Times New Roman"/>
+        </w:rPr>
+        <w:t xml:space="preserve">, with </w:t>
+      </w:r>
+      <m:oMath>
+        <m:sSub>
+          <m:sSubPr>
+            <m:ctrlPr>
+              <w:rPr>
+                <w:rFonts w:ascii="Cambria Math" w:hAnsi="Cambria Math" w:cs="Times New Roman"/>
+              </w:rPr>
+            </m:ctrlPr>
+          </m:sSubPr>
+          <m:e>
+            <m:r>
+              <w:rPr>
+                <w:rFonts w:ascii="Cambria Math" w:hAnsi="Cambria Math" w:cs="Times New Roman"/>
+              </w:rPr>
+              <m:t>R</m:t>
+            </m:r>
+          </m:e>
+          <m:sub>
+            <m:r>
+              <w:rPr>
+                <w:rFonts w:ascii="Cambria Math" w:hAnsi="Cambria Math" w:cs="Times New Roman"/>
+              </w:rPr>
+              <m:t>0</m:t>
+            </m:r>
+          </m:sub>
+        </m:sSub>
+      </m:oMath>
+      <w:r>
+        <w:rPr>
+          <w:rFonts w:ascii="Times New Roman" w:hAnsi="Times New Roman" w:cs="Times New Roman"/>
+        </w:rPr>
+        <w:t xml:space="preserve"> </w:t>
+      </w:r>
+      <w:r>
+        <w:rPr>
+          <w:rFonts w:ascii="Times New Roman" w:hAnsi="Times New Roman" w:cs="Times New Roman"/>
+        </w:rPr>
+        <w:t>the rate in force</w:t>
+      </w:r>
+    </w:p>
+    <w:p>
+      <w:pPr>
         <w:rPr>
           <w:rFonts w:ascii="Times New Roman" w:hAnsi="Times New Roman" w:cs="Times New Roman"/>
           <w:color w:val="FF0000"/>
@@ -1532,36 +2605,6 @@
         <w:rPr>
           <w:rFonts w:ascii="Times New Roman" w:hAnsi="Times New Roman" w:cs="Times New Roman"/>
         </w:rPr>
-        <w:t xml:space="preserve">One of the rules that the Fed publishes in its Monetary Policy Report is the balanced approach rule. The balanced approach rule takes a very similar approach to policy setting that the Taylor rule would suggest. The key difference is an increase in the coefficient associated with resource </w:t>
-      </w:r>
-      <w:r>
-        <w:rPr>
-          <w:rFonts w:ascii="Times New Roman" w:hAnsi="Times New Roman" w:cs="Times New Roman"/>
-        </w:rPr>
-        <w:t>differences</w:t>
-      </w:r>
-      <w:r>
-        <w:rPr>
-          <w:rFonts w:ascii="Times New Roman" w:hAnsi="Times New Roman" w:cs="Times New Roman"/>
-        </w:rPr>
-        <w:t xml:space="preserve">; this creates a more explicit emphasis on labor market divergence in comparison to the traditional Taylor rule. </w:t>
-      </w:r>
-      <w:r>
-        <w:rPr>
-          <w:rFonts w:ascii="Times New Roman" w:hAnsi="Times New Roman" w:cs="Times New Roman"/>
-        </w:rPr>
-        <w:t xml:space="preserve">It carries a 2 on the unemployment gap which is double the Taylor Rule and is symmetric. </w:t>
-      </w:r>
-      <w:r>
-        <w:rPr>
-          <w:rFonts w:ascii="Times New Roman" w:hAnsi="Times New Roman" w:cs="Times New Roman"/>
-        </w:rPr>
-        <w:t xml:space="preserve">R* = r* + π + 0.5(π − 2) + 2(u* − u). </w:t>
-      </w:r>
-      <w:r>
-        <w:rPr>
-          <w:rFonts w:ascii="Times New Roman" w:hAnsi="Times New Roman" w:cs="Times New Roman"/>
-        </w:rPr>
         <w:t>The MPR’s inertial rule uses 0.85 per quarter</w:t>
       </w:r>
       <w:r>
@@ -1592,13 +2635,13 @@
         <w:rPr>
           <w:rFonts w:ascii="Times New Roman" w:hAnsi="Times New Roman" w:cs="Times New Roman"/>
         </w:rPr>
-        <w:t>H</w:t>
-      </w:r>
-      <w:r>
-        <w:rPr>
-          <w:rFonts w:ascii="Times New Roman" w:hAnsi="Times New Roman" w:cs="Times New Roman"/>
-        </w:rPr>
-        <w:t>old today's inputs as flat across the path</w:t>
+        <w:t>I he</w:t>
+      </w:r>
+      <w:r>
+        <w:rPr>
+          <w:rFonts w:ascii="Times New Roman" w:hAnsi="Times New Roman" w:cs="Times New Roman"/>
+        </w:rPr>
+        <w:t>ld today's inputs as flat across the path</w:t>
       </w:r>
       <w:r>
         <w:rPr>
@@ -1610,6 +2653,12 @@
         <w:rPr>
           <w:rFonts w:ascii="Times New Roman" w:hAnsi="Times New Roman" w:cs="Times New Roman"/>
         </w:rPr>
+        <w:t>ed</w:t>
+      </w:r>
+      <w:r>
+        <w:rPr>
+          <w:rFonts w:ascii="Times New Roman" w:hAnsi="Times New Roman" w:cs="Times New Roman"/>
+        </w:rPr>
         <w:t>:</w:t>
       </w:r>
       <w:r>
@@ -1667,7 +2716,13 @@
         <w:rPr>
           <w:rFonts w:ascii="Times New Roman" w:hAnsi="Times New Roman" w:cs="Times New Roman"/>
         </w:rPr>
-        <w:t xml:space="preserve">With the balanced approach rule in mind, estimate the variables. Beginning with π, which is the 12-month core PCE, bridged from CPI for months PCE hasn’t </w:t>
+        <w:t>Each input is what was published on the day</w:t>
+      </w:r>
+      <w:r>
+        <w:rPr>
+          <w:rFonts w:ascii="Times New Roman" w:hAnsi="Times New Roman" w:cs="Times New Roman"/>
+        </w:rPr>
+        <w:t xml:space="preserve">. Beginning with π, which is the 12-month core PCE, bridged from CPI for months PCE hasn’t </w:t>
       </w:r>
       <w:r>
         <w:rPr>
@@ -1685,7 +2740,7 @@
         <w:rPr>
           <w:rFonts w:ascii="Times New Roman" w:hAnsi="Times New Roman" w:cs="Times New Roman"/>
         </w:rPr>
-        <w:t>The paper</w:t>
+        <w:t>I</w:t>
       </w:r>
       <w:r>
         <w:rPr>
@@ -1703,7 +2758,19 @@
         <w:rPr>
           <w:rFonts w:ascii="Times New Roman" w:hAnsi="Times New Roman" w:cs="Times New Roman"/>
         </w:rPr>
-        <w:t xml:space="preserve"> of this bridge and returned a RMSE of 0.075%</w:t>
+        <w:t xml:space="preserve"> of this bridge and</w:t>
+      </w:r>
+      <w:r>
+        <w:rPr>
+          <w:rFonts w:ascii="Times New Roman" w:hAnsi="Times New Roman" w:cs="Times New Roman"/>
+        </w:rPr>
+        <w:t xml:space="preserve"> the test</w:t>
+      </w:r>
+      <w:r>
+        <w:rPr>
+          <w:rFonts w:ascii="Times New Roman" w:hAnsi="Times New Roman" w:cs="Times New Roman"/>
+        </w:rPr>
+        <w:t xml:space="preserve"> returned a RMSE of 0.075</w:t>
       </w:r>
       <w:r>
         <w:rPr>
@@ -1751,25 +2818,72 @@
         <w:rPr>
           <w:rFonts w:ascii="Times New Roman" w:hAnsi="Times New Roman" w:cs="Times New Roman"/>
         </w:rPr>
-        <w:t xml:space="preserve">from ALFRED. </w:t>
-      </w:r>
-      <w:r>
-        <w:rPr>
-          <w:rFonts w:ascii="Times New Roman" w:hAnsi="Times New Roman" w:cs="Times New Roman"/>
-        </w:rPr>
-        <w:t xml:space="preserve">Further, </w:t>
-      </w:r>
-      <w:r>
-        <w:rPr>
-          <w:rFonts w:ascii="Times New Roman" w:hAnsi="Times New Roman" w:cs="Times New Roman"/>
-        </w:rPr>
-        <w:t xml:space="preserve">the paper seeks to address </w:t>
-      </w:r>
-      <w:r>
-        <w:rPr>
-          <w:rFonts w:ascii="Times New Roman" w:hAnsi="Times New Roman" w:cs="Times New Roman"/>
-        </w:rPr>
-        <w:t xml:space="preserve">lookahead bias. A test reruns the whole chain cut off </w:t>
+        <w:t>from ALFRED</w:t>
+      </w:r>
+      <w:r>
+        <w:rPr>
+          <w:rFonts w:ascii="Times New Roman" w:hAnsi="Times New Roman" w:cs="Times New Roman"/>
+        </w:rPr>
+        <w:t xml:space="preserve"> (</w:t>
+      </w:r>
+      <w:r>
+        <w:rPr>
+          <w:rFonts w:ascii="Times New Roman" w:hAnsi="Times New Roman" w:cs="Times New Roman"/>
+        </w:rPr>
+        <w:fldChar w:fldCharType="begin"/>
+      </w:r>
+      <w:r>
+        <w:rPr>
+          <w:rFonts w:ascii="Times New Roman" w:hAnsi="Times New Roman" w:cs="Times New Roman"/>
+        </w:rPr>
+        <w:instrText xml:space="preserve"> REF _Ref242040148 \h </w:instrText>
+      </w:r>
+      <w:r>
+        <w:rPr>
+          <w:rFonts w:ascii="Times New Roman" w:hAnsi="Times New Roman" w:cs="Times New Roman"/>
+        </w:rPr>
+      </w:r>
+      <w:r>
+        <w:rPr>
+          <w:rFonts w:ascii="Times New Roman" w:hAnsi="Times New Roman" w:cs="Times New Roman"/>
+        </w:rPr>
+        <w:fldChar w:fldCharType="separate"/>
+      </w:r>
+      <w:r>
+        <w:rPr>
+          <w:b/>
+        </w:rPr>
+        <w:t xml:space="preserve">Figure </w:t>
+      </w:r>
+      <w:r>
+        <w:rPr>
+          <w:noProof/>
+        </w:rPr>
+        <w:t>4</w:t>
+      </w:r>
+      <w:r>
+        <w:rPr>
+          <w:rFonts w:ascii="Times New Roman" w:hAnsi="Times New Roman" w:cs="Times New Roman"/>
+        </w:rPr>
+        <w:fldChar w:fldCharType="end"/>
+      </w:r>
+      <w:r>
+        <w:rPr>
+          <w:rFonts w:ascii="Times New Roman" w:hAnsi="Times New Roman" w:cs="Times New Roman"/>
+        </w:rPr>
+        <w:t>)</w:t>
+      </w:r>
+      <w:r>
+        <w:rPr>
+          <w:rFonts w:ascii="Times New Roman" w:hAnsi="Times New Roman" w:cs="Times New Roman"/>
+        </w:rPr>
+        <w:t xml:space="preserve">. </w:t>
+      </w:r>
+      <w:r>
+        <w:rPr>
+          <w:rFonts w:ascii="Times New Roman" w:hAnsi="Times New Roman" w:cs="Times New Roman"/>
+        </w:rPr>
+        <w:t xml:space="preserve">A test reruns the whole chain cut off </w:t>
       </w:r>
       <w:r>
         <w:rPr>
@@ -1781,13 +2895,25 @@
         <w:rPr>
           <w:rFonts w:ascii="Times New Roman" w:hAnsi="Times New Roman" w:cs="Times New Roman"/>
         </w:rPr>
-        <w:t xml:space="preserve"> day D, then appends the deliberately corrupted data</w:t>
-      </w:r>
-      <w:r>
-        <w:rPr>
-          <w:rFonts w:ascii="Times New Roman" w:hAnsi="Times New Roman" w:cs="Times New Roman"/>
-        </w:rPr>
-        <w:t xml:space="preserve"> and checks that nothing on or before D moves</w:t>
+        <w:t xml:space="preserve"> day D, then appends deliberately corrupted data</w:t>
+      </w:r>
+      <w:r>
+        <w:rPr>
+          <w:rFonts w:ascii="Times New Roman" w:hAnsi="Times New Roman" w:cs="Times New Roman"/>
+        </w:rPr>
+        <w:t xml:space="preserve"> </w:t>
+      </w:r>
+      <w:r>
+        <w:rPr>
+          <w:rFonts w:ascii="Times New Roman" w:hAnsi="Times New Roman" w:cs="Times New Roman"/>
+        </w:rPr>
+        <w:t xml:space="preserve">after D </w:t>
+      </w:r>
+      <w:r>
+        <w:rPr>
+          <w:rFonts w:ascii="Times New Roman" w:hAnsi="Times New Roman" w:cs="Times New Roman"/>
+        </w:rPr>
+        <w:t>and checks that nothing on or before D moves</w:t>
       </w:r>
       <w:r>
         <w:rPr>
@@ -1795,29 +2921,102 @@
         </w:rPr>
         <w:t xml:space="preserve">. </w:t>
       </w:r>
-      <w:r>
-        <w:rPr>
-          <w:rFonts w:ascii="Times New Roman" w:hAnsi="Times New Roman" w:cs="Times New Roman"/>
-        </w:rPr>
-        <w:t>Lastly, G</w:t>
-      </w:r>
-      <w:r>
-        <w:rPr>
-          <w:rFonts w:ascii="Times New Roman" w:hAnsi="Times New Roman" w:cs="Times New Roman"/>
-        </w:rPr>
-        <w:t>BP’s u* is</w:t>
-      </w:r>
-      <w:r>
-        <w:rPr>
-          <w:rFonts w:ascii="Times New Roman" w:hAnsi="Times New Roman" w:cs="Times New Roman"/>
-        </w:rPr>
-        <w:t xml:space="preserve"> a constant 4.5%</w:t>
-      </w:r>
-      <w:r>
-        <w:rPr>
-          <w:rFonts w:ascii="Times New Roman" w:hAnsi="Times New Roman" w:cs="Times New Roman"/>
-        </w:rPr>
-        <w:t>, not a real-time estimate</w:t>
+    </w:p>
+    <w:p>
+      <w:pPr>
+        <w:rPr>
+          <w:rFonts w:ascii="Times New Roman" w:hAnsi="Times New Roman" w:cs="Times New Roman"/>
+        </w:rPr>
+      </w:pPr>
+      <w:r>
+        <w:rPr>
+          <w:rFonts w:ascii="Times New Roman" w:hAnsi="Times New Roman" w:cs="Times New Roman"/>
+        </w:rPr>
+        <w:t xml:space="preserve">For </w:t>
+      </w:r>
+      <w:r>
+        <w:rPr>
+          <w:rFonts w:ascii="Times New Roman" w:hAnsi="Times New Roman" w:cs="Times New Roman"/>
+        </w:rPr>
+        <w:t>GBP</w:t>
+      </w:r>
+      <w:r>
+        <w:rPr>
+          <w:rFonts w:ascii="Times New Roman" w:hAnsi="Times New Roman" w:cs="Times New Roman"/>
+        </w:rPr>
+        <w:t xml:space="preserve"> the inputs</w:t>
+      </w:r>
+      <w:r>
+        <w:rPr>
+          <w:rFonts w:ascii="Times New Roman" w:hAnsi="Times New Roman" w:cs="Times New Roman"/>
+        </w:rPr>
+        <w:t xml:space="preserve"> are headline CPI (12 month, the MPC’s target), LFS unemployment as first printed, </w:t>
+      </w:r>
+      <w:r>
+        <w:rPr>
+          <w:rFonts w:ascii="Times New Roman" w:hAnsi="Times New Roman" w:cs="Times New Roman"/>
+        </w:rPr>
+        <w:t xml:space="preserve">and constants for </w:t>
+      </w:r>
+      <w:r>
+        <w:rPr>
+          <w:rFonts w:ascii="Times New Roman" w:hAnsi="Times New Roman" w:cs="Times New Roman"/>
+        </w:rPr>
+        <w:t>u*</w:t>
+      </w:r>
+      <w:r>
+        <w:rPr>
+          <w:rFonts w:ascii="Times New Roman" w:hAnsi="Times New Roman" w:cs="Times New Roman"/>
+        </w:rPr>
+        <w:t xml:space="preserve"> (4.5%)</w:t>
+      </w:r>
+      <w:r>
+        <w:rPr>
+          <w:rFonts w:ascii="Times New Roman" w:hAnsi="Times New Roman" w:cs="Times New Roman"/>
+        </w:rPr>
+        <w:t xml:space="preserve"> and r* </w:t>
+      </w:r>
+      <w:r>
+        <w:rPr>
+          <w:rFonts w:ascii="Times New Roman" w:hAnsi="Times New Roman" w:cs="Times New Roman"/>
+        </w:rPr>
+        <w:t>(</w:t>
+      </w:r>
+      <w:r>
+        <w:rPr>
+          <w:rFonts w:ascii="Times New Roman" w:hAnsi="Times New Roman" w:cs="Times New Roman"/>
+        </w:rPr>
+        <w:t>−</w:t>
+      </w:r>
+      <w:r>
+        <w:rPr>
+          <w:rFonts w:ascii="Times New Roman" w:hAnsi="Times New Roman" w:cs="Times New Roman"/>
+        </w:rPr>
+        <w:t>1.6</w:t>
+      </w:r>
+      <w:r>
+        <w:rPr>
+          <w:rFonts w:ascii="Times New Roman" w:hAnsi="Times New Roman" w:cs="Times New Roman"/>
+        </w:rPr>
+        <w:t>%</w:t>
+      </w:r>
+      <w:r>
+        <w:rPr>
+          <w:rFonts w:ascii="Times New Roman" w:hAnsi="Times New Roman" w:cs="Times New Roman"/>
+        </w:rPr>
+        <w:t>)</w:t>
+      </w:r>
+      <w:r>
+        <w:rPr>
+          <w:rFonts w:ascii="Times New Roman" w:hAnsi="Times New Roman" w:cs="Times New Roman"/>
+        </w:rPr>
+        <w:t>. Importantly, this is headline CPI and not core</w:t>
+      </w:r>
+      <w:r>
+        <w:rPr>
+          <w:rFonts w:ascii="Times New Roman" w:hAnsi="Times New Roman" w:cs="Times New Roman"/>
+        </w:rPr>
+        <w:t xml:space="preserve"> as this is what the MPC targets</w:t>
       </w:r>
       <w:r>
         <w:rPr>
@@ -1840,9 +3039,8 @@
           <w:rFonts w:ascii="Times New Roman" w:hAnsi="Times New Roman" w:cs="Times New Roman"/>
           <w:noProof/>
         </w:rPr>
-        <w:lastRenderedPageBreak/>
         <w:drawing>
-          <wp:inline distT="0" distB="0" distL="0" distR="0" wp14:anchorId="1D2E0C8D" wp14:editId="0BAD9A1D">
+          <wp:inline distT="0" distB="0" distL="0" distR="0" wp14:anchorId="1D2E0C8D" wp14:editId="1F5FEADB">
             <wp:extent cx="5303520" cy="3610742"/>
             <wp:effectExtent l="0" t="0" r="0" b="0"/>
             <wp:docPr id="1380386155" name="Picture 4"/>
@@ -1888,6 +3086,7 @@
       <w:pPr>
         <w:pStyle w:val="Caption"/>
       </w:pPr>
+      <w:bookmarkStart w:id="3" w:name="_Ref242040148"/>
       <w:r>
         <w:rPr>
           <w:b/>
@@ -1903,6 +3102,7 @@
           <w:t>4</w:t>
         </w:r>
       </w:fldSimple>
+      <w:bookmarkEnd w:id="3"/>
       <w:r>
         <w:rPr>
           <w:b/>
@@ -1932,7 +3132,7 @@
         <w:rPr>
           <w:rFonts w:ascii="Times New Roman" w:hAnsi="Times New Roman" w:cs="Times New Roman"/>
         </w:rPr>
-        <w:t xml:space="preserve">A key benefit of using SEP is how it is at a moment in time. There is no revision, and so it’s real time with no vintage. </w:t>
+        <w:t xml:space="preserve">Each SEP is a dated document that is never revised, so it is real time without any vintage machinery. </w:t>
       </w:r>
       <w:r>
         <w:rPr>
@@ -1950,7 +3150,19 @@
         <w:rPr>
           <w:rFonts w:ascii="Times New Roman" w:hAnsi="Times New Roman" w:cs="Times New Roman"/>
         </w:rPr>
-        <w:t xml:space="preserve"> which uses a constant -1.6%, the average real Bank rate.</w:t>
+        <w:t xml:space="preserve"> which uses a constant </w:t>
+      </w:r>
+      <w:r>
+        <w:rPr>
+          <w:rFonts w:ascii="Times New Roman" w:hAnsi="Times New Roman" w:cs="Times New Roman"/>
+        </w:rPr>
+        <w:t>−</w:t>
+      </w:r>
+      <w:r>
+        <w:rPr>
+          <w:rFonts w:ascii="Times New Roman" w:hAnsi="Times New Roman" w:cs="Times New Roman"/>
+        </w:rPr>
+        <w:t>1.6%, the average real Bank rate.</w:t>
       </w:r>
       <w:r>
         <w:rPr>
@@ -1980,7 +3192,91 @@
         <w:rPr>
           <w:rFonts w:ascii="Times New Roman" w:hAnsi="Times New Roman" w:cs="Times New Roman"/>
         </w:rPr>
-        <w:t xml:space="preserve"> in Robustness using HLW in real time for USD and constants for GBP.</w:t>
+        <w:t xml:space="preserve"> in Robustness using HLW </w:t>
+      </w:r>
+      <w:r>
+        <w:rPr>
+          <w:rFonts w:ascii="Times New Roman" w:hAnsi="Times New Roman" w:cs="Times New Roman"/>
+        </w:rPr>
+        <w:t xml:space="preserve">(Holston-Laubach-Williams r*) </w:t>
+      </w:r>
+      <w:r>
+        <w:rPr>
+          <w:rFonts w:ascii="Times New Roman" w:hAnsi="Times New Roman" w:cs="Times New Roman"/>
+        </w:rPr>
+        <w:t xml:space="preserve">in real time for USD </w:t>
+      </w:r>
+      <w:r>
+        <w:rPr>
+          <w:rFonts w:ascii="Times New Roman" w:hAnsi="Times New Roman" w:cs="Times New Roman"/>
+        </w:rPr>
+        <w:t xml:space="preserve">(book net Sharpe ratio </w:t>
+      </w:r>
+      <w:r>
+        <w:rPr>
+          <w:rFonts w:ascii="Times New Roman" w:hAnsi="Times New Roman" w:cs="Times New Roman"/>
+        </w:rPr>
+        <w:t>−</w:t>
+      </w:r>
+      <w:r>
+        <w:rPr>
+          <w:rFonts w:ascii="Times New Roman" w:hAnsi="Times New Roman" w:cs="Times New Roman"/>
+        </w:rPr>
+        <w:t xml:space="preserve">0.52) </w:t>
+      </w:r>
+      <w:r>
+        <w:rPr>
+          <w:rFonts w:ascii="Times New Roman" w:hAnsi="Times New Roman" w:cs="Times New Roman"/>
+        </w:rPr>
+        <w:t xml:space="preserve">and constants </w:t>
+      </w:r>
+      <w:r>
+        <w:rPr>
+          <w:rFonts w:ascii="Times New Roman" w:hAnsi="Times New Roman" w:cs="Times New Roman"/>
+        </w:rPr>
+        <w:t>±1pp</w:t>
+      </w:r>
+      <w:r>
+        <w:rPr>
+          <w:rFonts w:ascii="Times New Roman" w:hAnsi="Times New Roman" w:cs="Times New Roman"/>
+        </w:rPr>
+        <w:t xml:space="preserve"> </w:t>
+      </w:r>
+      <w:r>
+        <w:rPr>
+          <w:rFonts w:ascii="Times New Roman" w:hAnsi="Times New Roman" w:cs="Times New Roman"/>
+        </w:rPr>
+        <w:t>for GBP</w:t>
+      </w:r>
+      <w:r>
+        <w:rPr>
+          <w:rFonts w:ascii="Times New Roman" w:hAnsi="Times New Roman" w:cs="Times New Roman"/>
+        </w:rPr>
+        <w:t xml:space="preserve"> (</w:t>
+      </w:r>
+      <w:r>
+        <w:rPr>
+          <w:rFonts w:ascii="Times New Roman" w:hAnsi="Times New Roman" w:cs="Times New Roman"/>
+        </w:rPr>
+        <w:t>−0.58 and −0.63</w:t>
+      </w:r>
+      <w:r>
+        <w:rPr>
+          <w:rFonts w:ascii="Times New Roman" w:hAnsi="Times New Roman" w:cs="Times New Roman"/>
+        </w:rPr>
+        <w:t>)</w:t>
+      </w:r>
+      <w:r>
+        <w:rPr>
+          <w:rFonts w:ascii="Times New Roman" w:hAnsi="Times New Roman" w:cs="Times New Roman"/>
+        </w:rPr>
+        <w:t>.</w:t>
+      </w:r>
+      <w:r>
+        <w:rPr>
+          <w:rFonts w:ascii="Times New Roman" w:hAnsi="Times New Roman" w:cs="Times New Roman"/>
+        </w:rPr>
+        <w:t xml:space="preserve"> </w:t>
       </w:r>
     </w:p>
     <w:p>
@@ -2019,7 +3315,19 @@
         <w:rPr>
           <w:rFonts w:ascii="Times New Roman" w:hAnsi="Times New Roman" w:cs="Times New Roman"/>
         </w:rPr>
-        <w:t>, by -25</w:t>
+        <w:t xml:space="preserve">, by </w:t>
+      </w:r>
+      <w:r>
+        <w:rPr>
+          <w:rFonts w:ascii="Times New Roman" w:hAnsi="Times New Roman" w:cs="Times New Roman"/>
+        </w:rPr>
+        <w:t>−</w:t>
+      </w:r>
+      <w:r>
+        <w:rPr>
+          <w:rFonts w:ascii="Times New Roman" w:hAnsi="Times New Roman" w:cs="Times New Roman"/>
+        </w:rPr>
+        <w:t>25</w:t>
       </w:r>
       <w:r>
         <w:rPr>
@@ -2031,7 +3339,19 @@
         <w:rPr>
           <w:rFonts w:ascii="Times New Roman" w:hAnsi="Times New Roman" w:cs="Times New Roman"/>
         </w:rPr>
-        <w:t>bp to -86</w:t>
+        <w:t xml:space="preserve">bp to </w:t>
+      </w:r>
+      <w:r>
+        <w:rPr>
+          <w:rFonts w:ascii="Times New Roman" w:hAnsi="Times New Roman" w:cs="Times New Roman"/>
+        </w:rPr>
+        <w:t>−</w:t>
+      </w:r>
+      <w:r>
+        <w:rPr>
+          <w:rFonts w:ascii="Times New Roman" w:hAnsi="Times New Roman" w:cs="Times New Roman"/>
+        </w:rPr>
+        <w:t>86</w:t>
       </w:r>
       <w:r>
         <w:rPr>
@@ -2043,13 +3363,108 @@
         <w:rPr>
           <w:rFonts w:ascii="Times New Roman" w:hAnsi="Times New Roman" w:cs="Times New Roman"/>
         </w:rPr>
-        <w:t xml:space="preserve">bp. </w:t>
-      </w:r>
-      <w:r>
-        <w:rPr>
-          <w:rFonts w:ascii="Times New Roman" w:hAnsi="Times New Roman" w:cs="Times New Roman"/>
-        </w:rPr>
-        <w:t>By regime that is -37 bp hiking, -53 bp on hold, and -62 bp cutting.</w:t>
+        <w:t>bp</w:t>
+      </w:r>
+      <w:r>
+        <w:rPr>
+          <w:rFonts w:ascii="Times New Roman" w:hAnsi="Times New Roman" w:cs="Times New Roman"/>
+        </w:rPr>
+        <w:t xml:space="preserve"> (</w:t>
+      </w:r>
+      <w:r>
+        <w:rPr>
+          <w:rFonts w:ascii="Times New Roman" w:hAnsi="Times New Roman" w:cs="Times New Roman"/>
+        </w:rPr>
+        <w:fldChar w:fldCharType="begin"/>
+      </w:r>
+      <w:r>
+        <w:rPr>
+          <w:rFonts w:ascii="Times New Roman" w:hAnsi="Times New Roman" w:cs="Times New Roman"/>
+        </w:rPr>
+        <w:instrText xml:space="preserve"> REF _Ref242040147 \h </w:instrText>
+      </w:r>
+      <w:r>
+        <w:rPr>
+          <w:rFonts w:ascii="Times New Roman" w:hAnsi="Times New Roman" w:cs="Times New Roman"/>
+        </w:rPr>
+      </w:r>
+      <w:r>
+        <w:rPr>
+          <w:rFonts w:ascii="Times New Roman" w:hAnsi="Times New Roman" w:cs="Times New Roman"/>
+        </w:rPr>
+        <w:fldChar w:fldCharType="separate"/>
+      </w:r>
+      <w:r>
+        <w:rPr>
+          <w:b/>
+        </w:rPr>
+        <w:t xml:space="preserve">Figure </w:t>
+      </w:r>
+      <w:r>
+        <w:rPr>
+          <w:noProof/>
+        </w:rPr>
+        <w:t>5</w:t>
+      </w:r>
+      <w:r>
+        <w:rPr>
+          <w:rFonts w:ascii="Times New Roman" w:hAnsi="Times New Roman" w:cs="Times New Roman"/>
+        </w:rPr>
+        <w:fldChar w:fldCharType="end"/>
+      </w:r>
+      <w:r>
+        <w:rPr>
+          <w:rFonts w:ascii="Times New Roman" w:hAnsi="Times New Roman" w:cs="Times New Roman"/>
+        </w:rPr>
+        <w:t>)</w:t>
+      </w:r>
+      <w:r>
+        <w:rPr>
+          <w:rFonts w:ascii="Times New Roman" w:hAnsi="Times New Roman" w:cs="Times New Roman"/>
+        </w:rPr>
+        <w:t xml:space="preserve">. </w:t>
+      </w:r>
+      <w:r>
+        <w:rPr>
+          <w:rFonts w:ascii="Times New Roman" w:hAnsi="Times New Roman" w:cs="Times New Roman"/>
+        </w:rPr>
+        <w:t xml:space="preserve">By regime that is </w:t>
+      </w:r>
+      <w:r>
+        <w:rPr>
+          <w:rFonts w:ascii="Times New Roman" w:hAnsi="Times New Roman" w:cs="Times New Roman"/>
+        </w:rPr>
+        <w:t>−</w:t>
+      </w:r>
+      <w:r>
+        <w:rPr>
+          <w:rFonts w:ascii="Times New Roman" w:hAnsi="Times New Roman" w:cs="Times New Roman"/>
+        </w:rPr>
+        <w:t xml:space="preserve">37 bp hiking, </w:t>
+      </w:r>
+      <w:r>
+        <w:rPr>
+          <w:rFonts w:ascii="Times New Roman" w:hAnsi="Times New Roman" w:cs="Times New Roman"/>
+        </w:rPr>
+        <w:t>−</w:t>
+      </w:r>
+      <w:r>
+        <w:rPr>
+          <w:rFonts w:ascii="Times New Roman" w:hAnsi="Times New Roman" w:cs="Times New Roman"/>
+        </w:rPr>
+        <w:t xml:space="preserve">53 bp on hold, and </w:t>
+      </w:r>
+      <w:r>
+        <w:rPr>
+          <w:rFonts w:ascii="Times New Roman" w:hAnsi="Times New Roman" w:cs="Times New Roman"/>
+        </w:rPr>
+        <w:t>−</w:t>
+      </w:r>
+      <w:r>
+        <w:rPr>
+          <w:rFonts w:ascii="Times New Roman" w:hAnsi="Times New Roman" w:cs="Times New Roman"/>
+        </w:rPr>
+        <w:t>62 bp cutting.</w:t>
       </w:r>
       <w:r>
         <w:rPr>
@@ -2072,9 +3487,8 @@
           <w:rFonts w:ascii="Times New Roman" w:hAnsi="Times New Roman" w:cs="Times New Roman"/>
           <w:noProof/>
         </w:rPr>
-        <w:lastRenderedPageBreak/>
         <w:drawing>
-          <wp:inline distT="0" distB="0" distL="0" distR="0" wp14:anchorId="6DB74CB2" wp14:editId="1425DD75">
+          <wp:inline distT="0" distB="0" distL="0" distR="0" wp14:anchorId="6DB74CB2" wp14:editId="229092E4">
             <wp:extent cx="5120640" cy="3727909"/>
             <wp:effectExtent l="0" t="0" r="0" b="0"/>
             <wp:docPr id="1478027540" name="Picture 5"/>
@@ -2120,6 +3534,7 @@
       <w:pPr>
         <w:pStyle w:val="Caption"/>
       </w:pPr>
+      <w:bookmarkStart w:id="4" w:name="_Ref242040147"/>
       <w:r>
         <w:rPr>
           <w:b/>
@@ -2135,6 +3550,7 @@
           <w:t>5</w:t>
         </w:r>
       </w:fldSimple>
+      <w:bookmarkEnd w:id="4"/>
       <w:r>
         <w:rPr>
           <w:b/>
@@ -2143,28 +3559,32 @@
         <w:t xml:space="preserve">. </w:t>
       </w:r>
       <w:r>
-        <w:t xml:space="preserve">USD: the market path against the </w:t>
-      </w:r>
-      <w:proofErr w:type="gramStart"/>
-      <w:r>
-        <w:t>balanced-approach</w:t>
-      </w:r>
-      <w:proofErr w:type="gramEnd"/>
-      <w:r>
-        <w:t xml:space="preserve"> rule, and the gap at the fourth meeting ahead.</w:t>
-      </w:r>
-    </w:p>
-    <w:p>
-      <w:pPr>
-        <w:rPr>
-          <w:rFonts w:ascii="Times New Roman" w:hAnsi="Times New Roman" w:cs="Times New Roman"/>
-        </w:rPr>
-      </w:pPr>
-      <w:r>
-        <w:rPr>
-          <w:rFonts w:ascii="Times New Roman" w:hAnsi="Times New Roman" w:cs="Times New Roman"/>
-        </w:rPr>
-        <w:t xml:space="preserve">The gaps are larger for GBP (-122 to </w:t>
+        <w:t>USD: the market path against the balanced-approach rule, and the gap at the fourth meeting ahead.</w:t>
+      </w:r>
+    </w:p>
+    <w:p>
+      <w:pPr>
+        <w:rPr>
+          <w:rFonts w:ascii="Times New Roman" w:hAnsi="Times New Roman" w:cs="Times New Roman"/>
+        </w:rPr>
+      </w:pPr>
+      <w:r>
+        <w:rPr>
+          <w:rFonts w:ascii="Times New Roman" w:hAnsi="Times New Roman" w:cs="Times New Roman"/>
+        </w:rPr>
+        <w:t>The gaps are larger for GBP (</w:t>
+      </w:r>
+      <w:r>
+        <w:rPr>
+          <w:rFonts w:ascii="Times New Roman" w:hAnsi="Times New Roman" w:cs="Times New Roman"/>
+        </w:rPr>
+        <w:t>−</w:t>
+      </w:r>
+      <w:r>
+        <w:rPr>
+          <w:rFonts w:ascii="Times New Roman" w:hAnsi="Times New Roman" w:cs="Times New Roman"/>
+        </w:rPr>
+        <w:t xml:space="preserve">122 to </w:t>
       </w:r>
       <w:r>
         <w:rPr>
@@ -2176,61 +3596,90 @@
         <w:rPr>
           <w:rFonts w:ascii="Times New Roman" w:hAnsi="Times New Roman" w:cs="Times New Roman"/>
         </w:rPr>
-        <w:t xml:space="preserve">102 bp). However, they change signs throughout cycles, -81 bp when hiking and </w:t>
-      </w:r>
-      <w:r>
-        <w:rPr>
-          <w:rFonts w:ascii="Times New Roman" w:hAnsi="Times New Roman" w:cs="Times New Roman"/>
-        </w:rPr>
-        <w:t>+</w:t>
-      </w:r>
-      <w:r>
-        <w:rPr>
-          <w:rFonts w:ascii="Times New Roman" w:hAnsi="Times New Roman" w:cs="Times New Roman"/>
-        </w:rPr>
-        <w:t xml:space="preserve">28 bp while cutting. This isn’t persistent but depends on regime. </w:t>
-      </w:r>
-      <w:r>
-        <w:rPr>
-          <w:rFonts w:ascii="Times New Roman" w:hAnsi="Times New Roman" w:cs="Times New Roman"/>
-        </w:rPr>
-        <w:t>That can be seen as 8 of the 11 years remain below the rule, and above from 2024 (</w:t>
-      </w:r>
-      <w:r>
-        <w:rPr>
-          <w:rFonts w:ascii="Times New Roman" w:hAnsi="Times New Roman" w:cs="Times New Roman"/>
-        </w:rPr>
-        <w:t>+36</w:t>
-      </w:r>
-      <w:r>
-        <w:rPr>
-          <w:rFonts w:ascii="Times New Roman" w:hAnsi="Times New Roman" w:cs="Times New Roman"/>
-        </w:rPr>
-        <w:t xml:space="preserve"> bp, </w:t>
-      </w:r>
-      <w:r>
-        <w:rPr>
-          <w:rFonts w:ascii="Times New Roman" w:hAnsi="Times New Roman" w:cs="Times New Roman"/>
-        </w:rPr>
-        <w:t>+</w:t>
-      </w:r>
-      <w:r>
-        <w:rPr>
-          <w:rFonts w:ascii="Times New Roman" w:hAnsi="Times New Roman" w:cs="Times New Roman"/>
-        </w:rPr>
-        <w:t xml:space="preserve">19 bp, </w:t>
-      </w:r>
-      <w:r>
-        <w:rPr>
-          <w:rFonts w:ascii="Times New Roman" w:hAnsi="Times New Roman" w:cs="Times New Roman"/>
-        </w:rPr>
-        <w:t>+</w:t>
-      </w:r>
-      <w:r>
-        <w:rPr>
-          <w:rFonts w:ascii="Times New Roman" w:hAnsi="Times New Roman" w:cs="Times New Roman"/>
-        </w:rPr>
-        <w:t>102 bp). With a fixed r*, the post 2024 flip is consistent with r* being wrong</w:t>
+        <w:t>102 bp</w:t>
+      </w:r>
+      <w:r>
+        <w:rPr>
+          <w:rFonts w:ascii="Times New Roman" w:hAnsi="Times New Roman" w:cs="Times New Roman"/>
+        </w:rPr>
+        <w:t xml:space="preserve">; </w:t>
+      </w:r>
+      <w:r>
+        <w:rPr>
+          <w:rFonts w:ascii="Times New Roman" w:hAnsi="Times New Roman" w:cs="Times New Roman"/>
+        </w:rPr>
+        <w:fldChar w:fldCharType="begin"/>
+      </w:r>
+      <w:r>
+        <w:rPr>
+          <w:rFonts w:ascii="Times New Roman" w:hAnsi="Times New Roman" w:cs="Times New Roman"/>
+        </w:rPr>
+        <w:instrText xml:space="preserve"> REF _Ref242040146 \h </w:instrText>
+      </w:r>
+      <w:r>
+        <w:rPr>
+          <w:rFonts w:ascii="Times New Roman" w:hAnsi="Times New Roman" w:cs="Times New Roman"/>
+        </w:rPr>
+      </w:r>
+      <w:r>
+        <w:rPr>
+          <w:rFonts w:ascii="Times New Roman" w:hAnsi="Times New Roman" w:cs="Times New Roman"/>
+        </w:rPr>
+        <w:fldChar w:fldCharType="separate"/>
+      </w:r>
+      <w:r>
+        <w:rPr>
+          <w:b/>
+        </w:rPr>
+        <w:t xml:space="preserve">Figure </w:t>
+      </w:r>
+      <w:r>
+        <w:rPr>
+          <w:noProof/>
+        </w:rPr>
+        <w:t>6</w:t>
+      </w:r>
+      <w:r>
+        <w:rPr>
+          <w:rFonts w:ascii="Times New Roman" w:hAnsi="Times New Roman" w:cs="Times New Roman"/>
+        </w:rPr>
+        <w:fldChar w:fldCharType="end"/>
+      </w:r>
+      <w:r>
+        <w:rPr>
+          <w:rFonts w:ascii="Times New Roman" w:hAnsi="Times New Roman" w:cs="Times New Roman"/>
+        </w:rPr>
+        <w:t xml:space="preserve">). </w:t>
+      </w:r>
+      <w:r>
+        <w:rPr>
+          <w:rFonts w:ascii="Times New Roman" w:hAnsi="Times New Roman" w:cs="Times New Roman"/>
+        </w:rPr>
+        <w:t>It isn't persistent; it depends on the regime: −81bp while hiking, +28bp while cutting. It sat below the rule in 8 of 11 years, then above from 2024 (+36, +19, +102bp)</w:t>
+      </w:r>
+      <w:r>
+        <w:rPr>
+          <w:rFonts w:ascii="Times New Roman" w:hAnsi="Times New Roman" w:cs="Times New Roman"/>
+        </w:rPr>
+        <w:t xml:space="preserve">. </w:t>
+      </w:r>
+      <w:r>
+        <w:rPr>
+          <w:rFonts w:ascii="Times New Roman" w:hAnsi="Times New Roman" w:cs="Times New Roman"/>
+        </w:rPr>
+        <w:t>With a fixed r*, the post 2024 flip is</w:t>
+      </w:r>
+      <w:r>
+        <w:rPr>
+          <w:rFonts w:ascii="Times New Roman" w:hAnsi="Times New Roman" w:cs="Times New Roman"/>
+        </w:rPr>
+        <w:t xml:space="preserve"> as</w:t>
+      </w:r>
+      <w:r>
+        <w:rPr>
+          <w:rFonts w:ascii="Times New Roman" w:hAnsi="Times New Roman" w:cs="Times New Roman"/>
+        </w:rPr>
+        <w:t xml:space="preserve"> consistent with r* being wrong</w:t>
       </w:r>
       <w:r>
         <w:rPr>
@@ -2259,9 +3708,8 @@
           <w:rFonts w:ascii="Times New Roman" w:hAnsi="Times New Roman" w:cs="Times New Roman"/>
           <w:noProof/>
         </w:rPr>
-        <w:lastRenderedPageBreak/>
         <w:drawing>
-          <wp:inline distT="0" distB="0" distL="0" distR="0" wp14:anchorId="08685B80" wp14:editId="461AFB42">
+          <wp:inline distT="0" distB="0" distL="0" distR="0" wp14:anchorId="08685B80" wp14:editId="13C909FB">
             <wp:extent cx="5120640" cy="3450374"/>
             <wp:effectExtent l="0" t="0" r="0" b="0"/>
             <wp:docPr id="2044335423" name="Picture 6"/>
@@ -2307,6 +3755,7 @@
       <w:pPr>
         <w:pStyle w:val="Caption"/>
       </w:pPr>
+      <w:bookmarkStart w:id="5" w:name="_Ref242040146"/>
       <w:r>
         <w:rPr>
           <w:b/>
@@ -2322,6 +3771,7 @@
           <w:t>6</w:t>
         </w:r>
       </w:fldSimple>
+      <w:bookmarkEnd w:id="5"/>
       <w:r>
         <w:rPr>
           <w:b/>
@@ -2335,152 +3785,9 @@
     </w:p>
     <w:p>
       <w:pPr>
-        <w:rPr>
-          <w:rFonts w:ascii="Times New Roman" w:hAnsi="Times New Roman" w:cs="Times New Roman"/>
-        </w:rPr>
-      </w:pPr>
-      <w:r>
-        <w:rPr>
-          <w:rFonts w:ascii="Times New Roman" w:hAnsi="Times New Roman" w:cs="Times New Roman"/>
-        </w:rPr>
-        <w:t>63% of the variance of the daily gross P&amp;L is the exposure to the front-end</w:t>
-      </w:r>
-      <w:r>
-        <w:rPr>
-          <w:rFonts w:ascii="Times New Roman" w:hAnsi="Times New Roman" w:cs="Times New Roman"/>
-        </w:rPr>
-        <w:t xml:space="preserve">, so the book is closer to a duration timer than it is to a relative value trade. </w:t>
-      </w:r>
-      <w:r>
-        <w:rPr>
-          <w:rFonts w:ascii="Times New Roman" w:hAnsi="Times New Roman" w:cs="Times New Roman"/>
-        </w:rPr>
-        <w:t xml:space="preserve">In fact, for the </w:t>
-      </w:r>
-      <w:r>
-        <w:rPr>
-          <w:rFonts w:ascii="Times New Roman" w:hAnsi="Times New Roman" w:cs="Times New Roman"/>
-        </w:rPr>
-        <w:t xml:space="preserve">gross </w:t>
-      </w:r>
-      <w:r>
-        <w:rPr>
-          <w:rFonts w:ascii="Times New Roman" w:hAnsi="Times New Roman" w:cs="Times New Roman"/>
-        </w:rPr>
-        <w:t>P&amp;L, the level exposure earned 0.05</w:t>
-      </w:r>
-      <w:r>
-        <w:rPr>
-          <w:rFonts w:ascii="Times New Roman" w:hAnsi="Times New Roman" w:cs="Times New Roman"/>
-        </w:rPr>
-        <w:t>%</w:t>
-      </w:r>
-      <w:r>
-        <w:rPr>
-          <w:rFonts w:ascii="Times New Roman" w:hAnsi="Times New Roman" w:cs="Times New Roman"/>
-        </w:rPr>
-        <w:t xml:space="preserve"> of capital per year, where the rest lost -0.77%. </w:t>
-      </w:r>
-      <w:r>
-        <w:rPr>
-          <w:rFonts w:ascii="Times New Roman" w:hAnsi="Times New Roman" w:cs="Times New Roman"/>
-        </w:rPr>
-        <w:t xml:space="preserve">The level sleeves earn +0.22% per year gross and -1.20% net; costs (1.43%) alone turn the level negative. </w:t>
-      </w:r>
-    </w:p>
-    <w:p>
-      <w:pPr>
-        <w:keepNext/>
-        <w:spacing w:before="120" w:after="0"/>
-        <w:jc w:val="center"/>
-        <w:rPr>
-          <w:rFonts w:ascii="Times New Roman" w:hAnsi="Times New Roman" w:cs="Times New Roman"/>
-        </w:rPr>
-      </w:pPr>
-      <w:r>
-        <w:rPr>
-          <w:rFonts w:ascii="Times New Roman" w:hAnsi="Times New Roman" w:cs="Times New Roman"/>
-          <w:noProof/>
-        </w:rPr>
-        <w:drawing>
-          <wp:inline distT="0" distB="0" distL="0" distR="0" wp14:anchorId="6B2636AB" wp14:editId="22DF802E">
-            <wp:extent cx="3931920" cy="2614308"/>
-            <wp:effectExtent l="0" t="0" r="0" b="0"/>
-            <wp:docPr id="3001" name="Picture 3001"/>
-            <wp:cNvGraphicFramePr>
-              <a:graphicFrameLocks xmlns:a="http://schemas.openxmlformats.org/drawingml/2006/main" noChangeAspect="1"/>
-            </wp:cNvGraphicFramePr>
-            <a:graphic xmlns:a="http://schemas.openxmlformats.org/drawingml/2006/main">
-              <a:graphicData uri="http://schemas.openxmlformats.org/drawingml/2006/picture">
-                <pic:pic xmlns:pic="http://schemas.openxmlformats.org/drawingml/2006/picture">
-                  <pic:nvPicPr>
-                    <pic:cNvPr id="3001" name="Picture 3001"/>
-                    <pic:cNvPicPr/>
-                  </pic:nvPicPr>
-                  <pic:blipFill>
-                    <a:blip r:embed="rId14" cstate="print">
-                      <a:extLst>
-                        <a:ext uri="{28A0092B-C50C-407E-A947-70E740481C1C}">
-                          <a14:useLocalDpi xmlns:a14="http://schemas.microsoft.com/office/drawing/2010/main" val="0"/>
-                        </a:ext>
-                      </a:extLst>
-                    </a:blip>
-                    <a:stretch>
-                      <a:fillRect/>
-                    </a:stretch>
-                  </pic:blipFill>
-                  <pic:spPr>
-                    <a:xfrm>
-                      <a:off x="0" y="0"/>
-                      <a:ext cx="3931920" cy="2614308"/>
-                    </a:xfrm>
-                    <a:prstGeom prst="rect">
-                      <a:avLst/>
-                    </a:prstGeom>
-                  </pic:spPr>
-                </pic:pic>
-              </a:graphicData>
-            </a:graphic>
-          </wp:inline>
-        </w:drawing>
-      </w:r>
-    </w:p>
-    <w:p>
-      <w:pPr>
-        <w:pStyle w:val="Caption"/>
-      </w:pPr>
-      <w:r>
-        <w:rPr>
-          <w:b/>
-          <w:i w:val="0"/>
-        </w:rPr>
-        <w:t xml:space="preserve">Figure </w:t>
-      </w:r>
-      <w:fldSimple w:instr=" SEQ Figure \* ARABIC ">
-        <w:r>
-          <w:rPr>
-            <w:noProof/>
-          </w:rPr>
-          <w:t>7</w:t>
-        </w:r>
-      </w:fldSimple>
-      <w:r>
-        <w:rPr>
-          <w:b/>
-          <w:i w:val="0"/>
-        </w:rPr>
-        <w:t xml:space="preserve">. </w:t>
-      </w:r>
-      <w:r>
-        <w:t>Net equity by component: level, slope and cross-country, with the book gross and net.</w:t>
-      </w:r>
-    </w:p>
-    <w:p>
-      <w:pPr>
         <w:pStyle w:val="Heading1"/>
       </w:pPr>
       <w:r>
-        <w:lastRenderedPageBreak/>
         <w:t>The signal and the null</w:t>
       </w:r>
     </w:p>
@@ -2514,7 +3821,7 @@
                     <pic:cNvPicPr/>
                   </pic:nvPicPr>
                   <pic:blipFill>
-                    <a:blip r:embed="rId15" cstate="print">
+                    <a:blip r:embed="rId14" cstate="print">
                       <a:extLst>
                         <a:ext uri="{28A0092B-C50C-407E-A947-70E740481C1C}">
                           <a14:useLocalDpi xmlns:a14="http://schemas.microsoft.com/office/drawing/2010/main" val="0"/>
@@ -2544,7 +3851,9 @@
     <w:p>
       <w:pPr>
         <w:pStyle w:val="Caption"/>
-      </w:pPr>
+        <w:keepNext/>
+      </w:pPr>
+      <w:bookmarkStart w:id="6" w:name="_Ref242040145"/>
       <w:r>
         <w:rPr>
           <w:b/>
@@ -2557,9 +3866,10 @@
           <w:rPr>
             <w:noProof/>
           </w:rPr>
-          <w:t>8</w:t>
+          <w:t>7</w:t>
         </w:r>
       </w:fldSimple>
+      <w:bookmarkEnd w:id="6"/>
       <w:r>
         <w:rPr>
           <w:b/>
@@ -2576,6 +3886,7 @@
         <w:pStyle w:val="Caption"/>
         <w:keepNext/>
       </w:pPr>
+      <w:bookmarkStart w:id="7" w:name="_Ref242040144"/>
       <w:r>
         <w:rPr>
           <w:b/>
@@ -2591,6 +3902,7 @@
           <w:t>1</w:t>
         </w:r>
       </w:fldSimple>
+      <w:bookmarkEnd w:id="7"/>
       <w:r>
         <w:rPr>
           <w:b/>
@@ -2667,7 +3979,6 @@
               <w:spacing w:before="20" w:after="20" w:line="240" w:lineRule="auto"/>
               <w:jc w:val="center"/>
             </w:pPr>
-            <w:proofErr w:type="gramStart"/>
             <w:r>
               <w:rPr>
                 <w:rFonts w:ascii="Times New Roman" w:hAnsi="Times New Roman" w:cs="Times New Roman"/>
@@ -2676,18 +3987,7 @@
                 <w:sz w:val="19"/>
                 <w:szCs w:val="19"/>
               </w:rPr>
-              <w:t>IC(</w:t>
-            </w:r>
-            <w:proofErr w:type="gramEnd"/>
-            <w:r>
-              <w:rPr>
-                <w:rFonts w:ascii="Times New Roman" w:hAnsi="Times New Roman" w:cs="Times New Roman"/>
-                <w:b/>
-                <w:bCs/>
-                <w:sz w:val="19"/>
-                <w:szCs w:val="19"/>
-              </w:rPr>
-              <w:t>5) (t)</w:t>
+              <w:t>IC(5) (t)</w:t>
             </w:r>
           </w:p>
         </w:tc>
@@ -2703,7 +4003,6 @@
               <w:spacing w:before="20" w:after="20" w:line="240" w:lineRule="auto"/>
               <w:jc w:val="center"/>
             </w:pPr>
-            <w:proofErr w:type="gramStart"/>
             <w:r>
               <w:rPr>
                 <w:rFonts w:ascii="Times New Roman" w:hAnsi="Times New Roman" w:cs="Times New Roman"/>
@@ -2712,18 +4011,7 @@
                 <w:sz w:val="19"/>
                 <w:szCs w:val="19"/>
               </w:rPr>
-              <w:t>IC(</w:t>
-            </w:r>
-            <w:proofErr w:type="gramEnd"/>
-            <w:r>
-              <w:rPr>
-                <w:rFonts w:ascii="Times New Roman" w:hAnsi="Times New Roman" w:cs="Times New Roman"/>
-                <w:b/>
-                <w:bCs/>
-                <w:sz w:val="19"/>
-                <w:szCs w:val="19"/>
-              </w:rPr>
-              <w:t>21) (t)</w:t>
+              <w:t>IC(21) (t)</w:t>
             </w:r>
           </w:p>
         </w:tc>
@@ -2739,7 +4027,6 @@
               <w:spacing w:before="20" w:after="20" w:line="240" w:lineRule="auto"/>
               <w:jc w:val="center"/>
             </w:pPr>
-            <w:proofErr w:type="gramStart"/>
             <w:r>
               <w:rPr>
                 <w:rFonts w:ascii="Times New Roman" w:hAnsi="Times New Roman" w:cs="Times New Roman"/>
@@ -2748,18 +4035,7 @@
                 <w:sz w:val="19"/>
                 <w:szCs w:val="19"/>
               </w:rPr>
-              <w:t>IC(</w:t>
-            </w:r>
-            <w:proofErr w:type="gramEnd"/>
-            <w:r>
-              <w:rPr>
-                <w:rFonts w:ascii="Times New Roman" w:hAnsi="Times New Roman" w:cs="Times New Roman"/>
-                <w:b/>
-                <w:bCs/>
-                <w:sz w:val="19"/>
-                <w:szCs w:val="19"/>
-              </w:rPr>
-              <w:t>63) (t)</w:t>
+              <w:t>IC(63) (t)</w:t>
             </w:r>
           </w:p>
         </w:tc>
@@ -2807,29 +4083,7 @@
                 <w:sz w:val="19"/>
                 <w:szCs w:val="19"/>
               </w:rPr>
-              <w:t xml:space="preserve">Non-overlapping </w:t>
-            </w:r>
-            <w:proofErr w:type="gramStart"/>
-            <w:r>
-              <w:rPr>
-                <w:rFonts w:ascii="Times New Roman" w:hAnsi="Times New Roman" w:cs="Times New Roman"/>
-                <w:b/>
-                <w:bCs/>
-                <w:sz w:val="19"/>
-                <w:szCs w:val="19"/>
-              </w:rPr>
-              <w:t>IC(</w:t>
-            </w:r>
-            <w:proofErr w:type="gramEnd"/>
-            <w:r>
-              <w:rPr>
-                <w:rFonts w:ascii="Times New Roman" w:hAnsi="Times New Roman" w:cs="Times New Roman"/>
-                <w:b/>
-                <w:bCs/>
-                <w:sz w:val="19"/>
-                <w:szCs w:val="19"/>
-              </w:rPr>
-              <w:t>21) [range]</w:t>
+              <w:t>Non-overlapping IC(21) [range]</w:t>
             </w:r>
           </w:p>
         </w:tc>
@@ -3499,7 +4753,113 @@
         <w:rPr>
           <w:rFonts w:ascii="Times New Roman" w:hAnsi="Times New Roman" w:cs="Times New Roman"/>
         </w:rPr>
-        <w:t>The USD gap has no forecasting value and instead points the wrong way.</w:t>
+        <w:t>The USD gap has no forecasting value and instead points the wrong way</w:t>
+      </w:r>
+      <w:r>
+        <w:rPr>
+          <w:rFonts w:ascii="Times New Roman" w:hAnsi="Times New Roman" w:cs="Times New Roman"/>
+        </w:rPr>
+        <w:t xml:space="preserve"> (</w:t>
+      </w:r>
+      <w:r>
+        <w:rPr>
+          <w:rFonts w:ascii="Times New Roman" w:hAnsi="Times New Roman" w:cs="Times New Roman"/>
+        </w:rPr>
+        <w:fldChar w:fldCharType="begin"/>
+      </w:r>
+      <w:r>
+        <w:rPr>
+          <w:rFonts w:ascii="Times New Roman" w:hAnsi="Times New Roman" w:cs="Times New Roman"/>
+        </w:rPr>
+        <w:instrText xml:space="preserve"> REF _Ref242040145 \h </w:instrText>
+      </w:r>
+      <w:r>
+        <w:rPr>
+          <w:rFonts w:ascii="Times New Roman" w:hAnsi="Times New Roman" w:cs="Times New Roman"/>
+        </w:rPr>
+      </w:r>
+      <w:r>
+        <w:rPr>
+          <w:rFonts w:ascii="Times New Roman" w:hAnsi="Times New Roman" w:cs="Times New Roman"/>
+        </w:rPr>
+        <w:fldChar w:fldCharType="separate"/>
+      </w:r>
+      <w:r>
+        <w:rPr>
+          <w:b/>
+        </w:rPr>
+        <w:t xml:space="preserve">Figure </w:t>
+      </w:r>
+      <w:r>
+        <w:rPr>
+          <w:noProof/>
+        </w:rPr>
+        <w:t>7</w:t>
+      </w:r>
+      <w:r>
+        <w:rPr>
+          <w:rFonts w:ascii="Times New Roman" w:hAnsi="Times New Roman" w:cs="Times New Roman"/>
+        </w:rPr>
+        <w:fldChar w:fldCharType="end"/>
+      </w:r>
+      <w:r>
+        <w:rPr>
+          <w:rFonts w:ascii="Times New Roman" w:hAnsi="Times New Roman" w:cs="Times New Roman"/>
+        </w:rPr>
+        <w:t xml:space="preserve">, </w:t>
+      </w:r>
+      <w:r>
+        <w:rPr>
+          <w:rFonts w:ascii="Times New Roman" w:hAnsi="Times New Roman" w:cs="Times New Roman"/>
+        </w:rPr>
+        <w:fldChar w:fldCharType="begin"/>
+      </w:r>
+      <w:r>
+        <w:rPr>
+          <w:rFonts w:ascii="Times New Roman" w:hAnsi="Times New Roman" w:cs="Times New Roman"/>
+        </w:rPr>
+        <w:instrText xml:space="preserve"> REF _Ref242040144 \h </w:instrText>
+      </w:r>
+      <w:r>
+        <w:rPr>
+          <w:rFonts w:ascii="Times New Roman" w:hAnsi="Times New Roman" w:cs="Times New Roman"/>
+        </w:rPr>
+      </w:r>
+      <w:r>
+        <w:rPr>
+          <w:rFonts w:ascii="Times New Roman" w:hAnsi="Times New Roman" w:cs="Times New Roman"/>
+        </w:rPr>
+        <w:fldChar w:fldCharType="separate"/>
+      </w:r>
+      <w:r>
+        <w:rPr>
+          <w:b/>
+        </w:rPr>
+        <w:t xml:space="preserve">Table </w:t>
+      </w:r>
+      <w:r>
+        <w:rPr>
+          <w:noProof/>
+        </w:rPr>
+        <w:t>1</w:t>
+      </w:r>
+      <w:r>
+        <w:rPr>
+          <w:rFonts w:ascii="Times New Roman" w:hAnsi="Times New Roman" w:cs="Times New Roman"/>
+        </w:rPr>
+        <w:fldChar w:fldCharType="end"/>
+      </w:r>
+      <w:r>
+        <w:rPr>
+          <w:rFonts w:ascii="Times New Roman" w:hAnsi="Times New Roman" w:cs="Times New Roman"/>
+        </w:rPr>
+        <w:t>)</w:t>
+      </w:r>
+      <w:r>
+        <w:rPr>
+          <w:rFonts w:ascii="Times New Roman" w:hAnsi="Times New Roman" w:cs="Times New Roman"/>
+        </w:rPr>
+        <w:t>.</w:t>
       </w:r>
       <w:r>
         <w:rPr>
@@ -3517,13 +4877,37 @@
         <w:rPr>
           <w:rFonts w:ascii="Times New Roman" w:hAnsi="Times New Roman" w:cs="Times New Roman"/>
         </w:rPr>
-        <w:t xml:space="preserve"> -0.12 for IC (21) across 2,930 sessions.</w:t>
-      </w:r>
-      <w:r>
-        <w:rPr>
-          <w:rFonts w:ascii="Times New Roman" w:hAnsi="Times New Roman" w:cs="Times New Roman"/>
-        </w:rPr>
-        <w:t xml:space="preserve"> The GBP is the exception to this, not the rule. The results are solid in its case, with GBP outright seeing a solid </w:t>
+        <w:t xml:space="preserve"> </w:t>
+      </w:r>
+      <w:r>
+        <w:rPr>
+          <w:rFonts w:ascii="Times New Roman" w:hAnsi="Times New Roman" w:cs="Times New Roman"/>
+        </w:rPr>
+        <w:t>−</w:t>
+      </w:r>
+      <w:r>
+        <w:rPr>
+          <w:rFonts w:ascii="Times New Roman" w:hAnsi="Times New Roman" w:cs="Times New Roman"/>
+        </w:rPr>
+        <w:t>0.12 for IC (21) across 2,930 sessions.</w:t>
+      </w:r>
+      <w:r>
+        <w:rPr>
+          <w:rFonts w:ascii="Times New Roman" w:hAnsi="Times New Roman" w:cs="Times New Roman"/>
+        </w:rPr>
+        <w:t xml:space="preserve"> The results </w:t>
+      </w:r>
+      <w:r>
+        <w:rPr>
+          <w:rFonts w:ascii="Times New Roman" w:hAnsi="Times New Roman" w:cs="Times New Roman"/>
+        </w:rPr>
+        <w:t>for GBP are strong</w:t>
+      </w:r>
+      <w:r>
+        <w:rPr>
+          <w:rFonts w:ascii="Times New Roman" w:hAnsi="Times New Roman" w:cs="Times New Roman"/>
+        </w:rPr>
+        <w:t xml:space="preserve">, with GBP outright seeing </w:t>
       </w:r>
       <w:r>
         <w:rPr>
@@ -3541,13 +4925,74 @@
         <w:rPr>
           <w:rFonts w:ascii="Times New Roman" w:hAnsi="Times New Roman" w:cs="Times New Roman"/>
         </w:rPr>
-        <w:t xml:space="preserve"> The remaining results for the three curve and cross sleeves carry little information as is present from their t stats trailing </w:t>
-      </w:r>
-      <w:r>
-        <w:rPr>
-          <w:rFonts w:ascii="Times New Roman" w:hAnsi="Times New Roman" w:cs="Times New Roman"/>
-        </w:rPr>
-        <w:t>small</w:t>
+        <w:t xml:space="preserve"> </w:t>
+      </w:r>
+      <w:r>
+        <w:rPr>
+          <w:rFonts w:ascii="Times New Roman" w:hAnsi="Times New Roman" w:cs="Times New Roman"/>
+        </w:rPr>
+        <w:t>The three curve and cross sleeves are small (|t| ≤ 1.6).</w:t>
+      </w:r>
+      <w:r>
+        <w:rPr>
+          <w:rFonts w:ascii="Times New Roman" w:hAnsi="Times New Roman" w:cs="Times New Roman"/>
+        </w:rPr>
+        <w:t xml:space="preserve"> </w:t>
+      </w:r>
+      <w:r>
+        <w:rPr>
+          <w:rFonts w:ascii="Times New Roman" w:hAnsi="Times New Roman" w:cs="Times New Roman"/>
+        </w:rPr>
+        <w:t>Outside GBP outright, nothing here rejects the null.</w:t>
+      </w:r>
+    </w:p>
+    <w:p>
+      <w:pPr>
+        <w:rPr>
+          <w:rFonts w:ascii="Times New Roman" w:hAnsi="Times New Roman" w:cs="Times New Roman"/>
+        </w:rPr>
+      </w:pPr>
+      <w:r>
+        <w:rPr>
+          <w:rFonts w:ascii="Times New Roman" w:hAnsi="Times New Roman" w:cs="Times New Roman"/>
+        </w:rPr>
+        <w:t>The</w:t>
+      </w:r>
+      <w:r>
+        <w:rPr>
+          <w:rFonts w:ascii="Times New Roman" w:hAnsi="Times New Roman" w:cs="Times New Roman"/>
+        </w:rPr>
+        <w:t xml:space="preserve"> t is Newey-West to lag h, but z is persistent, and </w:t>
+      </w:r>
+      <w:r>
+        <w:rPr>
+          <w:rFonts w:ascii="Times New Roman" w:hAnsi="Times New Roman" w:cs="Times New Roman"/>
+        </w:rPr>
+        <w:t xml:space="preserve">so the products of z and the rate change stay </w:t>
+      </w:r>
+      <w:r>
+        <w:rPr>
+          <w:rFonts w:ascii="Times New Roman" w:hAnsi="Times New Roman" w:cs="Times New Roman"/>
+        </w:rPr>
+        <w:t>autocorrelated past h. That results in t</w:t>
+      </w:r>
+      <w:r>
+        <w:rPr>
+          <w:rFonts w:ascii="Times New Roman" w:hAnsi="Times New Roman" w:cs="Times New Roman"/>
+        </w:rPr>
+        <w:t xml:space="preserve"> </w:t>
+      </w:r>
+      <w:r>
+        <w:rPr>
+          <w:rFonts w:ascii="Times New Roman" w:hAnsi="Times New Roman" w:cs="Times New Roman"/>
+        </w:rPr>
+        <w:t>overstating</w:t>
+      </w:r>
+      <w:r>
+        <w:rPr>
+          <w:rFonts w:ascii="Times New Roman" w:hAnsi="Times New Roman" w:cs="Times New Roman"/>
+        </w:rPr>
+        <w:t xml:space="preserve"> the precision</w:t>
       </w:r>
       <w:r>
         <w:rPr>
@@ -3555,42 +5000,102 @@
         </w:rPr>
         <w:t xml:space="preserve">. </w:t>
       </w:r>
-    </w:p>
-    <w:p>
-      <w:pPr>
-        <w:rPr>
-          <w:rFonts w:ascii="Times New Roman" w:hAnsi="Times New Roman" w:cs="Times New Roman"/>
-        </w:rPr>
-      </w:pPr>
-      <w:r>
-        <w:rPr>
-          <w:rFonts w:ascii="Times New Roman" w:hAnsi="Times New Roman" w:cs="Times New Roman"/>
-        </w:rPr>
-        <w:t>Additionally,</w:t>
-      </w:r>
-      <w:r>
-        <w:rPr>
-          <w:rFonts w:ascii="Times New Roman" w:hAnsi="Times New Roman" w:cs="Times New Roman"/>
-        </w:rPr>
-        <w:t xml:space="preserve"> it is i</w:t>
-      </w:r>
-      <w:r>
-        <w:rPr>
-          <w:rFonts w:ascii="Times New Roman" w:hAnsi="Times New Roman" w:cs="Times New Roman"/>
-        </w:rPr>
-        <w:t xml:space="preserve">mportant to mention </w:t>
-      </w:r>
-      <w:r>
-        <w:rPr>
-          <w:rFonts w:ascii="Times New Roman" w:hAnsi="Times New Roman" w:cs="Times New Roman"/>
-        </w:rPr>
-        <w:t>that t</w:t>
-      </w:r>
-      <w:r>
-        <w:rPr>
-          <w:rFonts w:ascii="Times New Roman" w:hAnsi="Times New Roman" w:cs="Times New Roman"/>
-        </w:rPr>
-        <w:t>he t is Newey-West to lag h, but z is persistent, and due to this they stay autocorrelated past h. That results in t</w:t>
+      <w:r>
+        <w:rPr>
+          <w:rFonts w:ascii="Times New Roman" w:hAnsi="Times New Roman" w:cs="Times New Roman"/>
+        </w:rPr>
+        <w:t xml:space="preserve">The non-overlapping check gives GBP </w:t>
+      </w:r>
+      <w:r>
+        <w:rPr>
+          <w:rFonts w:ascii="Times New Roman" w:hAnsi="Times New Roman" w:cs="Times New Roman"/>
+        </w:rPr>
+        <w:t>+</w:t>
+      </w:r>
+      <w:r>
+        <w:rPr>
+          <w:rFonts w:ascii="Times New Roman" w:hAnsi="Times New Roman" w:cs="Times New Roman"/>
+        </w:rPr>
+        <w:t xml:space="preserve">0.32 to </w:t>
+      </w:r>
+      <w:r>
+        <w:rPr>
+          <w:rFonts w:ascii="Times New Roman" w:hAnsi="Times New Roman" w:cs="Times New Roman"/>
+        </w:rPr>
+        <w:t>+</w:t>
+      </w:r>
+      <w:r>
+        <w:rPr>
+          <w:rFonts w:ascii="Times New Roman" w:hAnsi="Times New Roman" w:cs="Times New Roman"/>
+        </w:rPr>
+        <w:t xml:space="preserve">0.43, clear of zero, and USD </w:t>
+      </w:r>
+      <w:r>
+        <w:rPr>
+          <w:rFonts w:ascii="Times New Roman" w:hAnsi="Times New Roman" w:cs="Times New Roman"/>
+        </w:rPr>
+        <w:t>−</w:t>
+      </w:r>
+      <w:r>
+        <w:rPr>
+          <w:rFonts w:ascii="Times New Roman" w:hAnsi="Times New Roman" w:cs="Times New Roman"/>
+        </w:rPr>
+        <w:t xml:space="preserve">0.18 to </w:t>
+      </w:r>
+      <w:r>
+        <w:rPr>
+          <w:rFonts w:ascii="Times New Roman" w:hAnsi="Times New Roman" w:cs="Times New Roman"/>
+        </w:rPr>
+        <w:t>−</w:t>
+      </w:r>
+      <w:r>
+        <w:rPr>
+          <w:rFonts w:ascii="Times New Roman" w:hAnsi="Times New Roman" w:cs="Times New Roman"/>
+        </w:rPr>
+        <w:t xml:space="preserve">0.06. </w:t>
+      </w:r>
+    </w:p>
+    <w:p>
+      <w:pPr>
+        <w:rPr>
+          <w:rFonts w:ascii="Times New Roman" w:hAnsi="Times New Roman" w:cs="Times New Roman"/>
+        </w:rPr>
+      </w:pPr>
+      <w:r>
+        <w:rPr>
+          <w:rFonts w:ascii="Times New Roman" w:hAnsi="Times New Roman" w:cs="Times New Roman"/>
+        </w:rPr>
+        <w:t xml:space="preserve">The </w:t>
+      </w:r>
+      <w:r>
+        <w:rPr>
+          <w:rFonts w:ascii="Times New Roman" w:hAnsi="Times New Roman" w:cs="Times New Roman"/>
+        </w:rPr>
+        <w:t>interpretation</w:t>
+      </w:r>
+      <w:r>
+        <w:rPr>
+          <w:rFonts w:ascii="Times New Roman" w:hAnsi="Times New Roman" w:cs="Times New Roman"/>
+        </w:rPr>
+        <w:t xml:space="preserve"> from these results is that the market leads the Fed. </w:t>
+      </w:r>
+      <w:r>
+        <w:rPr>
+          <w:rFonts w:ascii="Times New Roman" w:hAnsi="Times New Roman" w:cs="Times New Roman"/>
+        </w:rPr>
+        <w:t>A negative IC means that when the market sits below the rule, the rule falls towards the market over the following weeks, because the Fed’s rate moves; the market doesn’t rise toward the rule</w:t>
+      </w:r>
+      <w:r>
+        <w:rPr>
+          <w:rFonts w:ascii="Times New Roman" w:hAnsi="Times New Roman" w:cs="Times New Roman"/>
+        </w:rPr>
+        <w:t xml:space="preserve">. The dots move towards the market </w:t>
+      </w:r>
+      <w:r>
+        <w:rPr>
+          <w:rFonts w:ascii="Times New Roman" w:hAnsi="Times New Roman" w:cs="Times New Roman"/>
+        </w:rPr>
+        <w:t>(+0.68 per bp of gap over 63 sessions (t</w:t>
       </w:r>
       <w:r>
         <w:rPr>
@@ -3602,106 +5107,7 @@
         <w:rPr>
           <w:rFonts w:ascii="Times New Roman" w:hAnsi="Times New Roman" w:cs="Times New Roman"/>
         </w:rPr>
-        <w:t>overstating</w:t>
-      </w:r>
-      <w:r>
-        <w:rPr>
-          <w:rFonts w:ascii="Times New Roman" w:hAnsi="Times New Roman" w:cs="Times New Roman"/>
-        </w:rPr>
-        <w:t xml:space="preserve"> the precision</w:t>
-      </w:r>
-      <w:r>
-        <w:rPr>
-          <w:rFonts w:ascii="Times New Roman" w:hAnsi="Times New Roman" w:cs="Times New Roman"/>
-        </w:rPr>
-        <w:t xml:space="preserve">. </w:t>
-      </w:r>
-      <w:r>
-        <w:rPr>
-          <w:rFonts w:ascii="Times New Roman" w:hAnsi="Times New Roman" w:cs="Times New Roman"/>
-        </w:rPr>
-        <w:t xml:space="preserve">The non-overlapping check gives GBP </w:t>
-      </w:r>
-      <w:r>
-        <w:rPr>
-          <w:rFonts w:ascii="Times New Roman" w:hAnsi="Times New Roman" w:cs="Times New Roman"/>
-        </w:rPr>
-        <w:t>+</w:t>
-      </w:r>
-      <w:r>
-        <w:rPr>
-          <w:rFonts w:ascii="Times New Roman" w:hAnsi="Times New Roman" w:cs="Times New Roman"/>
-        </w:rPr>
-        <w:t xml:space="preserve">0.32 to </w:t>
-      </w:r>
-      <w:r>
-        <w:rPr>
-          <w:rFonts w:ascii="Times New Roman" w:hAnsi="Times New Roman" w:cs="Times New Roman"/>
-        </w:rPr>
-        <w:t>+</w:t>
-      </w:r>
-      <w:r>
-        <w:rPr>
-          <w:rFonts w:ascii="Times New Roman" w:hAnsi="Times New Roman" w:cs="Times New Roman"/>
-        </w:rPr>
-        <w:t xml:space="preserve">0.43, clear of zero, and USD -0.18 to -0.06. </w:t>
-      </w:r>
-    </w:p>
-    <w:p>
-      <w:pPr>
-        <w:rPr>
-          <w:rFonts w:ascii="Times New Roman" w:hAnsi="Times New Roman" w:cs="Times New Roman"/>
-        </w:rPr>
-      </w:pPr>
-      <w:r>
-        <w:rPr>
-          <w:rFonts w:ascii="Times New Roman" w:hAnsi="Times New Roman" w:cs="Times New Roman"/>
-        </w:rPr>
-        <w:t xml:space="preserve">The </w:t>
-      </w:r>
-      <w:r>
-        <w:rPr>
-          <w:rFonts w:ascii="Times New Roman" w:hAnsi="Times New Roman" w:cs="Times New Roman"/>
-        </w:rPr>
-        <w:t>interpretation</w:t>
-      </w:r>
-      <w:r>
-        <w:rPr>
-          <w:rFonts w:ascii="Times New Roman" w:hAnsi="Times New Roman" w:cs="Times New Roman"/>
-        </w:rPr>
-        <w:t xml:space="preserve"> </w:t>
-      </w:r>
-      <w:proofErr w:type="gramStart"/>
-      <w:r>
-        <w:rPr>
-          <w:rFonts w:ascii="Times New Roman" w:hAnsi="Times New Roman" w:cs="Times New Roman"/>
-        </w:rPr>
-        <w:t>from</w:t>
-      </w:r>
-      <w:proofErr w:type="gramEnd"/>
-      <w:r>
-        <w:rPr>
-          <w:rFonts w:ascii="Times New Roman" w:hAnsi="Times New Roman" w:cs="Times New Roman"/>
-        </w:rPr>
-        <w:t xml:space="preserve"> these results is that the market leads the Fed. </w:t>
-      </w:r>
-      <w:r>
-        <w:rPr>
-          <w:rFonts w:ascii="Times New Roman" w:hAnsi="Times New Roman" w:cs="Times New Roman"/>
-        </w:rPr>
-        <w:t>A negative IC means that when the market sits below the rule, the rule falls towards the market over the following weeks, because the Fed’s rate moves; the market doesn’t rise toward the rule</w:t>
-      </w:r>
-      <w:r>
-        <w:rPr>
-          <w:rFonts w:ascii="Times New Roman" w:hAnsi="Times New Roman" w:cs="Times New Roman"/>
-        </w:rPr>
-        <w:t xml:space="preserve">. The dots move towards the market </w:t>
-      </w:r>
-      <w:r>
-        <w:rPr>
-          <w:rFonts w:ascii="Times New Roman" w:hAnsi="Times New Roman" w:cs="Times New Roman"/>
-        </w:rPr>
-        <w:t>(+0.68 per bp of gap over 63 sessions (t+4.7) against +0.09 (t +0.5) the other way</w:t>
+        <w:t>+4.7) against +0.09 (t +0.5) the other way</w:t>
       </w:r>
       <w:r>
         <w:rPr>
@@ -3709,13 +5115,24 @@
         </w:rPr>
         <w:t xml:space="preserve">). </w:t>
       </w:r>
+      <w:r>
+        <w:rPr>
+          <w:rFonts w:ascii="Times New Roman" w:hAnsi="Times New Roman" w:cs="Times New Roman"/>
+        </w:rPr>
+        <w:t>The gap carries no usable information at the book level; GBP outright is the one exception.</w:t>
+      </w:r>
+      <w:r>
+        <w:rPr>
+          <w:rFonts w:ascii="Times New Roman" w:hAnsi="Times New Roman" w:cs="Times New Roman"/>
+        </w:rPr>
+        <w:t xml:space="preserve"> As shown later, I do not claim this as a tradable signal.</w:t>
+      </w:r>
     </w:p>
     <w:p>
       <w:pPr>
         <w:pStyle w:val="Heading2"/>
       </w:pPr>
       <w:r>
-        <w:lastRenderedPageBreak/>
         <w:t>Performance</w:t>
       </w:r>
     </w:p>
@@ -3734,7 +5151,7 @@
           <w:noProof/>
         </w:rPr>
         <w:drawing>
-          <wp:inline distT="0" distB="0" distL="0" distR="0" wp14:anchorId="741ED2CE" wp14:editId="47B000C9">
+          <wp:inline distT="0" distB="0" distL="0" distR="0" wp14:anchorId="741ED2CE" wp14:editId="0D370BB6">
             <wp:extent cx="5760720" cy="2534857"/>
             <wp:effectExtent l="0" t="0" r="0" b="0"/>
             <wp:docPr id="1441700531" name="Picture 7"/>
@@ -3749,7 +5166,7 @@
                     <pic:cNvPicPr/>
                   </pic:nvPicPr>
                   <pic:blipFill>
-                    <a:blip r:embed="rId16" cstate="print">
+                    <a:blip r:embed="rId15" cstate="print">
                       <a:extLst>
                         <a:ext uri="{28A0092B-C50C-407E-A947-70E740481C1C}">
                           <a14:useLocalDpi xmlns:a14="http://schemas.microsoft.com/office/drawing/2010/main" val="0"/>
@@ -3780,6 +5197,7 @@
       <w:pPr>
         <w:pStyle w:val="Caption"/>
       </w:pPr>
+      <w:bookmarkStart w:id="8" w:name="_Ref242040142"/>
       <w:r>
         <w:rPr>
           <w:b/>
@@ -3792,9 +5210,10 @@
           <w:rPr>
             <w:noProof/>
           </w:rPr>
-          <w:t>9</w:t>
+          <w:t>8</w:t>
         </w:r>
       </w:fldSimple>
+      <w:bookmarkEnd w:id="8"/>
       <w:r>
         <w:rPr>
           <w:b/>
@@ -3811,6 +5230,7 @@
         <w:pStyle w:val="Caption"/>
         <w:keepNext/>
       </w:pPr>
+      <w:bookmarkStart w:id="9" w:name="_Ref242040143"/>
       <w:r>
         <w:rPr>
           <w:b/>
@@ -3826,6 +5246,7 @@
           <w:t>2</w:t>
         </w:r>
       </w:fldSimple>
+      <w:bookmarkEnd w:id="9"/>
       <w:r>
         <w:rPr>
           <w:b/>
@@ -4810,13 +6231,227 @@
         <w:rPr>
           <w:rFonts w:ascii="Times New Roman" w:hAnsi="Times New Roman" w:cs="Times New Roman"/>
         </w:rPr>
-        <w:t>Gross</w:t>
-      </w:r>
-      <w:r>
-        <w:rPr>
-          <w:rFonts w:ascii="Times New Roman" w:hAnsi="Times New Roman" w:cs="Times New Roman"/>
-        </w:rPr>
-        <w:t xml:space="preserve"> -0.14, net -0.60 (standard error 0.32), -3.19% of capital per year. The worst drawdown was fierce, but more reflective of a grind than of a break, 57.5%: April 2014 to September 2021. The worst 21 session loss is only 10.8%. The losses in the book are concentrated in the USD outright, which accounts for -25.9% cumulative.</w:t>
+        <w:t>The book’s Sharpe ratio is</w:t>
+      </w:r>
+      <w:r>
+        <w:rPr>
+          <w:rFonts w:ascii="Times New Roman" w:hAnsi="Times New Roman" w:cs="Times New Roman"/>
+        </w:rPr>
+        <w:t xml:space="preserve"> </w:t>
+      </w:r>
+      <w:r>
+        <w:rPr>
+          <w:rFonts w:ascii="Times New Roman" w:hAnsi="Times New Roman" w:cs="Times New Roman"/>
+        </w:rPr>
+        <w:t>−</w:t>
+      </w:r>
+      <w:r>
+        <w:rPr>
+          <w:rFonts w:ascii="Times New Roman" w:hAnsi="Times New Roman" w:cs="Times New Roman"/>
+        </w:rPr>
+        <w:t>0.14</w:t>
+      </w:r>
+      <w:r>
+        <w:rPr>
+          <w:rFonts w:ascii="Times New Roman" w:hAnsi="Times New Roman" w:cs="Times New Roman"/>
+        </w:rPr>
+        <w:t xml:space="preserve"> </w:t>
+      </w:r>
+      <w:r>
+        <w:rPr>
+          <w:rFonts w:ascii="Times New Roman" w:hAnsi="Times New Roman" w:cs="Times New Roman"/>
+        </w:rPr>
+        <w:t xml:space="preserve">gross </w:t>
+      </w:r>
+      <w:r>
+        <w:rPr>
+          <w:rFonts w:ascii="Times New Roman" w:hAnsi="Times New Roman" w:cs="Times New Roman"/>
+        </w:rPr>
+        <w:t xml:space="preserve">and </w:t>
+      </w:r>
+      <w:r>
+        <w:rPr>
+          <w:rFonts w:ascii="Times New Roman" w:hAnsi="Times New Roman" w:cs="Times New Roman"/>
+        </w:rPr>
+        <w:t>−</w:t>
+      </w:r>
+      <w:r>
+        <w:rPr>
+          <w:rFonts w:ascii="Times New Roman" w:hAnsi="Times New Roman" w:cs="Times New Roman"/>
+        </w:rPr>
+        <w:t>0.60</w:t>
+      </w:r>
+      <w:r>
+        <w:rPr>
+          <w:rFonts w:ascii="Times New Roman" w:hAnsi="Times New Roman" w:cs="Times New Roman"/>
+        </w:rPr>
+        <w:t xml:space="preserve"> net</w:t>
+      </w:r>
+      <w:r>
+        <w:rPr>
+          <w:rFonts w:ascii="Times New Roman" w:hAnsi="Times New Roman" w:cs="Times New Roman"/>
+        </w:rPr>
+        <w:t xml:space="preserve"> (</w:t>
+      </w:r>
+      <w:r>
+        <w:rPr>
+          <w:rFonts w:ascii="Times New Roman" w:hAnsi="Times New Roman" w:cs="Times New Roman"/>
+        </w:rPr>
+        <w:t>SE</w:t>
+      </w:r>
+      <w:r>
+        <w:rPr>
+          <w:rFonts w:ascii="Times New Roman" w:hAnsi="Times New Roman" w:cs="Times New Roman"/>
+        </w:rPr>
+        <w:t xml:space="preserve"> 0.32</w:t>
+      </w:r>
+      <w:r>
+        <w:rPr>
+          <w:rFonts w:ascii="Times New Roman" w:hAnsi="Times New Roman" w:cs="Times New Roman"/>
+        </w:rPr>
+        <w:t xml:space="preserve">; </w:t>
+      </w:r>
+      <w:r>
+        <w:rPr>
+          <w:rFonts w:ascii="Times New Roman" w:hAnsi="Times New Roman" w:cs="Times New Roman"/>
+        </w:rPr>
+        <w:fldChar w:fldCharType="begin"/>
+      </w:r>
+      <w:r>
+        <w:rPr>
+          <w:rFonts w:ascii="Times New Roman" w:hAnsi="Times New Roman" w:cs="Times New Roman"/>
+        </w:rPr>
+        <w:instrText xml:space="preserve"> REF _Ref242040143 \h </w:instrText>
+      </w:r>
+      <w:r>
+        <w:rPr>
+          <w:rFonts w:ascii="Times New Roman" w:hAnsi="Times New Roman" w:cs="Times New Roman"/>
+        </w:rPr>
+      </w:r>
+      <w:r>
+        <w:rPr>
+          <w:rFonts w:ascii="Times New Roman" w:hAnsi="Times New Roman" w:cs="Times New Roman"/>
+        </w:rPr>
+        <w:fldChar w:fldCharType="separate"/>
+      </w:r>
+      <w:r>
+        <w:rPr>
+          <w:b/>
+        </w:rPr>
+        <w:t xml:space="preserve">Table </w:t>
+      </w:r>
+      <w:r>
+        <w:rPr>
+          <w:noProof/>
+        </w:rPr>
+        <w:t>2</w:t>
+      </w:r>
+      <w:r>
+        <w:rPr>
+          <w:rFonts w:ascii="Times New Roman" w:hAnsi="Times New Roman" w:cs="Times New Roman"/>
+        </w:rPr>
+        <w:fldChar w:fldCharType="end"/>
+      </w:r>
+      <w:r>
+        <w:rPr>
+          <w:rFonts w:ascii="Times New Roman" w:hAnsi="Times New Roman" w:cs="Times New Roman"/>
+        </w:rPr>
+        <w:t>)</w:t>
+      </w:r>
+      <w:r>
+        <w:rPr>
+          <w:rFonts w:ascii="Times New Roman" w:hAnsi="Times New Roman" w:cs="Times New Roman"/>
+        </w:rPr>
+        <w:t>:</w:t>
+      </w:r>
+      <w:r>
+        <w:rPr>
+          <w:rFonts w:ascii="Times New Roman" w:hAnsi="Times New Roman" w:cs="Times New Roman"/>
+        </w:rPr>
+        <w:t xml:space="preserve"> </w:t>
+      </w:r>
+      <w:r>
+        <w:rPr>
+          <w:rFonts w:ascii="Times New Roman" w:hAnsi="Times New Roman" w:cs="Times New Roman"/>
+        </w:rPr>
+        <w:t>−</w:t>
+      </w:r>
+      <w:r>
+        <w:rPr>
+          <w:rFonts w:ascii="Times New Roman" w:hAnsi="Times New Roman" w:cs="Times New Roman"/>
+        </w:rPr>
+        <w:t xml:space="preserve">3.19% of capital per year. The worst drawdown was more reflective of a grind than of a break, 57.5%: April 2014 to September 2021. The worst 21 session loss is only 10.8%. The losses in the book are concentrated in the USD outright, which accounts for </w:t>
+      </w:r>
+      <w:r>
+        <w:rPr>
+          <w:rFonts w:ascii="Times New Roman" w:hAnsi="Times New Roman" w:cs="Times New Roman"/>
+        </w:rPr>
+        <w:t>−</w:t>
+      </w:r>
+      <w:r>
+        <w:rPr>
+          <w:rFonts w:ascii="Times New Roman" w:hAnsi="Times New Roman" w:cs="Times New Roman"/>
+        </w:rPr>
+        <w:t>25.9% cumulative</w:t>
+      </w:r>
+      <w:r>
+        <w:rPr>
+          <w:rFonts w:ascii="Times New Roman" w:hAnsi="Times New Roman" w:cs="Times New Roman"/>
+        </w:rPr>
+        <w:t xml:space="preserve"> (</w:t>
+      </w:r>
+      <w:r>
+        <w:rPr>
+          <w:rFonts w:ascii="Times New Roman" w:hAnsi="Times New Roman" w:cs="Times New Roman"/>
+        </w:rPr>
+        <w:fldChar w:fldCharType="begin"/>
+      </w:r>
+      <w:r>
+        <w:rPr>
+          <w:rFonts w:ascii="Times New Roman" w:hAnsi="Times New Roman" w:cs="Times New Roman"/>
+        </w:rPr>
+        <w:instrText xml:space="preserve"> REF _Ref242040142 \h </w:instrText>
+      </w:r>
+      <w:r>
+        <w:rPr>
+          <w:rFonts w:ascii="Times New Roman" w:hAnsi="Times New Roman" w:cs="Times New Roman"/>
+        </w:rPr>
+      </w:r>
+      <w:r>
+        <w:rPr>
+          <w:rFonts w:ascii="Times New Roman" w:hAnsi="Times New Roman" w:cs="Times New Roman"/>
+        </w:rPr>
+        <w:fldChar w:fldCharType="separate"/>
+      </w:r>
+      <w:r>
+        <w:rPr>
+          <w:b/>
+        </w:rPr>
+        <w:t xml:space="preserve">Figure </w:t>
+      </w:r>
+      <w:r>
+        <w:rPr>
+          <w:noProof/>
+        </w:rPr>
+        <w:t>8</w:t>
+      </w:r>
+      <w:r>
+        <w:rPr>
+          <w:rFonts w:ascii="Times New Roman" w:hAnsi="Times New Roman" w:cs="Times New Roman"/>
+        </w:rPr>
+        <w:fldChar w:fldCharType="end"/>
+      </w:r>
+      <w:r>
+        <w:rPr>
+          <w:rFonts w:ascii="Times New Roman" w:hAnsi="Times New Roman" w:cs="Times New Roman"/>
+        </w:rPr>
+        <w:t>)</w:t>
+      </w:r>
+      <w:r>
+        <w:rPr>
+          <w:rFonts w:ascii="Times New Roman" w:hAnsi="Times New Roman" w:cs="Times New Roman"/>
+        </w:rPr>
+        <w:t>.</w:t>
       </w:r>
     </w:p>
     <w:p>
@@ -4844,60 +6479,37 @@
         <w:rPr>
           <w:rFonts w:ascii="Times New Roman" w:hAnsi="Times New Roman" w:cs="Times New Roman"/>
         </w:rPr>
-        <w:t xml:space="preserve">outright is the only sleeve that earns, and it earns in one window: net Sharpe Ratio +1.76 while hiking, on 4 trades; excluding this winning period (2022 – 2023) it nets +0.04. GBP </w:t>
-      </w:r>
-      <w:proofErr w:type="spellStart"/>
-      <w:r>
-        <w:rPr>
-          <w:rFonts w:ascii="Times New Roman" w:hAnsi="Times New Roman" w:cs="Times New Roman"/>
-        </w:rPr>
-        <w:t>outright’s</w:t>
-      </w:r>
-      <w:proofErr w:type="spellEnd"/>
-      <w:r>
-        <w:rPr>
-          <w:rFonts w:ascii="Times New Roman" w:hAnsi="Times New Roman" w:cs="Times New Roman"/>
-        </w:rPr>
-        <w:t xml:space="preserve"> success depends on this window, a hindsight r* constant, and is sensitive to the coefficients (+0.67 -&gt; +0.13).</w:t>
-      </w:r>
-    </w:p>
-    <w:p>
-      <w:pPr>
-        <w:pStyle w:val="Heading2"/>
-      </w:pPr>
-      <w:r>
-        <w:t>Reaction</w:t>
-      </w:r>
-    </w:p>
-    <w:p>
-      <w:pPr>
-        <w:rPr>
-          <w:rFonts w:ascii="Times New Roman" w:hAnsi="Times New Roman" w:cs="Times New Roman"/>
-        </w:rPr>
-      </w:pPr>
-      <w:r>
-        <w:rPr>
-          <w:rFonts w:ascii="Times New Roman" w:hAnsi="Times New Roman" w:cs="Times New Roman"/>
-        </w:rPr>
-        <w:t>Nothing</w:t>
-      </w:r>
-      <w:r>
-        <w:rPr>
-          <w:rFonts w:ascii="Times New Roman" w:hAnsi="Times New Roman" w:cs="Times New Roman"/>
-        </w:rPr>
-        <w:t xml:space="preserve"> was re-tuned in response. The hysteresis pair</w:t>
-      </w:r>
-      <w:r>
-        <w:rPr>
-          <w:rFonts w:ascii="Times New Roman" w:hAnsi="Times New Roman" w:cs="Times New Roman"/>
-        </w:rPr>
-        <w:t xml:space="preserve"> was set in config before the grid ran. Similarly, the</w:t>
-      </w:r>
-      <w:r>
-        <w:rPr>
-          <w:rFonts w:ascii="Times New Roman" w:hAnsi="Times New Roman" w:cs="Times New Roman"/>
-        </w:rPr>
-        <w:t xml:space="preserve"> ELB treatment</w:t>
+        <w:t xml:space="preserve">outright is the only sleeve that earns, and it earns in one window: net Sharpe </w:t>
+      </w:r>
+      <w:r>
+        <w:rPr>
+          <w:rFonts w:ascii="Times New Roman" w:hAnsi="Times New Roman" w:cs="Times New Roman"/>
+        </w:rPr>
+        <w:t>r</w:t>
+      </w:r>
+      <w:r>
+        <w:rPr>
+          <w:rFonts w:ascii="Times New Roman" w:hAnsi="Times New Roman" w:cs="Times New Roman"/>
+        </w:rPr>
+        <w:t xml:space="preserve">atio +1.76 </w:t>
+      </w:r>
+      <w:r>
+        <w:rPr>
+          <w:rFonts w:ascii="Times New Roman" w:hAnsi="Times New Roman" w:cs="Times New Roman"/>
+        </w:rPr>
+        <w:t xml:space="preserve">(SE 0.87) </w:t>
+      </w:r>
+      <w:r>
+        <w:rPr>
+          <w:rFonts w:ascii="Times New Roman" w:hAnsi="Times New Roman" w:cs="Times New Roman"/>
+        </w:rPr>
+        <w:t xml:space="preserve">while hiking, on 4 trades; excluding this winning period (2022 – 2023) it nets +0.04. GBP outright’s success depends on this window, a hindsight r* constant, and is sensitive to the coefficients (+0.67 </w:t>
+      </w:r>
+      <w:r>
+        <w:rPr>
+          <w:rFonts w:ascii="Times New Roman" w:hAnsi="Times New Roman" w:cs="Times New Roman"/>
+        </w:rPr>
+        <w:t>→</w:t>
       </w:r>
       <w:r>
         <w:rPr>
@@ -4909,74 +6521,105 @@
         <w:rPr>
           <w:rFonts w:ascii="Times New Roman" w:hAnsi="Times New Roman" w:cs="Times New Roman"/>
         </w:rPr>
-        <w:t xml:space="preserve">and construction were fixed before the results. </w:t>
-      </w:r>
-    </w:p>
-    <w:p>
-      <w:pPr>
-        <w:pStyle w:val="Heading1"/>
-      </w:pPr>
-      <w:r>
-        <w:lastRenderedPageBreak/>
-        <w:t>Costs, rolls and breakeven</w:t>
-      </w:r>
-    </w:p>
-    <w:p>
-      <w:pPr>
-        <w:pStyle w:val="Heading2"/>
-      </w:pPr>
-      <w:r>
-        <w:t>Costs and the roll</w:t>
-      </w:r>
-    </w:p>
-    <w:p>
-      <w:pPr>
-        <w:rPr>
-          <w:rFonts w:ascii="Times New Roman" w:hAnsi="Times New Roman" w:cs="Times New Roman"/>
-        </w:rPr>
-      </w:pPr>
-      <w:r>
-        <w:rPr>
-          <w:rFonts w:ascii="Times New Roman" w:hAnsi="Times New Roman" w:cs="Times New Roman"/>
-        </w:rPr>
-        <w:t xml:space="preserve">Gross is already -0.72% per year. No cost treatment makes the book pay. Even charging rolls at half prices, which saves 0.40% (-3.19% -&gt; -2.78%), is insufficient to change to the outcome. </w:t>
-      </w:r>
-      <w:r>
-        <w:rPr>
-          <w:rFonts w:ascii="Times New Roman" w:hAnsi="Times New Roman" w:cs="Times New Roman"/>
-        </w:rPr>
-        <w:t>There is no breakeven for the portfolio.</w:t>
-      </w:r>
-    </w:p>
-    <w:p>
-      <w:pPr>
-        <w:rPr>
-          <w:rFonts w:ascii="Times New Roman" w:hAnsi="Times New Roman" w:cs="Times New Roman"/>
-        </w:rPr>
-      </w:pPr>
-      <w:r>
-        <w:rPr>
-          <w:rFonts w:ascii="Times New Roman" w:hAnsi="Times New Roman" w:cs="Times New Roman"/>
-        </w:rPr>
-        <w:t>Turnover explains the costs exactly. R</w:t>
-      </w:r>
-      <w:r>
-        <w:rPr>
-          <w:rFonts w:ascii="Times New Roman" w:hAnsi="Times New Roman" w:cs="Times New Roman"/>
-        </w:rPr>
-        <w:t xml:space="preserve">econciliation of the costs deals with turns, DV01, and </w:t>
-      </w:r>
-      <w:r>
-        <w:rPr>
-          <w:rFonts w:ascii="Times New Roman" w:hAnsi="Times New Roman" w:cs="Times New Roman"/>
-        </w:rPr>
-        <w:t>1-way</w:t>
-      </w:r>
-      <w:r>
-        <w:rPr>
-          <w:rFonts w:ascii="Times New Roman" w:hAnsi="Times New Roman" w:cs="Times New Roman"/>
-        </w:rPr>
-        <w:t xml:space="preserve"> costs. In this way, you can take 19.8 turns x 284,000 gross DV01 x 0.44bp to arrive at the 2.47% capital per year. </w:t>
+        <w:t>+0.13).</w:t>
+      </w:r>
+    </w:p>
+    <w:p>
+      <w:pPr>
+        <w:spacing w:after="0"/>
+        <w:rPr>
+          <w:rFonts w:ascii="Times New Roman" w:hAnsi="Times New Roman" w:cs="Times New Roman"/>
+        </w:rPr>
+      </w:pPr>
+    </w:p>
+    <w:p>
+      <w:pPr>
+        <w:rPr>
+          <w:rFonts w:ascii="Times New Roman" w:hAnsi="Times New Roman" w:cs="Times New Roman"/>
+        </w:rPr>
+      </w:pPr>
+      <w:r>
+        <w:rPr>
+          <w:rFonts w:ascii="Times New Roman" w:hAnsi="Times New Roman" w:cs="Times New Roman"/>
+        </w:rPr>
+        <w:t xml:space="preserve">63% of the variance of the daily gross P&amp;L is the exposure to the front-end, so the book is closer to a duration timer than it is to a relative value trade. In fact, for the gross P&amp;L, the level exposure earned 0.05% of capital per year, where the rest lost 0.77%. The level sleeves earn +0.22% per year gross and </w:t>
+      </w:r>
+      <w:r>
+        <w:rPr>
+          <w:rFonts w:ascii="Times New Roman" w:hAnsi="Times New Roman" w:cs="Times New Roman"/>
+        </w:rPr>
+        <w:t>−</w:t>
+      </w:r>
+      <w:r>
+        <w:rPr>
+          <w:rFonts w:ascii="Times New Roman" w:hAnsi="Times New Roman" w:cs="Times New Roman"/>
+        </w:rPr>
+        <w:t>1.20% net; costs (1.43%) alone turn the level negative</w:t>
+      </w:r>
+      <w:r>
+        <w:rPr>
+          <w:rFonts w:ascii="Times New Roman" w:hAnsi="Times New Roman" w:cs="Times New Roman"/>
+        </w:rPr>
+        <w:t xml:space="preserve"> (</w:t>
+      </w:r>
+      <w:r>
+        <w:rPr>
+          <w:rFonts w:ascii="Times New Roman" w:hAnsi="Times New Roman" w:cs="Times New Roman"/>
+        </w:rPr>
+        <w:fldChar w:fldCharType="begin"/>
+      </w:r>
+      <w:r>
+        <w:rPr>
+          <w:rFonts w:ascii="Times New Roman" w:hAnsi="Times New Roman" w:cs="Times New Roman"/>
+        </w:rPr>
+        <w:instrText xml:space="preserve"> REF _Ref242040141 \h </w:instrText>
+      </w:r>
+      <w:r>
+        <w:rPr>
+          <w:rFonts w:ascii="Times New Roman" w:hAnsi="Times New Roman" w:cs="Times New Roman"/>
+        </w:rPr>
+      </w:r>
+      <w:r>
+        <w:rPr>
+          <w:rFonts w:ascii="Times New Roman" w:hAnsi="Times New Roman" w:cs="Times New Roman"/>
+        </w:rPr>
+        <w:fldChar w:fldCharType="separate"/>
+      </w:r>
+      <w:r>
+        <w:rPr>
+          <w:b/>
+        </w:rPr>
+        <w:t xml:space="preserve">Figure </w:t>
+      </w:r>
+      <w:r>
+        <w:rPr>
+          <w:noProof/>
+        </w:rPr>
+        <w:t>9</w:t>
+      </w:r>
+      <w:r>
+        <w:rPr>
+          <w:rFonts w:ascii="Times New Roman" w:hAnsi="Times New Roman" w:cs="Times New Roman"/>
+        </w:rPr>
+        <w:fldChar w:fldCharType="end"/>
+      </w:r>
+      <w:r>
+        <w:rPr>
+          <w:rFonts w:ascii="Times New Roman" w:hAnsi="Times New Roman" w:cs="Times New Roman"/>
+        </w:rPr>
+        <w:t>)</w:t>
+      </w:r>
+      <w:r>
+        <w:rPr>
+          <w:rFonts w:ascii="Times New Roman" w:hAnsi="Times New Roman" w:cs="Times New Roman"/>
+        </w:rPr>
+        <w:t xml:space="preserve">. </w:t>
+      </w:r>
+      <w:r>
+        <w:rPr>
+          <w:rFonts w:ascii="Times New Roman" w:hAnsi="Times New Roman" w:cs="Times New Roman"/>
+        </w:rPr>
+        <w:t>The risk is the level’s; the loss is the rest’s.</w:t>
       </w:r>
     </w:p>
     <w:p>
@@ -4994,7 +6637,360 @@
           <w:noProof/>
         </w:rPr>
         <w:drawing>
-          <wp:inline distT="0" distB="0" distL="0" distR="0" wp14:anchorId="0B2729C5" wp14:editId="014CE3B6">
+          <wp:inline distT="0" distB="0" distL="0" distR="0" wp14:anchorId="78F3D44D" wp14:editId="3D24802A">
+            <wp:extent cx="3931920" cy="2614308"/>
+            <wp:effectExtent l="0" t="0" r="0" b="0"/>
+            <wp:docPr id="3001" name="Picture 3001"/>
+            <wp:cNvGraphicFramePr>
+              <a:graphicFrameLocks xmlns:a="http://schemas.openxmlformats.org/drawingml/2006/main" noChangeAspect="1"/>
+            </wp:cNvGraphicFramePr>
+            <a:graphic xmlns:a="http://schemas.openxmlformats.org/drawingml/2006/main">
+              <a:graphicData uri="http://schemas.openxmlformats.org/drawingml/2006/picture">
+                <pic:pic xmlns:pic="http://schemas.openxmlformats.org/drawingml/2006/picture">
+                  <pic:nvPicPr>
+                    <pic:cNvPr id="3001" name="Picture 3001"/>
+                    <pic:cNvPicPr/>
+                  </pic:nvPicPr>
+                  <pic:blipFill>
+                    <a:blip r:embed="rId16" cstate="print">
+                      <a:extLst>
+                        <a:ext uri="{28A0092B-C50C-407E-A947-70E740481C1C}">
+                          <a14:useLocalDpi xmlns:a14="http://schemas.microsoft.com/office/drawing/2010/main" val="0"/>
+                        </a:ext>
+                      </a:extLst>
+                    </a:blip>
+                    <a:stretch>
+                      <a:fillRect/>
+                    </a:stretch>
+                  </pic:blipFill>
+                  <pic:spPr>
+                    <a:xfrm>
+                      <a:off x="0" y="0"/>
+                      <a:ext cx="3931920" cy="2614308"/>
+                    </a:xfrm>
+                    <a:prstGeom prst="rect">
+                      <a:avLst/>
+                    </a:prstGeom>
+                  </pic:spPr>
+                </pic:pic>
+              </a:graphicData>
+            </a:graphic>
+          </wp:inline>
+        </w:drawing>
+      </w:r>
+    </w:p>
+    <w:p>
+      <w:pPr>
+        <w:pStyle w:val="Caption"/>
+      </w:pPr>
+      <w:bookmarkStart w:id="10" w:name="_Ref242040141"/>
+      <w:r>
+        <w:rPr>
+          <w:b/>
+          <w:i w:val="0"/>
+        </w:rPr>
+        <w:t xml:space="preserve">Figure </w:t>
+      </w:r>
+      <w:fldSimple w:instr=" SEQ Figure \* ARABIC ">
+        <w:r>
+          <w:rPr>
+            <w:noProof/>
+          </w:rPr>
+          <w:t>9</w:t>
+        </w:r>
+      </w:fldSimple>
+      <w:bookmarkEnd w:id="10"/>
+      <w:r>
+        <w:rPr>
+          <w:b/>
+          <w:i w:val="0"/>
+        </w:rPr>
+        <w:t xml:space="preserve">. </w:t>
+      </w:r>
+      <w:r>
+        <w:t>Net equity by component: level, slope and cross-country, with the book gross and net.</w:t>
+      </w:r>
+    </w:p>
+    <w:p>
+      <w:pPr>
+        <w:spacing w:after="0"/>
+        <w:rPr>
+          <w:rFonts w:ascii="Times New Roman" w:hAnsi="Times New Roman" w:cs="Times New Roman"/>
+        </w:rPr>
+      </w:pPr>
+    </w:p>
+    <w:p>
+      <w:pPr>
+        <w:pStyle w:val="Heading2"/>
+      </w:pPr>
+      <w:r>
+        <w:t>Reaction</w:t>
+      </w:r>
+    </w:p>
+    <w:p>
+      <w:pPr>
+        <w:rPr>
+          <w:rFonts w:ascii="Times New Roman" w:hAnsi="Times New Roman" w:cs="Times New Roman"/>
+        </w:rPr>
+      </w:pPr>
+      <w:r>
+        <w:rPr>
+          <w:rFonts w:ascii="Times New Roman" w:hAnsi="Times New Roman" w:cs="Times New Roman"/>
+        </w:rPr>
+        <w:t>Nothing</w:t>
+      </w:r>
+      <w:r>
+        <w:rPr>
+          <w:rFonts w:ascii="Times New Roman" w:hAnsi="Times New Roman" w:cs="Times New Roman"/>
+        </w:rPr>
+        <w:t xml:space="preserve"> was re-tuned in response. The hysteresis pair</w:t>
+      </w:r>
+      <w:r>
+        <w:rPr>
+          <w:rFonts w:ascii="Times New Roman" w:hAnsi="Times New Roman" w:cs="Times New Roman"/>
+        </w:rPr>
+        <w:t xml:space="preserve"> was set in config before the grid ran. Similarly, the</w:t>
+      </w:r>
+      <w:r>
+        <w:rPr>
+          <w:rFonts w:ascii="Times New Roman" w:hAnsi="Times New Roman" w:cs="Times New Roman"/>
+        </w:rPr>
+        <w:t xml:space="preserve"> ELB treatment</w:t>
+      </w:r>
+      <w:r>
+        <w:rPr>
+          <w:rFonts w:ascii="Times New Roman" w:hAnsi="Times New Roman" w:cs="Times New Roman"/>
+        </w:rPr>
+        <w:t xml:space="preserve"> </w:t>
+      </w:r>
+      <w:r>
+        <w:rPr>
+          <w:rFonts w:ascii="Times New Roman" w:hAnsi="Times New Roman" w:cs="Times New Roman"/>
+        </w:rPr>
+        <w:t xml:space="preserve">and construction were fixed before the results. </w:t>
+      </w:r>
+    </w:p>
+    <w:p>
+      <w:pPr>
+        <w:pStyle w:val="Heading1"/>
+      </w:pPr>
+      <w:r>
+        <w:t>Costs, rolls and breakeven</w:t>
+      </w:r>
+    </w:p>
+    <w:p>
+      <w:pPr>
+        <w:pStyle w:val="Heading2"/>
+      </w:pPr>
+      <w:r>
+        <w:t>Costs and the roll</w:t>
+      </w:r>
+    </w:p>
+    <w:p>
+      <w:pPr>
+        <w:rPr>
+          <w:rFonts w:ascii="Times New Roman" w:hAnsi="Times New Roman" w:cs="Times New Roman"/>
+        </w:rPr>
+      </w:pPr>
+      <w:r>
+        <w:rPr>
+          <w:rFonts w:ascii="Times New Roman" w:hAnsi="Times New Roman" w:cs="Times New Roman"/>
+        </w:rPr>
+        <w:t>Turnover explains the costs exactly</w:t>
+      </w:r>
+      <w:r>
+        <w:rPr>
+          <w:rFonts w:ascii="Times New Roman" w:hAnsi="Times New Roman" w:cs="Times New Roman"/>
+        </w:rPr>
+        <w:t xml:space="preserve">: </w:t>
+      </w:r>
+      <w:r>
+        <w:rPr>
+          <w:rFonts w:ascii="Times New Roman" w:hAnsi="Times New Roman" w:cs="Times New Roman"/>
+        </w:rPr>
+        <w:t>19.8 turns a year × 284k per bp of mean gross DV01 × 0.44bp one way = 2.47% of capital a year</w:t>
+      </w:r>
+      <w:r>
+        <w:rPr>
+          <w:rFonts w:ascii="Times New Roman" w:hAnsi="Times New Roman" w:cs="Times New Roman"/>
+        </w:rPr>
+        <w:t>, the cost charged</w:t>
+      </w:r>
+      <w:r>
+        <w:rPr>
+          <w:rFonts w:ascii="Times New Roman" w:hAnsi="Times New Roman" w:cs="Times New Roman"/>
+        </w:rPr>
+        <w:t xml:space="preserve">. </w:t>
+      </w:r>
+    </w:p>
+    <w:p>
+      <w:pPr>
+        <w:rPr>
+          <w:rFonts w:ascii="Times New Roman" w:hAnsi="Times New Roman" w:cs="Times New Roman"/>
+        </w:rPr>
+      </w:pPr>
+      <w:r>
+        <w:rPr>
+          <w:rFonts w:ascii="Times New Roman" w:hAnsi="Times New Roman" w:cs="Times New Roman"/>
+        </w:rPr>
+        <w:t>Maintenance is 46%</w:t>
+      </w:r>
+      <w:r>
+        <w:rPr>
+          <w:rFonts w:ascii="Times New Roman" w:hAnsi="Times New Roman" w:cs="Times New Roman"/>
+        </w:rPr>
+        <w:t xml:space="preserve"> of the cost</w:t>
+      </w:r>
+      <w:r>
+        <w:rPr>
+          <w:rFonts w:ascii="Times New Roman" w:hAnsi="Times New Roman" w:cs="Times New Roman"/>
+        </w:rPr>
+        <w:t xml:space="preserve">. Rolls alone </w:t>
+      </w:r>
+      <w:r>
+        <w:rPr>
+          <w:rFonts w:ascii="Times New Roman" w:hAnsi="Times New Roman" w:cs="Times New Roman"/>
+        </w:rPr>
+        <w:t>are</w:t>
+      </w:r>
+      <w:r>
+        <w:rPr>
+          <w:rFonts w:ascii="Times New Roman" w:hAnsi="Times New Roman" w:cs="Times New Roman"/>
+        </w:rPr>
+        <w:t xml:space="preserve"> 33%</w:t>
+      </w:r>
+      <w:r>
+        <w:rPr>
+          <w:rFonts w:ascii="Times New Roman" w:hAnsi="Times New Roman" w:cs="Times New Roman"/>
+        </w:rPr>
+        <w:t>, and they are forced: each outright trades the 4</w:t>
+      </w:r>
+      <w:r>
+        <w:rPr>
+          <w:rFonts w:ascii="Times New Roman" w:hAnsi="Times New Roman" w:cs="Times New Roman"/>
+          <w:vertAlign w:val="superscript"/>
+        </w:rPr>
+        <w:t>th</w:t>
+      </w:r>
+      <w:r>
+        <w:rPr>
+          <w:rFonts w:ascii="Times New Roman" w:hAnsi="Times New Roman" w:cs="Times New Roman"/>
+        </w:rPr>
+        <w:t xml:space="preserve"> meeting ahead, so every time a meeting passes the position moves to a new contract. </w:t>
+      </w:r>
+      <w:r>
+        <w:rPr>
+          <w:rFonts w:ascii="Times New Roman" w:hAnsi="Times New Roman" w:cs="Times New Roman"/>
+        </w:rPr>
+        <w:t>The par legs are also re-struck every quarter (13%)</w:t>
+      </w:r>
+      <w:r>
+        <w:rPr>
+          <w:rFonts w:ascii="Times New Roman" w:hAnsi="Times New Roman" w:cs="Times New Roman"/>
+        </w:rPr>
+        <w:t>.</w:t>
+      </w:r>
+    </w:p>
+    <w:p>
+      <w:pPr>
+        <w:rPr>
+          <w:rFonts w:ascii="Times New Roman" w:hAnsi="Times New Roman" w:cs="Times New Roman"/>
+        </w:rPr>
+      </w:pPr>
+      <w:r>
+        <w:rPr>
+          <w:rFonts w:ascii="Times New Roman" w:hAnsi="Times New Roman" w:cs="Times New Roman"/>
+        </w:rPr>
+        <w:t xml:space="preserve">Gross is already </w:t>
+      </w:r>
+      <w:r>
+        <w:rPr>
+          <w:rFonts w:ascii="Times New Roman" w:hAnsi="Times New Roman" w:cs="Times New Roman"/>
+        </w:rPr>
+        <w:t>−</w:t>
+      </w:r>
+      <w:r>
+        <w:rPr>
+          <w:rFonts w:ascii="Times New Roman" w:hAnsi="Times New Roman" w:cs="Times New Roman"/>
+        </w:rPr>
+        <w:t>0.72% per year. No cost treatment makes the book pay</w:t>
+      </w:r>
+      <w:r>
+        <w:rPr>
+          <w:rFonts w:ascii="Times New Roman" w:hAnsi="Times New Roman" w:cs="Times New Roman"/>
+        </w:rPr>
+        <w:t xml:space="preserve"> (</w:t>
+      </w:r>
+      <w:r>
+        <w:rPr>
+          <w:rFonts w:ascii="Times New Roman" w:hAnsi="Times New Roman" w:cs="Times New Roman"/>
+        </w:rPr>
+        <w:fldChar w:fldCharType="begin"/>
+      </w:r>
+      <w:r>
+        <w:rPr>
+          <w:rFonts w:ascii="Times New Roman" w:hAnsi="Times New Roman" w:cs="Times New Roman"/>
+        </w:rPr>
+        <w:instrText xml:space="preserve"> REF _Ref242040140 \h </w:instrText>
+      </w:r>
+      <w:r>
+        <w:rPr>
+          <w:rFonts w:ascii="Times New Roman" w:hAnsi="Times New Roman" w:cs="Times New Roman"/>
+        </w:rPr>
+      </w:r>
+      <w:r>
+        <w:rPr>
+          <w:rFonts w:ascii="Times New Roman" w:hAnsi="Times New Roman" w:cs="Times New Roman"/>
+        </w:rPr>
+        <w:fldChar w:fldCharType="separate"/>
+      </w:r>
+      <w:r>
+        <w:rPr>
+          <w:b/>
+        </w:rPr>
+        <w:t xml:space="preserve">Figure </w:t>
+      </w:r>
+      <w:r>
+        <w:rPr>
+          <w:noProof/>
+        </w:rPr>
+        <w:t>10</w:t>
+      </w:r>
+      <w:r>
+        <w:rPr>
+          <w:rFonts w:ascii="Times New Roman" w:hAnsi="Times New Roman" w:cs="Times New Roman"/>
+        </w:rPr>
+        <w:fldChar w:fldCharType="end"/>
+      </w:r>
+      <w:r>
+        <w:rPr>
+          <w:rFonts w:ascii="Times New Roman" w:hAnsi="Times New Roman" w:cs="Times New Roman"/>
+        </w:rPr>
+        <w:t>)</w:t>
+      </w:r>
+      <w:r>
+        <w:rPr>
+          <w:rFonts w:ascii="Times New Roman" w:hAnsi="Times New Roman" w:cs="Times New Roman"/>
+        </w:rPr>
+        <w:t xml:space="preserve">. </w:t>
+      </w:r>
+    </w:p>
+    <w:p>
+      <w:pPr>
+        <w:keepNext/>
+        <w:spacing w:before="120" w:after="0"/>
+        <w:jc w:val="center"/>
+        <w:rPr>
+          <w:rFonts w:ascii="Times New Roman" w:hAnsi="Times New Roman" w:cs="Times New Roman"/>
+        </w:rPr>
+      </w:pPr>
+      <w:r>
+        <w:rPr>
+          <w:rFonts w:ascii="Times New Roman" w:hAnsi="Times New Roman" w:cs="Times New Roman"/>
+          <w:noProof/>
+        </w:rPr>
+        <w:drawing>
+          <wp:inline distT="0" distB="0" distL="0" distR="0" wp14:anchorId="5DEDFB4F" wp14:editId="0DCEDE7E">
             <wp:extent cx="3840480" cy="2598430"/>
             <wp:effectExtent l="0" t="0" r="0" b="0"/>
             <wp:docPr id="661110200" name="Picture 9"/>
@@ -5040,6 +7036,7 @@
       <w:pPr>
         <w:pStyle w:val="Caption"/>
       </w:pPr>
+      <w:bookmarkStart w:id="11" w:name="_Ref242040140"/>
       <w:r>
         <w:rPr>
           <w:b/>
@@ -5055,6 +7052,7 @@
           <w:t>10</w:t>
         </w:r>
       </w:fldSimple>
+      <w:bookmarkEnd w:id="11"/>
       <w:r>
         <w:rPr>
           <w:b/>
@@ -5063,53 +7061,38 @@
         <w:t xml:space="preserve">. </w:t>
       </w:r>
       <w:r>
-        <w:t>The book’s net Sharpe against the round-trip cost assumed.</w:t>
-      </w:r>
-    </w:p>
-    <w:p>
-      <w:pPr>
-        <w:rPr>
-          <w:rFonts w:ascii="Times New Roman" w:hAnsi="Times New Roman" w:cs="Times New Roman"/>
-        </w:rPr>
-      </w:pPr>
-      <w:r>
-        <w:rPr>
-          <w:rFonts w:ascii="Times New Roman" w:hAnsi="Times New Roman" w:cs="Times New Roman"/>
-        </w:rPr>
-        <w:t xml:space="preserve">Maintenance is a consistent and large piece of the cost, accounting for 46%. Rolls alone contributed to 33%. With </w:t>
-      </w:r>
-      <w:proofErr w:type="gramStart"/>
-      <w:r>
-        <w:rPr>
-          <w:rFonts w:ascii="Times New Roman" w:hAnsi="Times New Roman" w:cs="Times New Roman"/>
-        </w:rPr>
-        <w:t>rolls</w:t>
-      </w:r>
-      <w:proofErr w:type="gramEnd"/>
-      <w:r>
-        <w:rPr>
-          <w:rFonts w:ascii="Times New Roman" w:hAnsi="Times New Roman" w:cs="Times New Roman"/>
-        </w:rPr>
-        <w:t xml:space="preserve">, the actions are forced as each outright </w:t>
-      </w:r>
-      <w:r>
-        <w:rPr>
-          <w:rFonts w:ascii="Times New Roman" w:hAnsi="Times New Roman" w:cs="Times New Roman"/>
-        </w:rPr>
-        <w:t>trades the 4</w:t>
-      </w:r>
-      <w:r>
-        <w:rPr>
-          <w:rFonts w:ascii="Times New Roman" w:hAnsi="Times New Roman" w:cs="Times New Roman"/>
-          <w:vertAlign w:val="superscript"/>
-        </w:rPr>
-        <w:t>th</w:t>
-      </w:r>
-      <w:r>
-        <w:rPr>
-          <w:rFonts w:ascii="Times New Roman" w:hAnsi="Times New Roman" w:cs="Times New Roman"/>
-        </w:rPr>
-        <w:t xml:space="preserve"> meeting ahead, so every time a meeting passes the position moves to a new contract.</w:t>
+        <w:t>The book’s net Sharpe ratio against the round-trip cost assumed.</w:t>
+      </w:r>
+    </w:p>
+    <w:p>
+      <w:pPr>
+        <w:rPr>
+          <w:rFonts w:ascii="Times New Roman" w:hAnsi="Times New Roman" w:cs="Times New Roman"/>
+        </w:rPr>
+      </w:pPr>
+      <w:r>
+        <w:rPr>
+          <w:rFonts w:ascii="Times New Roman" w:hAnsi="Times New Roman" w:cs="Times New Roman"/>
+        </w:rPr>
+        <w:t>Even charging rolls at half price, which saves 0.40% (</w:t>
+      </w:r>
+      <w:r>
+        <w:rPr>
+          <w:rFonts w:ascii="Times New Roman" w:hAnsi="Times New Roman" w:cs="Times New Roman"/>
+        </w:rPr>
+        <w:t>−</w:t>
+      </w:r>
+      <w:r>
+        <w:rPr>
+          <w:rFonts w:ascii="Times New Roman" w:hAnsi="Times New Roman" w:cs="Times New Roman"/>
+        </w:rPr>
+        <w:t xml:space="preserve">3.19% </w:t>
+      </w:r>
+      <w:r>
+        <w:rPr>
+          <w:rFonts w:ascii="Times New Roman" w:hAnsi="Times New Roman" w:cs="Times New Roman"/>
+        </w:rPr>
+        <w:t>→</w:t>
       </w:r>
       <w:r>
         <w:rPr>
@@ -5117,13 +7100,36 @@
         </w:rPr>
         <w:t xml:space="preserve"> </w:t>
       </w:r>
+      <w:r>
+        <w:rPr>
+          <w:rFonts w:ascii="Times New Roman" w:hAnsi="Times New Roman" w:cs="Times New Roman"/>
+        </w:rPr>
+        <w:t>−</w:t>
+      </w:r>
+      <w:r>
+        <w:rPr>
+          <w:rFonts w:ascii="Times New Roman" w:hAnsi="Times New Roman" w:cs="Times New Roman"/>
+        </w:rPr>
+        <w:t xml:space="preserve">2.78%), </w:t>
+      </w:r>
+      <w:r>
+        <w:rPr>
+          <w:rFonts w:ascii="Times New Roman" w:hAnsi="Times New Roman" w:cs="Times New Roman"/>
+        </w:rPr>
+        <w:t>does not change the outcome</w:t>
+      </w:r>
+      <w:r>
+        <w:rPr>
+          <w:rFonts w:ascii="Times New Roman" w:hAnsi="Times New Roman" w:cs="Times New Roman"/>
+        </w:rPr>
+        <w:t>. There is no breakeven for the portfolio.</w:t>
+      </w:r>
     </w:p>
     <w:p>
       <w:pPr>
         <w:pStyle w:val="Heading2"/>
       </w:pPr>
       <w:r>
-        <w:lastRenderedPageBreak/>
         <w:t>Breakeven</w:t>
       </w:r>
     </w:p>
@@ -5142,7 +7148,7 @@
           <w:noProof/>
         </w:rPr>
         <w:drawing>
-          <wp:inline distT="0" distB="0" distL="0" distR="0" wp14:anchorId="15150214" wp14:editId="7C64F24A">
+          <wp:inline distT="0" distB="0" distL="0" distR="0" wp14:anchorId="15150214" wp14:editId="546A4DC9">
             <wp:extent cx="5486400" cy="2672208"/>
             <wp:effectExtent l="0" t="0" r="0" b="0"/>
             <wp:docPr id="2041468230" name="Picture 11"/>
@@ -5188,6 +7194,7 @@
       <w:pPr>
         <w:pStyle w:val="Caption"/>
       </w:pPr>
+      <w:bookmarkStart w:id="12" w:name="_Ref242040152"/>
       <w:r>
         <w:rPr>
           <w:b/>
@@ -5203,6 +7210,7 @@
           <w:t>11</w:t>
         </w:r>
       </w:fldSimple>
+      <w:bookmarkEnd w:id="12"/>
       <w:r>
         <w:rPr>
           <w:b/>
@@ -5215,51 +7223,84 @@
       </w:r>
     </w:p>
     <w:p>
-      <w:pPr>
-        <w:rPr>
-          <w:rFonts w:ascii="Times New Roman" w:hAnsi="Times New Roman" w:cs="Times New Roman"/>
-        </w:rPr>
-      </w:pPr>
-      <w:proofErr w:type="gramStart"/>
-      <w:r>
-        <w:rPr>
-          <w:rFonts w:ascii="Times New Roman" w:hAnsi="Times New Roman" w:cs="Times New Roman"/>
-        </w:rPr>
-        <w:t>In order for</w:t>
-      </w:r>
-      <w:proofErr w:type="gramEnd"/>
-      <w:r>
-        <w:rPr>
-          <w:rFonts w:ascii="Times New Roman" w:hAnsi="Times New Roman" w:cs="Times New Roman"/>
-        </w:rPr>
-        <w:t xml:space="preserve"> the book to </w:t>
-      </w:r>
-      <w:proofErr w:type="gramStart"/>
-      <w:r>
-        <w:rPr>
-          <w:rFonts w:ascii="Times New Roman" w:hAnsi="Times New Roman" w:cs="Times New Roman"/>
-        </w:rPr>
-        <w:t>net</w:t>
-      </w:r>
-      <w:proofErr w:type="gramEnd"/>
-      <w:r>
-        <w:rPr>
-          <w:rFonts w:ascii="Times New Roman" w:hAnsi="Times New Roman" w:cs="Times New Roman"/>
-        </w:rPr>
-        <w:t xml:space="preserve"> zero, the bets that the rules take need to overcome the costs less carry and roll. Unfortunately, that isn’t the case. They earned 1.36% per year against the required return of 4.55%. This is a significant shortfall and is a theme that crosses strategies, although to varying effects. </w:t>
-      </w:r>
-    </w:p>
-    <w:p>
-      <w:pPr>
-        <w:rPr>
-          <w:rFonts w:ascii="Times New Roman" w:hAnsi="Times New Roman" w:cs="Times New Roman"/>
-        </w:rPr>
-      </w:pPr>
-      <w:r>
-        <w:rPr>
-          <w:rFonts w:ascii="Times New Roman" w:hAnsi="Times New Roman" w:cs="Times New Roman"/>
-        </w:rPr>
-        <w:t>In fact, looking through sleeves, only GBP outright clears. It</w:t>
+      <w:r>
+        <w:rPr>
+          <w:rFonts w:ascii="Times New Roman" w:hAnsi="Times New Roman" w:cs="Times New Roman"/>
+        </w:rPr>
+        <w:fldChar w:fldCharType="begin"/>
+      </w:r>
+      <w:r>
+        <w:rPr>
+          <w:rFonts w:ascii="Times New Roman" w:hAnsi="Times New Roman" w:cs="Times New Roman"/>
+        </w:rPr>
+        <w:instrText xml:space="preserve"> REF _Ref242040152 \h </w:instrText>
+      </w:r>
+      <w:r>
+        <w:rPr>
+          <w:rFonts w:ascii="Times New Roman" w:hAnsi="Times New Roman" w:cs="Times New Roman"/>
+        </w:rPr>
+      </w:r>
+      <w:r>
+        <w:rPr>
+          <w:rFonts w:ascii="Times New Roman" w:hAnsi="Times New Roman" w:cs="Times New Roman"/>
+        </w:rPr>
+        <w:fldChar w:fldCharType="separate"/>
+      </w:r>
+      <w:r>
+        <w:rPr>
+          <w:b/>
+        </w:rPr>
+        <w:t xml:space="preserve">Figure </w:t>
+      </w:r>
+      <w:r>
+        <w:rPr>
+          <w:noProof/>
+        </w:rPr>
+        <w:t>11</w:t>
+      </w:r>
+      <w:r>
+        <w:rPr>
+          <w:rFonts w:ascii="Times New Roman" w:hAnsi="Times New Roman" w:cs="Times New Roman"/>
+        </w:rPr>
+        <w:fldChar w:fldCharType="end"/>
+      </w:r>
+      <w:r>
+        <w:rPr>
+          <w:rFonts w:ascii="Times New Roman" w:hAnsi="Times New Roman" w:cs="Times New Roman"/>
+        </w:rPr>
+        <w:t xml:space="preserve"> shows that carry and roll ran against 53% of the signals, and those signals didn’t earn less. The right but bleeding moniker best applies to GBP outrights and USD 2s10s. For others, such as USD outright and GBP 2s10s, they are wrong and bleeding. GBP – USD 2y collected carry but was wrong on the rate. </w:t>
+      </w:r>
+    </w:p>
+    <w:p>
+      <w:pPr>
+        <w:rPr>
+          <w:rFonts w:ascii="Times New Roman" w:hAnsi="Times New Roman" w:cs="Times New Roman"/>
+        </w:rPr>
+      </w:pPr>
+      <w:r>
+        <w:rPr>
+          <w:rFonts w:ascii="Times New Roman" w:hAnsi="Times New Roman" w:cs="Times New Roman"/>
+        </w:rPr>
+        <w:t xml:space="preserve">To net zero, the rate calls must pay the costs less carry and roll. They earned +1.36% a year against +4.55% needed: 3.3 times short. </w:t>
+      </w:r>
+    </w:p>
+    <w:p>
+      <w:pPr>
+        <w:rPr>
+          <w:rFonts w:ascii="Times New Roman" w:hAnsi="Times New Roman" w:cs="Times New Roman"/>
+        </w:rPr>
+      </w:pPr>
+      <w:r>
+        <w:rPr>
+          <w:rFonts w:ascii="Times New Roman" w:hAnsi="Times New Roman" w:cs="Times New Roman"/>
+        </w:rPr>
+        <w:t>Only</w:t>
+      </w:r>
+      <w:r>
+        <w:rPr>
+          <w:rFonts w:ascii="Times New Roman" w:hAnsi="Times New Roman" w:cs="Times New Roman"/>
+        </w:rPr>
+        <w:t xml:space="preserve"> GBP outright clears. It</w:t>
       </w:r>
       <w:r>
         <w:rPr>
@@ -5311,28 +7352,6 @@
       </w:r>
     </w:p>
     <w:p>
-      <w:r>
-        <w:rPr>
-          <w:rFonts w:ascii="Times New Roman" w:hAnsi="Times New Roman" w:cs="Times New Roman"/>
-        </w:rPr>
-        <w:t xml:space="preserve">The figure shows that carry and roll ran against 53% of the signals. The right but bleeding moniker best applies to GBP </w:t>
-      </w:r>
-      <w:proofErr w:type="spellStart"/>
-      <w:r>
-        <w:rPr>
-          <w:rFonts w:ascii="Times New Roman" w:hAnsi="Times New Roman" w:cs="Times New Roman"/>
-        </w:rPr>
-        <w:t>outrights</w:t>
-      </w:r>
-      <w:proofErr w:type="spellEnd"/>
-      <w:r>
-        <w:rPr>
-          <w:rFonts w:ascii="Times New Roman" w:hAnsi="Times New Roman" w:cs="Times New Roman"/>
-        </w:rPr>
-        <w:t xml:space="preserve"> and USD 2s10s. For others, such as USD outright and GBP 2s10s, they are wrong and bleeding. Only GBP – USD 2y collected carry. </w:t>
-      </w:r>
-    </w:p>
-    <w:p>
       <w:pPr>
         <w:pStyle w:val="Heading1"/>
       </w:pPr>
@@ -5350,7 +7369,177 @@
         <w:rPr>
           <w:rFonts w:ascii="Times New Roman" w:hAnsi="Times New Roman" w:cs="Times New Roman"/>
         </w:rPr>
-        <w:t>One of the tested beliefs was the carry filter.</w:t>
+        <w:t>The carry filter was specified in advance as a diagnostic</w:t>
+      </w:r>
+      <w:r>
+        <w:rPr>
+          <w:rFonts w:ascii="Times New Roman" w:hAnsi="Times New Roman" w:cs="Times New Roman"/>
+        </w:rPr>
+        <w:t xml:space="preserve">. </w:t>
+      </w:r>
+      <w:r>
+        <w:rPr>
+          <w:rFonts w:ascii="Times New Roman" w:hAnsi="Times New Roman" w:cs="Times New Roman"/>
+        </w:rPr>
+        <w:t xml:space="preserve">At each entry it asks whether the expected quarter (the share of the gap that has historically closed, plus carry and roll on the rest) is below zero and skips the entry if so. It skips 16 of 104 entries (15%). That lifts the book's net Sharpe </w:t>
+      </w:r>
+      <w:r>
+        <w:rPr>
+          <w:rFonts w:ascii="Times New Roman" w:hAnsi="Times New Roman" w:cs="Times New Roman"/>
+        </w:rPr>
+        <w:t xml:space="preserve">ratio </w:t>
+      </w:r>
+      <w:r>
+        <w:rPr>
+          <w:rFonts w:ascii="Times New Roman" w:hAnsi="Times New Roman" w:cs="Times New Roman"/>
+        </w:rPr>
+        <w:t xml:space="preserve">from −0.61 to −0.51 on the common sample, +0.10 with a paired SE of 0.05. </w:t>
+      </w:r>
+      <w:r>
+        <w:rPr>
+          <w:rFonts w:ascii="Times New Roman" w:hAnsi="Times New Roman" w:cs="Times New Roman"/>
+        </w:rPr>
+        <w:t>T</w:t>
+      </w:r>
+      <w:r>
+        <w:rPr>
+          <w:rFonts w:ascii="Times New Roman" w:hAnsi="Times New Roman" w:cs="Times New Roman"/>
+        </w:rPr>
+        <w:t>he effect is statistically real, about two paired SEs, and economically irrelevant</w:t>
+      </w:r>
+      <w:r>
+        <w:rPr>
+          <w:rFonts w:ascii="Times New Roman" w:hAnsi="Times New Roman" w:cs="Times New Roman"/>
+        </w:rPr>
+        <w:t xml:space="preserve">. </w:t>
+      </w:r>
+      <w:r>
+        <w:rPr>
+          <w:rFonts w:ascii="Times New Roman" w:hAnsi="Times New Roman" w:cs="Times New Roman"/>
+        </w:rPr>
+        <w:t>T</w:t>
+      </w:r>
+      <w:r>
+        <w:rPr>
+          <w:rFonts w:ascii="Times New Roman" w:hAnsi="Times New Roman" w:cs="Times New Roman"/>
+        </w:rPr>
+        <w:t>he book still loses, and the filter stays off in the headline.</w:t>
+      </w:r>
+    </w:p>
+    <w:p>
+      <w:pPr>
+        <w:pStyle w:val="Heading1"/>
+      </w:pPr>
+      <w:r>
+        <w:t>Robustness</w:t>
+      </w:r>
+    </w:p>
+    <w:p>
+      <w:pPr>
+        <w:rPr>
+          <w:rFonts w:ascii="Times New Roman" w:hAnsi="Times New Roman" w:cs="Times New Roman"/>
+        </w:rPr>
+      </w:pPr>
+      <w:r>
+        <w:rPr>
+          <w:rFonts w:ascii="Times New Roman" w:hAnsi="Times New Roman" w:cs="Times New Roman"/>
+        </w:rPr>
+        <w:t xml:space="preserve">No single choice turns the loss into a gain: across 13 rows the net Sharpe </w:t>
+      </w:r>
+      <w:r>
+        <w:rPr>
+          <w:rFonts w:ascii="Times New Roman" w:hAnsi="Times New Roman" w:cs="Times New Roman"/>
+        </w:rPr>
+        <w:t>r</w:t>
+      </w:r>
+      <w:r>
+        <w:rPr>
+          <w:rFonts w:ascii="Times New Roman" w:hAnsi="Times New Roman" w:cs="Times New Roman"/>
+        </w:rPr>
+        <w:t xml:space="preserve">atio runs from </w:t>
+      </w:r>
+      <w:r>
+        <w:rPr>
+          <w:rFonts w:ascii="Times New Roman" w:hAnsi="Times New Roman" w:cs="Times New Roman"/>
+        </w:rPr>
+        <w:t>−</w:t>
+      </w:r>
+      <w:r>
+        <w:rPr>
+          <w:rFonts w:ascii="Times New Roman" w:hAnsi="Times New Roman" w:cs="Times New Roman"/>
+        </w:rPr>
+        <w:t xml:space="preserve">0.70 to </w:t>
+      </w:r>
+      <w:r>
+        <w:rPr>
+          <w:rFonts w:ascii="Times New Roman" w:hAnsi="Times New Roman" w:cs="Times New Roman"/>
+        </w:rPr>
+        <w:t>−</w:t>
+      </w:r>
+      <w:r>
+        <w:rPr>
+          <w:rFonts w:ascii="Times New Roman" w:hAnsi="Times New Roman" w:cs="Times New Roman"/>
+        </w:rPr>
+        <w:t>0.29</w:t>
+      </w:r>
+      <w:r>
+        <w:rPr>
+          <w:rFonts w:ascii="Times New Roman" w:hAnsi="Times New Roman" w:cs="Times New Roman"/>
+        </w:rPr>
+        <w:t xml:space="preserve"> (</w:t>
+      </w:r>
+      <w:r>
+        <w:rPr>
+          <w:rFonts w:ascii="Times New Roman" w:hAnsi="Times New Roman" w:cs="Times New Roman"/>
+        </w:rPr>
+        <w:fldChar w:fldCharType="begin"/>
+      </w:r>
+      <w:r>
+        <w:rPr>
+          <w:rFonts w:ascii="Times New Roman" w:hAnsi="Times New Roman" w:cs="Times New Roman"/>
+        </w:rPr>
+        <w:instrText xml:space="preserve"> REF _Ref242040139 \h </w:instrText>
+      </w:r>
+      <w:r>
+        <w:rPr>
+          <w:rFonts w:ascii="Times New Roman" w:hAnsi="Times New Roman" w:cs="Times New Roman"/>
+        </w:rPr>
+      </w:r>
+      <w:r>
+        <w:rPr>
+          <w:rFonts w:ascii="Times New Roman" w:hAnsi="Times New Roman" w:cs="Times New Roman"/>
+        </w:rPr>
+        <w:fldChar w:fldCharType="separate"/>
+      </w:r>
+      <w:r>
+        <w:rPr>
+          <w:b/>
+        </w:rPr>
+        <w:t xml:space="preserve">Figure </w:t>
+      </w:r>
+      <w:r>
+        <w:rPr>
+          <w:noProof/>
+        </w:rPr>
+        <w:t>12</w:t>
+      </w:r>
+      <w:r>
+        <w:rPr>
+          <w:rFonts w:ascii="Times New Roman" w:hAnsi="Times New Roman" w:cs="Times New Roman"/>
+        </w:rPr>
+        <w:fldChar w:fldCharType="end"/>
+      </w:r>
+      <w:r>
+        <w:rPr>
+          <w:rFonts w:ascii="Times New Roman" w:hAnsi="Times New Roman" w:cs="Times New Roman"/>
+        </w:rPr>
+        <w:t>)</w:t>
+      </w:r>
+      <w:r>
+        <w:rPr>
+          <w:rFonts w:ascii="Times New Roman" w:hAnsi="Times New Roman" w:cs="Times New Roman"/>
+        </w:rPr>
+        <w:t>.</w:t>
       </w:r>
       <w:r>
         <w:rPr>
@@ -5362,168 +7551,37 @@
         <w:rPr>
           <w:rFonts w:ascii="Times New Roman" w:hAnsi="Times New Roman" w:cs="Times New Roman"/>
         </w:rPr>
-        <w:t>The filter screens bet to see if the expectation of holding the position is too significant for the expected return.</w:t>
+        <w:t xml:space="preserve">The aggregate hides the sleeve: GBP outright, </w:t>
+      </w:r>
+      <w:r>
+        <w:rPr>
+          <w:rFonts w:ascii="Times New Roman" w:hAnsi="Times New Roman" w:cs="Times New Roman"/>
+        </w:rPr>
+        <w:t>the one sleeve that earns in every row, falls from +0.67 to +0.13</w:t>
+      </w:r>
+      <w:r>
+        <w:rPr>
+          <w:rFonts w:ascii="Times New Roman" w:hAnsi="Times New Roman" w:cs="Times New Roman"/>
+        </w:rPr>
+        <w:t>–0.15 under estimated</w:t>
+      </w:r>
+      <w:r>
+        <w:rPr>
+          <w:rFonts w:ascii="Times New Roman" w:hAnsi="Times New Roman" w:cs="Times New Roman"/>
+        </w:rPr>
+        <w:t xml:space="preserve"> coefficients</w:t>
+      </w:r>
+      <w:r>
+        <w:rPr>
+          <w:rFonts w:ascii="Times New Roman" w:hAnsi="Times New Roman" w:cs="Times New Roman"/>
+        </w:rPr>
+        <w:t>.</w:t>
       </w:r>
       <w:r>
         <w:rPr>
           <w:rFonts w:ascii="Times New Roman" w:hAnsi="Times New Roman" w:cs="Times New Roman"/>
         </w:rPr>
         <w:t xml:space="preserve"> </w:t>
-      </w:r>
-      <w:r>
-        <w:rPr>
-          <w:rFonts w:ascii="Times New Roman" w:hAnsi="Times New Roman" w:cs="Times New Roman"/>
-        </w:rPr>
-        <w:t xml:space="preserve">In testing, </w:t>
-      </w:r>
-      <w:r>
-        <w:rPr>
-          <w:rFonts w:ascii="Times New Roman" w:hAnsi="Times New Roman" w:cs="Times New Roman"/>
-        </w:rPr>
-        <w:t>16</w:t>
-      </w:r>
-      <w:r>
-        <w:rPr>
-          <w:rFonts w:ascii="Times New Roman" w:hAnsi="Times New Roman" w:cs="Times New Roman"/>
-        </w:rPr>
-        <w:t xml:space="preserve"> of the 104 entries do just that,</w:t>
-      </w:r>
-      <w:r>
-        <w:rPr>
-          <w:rFonts w:ascii="Times New Roman" w:hAnsi="Times New Roman" w:cs="Times New Roman"/>
-        </w:rPr>
-        <w:t xml:space="preserve"> and if they are omitted then t</w:t>
-      </w:r>
-      <w:r>
-        <w:rPr>
-          <w:rFonts w:ascii="Times New Roman" w:hAnsi="Times New Roman" w:cs="Times New Roman"/>
-        </w:rPr>
-        <w:t xml:space="preserve">his improves the Sharpe Ratio of the book by 0.10. Although this doesn’t create a winning book, this is </w:t>
-      </w:r>
-      <w:r>
-        <w:rPr>
-          <w:rFonts w:ascii="Times New Roman" w:hAnsi="Times New Roman" w:cs="Times New Roman"/>
-        </w:rPr>
-        <w:t>an</w:t>
-      </w:r>
-      <w:r>
-        <w:rPr>
-          <w:rFonts w:ascii="Times New Roman" w:hAnsi="Times New Roman" w:cs="Times New Roman"/>
-        </w:rPr>
-        <w:t xml:space="preserve"> improvement to outcomes.</w:t>
-      </w:r>
-      <w:r>
-        <w:rPr>
-          <w:rFonts w:ascii="Times New Roman" w:hAnsi="Times New Roman" w:cs="Times New Roman"/>
-        </w:rPr>
-        <w:t xml:space="preserve"> The headline numbers do not include this filter.</w:t>
-      </w:r>
-    </w:p>
-    <w:p>
-      <w:pPr>
-        <w:pStyle w:val="Heading1"/>
-      </w:pPr>
-      <w:r>
-        <w:t>Robustness</w:t>
-      </w:r>
-    </w:p>
-    <w:p>
-      <w:pPr>
-        <w:rPr>
-          <w:rFonts w:ascii="Times New Roman" w:hAnsi="Times New Roman" w:cs="Times New Roman"/>
-        </w:rPr>
-      </w:pPr>
-      <w:r>
-        <w:rPr>
-          <w:rFonts w:ascii="Times New Roman" w:hAnsi="Times New Roman" w:cs="Times New Roman"/>
-        </w:rPr>
-        <w:t>Varying the strategy or choices does not change the outcomes of the study. In fact, the Sharpe Ratio remains well maintained at -0.70 to -0.29</w:t>
-      </w:r>
-      <w:r>
-        <w:rPr>
-          <w:rFonts w:ascii="Times New Roman" w:hAnsi="Times New Roman" w:cs="Times New Roman"/>
-        </w:rPr>
-        <w:t>. No single choice turns the loss into a gain: across 13 rows the net Sharpe Ratio runs from -0.70 to -0.29.</w:t>
-      </w:r>
-      <w:r>
-        <w:rPr>
-          <w:rFonts w:ascii="Times New Roman" w:hAnsi="Times New Roman" w:cs="Times New Roman"/>
-        </w:rPr>
-        <w:t xml:space="preserve"> Even focusing on the best performing choice, GBP </w:t>
-      </w:r>
-      <w:proofErr w:type="spellStart"/>
-      <w:r>
-        <w:rPr>
-          <w:rFonts w:ascii="Times New Roman" w:hAnsi="Times New Roman" w:cs="Times New Roman"/>
-        </w:rPr>
-        <w:t>outright’s</w:t>
-      </w:r>
-      <w:proofErr w:type="spellEnd"/>
-      <w:r>
-        <w:rPr>
-          <w:rFonts w:ascii="Times New Roman" w:hAnsi="Times New Roman" w:cs="Times New Roman"/>
-        </w:rPr>
-        <w:t xml:space="preserve"> sensitivity moves </w:t>
-      </w:r>
-      <w:r>
-        <w:rPr>
-          <w:rFonts w:ascii="Times New Roman" w:hAnsi="Times New Roman" w:cs="Times New Roman"/>
-        </w:rPr>
-        <w:t>Sharpe</w:t>
-      </w:r>
-      <w:r>
-        <w:rPr>
-          <w:rFonts w:ascii="Times New Roman" w:hAnsi="Times New Roman" w:cs="Times New Roman"/>
-        </w:rPr>
-        <w:t xml:space="preserve"> from </w:t>
-      </w:r>
-      <w:r>
-        <w:rPr>
-          <w:rFonts w:ascii="Times New Roman" w:hAnsi="Times New Roman" w:cs="Times New Roman"/>
-        </w:rPr>
-        <w:t>+</w:t>
-      </w:r>
-      <w:r>
-        <w:rPr>
-          <w:rFonts w:ascii="Times New Roman" w:hAnsi="Times New Roman" w:cs="Times New Roman"/>
-        </w:rPr>
-        <w:t>0.6</w:t>
-      </w:r>
-      <w:r>
-        <w:rPr>
-          <w:rFonts w:ascii="Times New Roman" w:hAnsi="Times New Roman" w:cs="Times New Roman"/>
-        </w:rPr>
-        <w:t>7</w:t>
-      </w:r>
-      <w:r>
-        <w:rPr>
-          <w:rFonts w:ascii="Times New Roman" w:hAnsi="Times New Roman" w:cs="Times New Roman"/>
-        </w:rPr>
-        <w:t xml:space="preserve"> to </w:t>
-      </w:r>
-      <w:r>
-        <w:rPr>
-          <w:rFonts w:ascii="Times New Roman" w:hAnsi="Times New Roman" w:cs="Times New Roman"/>
-        </w:rPr>
-        <w:t>+</w:t>
-      </w:r>
-      <w:r>
-        <w:rPr>
-          <w:rFonts w:ascii="Times New Roman" w:hAnsi="Times New Roman" w:cs="Times New Roman"/>
-        </w:rPr>
-        <w:t>0.1</w:t>
-      </w:r>
-      <w:r>
-        <w:rPr>
-          <w:rFonts w:ascii="Times New Roman" w:hAnsi="Times New Roman" w:cs="Times New Roman"/>
-        </w:rPr>
-        <w:t>3</w:t>
-      </w:r>
-      <w:r>
-        <w:rPr>
-          <w:rFonts w:ascii="Times New Roman" w:hAnsi="Times New Roman" w:cs="Times New Roman"/>
-        </w:rPr>
-        <w:t>.</w:t>
       </w:r>
     </w:p>
     <w:p>
@@ -5540,9 +7598,8 @@
           <w:rFonts w:ascii="Times New Roman" w:hAnsi="Times New Roman" w:cs="Times New Roman"/>
           <w:noProof/>
         </w:rPr>
-        <w:lastRenderedPageBreak/>
         <w:drawing>
-          <wp:inline distT="0" distB="0" distL="0" distR="0" wp14:anchorId="51C8140E" wp14:editId="3C935D09">
+          <wp:inline distT="0" distB="0" distL="0" distR="0" wp14:anchorId="51C8140E" wp14:editId="4D9B286A">
             <wp:extent cx="5120640" cy="3658128"/>
             <wp:effectExtent l="0" t="0" r="0" b="0"/>
             <wp:docPr id="548934470" name="Picture 12"/>
@@ -5588,6 +7645,7 @@
       <w:pPr>
         <w:pStyle w:val="Caption"/>
       </w:pPr>
+      <w:bookmarkStart w:id="13" w:name="_Ref242040139"/>
       <w:r>
         <w:rPr>
           <w:b/>
@@ -5603,6 +7661,7 @@
           <w:t>12</w:t>
         </w:r>
       </w:fldSimple>
+      <w:bookmarkEnd w:id="13"/>
       <w:r>
         <w:rPr>
           <w:b/>
@@ -5611,7 +7670,13 @@
         <w:t xml:space="preserve">. </w:t>
       </w:r>
       <w:r>
-        <w:t>The headline book’s net Sharpe with one choice at a time moved off the chosen specification.</w:t>
+        <w:t xml:space="preserve">The headline book’s net Sharpe </w:t>
+      </w:r>
+      <w:r>
+        <w:t xml:space="preserve">ratio </w:t>
+      </w:r>
+      <w:r>
+        <w:t>with one choice at a time moved off the chosen specification.</w:t>
       </w:r>
     </w:p>
     <w:p>
@@ -5619,6 +7684,39 @@
         <w:pStyle w:val="Heading1"/>
       </w:pPr>
       <w:r>
+        <w:t>Conclusion</w:t>
+      </w:r>
+    </w:p>
+    <w:p>
+      <w:pPr>
+        <w:rPr>
+          <w:rFonts w:ascii="Times New Roman" w:hAnsi="Times New Roman" w:cs="Times New Roman"/>
+        </w:rPr>
+      </w:pPr>
+      <w:r>
+        <w:rPr>
+          <w:rFonts w:ascii="Times New Roman" w:hAnsi="Times New Roman" w:cs="Times New Roman"/>
+        </w:rPr>
+        <w:t xml:space="preserve">The market prices the policy path below the Fed's published rule, in USD in every year from 2014 to 2026. Standardized, the gap doesn't forecast rate changes. In USD it points the wrong way, consistent with the Fed moving toward the market rather than the reverse. GBP outright forecasts, but its gain is concentrated in 2021–23 and depends on a hindsight r* and the coefficients, so it isn't claimed. </w:t>
+      </w:r>
+      <w:r>
+        <w:rPr>
+          <w:rFonts w:ascii="Times New Roman" w:hAnsi="Times New Roman" w:cs="Times New Roman"/>
+        </w:rPr>
+        <w:t>The book loses before costs.</w:t>
+      </w:r>
+      <w:r>
+        <w:rPr>
+          <w:rFonts w:ascii="Times New Roman" w:hAnsi="Times New Roman" w:cs="Times New Roman"/>
+        </w:rPr>
+        <w:t xml:space="preserve"> Costs, half of them maintenance the construction forces, make it worse. No single choice in the robustness grid, and not the carry filter, turns it positive. What would change this is mostly about GBP outright and a sign-flipped USD trade, which leads straight into the list that follows.</w:t>
+      </w:r>
+    </w:p>
+    <w:p>
+      <w:pPr>
+        <w:pStyle w:val="Heading1"/>
+      </w:pPr>
+      <w:r>
         <w:t>What would change my view</w:t>
       </w:r>
     </w:p>
@@ -5632,19 +7730,7 @@
         <w:rPr>
           <w:rFonts w:ascii="Times New Roman" w:hAnsi="Times New Roman" w:cs="Times New Roman"/>
         </w:rPr>
-        <w:t xml:space="preserve">There are several details that would change the paper’s view on this matter. </w:t>
-      </w:r>
-      <w:r>
-        <w:rPr>
-          <w:rFonts w:ascii="Times New Roman" w:hAnsi="Times New Roman" w:cs="Times New Roman"/>
-        </w:rPr>
-        <w:t xml:space="preserve">In no </w:t>
-      </w:r>
-      <w:r>
-        <w:rPr>
-          <w:rFonts w:ascii="Times New Roman" w:hAnsi="Times New Roman" w:cs="Times New Roman"/>
-        </w:rPr>
-        <w:t>order</w:t>
+        <w:t>Any of these would change my view</w:t>
       </w:r>
       <w:r>
         <w:rPr>
@@ -5688,6 +7774,59 @@
         </w:rPr>
         <w:t>Quote-based ZQ costs, or calendar-spread roll pricing, that turn GBP net clearly positive</w:t>
       </w:r>
+      <w:r>
+        <w:rPr>
+          <w:rFonts w:ascii="Times New Roman" w:hAnsi="Times New Roman" w:cs="Times New Roman"/>
+        </w:rPr>
+        <w:t xml:space="preserve"> (</w:t>
+      </w:r>
+      <w:r>
+        <w:rPr>
+          <w:rFonts w:ascii="Times New Roman" w:hAnsi="Times New Roman" w:cs="Times New Roman"/>
+        </w:rPr>
+        <w:fldChar w:fldCharType="begin"/>
+      </w:r>
+      <w:r>
+        <w:rPr>
+          <w:rFonts w:ascii="Times New Roman" w:hAnsi="Times New Roman" w:cs="Times New Roman"/>
+        </w:rPr>
+        <w:instrText xml:space="preserve"> REF _Ref242040138 \h </w:instrText>
+      </w:r>
+      <w:r>
+        <w:rPr>
+          <w:rFonts w:ascii="Times New Roman" w:hAnsi="Times New Roman" w:cs="Times New Roman"/>
+        </w:rPr>
+      </w:r>
+      <w:r>
+        <w:rPr>
+          <w:rFonts w:ascii="Times New Roman" w:hAnsi="Times New Roman" w:cs="Times New Roman"/>
+        </w:rPr>
+        <w:fldChar w:fldCharType="separate"/>
+      </w:r>
+      <w:r>
+        <w:rPr>
+          <w:b/>
+        </w:rPr>
+        <w:t xml:space="preserve">Figure </w:t>
+      </w:r>
+      <w:r>
+        <w:rPr>
+          <w:noProof/>
+        </w:rPr>
+        <w:t>13</w:t>
+      </w:r>
+      <w:r>
+        <w:rPr>
+          <w:rFonts w:ascii="Times New Roman" w:hAnsi="Times New Roman" w:cs="Times New Roman"/>
+        </w:rPr>
+        <w:fldChar w:fldCharType="end"/>
+      </w:r>
+      <w:r>
+        <w:rPr>
+          <w:rFonts w:ascii="Times New Roman" w:hAnsi="Times New Roman" w:cs="Times New Roman"/>
+        </w:rPr>
+        <w:t>)</w:t>
+      </w:r>
     </w:p>
     <w:p>
       <w:pPr>
@@ -5704,31 +7843,7 @@
         <w:rPr>
           <w:rFonts w:ascii="Times New Roman" w:hAnsi="Times New Roman" w:cs="Times New Roman"/>
         </w:rPr>
-        <w:t xml:space="preserve">A USD trade that has the sign flipped demonstrating that the </w:t>
-      </w:r>
-      <w:r>
-        <w:rPr>
-          <w:rFonts w:ascii="Times New Roman" w:hAnsi="Times New Roman" w:cs="Times New Roman"/>
-        </w:rPr>
-        <w:t>market</w:t>
-      </w:r>
-      <w:r>
-        <w:rPr>
-          <w:rFonts w:ascii="Times New Roman" w:hAnsi="Times New Roman" w:cs="Times New Roman"/>
-        </w:rPr>
-        <w:t xml:space="preserve"> leads the </w:t>
-      </w:r>
-      <w:r>
-        <w:rPr>
-          <w:rFonts w:ascii="Times New Roman" w:hAnsi="Times New Roman" w:cs="Times New Roman"/>
-        </w:rPr>
-        <w:t>Fed</w:t>
-      </w:r>
-      <w:r>
-        <w:rPr>
-          <w:rFonts w:ascii="Times New Roman" w:hAnsi="Times New Roman" w:cs="Times New Roman"/>
-        </w:rPr>
-        <w:t>, crucially registered before it is judged</w:t>
+        <w:t>A sign-flipped USD trade, betting that the market leads the Fed, that earns out of sample, registered before it is judged</w:t>
       </w:r>
     </w:p>
     <w:p>
@@ -5748,12 +7863,6 @@
         </w:rPr>
         <w:t>A more harmonized r* across currencies</w:t>
       </w:r>
-      <w:r>
-        <w:rPr>
-          <w:rFonts w:ascii="Times New Roman" w:hAnsi="Times New Roman" w:cs="Times New Roman"/>
-        </w:rPr>
-        <w:t xml:space="preserve"> or calendar-anchored signal which would remove the forced roll</w:t>
-      </w:r>
     </w:p>
     <w:p>
       <w:pPr>
@@ -5770,6 +7879,30 @@
         <w:rPr>
           <w:rFonts w:ascii="Times New Roman" w:hAnsi="Times New Roman" w:cs="Times New Roman"/>
         </w:rPr>
+        <w:t>C</w:t>
+      </w:r>
+      <w:r>
+        <w:rPr>
+          <w:rFonts w:ascii="Times New Roman" w:hAnsi="Times New Roman" w:cs="Times New Roman"/>
+        </w:rPr>
+        <w:t>alendar-anchored signal which would remove the forced roll</w:t>
+      </w:r>
+    </w:p>
+    <w:p>
+      <w:pPr>
+        <w:pStyle w:val="ListParagraph"/>
+        <w:numPr>
+          <w:ilvl w:val="0"/>
+          <w:numId w:val="3"/>
+        </w:numPr>
+        <w:rPr>
+          <w:rFonts w:ascii="Times New Roman" w:hAnsi="Times New Roman" w:cs="Times New Roman"/>
+        </w:rPr>
+      </w:pPr>
+      <w:r>
+        <w:rPr>
+          <w:rFonts w:ascii="Times New Roman" w:hAnsi="Times New Roman" w:cs="Times New Roman"/>
+        </w:rPr>
         <w:t>More currencies such as EUR or AUD</w:t>
       </w:r>
     </w:p>
@@ -5796,7 +7929,7 @@
         <w:rPr>
           <w:rFonts w:ascii="Times New Roman" w:hAnsi="Times New Roman" w:cs="Times New Roman"/>
         </w:rPr>
-        <w:t>GBP’s u* is a constant 4.5%, not a real-time estimate.</w:t>
+        <w:t>GBP r* is a hindsight constant (−1.6%, the 2009–26 average real Bank Rate)</w:t>
       </w:r>
     </w:p>
     <w:p>
@@ -5814,7 +7947,7 @@
         <w:rPr>
           <w:rFonts w:ascii="Times New Roman" w:hAnsi="Times New Roman" w:cs="Times New Roman"/>
         </w:rPr>
-        <w:t>There is no bid-offer data, ZQ’s cost is its tick</w:t>
+        <w:t>GBP u* is a constant 4.5%, not a real-time estimate</w:t>
       </w:r>
     </w:p>
     <w:p>
@@ -5832,7 +7965,7 @@
         <w:rPr>
           <w:rFonts w:ascii="Times New Roman" w:hAnsi="Times New Roman" w:cs="Times New Roman"/>
         </w:rPr>
-        <w:t>Settlements may be preliminary</w:t>
+        <w:t>UK labor data: LFS was suspended from October 2023 to January 2024</w:t>
       </w:r>
     </w:p>
     <w:p>
@@ -5850,19 +7983,7 @@
         <w:rPr>
           <w:rFonts w:ascii="Times New Roman" w:hAnsi="Times New Roman" w:cs="Times New Roman"/>
         </w:rPr>
-        <w:t>Only 2 currencies currently</w:t>
-      </w:r>
-      <w:r>
-        <w:rPr>
-          <w:rFonts w:ascii="Times New Roman" w:hAnsi="Times New Roman" w:cs="Times New Roman"/>
-        </w:rPr>
-        <w:t xml:space="preserve"> and</w:t>
-      </w:r>
-      <w:r>
-        <w:rPr>
-          <w:rFonts w:ascii="Times New Roman" w:hAnsi="Times New Roman" w:cs="Times New Roman"/>
-        </w:rPr>
-        <w:t xml:space="preserve"> 2 hiking cycles</w:t>
+        <w:t>First z’s after lift-off are standardized against a window that is mostly ELB sessions</w:t>
       </w:r>
     </w:p>
     <w:p>
@@ -5880,6 +8001,72 @@
         <w:rPr>
           <w:rFonts w:ascii="Times New Roman" w:hAnsi="Times New Roman" w:cs="Times New Roman"/>
         </w:rPr>
+        <w:t>There is no bid-offer data, ZQ’s cost is its tick</w:t>
+      </w:r>
+    </w:p>
+    <w:p>
+      <w:pPr>
+        <w:pStyle w:val="ListParagraph"/>
+        <w:numPr>
+          <w:ilvl w:val="0"/>
+          <w:numId w:val="2"/>
+        </w:numPr>
+        <w:rPr>
+          <w:rFonts w:ascii="Times New Roman" w:hAnsi="Times New Roman" w:cs="Times New Roman"/>
+        </w:rPr>
+      </w:pPr>
+      <w:r>
+        <w:rPr>
+          <w:rFonts w:ascii="Times New Roman" w:hAnsi="Times New Roman" w:cs="Times New Roman"/>
+        </w:rPr>
+        <w:t>Settlements may be preliminary</w:t>
+      </w:r>
+    </w:p>
+    <w:p>
+      <w:pPr>
+        <w:pStyle w:val="ListParagraph"/>
+        <w:numPr>
+          <w:ilvl w:val="0"/>
+          <w:numId w:val="2"/>
+        </w:numPr>
+        <w:rPr>
+          <w:rFonts w:ascii="Times New Roman" w:hAnsi="Times New Roman" w:cs="Times New Roman"/>
+        </w:rPr>
+      </w:pPr>
+      <w:r>
+        <w:rPr>
+          <w:rFonts w:ascii="Times New Roman" w:hAnsi="Times New Roman" w:cs="Times New Roman"/>
+        </w:rPr>
+        <w:t>Only 2 currencies currently</w:t>
+      </w:r>
+      <w:r>
+        <w:rPr>
+          <w:rFonts w:ascii="Times New Roman" w:hAnsi="Times New Roman" w:cs="Times New Roman"/>
+        </w:rPr>
+        <w:t xml:space="preserve"> and</w:t>
+      </w:r>
+      <w:r>
+        <w:rPr>
+          <w:rFonts w:ascii="Times New Roman" w:hAnsi="Times New Roman" w:cs="Times New Roman"/>
+        </w:rPr>
+        <w:t xml:space="preserve"> 2 hiking cycles</w:t>
+      </w:r>
+    </w:p>
+    <w:p>
+      <w:pPr>
+        <w:pStyle w:val="ListParagraph"/>
+        <w:numPr>
+          <w:ilvl w:val="0"/>
+          <w:numId w:val="2"/>
+        </w:numPr>
+        <w:rPr>
+          <w:rFonts w:ascii="Times New Roman" w:hAnsi="Times New Roman" w:cs="Times New Roman"/>
+        </w:rPr>
+      </w:pPr>
+      <w:r>
+        <w:rPr>
+          <w:rFonts w:ascii="Times New Roman" w:hAnsi="Times New Roman" w:cs="Times New Roman"/>
+        </w:rPr>
         <w:t>Overlapping windows inflate t-stats</w:t>
       </w:r>
     </w:p>
@@ -5888,7 +8075,229 @@
         <w:pStyle w:val="Heading1"/>
       </w:pPr>
       <w:r>
-        <w:lastRenderedPageBreak/>
+        <w:t>References</w:t>
+      </w:r>
+    </w:p>
+    <w:p>
+      <w:pPr>
+        <w:pStyle w:val="ListParagraph"/>
+        <w:numPr>
+          <w:ilvl w:val="0"/>
+          <w:numId w:val="2"/>
+        </w:numPr>
+        <w:rPr>
+          <w:rFonts w:ascii="Times New Roman" w:hAnsi="Times New Roman" w:cs="Times New Roman"/>
+        </w:rPr>
+      </w:pPr>
+      <w:r>
+        <w:rPr>
+          <w:rFonts w:ascii="Times New Roman" w:hAnsi="Times New Roman" w:cs="Times New Roman"/>
+        </w:rPr>
+        <w:t>T</w:t>
+      </w:r>
+      <w:r>
+        <w:rPr>
+          <w:rFonts w:ascii="Times New Roman" w:hAnsi="Times New Roman" w:cs="Times New Roman"/>
+        </w:rPr>
+        <w:t xml:space="preserve">aylor, J. B. (1993). "Discretion versus policy rules in practice." </w:t>
+      </w:r>
+      <w:r>
+        <w:rPr>
+          <w:rFonts w:ascii="Times New Roman" w:hAnsi="Times New Roman" w:cs="Times New Roman"/>
+          <w:i/>
+        </w:rPr>
+        <w:t>Carnegie-Rochester Conference Series on Public Policy</w:t>
+      </w:r>
+      <w:r>
+        <w:rPr>
+          <w:rFonts w:ascii="Times New Roman" w:hAnsi="Times New Roman" w:cs="Times New Roman"/>
+        </w:rPr>
+        <w:t xml:space="preserve"> 39: 195–214</w:t>
+      </w:r>
+    </w:p>
+    <w:p>
+      <w:pPr>
+        <w:pStyle w:val="ListParagraph"/>
+        <w:numPr>
+          <w:ilvl w:val="0"/>
+          <w:numId w:val="2"/>
+        </w:numPr>
+        <w:rPr>
+          <w:rFonts w:ascii="Times New Roman" w:hAnsi="Times New Roman" w:cs="Times New Roman"/>
+        </w:rPr>
+      </w:pPr>
+      <w:r>
+        <w:rPr>
+          <w:rFonts w:ascii="Times New Roman" w:hAnsi="Times New Roman" w:cs="Times New Roman"/>
+        </w:rPr>
+        <w:t xml:space="preserve">Board of Governors of the Federal Reserve System. </w:t>
+      </w:r>
+      <w:r>
+        <w:rPr>
+          <w:rFonts w:ascii="Times New Roman" w:hAnsi="Times New Roman" w:cs="Times New Roman"/>
+          <w:i/>
+        </w:rPr>
+        <w:t>Monetary Policy Report</w:t>
+      </w:r>
+      <w:r>
+        <w:rPr>
+          <w:rFonts w:ascii="Times New Roman" w:hAnsi="Times New Roman" w:cs="Times New Roman"/>
+        </w:rPr>
+        <w:t>, the section on monetary policy rules (the balanced-approach and inertial rules)</w:t>
+      </w:r>
+    </w:p>
+    <w:p>
+      <w:pPr>
+        <w:pStyle w:val="ListParagraph"/>
+        <w:numPr>
+          <w:ilvl w:val="0"/>
+          <w:numId w:val="2"/>
+        </w:numPr>
+        <w:rPr>
+          <w:rFonts w:ascii="Times New Roman" w:hAnsi="Times New Roman" w:cs="Times New Roman"/>
+        </w:rPr>
+      </w:pPr>
+      <w:r>
+        <w:rPr>
+          <w:rFonts w:ascii="Times New Roman" w:hAnsi="Times New Roman" w:cs="Times New Roman"/>
+        </w:rPr>
+        <w:t xml:space="preserve">Board of Governors of the Federal Reserve System. </w:t>
+      </w:r>
+      <w:r>
+        <w:rPr>
+          <w:rFonts w:ascii="Times New Roman" w:hAnsi="Times New Roman" w:cs="Times New Roman"/>
+          <w:i/>
+        </w:rPr>
+        <w:t>Summary of Economic Projections</w:t>
+      </w:r>
+      <w:r>
+        <w:rPr>
+          <w:rFonts w:ascii="Times New Roman" w:hAnsi="Times New Roman" w:cs="Times New Roman"/>
+        </w:rPr>
+        <w:t>, longer-run federal funds rate median, 2012–2026</w:t>
+      </w:r>
+    </w:p>
+    <w:p>
+      <w:pPr>
+        <w:pStyle w:val="ListParagraph"/>
+        <w:numPr>
+          <w:ilvl w:val="0"/>
+          <w:numId w:val="2"/>
+        </w:numPr>
+        <w:rPr>
+          <w:rFonts w:ascii="Times New Roman" w:hAnsi="Times New Roman" w:cs="Times New Roman"/>
+        </w:rPr>
+      </w:pPr>
+      <w:r>
+        <w:rPr>
+          <w:rFonts w:ascii="Times New Roman" w:hAnsi="Times New Roman" w:cs="Times New Roman"/>
+        </w:rPr>
+        <w:t xml:space="preserve">Holston, K., Laubach, T., and Williams, J. C. (2017). "Measuring the natural rate of interest: International trends and determinants." </w:t>
+      </w:r>
+      <w:r>
+        <w:rPr>
+          <w:rFonts w:ascii="Times New Roman" w:hAnsi="Times New Roman" w:cs="Times New Roman"/>
+          <w:i/>
+        </w:rPr>
+        <w:t>Journal of International Economics</w:t>
+      </w:r>
+      <w:r>
+        <w:rPr>
+          <w:rFonts w:ascii="Times New Roman" w:hAnsi="Times New Roman" w:cs="Times New Roman"/>
+        </w:rPr>
+        <w:t xml:space="preserve"> 108: S59–S75. Real-time estimates from the Federal Reserve Bank of New York</w:t>
+      </w:r>
+    </w:p>
+    <w:p>
+      <w:pPr>
+        <w:pStyle w:val="ListParagraph"/>
+        <w:numPr>
+          <w:ilvl w:val="0"/>
+          <w:numId w:val="2"/>
+        </w:numPr>
+        <w:rPr>
+          <w:rFonts w:ascii="Times New Roman" w:hAnsi="Times New Roman" w:cs="Times New Roman"/>
+        </w:rPr>
+      </w:pPr>
+      <w:r>
+        <w:rPr>
+          <w:rFonts w:ascii="Times New Roman" w:hAnsi="Times New Roman" w:cs="Times New Roman"/>
+        </w:rPr>
+        <w:t>Congressional Budget Office. Noncyclical rate of unemployment (FRED series NROU), real-time vintages via ALFRED, Federal Reserve Bank of St. Louis</w:t>
+      </w:r>
+    </w:p>
+    <w:p>
+      <w:pPr>
+        <w:pStyle w:val="ListParagraph"/>
+        <w:numPr>
+          <w:ilvl w:val="0"/>
+          <w:numId w:val="2"/>
+        </w:numPr>
+        <w:rPr>
+          <w:rFonts w:ascii="Times New Roman" w:hAnsi="Times New Roman" w:cs="Times New Roman"/>
+        </w:rPr>
+      </w:pPr>
+      <w:r>
+        <w:rPr>
+          <w:rFonts w:ascii="Times New Roman" w:hAnsi="Times New Roman" w:cs="Times New Roman"/>
+        </w:rPr>
+        <w:t xml:space="preserve">Bank of England. Yield curve data: OIS spot curve. And </w:t>
+      </w:r>
+      <w:r>
+        <w:rPr>
+          <w:rFonts w:ascii="Times New Roman" w:hAnsi="Times New Roman" w:cs="Times New Roman"/>
+          <w:i/>
+        </w:rPr>
+        <w:t>Monetary Policy Report</w:t>
+      </w:r>
+      <w:r>
+        <w:rPr>
+          <w:rFonts w:ascii="Times New Roman" w:hAnsi="Times New Roman" w:cs="Times New Roman"/>
+        </w:rPr>
+        <w:t>, market-implied conditioning paths</w:t>
+      </w:r>
+    </w:p>
+    <w:p>
+      <w:pPr>
+        <w:pStyle w:val="ListParagraph"/>
+        <w:numPr>
+          <w:ilvl w:val="0"/>
+          <w:numId w:val="2"/>
+        </w:numPr>
+        <w:rPr>
+          <w:rFonts w:ascii="Times New Roman" w:hAnsi="Times New Roman" w:cs="Times New Roman"/>
+        </w:rPr>
+      </w:pPr>
+      <w:r>
+        <w:rPr>
+          <w:rFonts w:ascii="Times New Roman" w:hAnsi="Times New Roman" w:cs="Times New Roman"/>
+        </w:rPr>
+        <w:t>Office for National Statistics. CPI 12-month rate (D7G7) and LFS unemployment rate (MGSX)</w:t>
+      </w:r>
+    </w:p>
+    <w:p>
+      <w:pPr>
+        <w:pStyle w:val="ListParagraph"/>
+        <w:numPr>
+          <w:ilvl w:val="0"/>
+          <w:numId w:val="2"/>
+        </w:numPr>
+        <w:rPr>
+          <w:rFonts w:ascii="Times New Roman" w:hAnsi="Times New Roman" w:cs="Times New Roman"/>
+        </w:rPr>
+      </w:pPr>
+      <w:r>
+        <w:rPr>
+          <w:rFonts w:ascii="Times New Roman" w:hAnsi="Times New Roman" w:cs="Times New Roman"/>
+        </w:rPr>
+        <w:t>CME Group. Contract specifications: 30-Day Federal Funds futures (ZQ) and One-Month SOFR futures (SR1)</w:t>
+      </w:r>
+    </w:p>
+    <w:p>
+      <w:pPr>
+        <w:pStyle w:val="Heading1"/>
+      </w:pPr>
+      <w:r>
         <w:t>Appendix</w:t>
       </w:r>
     </w:p>
@@ -5953,6 +8362,7 @@
       <w:pPr>
         <w:pStyle w:val="Caption"/>
       </w:pPr>
+      <w:bookmarkStart w:id="14" w:name="_Ref242040138"/>
       <w:r>
         <w:rPr>
           <w:b/>
@@ -5968,6 +8378,7 @@
           <w:t>13</w:t>
         </w:r>
       </w:fldSimple>
+      <w:bookmarkEnd w:id="14"/>
       <w:r>
         <w:rPr>
           <w:b/>
@@ -5976,7 +8387,13 @@
         <w:t xml:space="preserve">. </w:t>
       </w:r>
       <w:r>
-        <w:t>Net Sharpe against a uniform round-trip cost, by sleeve (the sum of the sleeves, not the book).</w:t>
+        <w:t xml:space="preserve">Net Sharpe </w:t>
+      </w:r>
+      <w:r>
+        <w:t xml:space="preserve">ratio </w:t>
+      </w:r>
+      <w:r>
+        <w:t>against a uniform round-trip cost, by sleeve (the sum of the sleeves, not the book).</w:t>
       </w:r>
     </w:p>
     <w:p>
